--- a/4.质量管理/1.流程制度规范类文件/JXTX-04-05-运维服务投诉管理制度.docx
+++ b/4.质量管理/1.流程制度规范类文件/JXTX-04-05-运维服务投诉管理制度.docx
@@ -21,7 +21,60 @@
         <w:spacing w:before="3120" w:beforeLines="1000"/>
         <w:textAlignment w:val="baseline"/>
       </w:pPr>
+      <w:bookmarkStart w:id="21" w:name="_GoBack"/>
       <w:bookmarkStart w:id="0" w:name="_Toc3166"/>
+      <w:r>
+        <w:drawing>
+          <wp:anchor distT="0" distB="0" distL="114300" distR="114300" simplePos="0" relativeHeight="251661312" behindDoc="1" locked="0" layoutInCell="1" allowOverlap="1">
+            <wp:simplePos x="0" y="0"/>
+            <wp:positionH relativeFrom="column">
+              <wp:posOffset>-19050</wp:posOffset>
+            </wp:positionH>
+            <wp:positionV relativeFrom="paragraph">
+              <wp:posOffset>-22225</wp:posOffset>
+            </wp:positionV>
+            <wp:extent cx="5304790" cy="8893810"/>
+            <wp:effectExtent l="0" t="0" r="13970" b="6350"/>
+            <wp:wrapNone/>
+            <wp:docPr id="1" name="图片 1"/>
+            <wp:cNvGraphicFramePr>
+              <a:graphicFrameLocks xmlns:a="http://schemas.openxmlformats.org/drawingml/2006/main" noChangeAspect="1"/>
+            </wp:cNvGraphicFramePr>
+            <a:graphic xmlns:a="http://schemas.openxmlformats.org/drawingml/2006/main">
+              <a:graphicData uri="http://schemas.openxmlformats.org/drawingml/2006/picture">
+                <pic:pic xmlns:pic="http://schemas.openxmlformats.org/drawingml/2006/picture">
+                  <pic:nvPicPr>
+                    <pic:cNvPr id="1" name="图片 1"/>
+                    <pic:cNvPicPr>
+                      <a:picLocks noChangeAspect="1"/>
+                    </pic:cNvPicPr>
+                  </pic:nvPicPr>
+                  <pic:blipFill>
+                    <a:blip r:embed="rId7"/>
+                    <a:stretch>
+                      <a:fillRect/>
+                    </a:stretch>
+                  </pic:blipFill>
+                  <pic:spPr>
+                    <a:xfrm>
+                      <a:off x="0" y="0"/>
+                      <a:ext cx="5304790" cy="8893810"/>
+                    </a:xfrm>
+                    <a:prstGeom prst="rect">
+                      <a:avLst/>
+                    </a:prstGeom>
+                    <a:noFill/>
+                    <a:ln>
+                      <a:noFill/>
+                    </a:ln>
+                  </pic:spPr>
+                </pic:pic>
+              </a:graphicData>
+            </a:graphic>
+          </wp:anchor>
+        </w:drawing>
+      </w:r>
+      <w:bookmarkEnd w:id="21"/>
       <w:r>
         <w:drawing>
           <wp:anchor distT="0" distB="0" distL="114300" distR="114300" simplePos="0" relativeHeight="251660288" behindDoc="1" locked="0" layoutInCell="1" allowOverlap="1">
@@ -49,7 +102,7 @@
                     </pic:cNvPicPr>
                   </pic:nvPicPr>
                   <pic:blipFill>
-                    <a:blip r:embed="rId7"/>
+                    <a:blip r:embed="rId8"/>
                     <a:stretch>
                       <a:fillRect/>
                     </a:stretch>
@@ -104,7 +157,7 @@
                     </pic:cNvPicPr>
                   </pic:nvPicPr>
                   <pic:blipFill>
-                    <a:blip r:embed="rId8">
+                    <a:blip r:embed="rId9">
                       <a:alphaModFix amt="58000"/>
                       <a:lum contrast="-52000"/>
                     </a:blip>
@@ -1919,8 +1972,6 @@
         <w:snapToGrid w:val="0"/>
         <w:textAlignment w:val="baseline"/>
       </w:pPr>
-      <w:bookmarkStart w:id="21" w:name="_GoBack"/>
-      <w:bookmarkEnd w:id="21"/>
       <w:r>
         <w:br w:type="page"/>
       </w:r>

--- a/4.质量管理/1.流程制度规范类文件/JXTX-04-05-运维服务投诉管理制度.docx
+++ b/4.质量管理/1.流程制度规范类文件/JXTX-04-05-运维服务投诉管理制度.docx
@@ -21,8 +21,7 @@
         <w:spacing w:before="3120" w:beforeLines="1000"/>
         <w:textAlignment w:val="baseline"/>
       </w:pPr>
-      <w:bookmarkStart w:id="21" w:name="_GoBack"/>
-      <w:bookmarkStart w:id="0" w:name="_Toc3166"/>
+      <w:bookmarkStart w:id="0" w:name="_Toc26036"/>
       <w:r>
         <w:drawing>
           <wp:anchor distT="0" distB="0" distL="114300" distR="114300" simplePos="0" relativeHeight="251661312" behindDoc="1" locked="0" layoutInCell="1" allowOverlap="1">
@@ -74,7 +73,6 @@
           </wp:anchor>
         </w:drawing>
       </w:r>
-      <w:bookmarkEnd w:id="21"/>
       <w:r>
         <w:drawing>
           <wp:anchor distT="0" distB="0" distL="114300" distR="114300" simplePos="0" relativeHeight="251660288" behindDoc="1" locked="0" layoutInCell="1" allowOverlap="1">
@@ -212,7 +210,7 @@
           <w:lang w:val="en-US" w:eastAsia="zh-CN"/>
         </w:rPr>
       </w:pPr>
-      <w:bookmarkStart w:id="1" w:name="_Toc1202"/>
+      <w:bookmarkStart w:id="1" w:name="_Toc6113"/>
       <w:r>
         <w:rPr>
           <w:rFonts w:hint="eastAsia"/>
@@ -2081,7 +2079,7 @@
               <w:rFonts w:hint="eastAsia" w:ascii="宋体" w:hAnsi="宋体" w:eastAsia="宋体" w:cs="宋体"/>
               <w:szCs w:val="24"/>
             </w:rPr>
-            <w:instrText xml:space="preserve"> HYPERLINK \l _Toc3166 </w:instrText>
+            <w:instrText xml:space="preserve"> HYPERLINK \l _Toc26036 </w:instrText>
           </w:r>
           <w:r>
             <w:rPr>
@@ -2104,7 +2102,7 @@
             <w:fldChar w:fldCharType="begin"/>
           </w:r>
           <w:r>
-            <w:instrText xml:space="preserve"> PAGEREF _Toc3166 \h </w:instrText>
+            <w:instrText xml:space="preserve"> PAGEREF _Toc26036 \h </w:instrText>
           </w:r>
           <w:r>
             <w:fldChar w:fldCharType="separate"/>
@@ -2142,7 +2140,7 @@
               <w:rFonts w:hint="eastAsia" w:ascii="宋体" w:hAnsi="宋体" w:eastAsia="宋体" w:cs="宋体"/>
               <w:szCs w:val="24"/>
             </w:rPr>
-            <w:instrText xml:space="preserve"> HYPERLINK \l _Toc1202 </w:instrText>
+            <w:instrText xml:space="preserve"> HYPERLINK \l _Toc6113 </w:instrText>
           </w:r>
           <w:r>
             <w:rPr>
@@ -2165,7 +2163,7 @@
             <w:fldChar w:fldCharType="begin"/>
           </w:r>
           <w:r>
-            <w:instrText xml:space="preserve"> PAGEREF _Toc1202 \h </w:instrText>
+            <w:instrText xml:space="preserve"> PAGEREF _Toc6113 \h </w:instrText>
           </w:r>
           <w:r>
             <w:fldChar w:fldCharType="separate"/>
@@ -2203,7 +2201,7 @@
               <w:rFonts w:hint="eastAsia" w:ascii="宋体" w:hAnsi="宋体" w:eastAsia="宋体" w:cs="宋体"/>
               <w:szCs w:val="24"/>
             </w:rPr>
-            <w:instrText xml:space="preserve"> HYPERLINK \l _Toc9864 </w:instrText>
+            <w:instrText xml:space="preserve"> HYPERLINK \l _Toc5614 </w:instrText>
           </w:r>
           <w:r>
             <w:rPr>
@@ -2226,7 +2224,7 @@
             <w:fldChar w:fldCharType="begin"/>
           </w:r>
           <w:r>
-            <w:instrText xml:space="preserve"> PAGEREF _Toc9864 \h </w:instrText>
+            <w:instrText xml:space="preserve"> PAGEREF _Toc5614 \h </w:instrText>
           </w:r>
           <w:r>
             <w:fldChar w:fldCharType="separate"/>
@@ -2264,7 +2262,7 @@
               <w:rFonts w:hint="eastAsia" w:ascii="宋体" w:hAnsi="宋体" w:eastAsia="宋体" w:cs="宋体"/>
               <w:szCs w:val="24"/>
             </w:rPr>
-            <w:instrText xml:space="preserve"> HYPERLINK \l _Toc16066 </w:instrText>
+            <w:instrText xml:space="preserve"> HYPERLINK \l _Toc25148 </w:instrText>
           </w:r>
           <w:r>
             <w:rPr>
@@ -2287,7 +2285,7 @@
             <w:fldChar w:fldCharType="begin"/>
           </w:r>
           <w:r>
-            <w:instrText xml:space="preserve"> PAGEREF _Toc16066 \h </w:instrText>
+            <w:instrText xml:space="preserve"> PAGEREF _Toc25148 \h </w:instrText>
           </w:r>
           <w:r>
             <w:fldChar w:fldCharType="separate"/>
@@ -2325,7 +2323,7 @@
               <w:rFonts w:hint="eastAsia" w:ascii="宋体" w:hAnsi="宋体" w:eastAsia="宋体" w:cs="宋体"/>
               <w:szCs w:val="24"/>
             </w:rPr>
-            <w:instrText xml:space="preserve"> HYPERLINK \l _Toc25172 </w:instrText>
+            <w:instrText xml:space="preserve"> HYPERLINK \l _Toc23905 </w:instrText>
           </w:r>
           <w:r>
             <w:rPr>
@@ -2348,7 +2346,7 @@
             <w:fldChar w:fldCharType="begin"/>
           </w:r>
           <w:r>
-            <w:instrText xml:space="preserve"> PAGEREF _Toc25172 \h </w:instrText>
+            <w:instrText xml:space="preserve"> PAGEREF _Toc23905 \h </w:instrText>
           </w:r>
           <w:r>
             <w:fldChar w:fldCharType="separate"/>
@@ -2386,7 +2384,7 @@
               <w:rFonts w:hint="eastAsia" w:ascii="宋体" w:hAnsi="宋体" w:eastAsia="宋体" w:cs="宋体"/>
               <w:szCs w:val="24"/>
             </w:rPr>
-            <w:instrText xml:space="preserve"> HYPERLINK \l _Toc17036 </w:instrText>
+            <w:instrText xml:space="preserve"> HYPERLINK \l _Toc29048 </w:instrText>
           </w:r>
           <w:r>
             <w:rPr>
@@ -2409,7 +2407,7 @@
             <w:fldChar w:fldCharType="begin"/>
           </w:r>
           <w:r>
-            <w:instrText xml:space="preserve"> PAGEREF _Toc17036 \h </w:instrText>
+            <w:instrText xml:space="preserve"> PAGEREF _Toc29048 \h </w:instrText>
           </w:r>
           <w:r>
             <w:fldChar w:fldCharType="separate"/>
@@ -2447,7 +2445,7 @@
               <w:rFonts w:hint="eastAsia" w:ascii="宋体" w:hAnsi="宋体" w:eastAsia="宋体" w:cs="宋体"/>
               <w:szCs w:val="24"/>
             </w:rPr>
-            <w:instrText xml:space="preserve"> HYPERLINK \l _Toc20999 </w:instrText>
+            <w:instrText xml:space="preserve"> HYPERLINK \l _Toc29582 </w:instrText>
           </w:r>
           <w:r>
             <w:rPr>
@@ -2470,7 +2468,7 @@
             <w:fldChar w:fldCharType="begin"/>
           </w:r>
           <w:r>
-            <w:instrText xml:space="preserve"> PAGEREF _Toc20999 \h </w:instrText>
+            <w:instrText xml:space="preserve"> PAGEREF _Toc29582 \h </w:instrText>
           </w:r>
           <w:r>
             <w:fldChar w:fldCharType="separate"/>
@@ -2508,7 +2506,7 @@
               <w:rFonts w:hint="eastAsia" w:ascii="宋体" w:hAnsi="宋体" w:eastAsia="宋体" w:cs="宋体"/>
               <w:szCs w:val="24"/>
             </w:rPr>
-            <w:instrText xml:space="preserve"> HYPERLINK \l _Toc8290 </w:instrText>
+            <w:instrText xml:space="preserve"> HYPERLINK \l _Toc1386 </w:instrText>
           </w:r>
           <w:r>
             <w:rPr>
@@ -2531,7 +2529,7 @@
             <w:fldChar w:fldCharType="begin"/>
           </w:r>
           <w:r>
-            <w:instrText xml:space="preserve"> PAGEREF _Toc8290 \h </w:instrText>
+            <w:instrText xml:space="preserve"> PAGEREF _Toc1386 \h </w:instrText>
           </w:r>
           <w:r>
             <w:fldChar w:fldCharType="separate"/>
@@ -2569,7 +2567,7 @@
               <w:rFonts w:hint="eastAsia" w:ascii="宋体" w:hAnsi="宋体" w:eastAsia="宋体" w:cs="宋体"/>
               <w:szCs w:val="24"/>
             </w:rPr>
-            <w:instrText xml:space="preserve"> HYPERLINK \l _Toc22366 </w:instrText>
+            <w:instrText xml:space="preserve"> HYPERLINK \l _Toc19946 </w:instrText>
           </w:r>
           <w:r>
             <w:rPr>
@@ -2592,7 +2590,7 @@
             <w:fldChar w:fldCharType="begin"/>
           </w:r>
           <w:r>
-            <w:instrText xml:space="preserve"> PAGEREF _Toc22366 \h </w:instrText>
+            <w:instrText xml:space="preserve"> PAGEREF _Toc19946 \h </w:instrText>
           </w:r>
           <w:r>
             <w:fldChar w:fldCharType="separate"/>
@@ -2630,7 +2628,7 @@
               <w:rFonts w:hint="eastAsia" w:ascii="宋体" w:hAnsi="宋体" w:eastAsia="宋体" w:cs="宋体"/>
               <w:szCs w:val="24"/>
             </w:rPr>
-            <w:instrText xml:space="preserve"> HYPERLINK \l _Toc17137 </w:instrText>
+            <w:instrText xml:space="preserve"> HYPERLINK \l _Toc26335 </w:instrText>
           </w:r>
           <w:r>
             <w:rPr>
@@ -2653,7 +2651,7 @@
             <w:fldChar w:fldCharType="begin"/>
           </w:r>
           <w:r>
-            <w:instrText xml:space="preserve"> PAGEREF _Toc17137 \h </w:instrText>
+            <w:instrText xml:space="preserve"> PAGEREF _Toc26335 \h </w:instrText>
           </w:r>
           <w:r>
             <w:fldChar w:fldCharType="separate"/>
@@ -2691,7 +2689,7 @@
               <w:rFonts w:hint="eastAsia" w:ascii="宋体" w:hAnsi="宋体" w:eastAsia="宋体" w:cs="宋体"/>
               <w:szCs w:val="24"/>
             </w:rPr>
-            <w:instrText xml:space="preserve"> HYPERLINK \l _Toc10900 </w:instrText>
+            <w:instrText xml:space="preserve"> HYPERLINK \l _Toc16015 </w:instrText>
           </w:r>
           <w:r>
             <w:rPr>
@@ -2714,7 +2712,7 @@
             <w:fldChar w:fldCharType="begin"/>
           </w:r>
           <w:r>
-            <w:instrText xml:space="preserve"> PAGEREF _Toc10900 \h </w:instrText>
+            <w:instrText xml:space="preserve"> PAGEREF _Toc16015 \h </w:instrText>
           </w:r>
           <w:r>
             <w:fldChar w:fldCharType="separate"/>
@@ -2752,7 +2750,7 @@
               <w:rFonts w:hint="eastAsia" w:ascii="宋体" w:hAnsi="宋体" w:eastAsia="宋体" w:cs="宋体"/>
               <w:szCs w:val="24"/>
             </w:rPr>
-            <w:instrText xml:space="preserve"> HYPERLINK \l _Toc8388 </w:instrText>
+            <w:instrText xml:space="preserve"> HYPERLINK \l _Toc8706 </w:instrText>
           </w:r>
           <w:r>
             <w:rPr>
@@ -2775,7 +2773,7 @@
             <w:fldChar w:fldCharType="begin"/>
           </w:r>
           <w:r>
-            <w:instrText xml:space="preserve"> PAGEREF _Toc8388 \h </w:instrText>
+            <w:instrText xml:space="preserve"> PAGEREF _Toc8706 \h </w:instrText>
           </w:r>
           <w:r>
             <w:fldChar w:fldCharType="separate"/>
@@ -2813,7 +2811,7 @@
               <w:rFonts w:hint="eastAsia" w:ascii="宋体" w:hAnsi="宋体" w:eastAsia="宋体" w:cs="宋体"/>
               <w:szCs w:val="24"/>
             </w:rPr>
-            <w:instrText xml:space="preserve"> HYPERLINK \l _Toc29276 </w:instrText>
+            <w:instrText xml:space="preserve"> HYPERLINK \l _Toc399 </w:instrText>
           </w:r>
           <w:r>
             <w:rPr>
@@ -2836,7 +2834,7 @@
             <w:fldChar w:fldCharType="begin"/>
           </w:r>
           <w:r>
-            <w:instrText xml:space="preserve"> PAGEREF _Toc29276 \h </w:instrText>
+            <w:instrText xml:space="preserve"> PAGEREF _Toc399 \h </w:instrText>
           </w:r>
           <w:r>
             <w:fldChar w:fldCharType="separate"/>
@@ -2874,7 +2872,7 @@
               <w:rFonts w:hint="eastAsia" w:ascii="宋体" w:hAnsi="宋体" w:eastAsia="宋体" w:cs="宋体"/>
               <w:szCs w:val="24"/>
             </w:rPr>
-            <w:instrText xml:space="preserve"> HYPERLINK \l _Toc28363 </w:instrText>
+            <w:instrText xml:space="preserve"> HYPERLINK \l _Toc10475 </w:instrText>
           </w:r>
           <w:r>
             <w:rPr>
@@ -2897,7 +2895,7 @@
             <w:fldChar w:fldCharType="begin"/>
           </w:r>
           <w:r>
-            <w:instrText xml:space="preserve"> PAGEREF _Toc28363 \h </w:instrText>
+            <w:instrText xml:space="preserve"> PAGEREF _Toc10475 \h </w:instrText>
           </w:r>
           <w:r>
             <w:fldChar w:fldCharType="separate"/>
@@ -2935,7 +2933,7 @@
               <w:rFonts w:hint="eastAsia" w:ascii="宋体" w:hAnsi="宋体" w:eastAsia="宋体" w:cs="宋体"/>
               <w:szCs w:val="24"/>
             </w:rPr>
-            <w:instrText xml:space="preserve"> HYPERLINK \l _Toc15555 </w:instrText>
+            <w:instrText xml:space="preserve"> HYPERLINK \l _Toc30149 </w:instrText>
           </w:r>
           <w:r>
             <w:rPr>
@@ -2958,7 +2956,7 @@
             <w:fldChar w:fldCharType="begin"/>
           </w:r>
           <w:r>
-            <w:instrText xml:space="preserve"> PAGEREF _Toc15555 \h </w:instrText>
+            <w:instrText xml:space="preserve"> PAGEREF _Toc30149 \h </w:instrText>
           </w:r>
           <w:r>
             <w:fldChar w:fldCharType="separate"/>
@@ -2996,7 +2994,7 @@
               <w:rFonts w:hint="eastAsia" w:ascii="宋体" w:hAnsi="宋体" w:eastAsia="宋体" w:cs="宋体"/>
               <w:szCs w:val="24"/>
             </w:rPr>
-            <w:instrText xml:space="preserve"> HYPERLINK \l _Toc1085 </w:instrText>
+            <w:instrText xml:space="preserve"> HYPERLINK \l _Toc18329 </w:instrText>
           </w:r>
           <w:r>
             <w:rPr>
@@ -3019,7 +3017,7 @@
             <w:fldChar w:fldCharType="begin"/>
           </w:r>
           <w:r>
-            <w:instrText xml:space="preserve"> PAGEREF _Toc1085 \h </w:instrText>
+            <w:instrText xml:space="preserve"> PAGEREF _Toc18329 \h </w:instrText>
           </w:r>
           <w:r>
             <w:fldChar w:fldCharType="separate"/>
@@ -3057,7 +3055,7 @@
               <w:rFonts w:hint="eastAsia" w:ascii="宋体" w:hAnsi="宋体" w:eastAsia="宋体" w:cs="宋体"/>
               <w:szCs w:val="24"/>
             </w:rPr>
-            <w:instrText xml:space="preserve"> HYPERLINK \l _Toc26654 </w:instrText>
+            <w:instrText xml:space="preserve"> HYPERLINK \l _Toc25952 </w:instrText>
           </w:r>
           <w:r>
             <w:rPr>
@@ -3080,7 +3078,7 @@
             <w:fldChar w:fldCharType="begin"/>
           </w:r>
           <w:r>
-            <w:instrText xml:space="preserve"> PAGEREF _Toc26654 \h </w:instrText>
+            <w:instrText xml:space="preserve"> PAGEREF _Toc25952 \h </w:instrText>
           </w:r>
           <w:r>
             <w:fldChar w:fldCharType="separate"/>
@@ -3118,7 +3116,7 @@
               <w:rFonts w:hint="eastAsia" w:ascii="宋体" w:hAnsi="宋体" w:eastAsia="宋体" w:cs="宋体"/>
               <w:szCs w:val="24"/>
             </w:rPr>
-            <w:instrText xml:space="preserve"> HYPERLINK \l _Toc25155 </w:instrText>
+            <w:instrText xml:space="preserve"> HYPERLINK \l _Toc23796 </w:instrText>
           </w:r>
           <w:r>
             <w:rPr>
@@ -3141,7 +3139,7 @@
             <w:fldChar w:fldCharType="begin"/>
           </w:r>
           <w:r>
-            <w:instrText xml:space="preserve"> PAGEREF _Toc25155 \h </w:instrText>
+            <w:instrText xml:space="preserve"> PAGEREF _Toc23796 \h </w:instrText>
           </w:r>
           <w:r>
             <w:fldChar w:fldCharType="separate"/>
@@ -3179,7 +3177,7 @@
               <w:rFonts w:hint="eastAsia" w:ascii="宋体" w:hAnsi="宋体" w:eastAsia="宋体" w:cs="宋体"/>
               <w:szCs w:val="24"/>
             </w:rPr>
-            <w:instrText xml:space="preserve"> HYPERLINK \l _Toc17517 </w:instrText>
+            <w:instrText xml:space="preserve"> HYPERLINK \l _Toc9073 </w:instrText>
           </w:r>
           <w:r>
             <w:rPr>
@@ -3202,7 +3200,7 @@
             <w:fldChar w:fldCharType="begin"/>
           </w:r>
           <w:r>
-            <w:instrText xml:space="preserve"> PAGEREF _Toc17517 \h </w:instrText>
+            <w:instrText xml:space="preserve"> PAGEREF _Toc9073 \h </w:instrText>
           </w:r>
           <w:r>
             <w:fldChar w:fldCharType="separate"/>
@@ -3240,7 +3238,7 @@
               <w:rFonts w:hint="eastAsia" w:ascii="宋体" w:hAnsi="宋体" w:eastAsia="宋体" w:cs="宋体"/>
               <w:szCs w:val="24"/>
             </w:rPr>
-            <w:instrText xml:space="preserve"> HYPERLINK \l _Toc9812 </w:instrText>
+            <w:instrText xml:space="preserve"> HYPERLINK \l _Toc10364 </w:instrText>
           </w:r>
           <w:r>
             <w:rPr>
@@ -3263,7 +3261,7 @@
             <w:fldChar w:fldCharType="begin"/>
           </w:r>
           <w:r>
-            <w:instrText xml:space="preserve"> PAGEREF _Toc9812 \h </w:instrText>
+            <w:instrText xml:space="preserve"> PAGEREF _Toc10364 \h </w:instrText>
           </w:r>
           <w:r>
             <w:fldChar w:fldCharType="separate"/>
@@ -3301,7 +3299,7 @@
               <w:rFonts w:hint="eastAsia" w:ascii="宋体" w:hAnsi="宋体" w:eastAsia="宋体" w:cs="宋体"/>
               <w:szCs w:val="24"/>
             </w:rPr>
-            <w:instrText xml:space="preserve"> HYPERLINK \l _Toc14558 </w:instrText>
+            <w:instrText xml:space="preserve"> HYPERLINK \l _Toc12103 </w:instrText>
           </w:r>
           <w:r>
             <w:rPr>
@@ -3324,7 +3322,7 @@
             <w:fldChar w:fldCharType="begin"/>
           </w:r>
           <w:r>
-            <w:instrText xml:space="preserve"> PAGEREF _Toc14558 \h </w:instrText>
+            <w:instrText xml:space="preserve"> PAGEREF _Toc12103 \h </w:instrText>
           </w:r>
           <w:r>
             <w:fldChar w:fldCharType="separate"/>
@@ -3425,7 +3423,7 @@
           <w:lang w:val="en-US" w:eastAsia="zh-CN"/>
         </w:rPr>
       </w:pPr>
-      <w:bookmarkStart w:id="2" w:name="_Toc9864"/>
+      <w:bookmarkStart w:id="2" w:name="_Toc5614"/>
       <w:r>
         <w:rPr>
           <w:rFonts w:hint="default"/>
@@ -3444,7 +3442,7 @@
           <w:lang w:val="en-US" w:eastAsia="zh-CN"/>
         </w:rPr>
       </w:pPr>
-      <w:bookmarkStart w:id="3" w:name="_Toc16066"/>
+      <w:bookmarkStart w:id="3" w:name="_Toc25148"/>
       <w:r>
         <w:rPr>
           <w:rFonts w:hint="default"/>
@@ -3479,7 +3477,7 @@
           <w:lang w:val="en-US" w:eastAsia="zh-CN"/>
         </w:rPr>
       </w:pPr>
-      <w:bookmarkStart w:id="4" w:name="_Toc25172"/>
+      <w:bookmarkStart w:id="4" w:name="_Toc23905"/>
       <w:r>
         <w:rPr>
           <w:rFonts w:hint="default"/>
@@ -3514,7 +3512,7 @@
           <w:lang w:val="en-US" w:eastAsia="zh-CN"/>
         </w:rPr>
       </w:pPr>
-      <w:bookmarkStart w:id="5" w:name="_Toc17036"/>
+      <w:bookmarkStart w:id="5" w:name="_Toc29048"/>
       <w:r>
         <w:rPr>
           <w:rFonts w:hint="default"/>
@@ -3638,7 +3636,7 @@
           <w:lang w:val="en-US" w:eastAsia="zh-CN"/>
         </w:rPr>
       </w:pPr>
-      <w:bookmarkStart w:id="6" w:name="_Toc20999"/>
+      <w:bookmarkStart w:id="6" w:name="_Toc29582"/>
       <w:r>
         <w:rPr>
           <w:rFonts w:hint="default"/>
@@ -3657,7 +3655,7 @@
           <w:lang w:val="en-US" w:eastAsia="zh-CN"/>
         </w:rPr>
       </w:pPr>
-      <w:bookmarkStart w:id="7" w:name="_Toc8290"/>
+      <w:bookmarkStart w:id="7" w:name="_Toc1386"/>
       <w:r>
         <w:rPr>
           <w:rFonts w:hint="default"/>
@@ -3728,7 +3726,7 @@
           <w:rFonts w:hint="default"/>
           <w:lang w:val="en-US" w:eastAsia="zh-CN"/>
         </w:rPr>
-        <w:t>负责定期（每季度）对客户投诉数据进行统计分析，编制报告并通报。</w:t>
+        <w:t>负责定期对客户投诉数据进行统计分析，编制报告并通报。</w:t>
       </w:r>
     </w:p>
     <w:p>
@@ -3740,7 +3738,7 @@
           <w:lang w:val="en-US" w:eastAsia="zh-CN"/>
         </w:rPr>
       </w:pPr>
-      <w:bookmarkStart w:id="8" w:name="_Toc22366"/>
+      <w:bookmarkStart w:id="8" w:name="_Toc19946"/>
       <w:r>
         <w:rPr>
           <w:rFonts w:hint="default"/>
@@ -3823,7 +3821,7 @@
           <w:lang w:val="en-US" w:eastAsia="zh-CN"/>
         </w:rPr>
       </w:pPr>
-      <w:bookmarkStart w:id="9" w:name="_Toc17137"/>
+      <w:bookmarkStart w:id="9" w:name="_Toc26335"/>
       <w:r>
         <w:rPr>
           <w:rFonts w:hint="default"/>
@@ -3846,8 +3844,10 @@
           <w:rFonts w:hint="default"/>
           <w:lang w:val="en-US" w:eastAsia="zh-CN"/>
         </w:rPr>
-        <w:t>通常由投诉事项所涉服务的直接责任部门（如数智运营部相关项目组、研究总院技术团队）</w:t>
-      </w:r>
+        <w:t>通常由投诉事项所涉服务的直接责任部门</w:t>
+      </w:r>
+      <w:bookmarkStart w:id="21" w:name="_GoBack"/>
+      <w:bookmarkEnd w:id="21"/>
       <w:r>
         <w:rPr>
           <w:rFonts w:hint="eastAsia"/>
@@ -3952,7 +3952,7 @@
           <w:lang w:val="en-US" w:eastAsia="zh-CN"/>
         </w:rPr>
       </w:pPr>
-      <w:bookmarkStart w:id="10" w:name="_Toc10900"/>
+      <w:bookmarkStart w:id="10" w:name="_Toc16015"/>
       <w:r>
         <w:rPr>
           <w:rFonts w:hint="default"/>
@@ -4017,7 +4017,7 @@
           <w:lang w:val="en-US" w:eastAsia="zh-CN"/>
         </w:rPr>
       </w:pPr>
-      <w:bookmarkStart w:id="11" w:name="_Toc8388"/>
+      <w:bookmarkStart w:id="11" w:name="_Toc8706"/>
       <w:r>
         <w:rPr>
           <w:rFonts w:hint="default"/>
@@ -4036,7 +4036,7 @@
           <w:lang w:val="en-US" w:eastAsia="zh-CN"/>
         </w:rPr>
       </w:pPr>
-      <w:bookmarkStart w:id="12" w:name="_Toc29276"/>
+      <w:bookmarkStart w:id="12" w:name="_Toc399"/>
       <w:r>
         <w:rPr>
           <w:rFonts w:hint="default"/>
@@ -4155,7 +4155,7 @@
           <w:lang w:val="en-US" w:eastAsia="zh-CN"/>
         </w:rPr>
       </w:pPr>
-      <w:bookmarkStart w:id="13" w:name="_Toc28363"/>
+      <w:bookmarkStart w:id="13" w:name="_Toc10475"/>
       <w:r>
         <w:rPr>
           <w:rFonts w:hint="default"/>
@@ -4222,7 +4222,7 @@
           <w:lang w:val="en-US" w:eastAsia="zh-CN"/>
         </w:rPr>
       </w:pPr>
-      <w:bookmarkStart w:id="14" w:name="_Toc15555"/>
+      <w:bookmarkStart w:id="14" w:name="_Toc30149"/>
       <w:r>
         <w:rPr>
           <w:rFonts w:hint="default"/>
@@ -4241,7 +4241,7 @@
           <w:lang w:val="en-US" w:eastAsia="zh-CN"/>
         </w:rPr>
       </w:pPr>
-      <w:bookmarkStart w:id="15" w:name="_Toc1085"/>
+      <w:bookmarkStart w:id="15" w:name="_Toc18329"/>
       <w:r>
         <w:rPr>
           <w:rFonts w:hint="default"/>
@@ -4360,7 +4360,7 @@
           <w:lang w:val="en-US" w:eastAsia="zh-CN"/>
         </w:rPr>
       </w:pPr>
-      <w:bookmarkStart w:id="16" w:name="_Toc26654"/>
+      <w:bookmarkStart w:id="16" w:name="_Toc25952"/>
       <w:r>
         <w:rPr>
           <w:rFonts w:hint="default"/>
@@ -4427,7 +4427,7 @@
           <w:lang w:val="en-US" w:eastAsia="zh-CN"/>
         </w:rPr>
       </w:pPr>
-      <w:bookmarkStart w:id="17" w:name="_Toc25155"/>
+      <w:bookmarkStart w:id="17" w:name="_Toc23796"/>
       <w:r>
         <w:rPr>
           <w:rFonts w:hint="default"/>
@@ -4494,7 +4494,7 @@
           <w:lang w:val="en-US" w:eastAsia="zh-CN"/>
         </w:rPr>
       </w:pPr>
-      <w:bookmarkStart w:id="18" w:name="_Toc17517"/>
+      <w:bookmarkStart w:id="18" w:name="_Toc9073"/>
       <w:r>
         <w:rPr>
           <w:rFonts w:hint="default"/>
@@ -4577,7 +4577,7 @@
           <w:lang w:val="en-US" w:eastAsia="zh-CN"/>
         </w:rPr>
       </w:pPr>
-      <w:bookmarkStart w:id="19" w:name="_Toc9812"/>
+      <w:bookmarkStart w:id="19" w:name="_Toc10364"/>
       <w:r>
         <w:rPr>
           <w:rFonts w:hint="default"/>
@@ -4660,7 +4660,7 @@
           <w:lang w:val="en-US" w:eastAsia="zh-CN"/>
         </w:rPr>
       </w:pPr>
-      <w:bookmarkStart w:id="20" w:name="_Toc14558"/>
+      <w:bookmarkStart w:id="20" w:name="_Toc12103"/>
       <w:r>
         <w:rPr>
           <w:rFonts w:hint="default"/>

--- a/4.质量管理/1.流程制度规范类文件/JXTX-04-05-运维服务投诉管理制度.docx
+++ b/4.质量管理/1.流程制度规范类文件/JXTX-04-05-运维服务投诉管理制度.docx
@@ -1,10 +1,11 @@
 
 <file path=word/document.xml><?xml version="1.0" encoding="utf-8"?>
-<w:document xmlns:wpc="http://schemas.microsoft.com/office/word/2010/wordprocessingCanvas" xmlns:mc="http://schemas.openxmlformats.org/markup-compatibility/2006" xmlns:o="urn:schemas-microsoft-com:office:office" xmlns:r="http://schemas.openxmlformats.org/officeDocument/2006/relationships" xmlns:m="http://schemas.openxmlformats.org/officeDocument/2006/math" xmlns:v="urn:schemas-microsoft-com:vml" xmlns:wp14="http://schemas.microsoft.com/office/word/2010/wordprocessingDrawing" xmlns:wp="http://schemas.openxmlformats.org/drawingml/2006/wordprocessingDrawing" xmlns:w="http://schemas.openxmlformats.org/wordprocessingml/2006/main" xmlns:w14="http://schemas.microsoft.com/office/word/2010/wordml" xmlns:w10="urn:schemas-microsoft-com:office:word" xmlns:w15="http://schemas.microsoft.com/office/word/2012/wordml" xmlns:wpg="http://schemas.microsoft.com/office/word/2010/wordprocessingGroup" xmlns:wpi="http://schemas.microsoft.com/office/word/2010/wordprocessingInk" xmlns:wne="http://schemas.microsoft.com/office/word/2006/wordml" xmlns:wps="http://schemas.microsoft.com/office/word/2010/wordprocessingShape" xmlns:wpsCustomData="http://www.wps.cn/officeDocument/2013/wpsCustomData" mc:Ignorable="w14 w15 wp14">
+<w:document xmlns:wpc="http://schemas.microsoft.com/office/word/2010/wordprocessingCanvas" xmlns:mc="http://schemas.openxmlformats.org/markup-compatibility/2006" xmlns:o="urn:schemas-microsoft-com:office:office" xmlns:r="http://schemas.openxmlformats.org/officeDocument/2006/relationships" xmlns:m="http://schemas.openxmlformats.org/officeDocument/2006/math" xmlns:v="urn:schemas-microsoft-com:vml" xmlns:wp14="http://schemas.microsoft.com/office/word/2010/wordprocessingDrawing" xmlns:wp="http://schemas.openxmlformats.org/drawingml/2006/wordprocessingDrawing" xmlns:w10="urn:schemas-microsoft-com:office:word" xmlns:w="http://schemas.openxmlformats.org/wordprocessingml/2006/main" xmlns:w14="http://schemas.microsoft.com/office/word/2010/wordml" xmlns:w15="http://schemas.microsoft.com/office/word/2012/wordml" xmlns:wne="http://schemas.microsoft.com/office/word/2006/wordml" xmlns:wpg="http://schemas.microsoft.com/office/word/2010/wordprocessingGroup" xmlns:wpi="http://schemas.microsoft.com/office/word/2010/wordprocessingInk" xmlns:wps="http://schemas.microsoft.com/office/word/2010/wordprocessingShape" mc:Ignorable="w14 w15 wp14">
+  <!-- Generated by Aspose.Words for .NET 13.3.0.1 -->
   <w:body>
     <w:p>
       <w:pPr>
-        <w:pStyle w:val="24"/>
+        <w:pStyle w:val="a"/>
         <w:keepNext w:val="0"/>
         <w:keepLines w:val="0"/>
         <w:pageBreakBefore w:val="0"/>
@@ -24,7 +25,7 @@
       <w:bookmarkStart w:id="0" w:name="_Toc26036"/>
       <w:r>
         <w:drawing>
-          <wp:anchor distT="0" distB="0" distL="114300" distR="114300" simplePos="0" relativeHeight="251661312" behindDoc="1" locked="0" layoutInCell="1" allowOverlap="1">
+          <wp:anchor distT="0" distB="0" distL="114300" distR="114300" simplePos="0" relativeHeight="251660288" behindDoc="1" locked="0" layoutInCell="1" allowOverlap="1">
             <wp:simplePos x="0" y="0"/>
             <wp:positionH relativeFrom="column">
               <wp:posOffset>-19050</wp:posOffset>
@@ -49,7 +50,7 @@
                     </pic:cNvPicPr>
                   </pic:nvPicPr>
                   <pic:blipFill>
-                    <a:blip r:embed="rId7"/>
+                    <a:blip xmlns:r="http://schemas.openxmlformats.org/officeDocument/2006/relationships" r:embed="rId4"/>
                     <a:stretch>
                       <a:fillRect/>
                     </a:stretch>
@@ -75,7 +76,7 @@
       </w:r>
       <w:r>
         <w:drawing>
-          <wp:anchor distT="0" distB="0" distL="114300" distR="114300" simplePos="0" relativeHeight="251660288" behindDoc="1" locked="0" layoutInCell="1" allowOverlap="1">
+          <wp:anchor distT="0" distB="0" distL="114300" distR="114300" simplePos="0" relativeHeight="251659264" behindDoc="1" locked="0" layoutInCell="1" allowOverlap="1">
             <wp:simplePos x="0" y="0"/>
             <wp:positionH relativeFrom="column">
               <wp:posOffset>0</wp:posOffset>
@@ -100,7 +101,7 @@
                     </pic:cNvPicPr>
                   </pic:nvPicPr>
                   <pic:blipFill>
-                    <a:blip r:embed="rId8"/>
+                    <a:blip xmlns:r="http://schemas.openxmlformats.org/officeDocument/2006/relationships" r:embed="rId5"/>
                     <a:stretch>
                       <a:fillRect/>
                     </a:stretch>
@@ -130,7 +131,7 @@
           <w:lang w:val="en-US" w:eastAsia="zh-CN"/>
         </w:rPr>
         <w:drawing>
-          <wp:anchor distT="0" distB="0" distL="114300" distR="114300" simplePos="0" relativeHeight="251659264" behindDoc="1" locked="0" layoutInCell="1" allowOverlap="1">
+          <wp:anchor distT="0" distB="0" distL="114300" distR="114300" simplePos="0" relativeHeight="251658240" behindDoc="1" locked="0" layoutInCell="1" allowOverlap="1">
             <wp:simplePos x="0" y="0"/>
             <wp:positionH relativeFrom="column">
               <wp:posOffset>635</wp:posOffset>
@@ -155,7 +156,7 @@
                     </pic:cNvPicPr>
                   </pic:nvPicPr>
                   <pic:blipFill>
-                    <a:blip r:embed="rId9">
+                    <a:blip xmlns:r="http://schemas.openxmlformats.org/officeDocument/2006/relationships" r:embed="rId6">
                       <a:alphaModFix amt="58000"/>
                       <a:lum contrast="-52000"/>
                     </a:blip>
@@ -189,7 +190,7 @@
     </w:p>
     <w:p>
       <w:pPr>
-        <w:pStyle w:val="25"/>
+        <w:pStyle w:val="a0"/>
         <w:keepNext w:val="0"/>
         <w:keepLines w:val="0"/>
         <w:pageBreakBefore w:val="0"/>
@@ -236,11 +237,11 @@
         <w:adjustRightInd w:val="0"/>
         <w:snapToGrid w:val="0"/>
         <w:spacing w:after="624" w:afterLines="200" w:line="219" w:lineRule="auto"/>
-        <w:ind w:left="0" w:leftChars="0" w:right="0" w:rightChars="0" w:firstLine="0" w:firstLineChars="0"/>
+        <w:ind w:left="0" w:right="0" w:firstLine="0" w:leftChars="0" w:rightChars="0" w:firstLineChars="0"/>
         <w:jc w:val="center"/>
         <w:textAlignment w:val="baseline"/>
         <w:rPr>
-          <w:rFonts w:hint="eastAsia" w:ascii="宋体" w:hAnsi="宋体" w:eastAsia="宋体" w:cs="宋体"/>
+          <w:rFonts w:ascii="宋体" w:eastAsia="宋体" w:hAnsi="宋体" w:cs="宋体" w:hint="eastAsia"/>
           <w:sz w:val="24"/>
           <w:szCs w:val="24"/>
           <w:lang w:val="en-US" w:eastAsia="zh-CN"/>
@@ -248,7 +249,7 @@
       </w:pPr>
       <w:r>
         <w:rPr>
-          <w:rFonts w:ascii="宋体" w:hAnsi="宋体" w:eastAsia="宋体" w:cs="宋体"/>
+          <w:rFonts w:ascii="宋体" w:eastAsia="宋体" w:hAnsi="宋体" w:cs="宋体"/>
           <w:b/>
           <w:bCs/>
           <w:spacing w:val="-3"/>
@@ -259,7 +260,7 @@
       </w:r>
       <w:r>
         <w:rPr>
-          <w:rFonts w:hint="eastAsia" w:ascii="宋体" w:hAnsi="宋体" w:eastAsia="宋体" w:cs="宋体"/>
+          <w:rFonts w:ascii="宋体" w:eastAsia="宋体" w:hAnsi="宋体" w:cs="宋体" w:hint="eastAsia"/>
           <w:b/>
           <w:bCs/>
           <w:spacing w:val="-3"/>
@@ -271,7 +272,7 @@
       </w:r>
       <w:r>
         <w:rPr>
-          <w:rFonts w:ascii="宋体" w:hAnsi="宋体" w:eastAsia="宋体" w:cs="宋体"/>
+          <w:rFonts w:ascii="宋体" w:eastAsia="宋体" w:hAnsi="宋体" w:cs="宋体"/>
           <w:b/>
           <w:bCs/>
           <w:spacing w:val="-3"/>
@@ -282,7 +283,7 @@
       </w:r>
       <w:r>
         <w:rPr>
-          <w:rFonts w:hint="eastAsia" w:ascii="宋体" w:hAnsi="宋体" w:cs="宋体"/>
+          <w:rFonts w:ascii="宋体" w:hAnsi="宋体" w:cs="宋体" w:hint="eastAsia"/>
           <w:b/>
           <w:bCs/>
           <w:spacing w:val="-3"/>
@@ -294,7 +295,7 @@
       </w:r>
       <w:r>
         <w:rPr>
-          <w:rFonts w:ascii="宋体" w:hAnsi="宋体" w:eastAsia="宋体" w:cs="宋体"/>
+          <w:rFonts w:ascii="宋体" w:eastAsia="宋体" w:hAnsi="宋体" w:cs="宋体"/>
           <w:b/>
           <w:bCs/>
           <w:spacing w:val="-3"/>
@@ -305,7 +306,7 @@
       </w:r>
       <w:r>
         <w:rPr>
-          <w:rFonts w:hint="eastAsia" w:ascii="宋体" w:hAnsi="宋体" w:cs="宋体"/>
+          <w:rFonts w:ascii="宋体" w:hAnsi="宋体" w:cs="宋体" w:hint="eastAsia"/>
           <w:b/>
           <w:bCs/>
           <w:spacing w:val="-3"/>
@@ -318,18 +319,17 @@
     </w:p>
     <w:tbl>
       <w:tblPr>
-        <w:tblStyle w:val="21"/>
+        <w:tblStyle w:val="TableGrid"/>
         <w:tblW w:w="0" w:type="auto"/>
         <w:jc w:val="center"/>
         <w:tblBorders>
-          <w:top w:val="none" w:color="auto" w:sz="0" w:space="0"/>
-          <w:left w:val="none" w:color="auto" w:sz="0" w:space="0"/>
-          <w:bottom w:val="none" w:color="auto" w:sz="0" w:space="0"/>
-          <w:right w:val="none" w:color="auto" w:sz="0" w:space="0"/>
-          <w:insideH w:val="none" w:color="auto" w:sz="0" w:space="0"/>
-          <w:insideV w:val="none" w:color="auto" w:sz="0" w:space="0"/>
+          <w:top w:val="nil"/>
+          <w:left w:val="nil"/>
+          <w:bottom w:val="nil"/>
+          <w:right w:val="nil"/>
+          <w:insideH w:val="nil"/>
+          <w:insideV w:val="nil"/>
         </w:tblBorders>
-        <w:tblLayout w:type="autofit"/>
         <w:tblCellMar>
           <w:top w:w="0" w:type="dxa"/>
           <w:left w:w="108" w:type="dxa"/>
@@ -343,13 +343,15 @@
       </w:tblGrid>
       <w:tr>
         <w:tblPrEx>
+          <w:tblW w:w="0" w:type="auto"/>
+          <w:jc w:val="center"/>
           <w:tblBorders>
-            <w:top w:val="none" w:color="auto" w:sz="0" w:space="0"/>
-            <w:left w:val="none" w:color="auto" w:sz="0" w:space="0"/>
-            <w:bottom w:val="none" w:color="auto" w:sz="0" w:space="0"/>
-            <w:right w:val="none" w:color="auto" w:sz="0" w:space="0"/>
-            <w:insideH w:val="none" w:color="auto" w:sz="0" w:space="0"/>
-            <w:insideV w:val="none" w:color="auto" w:sz="0" w:space="0"/>
+            <w:top w:val="nil"/>
+            <w:left w:val="nil"/>
+            <w:bottom w:val="nil"/>
+            <w:right w:val="nil"/>
+            <w:insideH w:val="nil"/>
+            <w:insideV w:val="nil"/>
           </w:tblBorders>
           <w:tblCellMar>
             <w:top w:w="0" w:type="dxa"/>
@@ -359,7 +361,7 @@
           </w:tblCellMar>
         </w:tblPrEx>
         <w:trPr>
-          <w:trHeight w:val="810" w:hRule="atLeast"/>
+          <w:trHeight w:val="810"/>
           <w:jc w:val="center"/>
         </w:trPr>
         <w:tc>
@@ -397,7 +399,7 @@
             </w:r>
             <w:r>
               <w:rPr>
-                <w:rFonts w:hint="default" w:asciiTheme="minorAscii" w:hAnsiTheme="minorAscii" w:eastAsiaTheme="minorEastAsia"/>
+                <w:rFonts w:asciiTheme="minorAscii" w:eastAsiaTheme="minorEastAsia" w:hAnsiTheme="minorAscii" w:hint="default"/>
                 <w:spacing w:val="227"/>
                 <w:sz w:val="21"/>
                 <w:vertAlign w:val="baseline"/>
@@ -451,7 +453,7 @@
             </w:r>
             <w:r>
               <w:rPr>
-                <w:rFonts w:hint="eastAsia" w:asciiTheme="minorAscii" w:hAnsiTheme="minorAscii" w:eastAsiaTheme="minorEastAsia"/>
+                <w:rFonts w:asciiTheme="minorAscii" w:eastAsiaTheme="minorEastAsia" w:hAnsiTheme="minorAscii" w:hint="eastAsia"/>
                 <w:spacing w:val="227"/>
                 <w:sz w:val="21"/>
                 <w:vertAlign w:val="baseline"/>
@@ -473,14 +475,8 @@
       </w:tr>
       <w:tr>
         <w:tblPrEx>
-          <w:tblBorders>
-            <w:top w:val="none" w:color="auto" w:sz="0" w:space="0"/>
-            <w:left w:val="none" w:color="auto" w:sz="0" w:space="0"/>
-            <w:bottom w:val="none" w:color="auto" w:sz="0" w:space="0"/>
-            <w:right w:val="none" w:color="auto" w:sz="0" w:space="0"/>
-            <w:insideH w:val="none" w:color="auto" w:sz="0" w:space="0"/>
-            <w:insideV w:val="none" w:color="auto" w:sz="0" w:space="0"/>
-          </w:tblBorders>
+          <w:tblW w:w="0" w:type="auto"/>
+          <w:jc w:val="center"/>
           <w:tblCellMar>
             <w:top w:w="0" w:type="dxa"/>
             <w:left w:w="108" w:type="dxa"/>
@@ -489,7 +485,7 @@
           </w:tblCellMar>
         </w:tblPrEx>
         <w:trPr>
-          <w:trHeight w:val="810" w:hRule="atLeast"/>
+          <w:trHeight w:val="810"/>
           <w:jc w:val="center"/>
         </w:trPr>
         <w:tc>
@@ -513,7 +509,7 @@
               <w:snapToGrid w:val="0"/>
               <w:textAlignment w:val="baseline"/>
               <w:rPr>
-                <w:rFonts w:hint="default" w:ascii="Arial" w:hAnsi="Arial" w:eastAsia="Arial" w:cs="Arial"/>
+                <w:rFonts w:ascii="Arial" w:eastAsia="Arial" w:hAnsi="Arial" w:cs="Arial" w:hint="default"/>
                 <w:snapToGrid w:val="0"/>
                 <w:color w:val="000000"/>
                 <w:kern w:val="0"/>
@@ -545,7 +541,7 @@
             </w:r>
             <w:r>
               <w:rPr>
-                <w:rFonts w:hint="default" w:asciiTheme="minorAscii" w:hAnsiTheme="minorAscii" w:eastAsiaTheme="minorEastAsia"/>
+                <w:rFonts w:asciiTheme="minorAscii" w:eastAsiaTheme="minorEastAsia" w:hAnsiTheme="minorAscii" w:hint="default"/>
                 <w:spacing w:val="227"/>
                 <w:sz w:val="21"/>
                 <w:vertAlign w:val="baseline"/>
@@ -598,7 +594,7 @@
               <w:snapToGrid w:val="0"/>
               <w:textAlignment w:val="baseline"/>
               <w:rPr>
-                <w:rFonts w:hint="default" w:ascii="Arial" w:hAnsi="Arial" w:eastAsia="Arial" w:cs="Arial"/>
+                <w:rFonts w:ascii="Arial" w:eastAsia="Arial" w:hAnsi="Arial" w:cs="Arial" w:hint="default"/>
                 <w:snapToGrid w:val="0"/>
                 <w:color w:val="000000"/>
                 <w:kern w:val="0"/>
@@ -618,7 +614,7 @@
             </w:r>
             <w:r>
               <w:rPr>
-                <w:rFonts w:hint="eastAsia" w:asciiTheme="minorAscii" w:hAnsiTheme="minorAscii" w:eastAsiaTheme="minorEastAsia"/>
+                <w:rFonts w:asciiTheme="minorAscii" w:eastAsiaTheme="minorEastAsia" w:hAnsiTheme="minorAscii" w:hint="eastAsia"/>
                 <w:spacing w:val="227"/>
                 <w:sz w:val="21"/>
                 <w:vertAlign w:val="baseline"/>
@@ -640,14 +636,8 @@
       </w:tr>
       <w:tr>
         <w:tblPrEx>
-          <w:tblBorders>
-            <w:top w:val="none" w:color="auto" w:sz="0" w:space="0"/>
-            <w:left w:val="none" w:color="auto" w:sz="0" w:space="0"/>
-            <w:bottom w:val="none" w:color="auto" w:sz="0" w:space="0"/>
-            <w:right w:val="none" w:color="auto" w:sz="0" w:space="0"/>
-            <w:insideH w:val="none" w:color="auto" w:sz="0" w:space="0"/>
-            <w:insideV w:val="none" w:color="auto" w:sz="0" w:space="0"/>
-          </w:tblBorders>
+          <w:tblW w:w="0" w:type="auto"/>
+          <w:jc w:val="center"/>
           <w:tblCellMar>
             <w:top w:w="0" w:type="dxa"/>
             <w:left w:w="108" w:type="dxa"/>
@@ -656,7 +646,7 @@
           </w:tblCellMar>
         </w:tblPrEx>
         <w:trPr>
-          <w:trHeight w:val="635" w:hRule="atLeast"/>
+          <w:trHeight w:val="635"/>
           <w:jc w:val="center"/>
         </w:trPr>
         <w:tc>
@@ -706,7 +696,7 @@
             </w:r>
             <w:r>
               <w:rPr>
-                <w:rFonts w:hint="eastAsia" w:asciiTheme="minorAscii" w:hAnsiTheme="minorAscii" w:eastAsiaTheme="minorEastAsia"/>
+                <w:rFonts w:asciiTheme="minorAscii" w:eastAsiaTheme="minorEastAsia" w:hAnsiTheme="minorAscii" w:hint="eastAsia"/>
                 <w:spacing w:val="227"/>
                 <w:sz w:val="21"/>
                 <w:vertAlign w:val="baseline"/>
@@ -759,7 +749,7 @@
             </w:r>
             <w:r>
               <w:rPr>
-                <w:rFonts w:hint="eastAsia" w:asciiTheme="minorAscii" w:hAnsiTheme="minorAscii" w:eastAsiaTheme="minorEastAsia"/>
+                <w:rFonts w:asciiTheme="minorAscii" w:eastAsiaTheme="minorEastAsia" w:hAnsiTheme="minorAscii" w:hint="eastAsia"/>
                 <w:spacing w:val="227"/>
                 <w:sz w:val="21"/>
                 <w:vertAlign w:val="baseline"/>
@@ -818,14 +808,14 @@
         <w:ind w:left="3634"/>
         <w:textAlignment w:val="baseline"/>
         <w:rPr>
-          <w:rFonts w:ascii="宋体" w:hAnsi="宋体" w:eastAsia="宋体" w:cs="宋体"/>
+          <w:rFonts w:ascii="宋体" w:eastAsia="宋体" w:hAnsi="宋体" w:cs="宋体"/>
           <w:sz w:val="31"/>
           <w:szCs w:val="31"/>
         </w:rPr>
       </w:pPr>
       <w:r>
         <w:rPr>
-          <w:rFonts w:ascii="宋体" w:hAnsi="宋体" w:eastAsia="宋体" w:cs="宋体"/>
+          <w:rFonts w:ascii="宋体" w:eastAsia="宋体" w:hAnsi="宋体" w:cs="宋体"/>
           <w:b/>
           <w:bCs/>
           <w:spacing w:val="4"/>
@@ -837,16 +827,16 @@
     </w:p>
     <w:tbl>
       <w:tblPr>
-        <w:tblStyle w:val="26"/>
+        <w:tblStyle w:val="TableNormal0"/>
         <w:tblW w:w="8214" w:type="dxa"/>
         <w:jc w:val="center"/>
         <w:tblBorders>
-          <w:top w:val="single" w:color="000000" w:sz="2" w:space="0"/>
-          <w:left w:val="single" w:color="000000" w:sz="2" w:space="0"/>
-          <w:bottom w:val="single" w:color="000000" w:sz="2" w:space="0"/>
-          <w:right w:val="single" w:color="000000" w:sz="2" w:space="0"/>
-          <w:insideH w:val="single" w:color="000000" w:sz="2" w:space="0"/>
-          <w:insideV w:val="single" w:color="000000" w:sz="2" w:space="0"/>
+          <w:top w:val="single" w:sz="2" w:space="0" w:color="000000"/>
+          <w:left w:val="single" w:sz="2" w:space="0" w:color="000000"/>
+          <w:bottom w:val="single" w:sz="2" w:space="0" w:color="000000"/>
+          <w:right w:val="single" w:sz="2" w:space="0" w:color="000000"/>
+          <w:insideH w:val="single" w:sz="2" w:space="0" w:color="000000"/>
+          <w:insideV w:val="single" w:sz="2" w:space="0" w:color="000000"/>
         </w:tblBorders>
         <w:tblLayout w:type="fixed"/>
         <w:tblCellMar>
@@ -866,14 +856,17 @@
       </w:tblGrid>
       <w:tr>
         <w:tblPrEx>
+          <w:tblW w:w="8214" w:type="dxa"/>
+          <w:jc w:val="center"/>
           <w:tblBorders>
-            <w:top w:val="single" w:color="000000" w:sz="2" w:space="0"/>
-            <w:left w:val="single" w:color="000000" w:sz="2" w:space="0"/>
-            <w:bottom w:val="single" w:color="000000" w:sz="2" w:space="0"/>
-            <w:right w:val="single" w:color="000000" w:sz="2" w:space="0"/>
-            <w:insideH w:val="single" w:color="000000" w:sz="2" w:space="0"/>
-            <w:insideV w:val="single" w:color="000000" w:sz="2" w:space="0"/>
+            <w:top w:val="single" w:sz="2" w:space="0" w:color="000000"/>
+            <w:left w:val="single" w:sz="2" w:space="0" w:color="000000"/>
+            <w:bottom w:val="single" w:sz="2" w:space="0" w:color="000000"/>
+            <w:right w:val="single" w:sz="2" w:space="0" w:color="000000"/>
+            <w:insideH w:val="single" w:sz="2" w:space="0" w:color="000000"/>
+            <w:insideV w:val="single" w:sz="2" w:space="0" w:color="000000"/>
           </w:tblBorders>
+          <w:tblLayout w:type="fixed"/>
           <w:tblCellMar>
             <w:top w:w="0" w:type="dxa"/>
             <w:left w:w="0" w:type="dxa"/>
@@ -882,7 +875,7 @@
           </w:tblCellMar>
         </w:tblPrEx>
         <w:trPr>
-          <w:trHeight w:val="593" w:hRule="atLeast"/>
+          <w:trHeight w:val="593"/>
           <w:jc w:val="center"/>
         </w:trPr>
         <w:tc>
@@ -904,18 +897,18 @@
               <w:adjustRightInd w:val="0"/>
               <w:snapToGrid w:val="0"/>
               <w:spacing w:before="176" w:line="228" w:lineRule="auto"/>
-              <w:ind w:left="0" w:leftChars="0" w:right="0" w:rightChars="0" w:firstLine="0" w:firstLineChars="0"/>
+              <w:ind w:left="0" w:right="0" w:firstLine="0" w:leftChars="0" w:rightChars="0" w:firstLineChars="0"/>
               <w:jc w:val="center"/>
               <w:textAlignment w:val="baseline"/>
               <w:rPr>
-                <w:rFonts w:ascii="宋体" w:hAnsi="宋体" w:eastAsia="宋体" w:cs="宋体"/>
+                <w:rFonts w:ascii="宋体" w:eastAsia="宋体" w:hAnsi="宋体" w:cs="宋体"/>
                 <w:sz w:val="20"/>
                 <w:szCs w:val="20"/>
               </w:rPr>
             </w:pPr>
             <w:r>
               <w:rPr>
-                <w:rFonts w:hint="eastAsia" w:ascii="宋体" w:hAnsi="宋体" w:cs="宋体"/>
+                <w:rFonts w:ascii="宋体" w:hAnsi="宋体" w:cs="宋体" w:hint="eastAsia"/>
                 <w:spacing w:val="-14"/>
                 <w:sz w:val="20"/>
                 <w:szCs w:val="20"/>
@@ -925,7 +918,7 @@
             </w:r>
             <w:r>
               <w:rPr>
-                <w:rFonts w:ascii="宋体" w:hAnsi="宋体" w:eastAsia="宋体" w:cs="宋体"/>
+                <w:rFonts w:ascii="宋体" w:eastAsia="宋体" w:hAnsi="宋体" w:cs="宋体"/>
                 <w:spacing w:val="-14"/>
                 <w:sz w:val="20"/>
                 <w:szCs w:val="20"/>
@@ -953,18 +946,18 @@
               <w:adjustRightInd w:val="0"/>
               <w:snapToGrid w:val="0"/>
               <w:spacing w:before="175" w:line="227" w:lineRule="auto"/>
-              <w:ind w:left="0" w:leftChars="0" w:right="0" w:rightChars="0" w:firstLine="0" w:firstLineChars="0"/>
+              <w:ind w:left="0" w:right="0" w:firstLine="0" w:leftChars="0" w:rightChars="0" w:firstLineChars="0"/>
               <w:jc w:val="center"/>
               <w:textAlignment w:val="baseline"/>
               <w:rPr>
-                <w:rFonts w:ascii="宋体" w:hAnsi="宋体" w:eastAsia="宋体" w:cs="宋体"/>
+                <w:rFonts w:ascii="宋体" w:eastAsia="宋体" w:hAnsi="宋体" w:cs="宋体"/>
                 <w:sz w:val="20"/>
                 <w:szCs w:val="20"/>
               </w:rPr>
             </w:pPr>
             <w:r>
               <w:rPr>
-                <w:rFonts w:ascii="宋体" w:hAnsi="宋体" w:eastAsia="宋体" w:cs="宋体"/>
+                <w:rFonts w:ascii="宋体" w:eastAsia="宋体" w:hAnsi="宋体" w:cs="宋体"/>
                 <w:spacing w:val="4"/>
                 <w:sz w:val="20"/>
                 <w:szCs w:val="20"/>
@@ -992,18 +985,18 @@
               <w:adjustRightInd w:val="0"/>
               <w:snapToGrid w:val="0"/>
               <w:spacing w:before="175" w:line="228" w:lineRule="auto"/>
-              <w:ind w:left="0" w:leftChars="0" w:right="0" w:rightChars="0" w:firstLine="0" w:firstLineChars="0"/>
+              <w:ind w:left="0" w:right="0" w:firstLine="0" w:leftChars="0" w:rightChars="0" w:firstLineChars="0"/>
               <w:jc w:val="center"/>
               <w:textAlignment w:val="baseline"/>
               <w:rPr>
-                <w:rFonts w:ascii="宋体" w:hAnsi="宋体" w:eastAsia="宋体" w:cs="宋体"/>
+                <w:rFonts w:ascii="宋体" w:eastAsia="宋体" w:hAnsi="宋体" w:cs="宋体"/>
                 <w:sz w:val="20"/>
                 <w:szCs w:val="20"/>
               </w:rPr>
             </w:pPr>
             <w:r>
               <w:rPr>
-                <w:rFonts w:ascii="宋体" w:hAnsi="宋体" w:eastAsia="宋体" w:cs="宋体"/>
+                <w:rFonts w:ascii="宋体" w:eastAsia="宋体" w:hAnsi="宋体" w:cs="宋体"/>
                 <w:spacing w:val="7"/>
                 <w:sz w:val="20"/>
                 <w:szCs w:val="20"/>
@@ -1031,11 +1024,11 @@
               <w:adjustRightInd w:val="0"/>
               <w:snapToGrid w:val="0"/>
               <w:spacing w:before="175" w:line="228" w:lineRule="auto"/>
-              <w:ind w:left="0" w:leftChars="0" w:right="0" w:rightChars="0" w:firstLine="0" w:firstLineChars="0"/>
+              <w:ind w:left="0" w:right="0" w:firstLine="0" w:leftChars="0" w:rightChars="0" w:firstLineChars="0"/>
               <w:jc w:val="center"/>
               <w:textAlignment w:val="baseline"/>
               <w:rPr>
-                <w:rFonts w:hint="eastAsia" w:ascii="宋体" w:hAnsi="宋体" w:eastAsia="宋体" w:cs="宋体"/>
+                <w:rFonts w:ascii="宋体" w:eastAsia="宋体" w:hAnsi="宋体" w:cs="宋体" w:hint="eastAsia"/>
                 <w:spacing w:val="7"/>
                 <w:sz w:val="20"/>
                 <w:szCs w:val="20"/>
@@ -1044,7 +1037,7 @@
             </w:pPr>
             <w:r>
               <w:rPr>
-                <w:rFonts w:hint="eastAsia" w:ascii="宋体" w:hAnsi="宋体" w:cs="宋体"/>
+                <w:rFonts w:ascii="宋体" w:hAnsi="宋体" w:cs="宋体" w:hint="eastAsia"/>
                 <w:spacing w:val="7"/>
                 <w:sz w:val="20"/>
                 <w:szCs w:val="20"/>
@@ -1073,11 +1066,11 @@
               <w:adjustRightInd w:val="0"/>
               <w:snapToGrid w:val="0"/>
               <w:spacing w:before="175" w:line="228" w:lineRule="auto"/>
-              <w:ind w:left="0" w:leftChars="0" w:right="0" w:rightChars="0" w:firstLine="0" w:firstLineChars="0"/>
+              <w:ind w:left="0" w:right="0" w:firstLine="0" w:leftChars="0" w:rightChars="0" w:firstLineChars="0"/>
               <w:jc w:val="center"/>
               <w:textAlignment w:val="baseline"/>
               <w:rPr>
-                <w:rFonts w:hint="default" w:ascii="宋体" w:hAnsi="宋体" w:cs="宋体"/>
+                <w:rFonts w:ascii="宋体" w:hAnsi="宋体" w:cs="宋体" w:hint="default"/>
                 <w:spacing w:val="7"/>
                 <w:sz w:val="20"/>
                 <w:szCs w:val="20"/>
@@ -1086,7 +1079,7 @@
             </w:pPr>
             <w:r>
               <w:rPr>
-                <w:rFonts w:hint="eastAsia" w:ascii="宋体" w:hAnsi="宋体" w:cs="宋体"/>
+                <w:rFonts w:ascii="宋体" w:hAnsi="宋体" w:cs="宋体" w:hint="eastAsia"/>
                 <w:spacing w:val="7"/>
                 <w:sz w:val="20"/>
                 <w:szCs w:val="20"/>
@@ -1115,18 +1108,18 @@
               <w:adjustRightInd w:val="0"/>
               <w:snapToGrid w:val="0"/>
               <w:spacing w:before="176" w:line="229" w:lineRule="auto"/>
-              <w:ind w:left="0" w:leftChars="0" w:right="0" w:rightChars="0" w:firstLine="0" w:firstLineChars="0"/>
+              <w:ind w:left="0" w:right="0" w:firstLine="0" w:leftChars="0" w:rightChars="0" w:firstLineChars="0"/>
               <w:jc w:val="center"/>
               <w:textAlignment w:val="baseline"/>
               <w:rPr>
-                <w:rFonts w:ascii="宋体" w:hAnsi="宋体" w:eastAsia="宋体" w:cs="宋体"/>
+                <w:rFonts w:ascii="宋体" w:eastAsia="宋体" w:hAnsi="宋体" w:cs="宋体"/>
                 <w:sz w:val="20"/>
                 <w:szCs w:val="20"/>
               </w:rPr>
             </w:pPr>
             <w:r>
               <w:rPr>
-                <w:rFonts w:ascii="宋体" w:hAnsi="宋体" w:eastAsia="宋体" w:cs="宋体"/>
+                <w:rFonts w:ascii="宋体" w:eastAsia="宋体" w:hAnsi="宋体" w:cs="宋体"/>
                 <w:spacing w:val="7"/>
                 <w:sz w:val="20"/>
                 <w:szCs w:val="20"/>
@@ -1138,14 +1131,9 @@
       </w:tr>
       <w:tr>
         <w:tblPrEx>
-          <w:tblBorders>
-            <w:top w:val="single" w:color="000000" w:sz="2" w:space="0"/>
-            <w:left w:val="single" w:color="000000" w:sz="2" w:space="0"/>
-            <w:bottom w:val="single" w:color="000000" w:sz="2" w:space="0"/>
-            <w:right w:val="single" w:color="000000" w:sz="2" w:space="0"/>
-            <w:insideH w:val="single" w:color="000000" w:sz="2" w:space="0"/>
-            <w:insideV w:val="single" w:color="000000" w:sz="2" w:space="0"/>
-          </w:tblBorders>
+          <w:tblW w:w="8214" w:type="dxa"/>
+          <w:jc w:val="center"/>
+          <w:tblLayout w:type="fixed"/>
           <w:tblCellMar>
             <w:top w:w="0" w:type="dxa"/>
             <w:left w:w="0" w:type="dxa"/>
@@ -1154,7 +1142,7 @@
           </w:tblCellMar>
         </w:tblPrEx>
         <w:trPr>
-          <w:trHeight w:val="516" w:hRule="atLeast"/>
+          <w:trHeight w:val="516"/>
           <w:jc w:val="center"/>
         </w:trPr>
         <w:tc>
@@ -1176,11 +1164,11 @@
               <w:adjustRightInd w:val="0"/>
               <w:snapToGrid w:val="0"/>
               <w:spacing w:before="173" w:line="267" w:lineRule="exact"/>
-              <w:ind w:left="0" w:leftChars="0" w:right="0" w:rightChars="0" w:firstLine="0" w:firstLineChars="0"/>
+              <w:ind w:left="0" w:right="0" w:firstLine="0" w:leftChars="0" w:rightChars="0" w:firstLineChars="0"/>
               <w:jc w:val="center"/>
               <w:textAlignment w:val="baseline"/>
               <w:rPr>
-                <w:rFonts w:hint="default" w:ascii="宋体" w:hAnsi="宋体" w:eastAsia="宋体" w:cs="宋体"/>
+                <w:rFonts w:ascii="宋体" w:eastAsia="宋体" w:hAnsi="宋体" w:cs="宋体" w:hint="default"/>
                 <w:sz w:val="20"/>
                 <w:szCs w:val="20"/>
                 <w:lang w:val="en-US"/>
@@ -1188,7 +1176,7 @@
             </w:pPr>
             <w:r>
               <w:rPr>
-                <w:rFonts w:ascii="宋体" w:hAnsi="宋体" w:eastAsia="宋体" w:cs="宋体"/>
+                <w:rFonts w:ascii="宋体" w:eastAsia="宋体" w:hAnsi="宋体" w:cs="宋体"/>
                 <w:spacing w:val="3"/>
                 <w:position w:val="1"/>
                 <w:sz w:val="20"/>
@@ -1198,7 +1186,7 @@
             </w:r>
             <w:r>
               <w:rPr>
-                <w:rFonts w:hint="eastAsia" w:ascii="宋体" w:hAnsi="宋体" w:cs="宋体"/>
+                <w:rFonts w:ascii="宋体" w:hAnsi="宋体" w:cs="宋体" w:hint="eastAsia"/>
                 <w:spacing w:val="3"/>
                 <w:position w:val="1"/>
                 <w:sz w:val="20"/>
@@ -1228,18 +1216,18 @@
               <w:adjustRightInd w:val="0"/>
               <w:snapToGrid w:val="0"/>
               <w:spacing w:before="173" w:line="267" w:lineRule="exact"/>
-              <w:ind w:left="0" w:leftChars="0" w:right="0" w:rightChars="0" w:firstLine="0" w:firstLineChars="0"/>
+              <w:ind w:left="0" w:right="0" w:firstLine="0" w:leftChars="0" w:rightChars="0" w:firstLineChars="0"/>
               <w:jc w:val="center"/>
               <w:textAlignment w:val="baseline"/>
               <w:rPr>
-                <w:rFonts w:ascii="宋体" w:hAnsi="宋体" w:eastAsia="宋体" w:cs="宋体"/>
+                <w:rFonts w:ascii="宋体" w:eastAsia="宋体" w:hAnsi="宋体" w:cs="宋体"/>
                 <w:sz w:val="20"/>
                 <w:szCs w:val="20"/>
               </w:rPr>
             </w:pPr>
             <w:r>
               <w:rPr>
-                <w:rFonts w:ascii="宋体" w:hAnsi="宋体" w:eastAsia="宋体" w:cs="宋体"/>
+                <w:rFonts w:ascii="宋体" w:eastAsia="宋体" w:hAnsi="宋体" w:cs="宋体"/>
                 <w:spacing w:val="4"/>
                 <w:position w:val="1"/>
                 <w:sz w:val="20"/>
@@ -1268,18 +1256,18 @@
               <w:adjustRightInd w:val="0"/>
               <w:snapToGrid w:val="0"/>
               <w:spacing w:before="172" w:line="228" w:lineRule="auto"/>
-              <w:ind w:left="0" w:leftChars="0" w:right="0" w:rightChars="0" w:firstLine="0" w:firstLineChars="0"/>
+              <w:ind w:left="0" w:right="0" w:firstLine="0" w:leftChars="0" w:rightChars="0" w:firstLineChars="0"/>
               <w:jc w:val="center"/>
               <w:textAlignment w:val="baseline"/>
               <w:rPr>
-                <w:rFonts w:ascii="宋体" w:hAnsi="宋体" w:eastAsia="宋体" w:cs="宋体"/>
+                <w:rFonts w:ascii="宋体" w:eastAsia="宋体" w:hAnsi="宋体" w:cs="宋体"/>
                 <w:sz w:val="20"/>
                 <w:szCs w:val="20"/>
               </w:rPr>
             </w:pPr>
             <w:r>
               <w:rPr>
-                <w:rFonts w:ascii="宋体" w:hAnsi="宋体" w:eastAsia="宋体" w:cs="宋体"/>
+                <w:rFonts w:ascii="宋体" w:eastAsia="宋体" w:hAnsi="宋体" w:cs="宋体"/>
                 <w:spacing w:val="200"/>
                 <w:kern w:val="0"/>
                 <w:sz w:val="20"/>
@@ -1289,7 +1277,7 @@
             </w:r>
             <w:r>
               <w:rPr>
-                <w:rFonts w:ascii="宋体" w:hAnsi="宋体" w:eastAsia="宋体" w:cs="宋体"/>
+                <w:rFonts w:ascii="宋体" w:eastAsia="宋体" w:hAnsi="宋体" w:cs="宋体"/>
                 <w:spacing w:val="0"/>
                 <w:kern w:val="0"/>
                 <w:sz w:val="20"/>
@@ -1318,11 +1306,11 @@
               <w:adjustRightInd w:val="0"/>
               <w:snapToGrid w:val="0"/>
               <w:spacing w:before="173" w:line="229" w:lineRule="auto"/>
-              <w:ind w:left="0" w:leftChars="0" w:right="0" w:rightChars="0" w:firstLine="0" w:firstLineChars="0"/>
+              <w:ind w:left="0" w:right="0" w:firstLine="0" w:leftChars="0" w:rightChars="0" w:firstLineChars="0"/>
               <w:jc w:val="center"/>
               <w:textAlignment w:val="baseline"/>
               <w:rPr>
-                <w:rFonts w:ascii="宋体" w:hAnsi="宋体" w:eastAsia="宋体" w:cs="宋体"/>
+                <w:rFonts w:ascii="宋体" w:eastAsia="宋体" w:hAnsi="宋体" w:cs="宋体"/>
                 <w:spacing w:val="200"/>
                 <w:kern w:val="0"/>
                 <w:sz w:val="20"/>
@@ -1331,7 +1319,7 @@
             </w:pPr>
             <w:r>
               <w:rPr>
-                <w:rFonts w:hint="eastAsia" w:asciiTheme="minorAscii" w:hAnsiTheme="minorAscii" w:eastAsiaTheme="minorEastAsia"/>
+                <w:rFonts w:asciiTheme="minorAscii" w:eastAsiaTheme="minorEastAsia" w:hAnsiTheme="minorAscii" w:hint="eastAsia"/>
                 <w:spacing w:val="0"/>
                 <w:kern w:val="0"/>
                 <w:sz w:val="21"/>
@@ -1361,11 +1349,11 @@
               <w:adjustRightInd w:val="0"/>
               <w:snapToGrid w:val="0"/>
               <w:spacing w:before="172" w:line="228" w:lineRule="auto"/>
-              <w:ind w:left="0" w:leftChars="0" w:right="0" w:rightChars="0" w:firstLine="0" w:firstLineChars="0"/>
+              <w:ind w:left="0" w:right="0" w:firstLine="0" w:leftChars="0" w:rightChars="0" w:firstLineChars="0"/>
               <w:jc w:val="center"/>
               <w:textAlignment w:val="baseline"/>
               <w:rPr>
-                <w:rFonts w:ascii="宋体" w:hAnsi="宋体" w:eastAsia="宋体" w:cs="宋体"/>
+                <w:rFonts w:ascii="宋体" w:eastAsia="宋体" w:hAnsi="宋体" w:cs="宋体"/>
                 <w:spacing w:val="200"/>
                 <w:kern w:val="0"/>
                 <w:sz w:val="20"/>
@@ -1374,7 +1362,7 @@
             </w:pPr>
             <w:r>
               <w:rPr>
-                <w:rFonts w:hint="eastAsia" w:ascii="宋体" w:hAnsi="宋体" w:eastAsia="宋体" w:cs="宋体"/>
+                <w:rFonts w:ascii="宋体" w:eastAsia="宋体" w:hAnsi="宋体" w:cs="宋体" w:hint="eastAsia"/>
                 <w:spacing w:val="200"/>
                 <w:kern w:val="0"/>
                 <w:sz w:val="20"/>
@@ -1384,7 +1372,7 @@
             </w:r>
             <w:r>
               <w:rPr>
-                <w:rFonts w:hint="eastAsia" w:asciiTheme="minorAscii" w:hAnsiTheme="minorAscii" w:eastAsiaTheme="minorEastAsia"/>
+                <w:rFonts w:asciiTheme="minorAscii" w:eastAsiaTheme="minorEastAsia" w:hAnsiTheme="minorAscii" w:hint="eastAsia"/>
                 <w:spacing w:val="0"/>
                 <w:kern w:val="0"/>
                 <w:sz w:val="21"/>
@@ -1414,18 +1402,18 @@
               <w:adjustRightInd w:val="0"/>
               <w:snapToGrid w:val="0"/>
               <w:spacing w:before="173" w:line="229" w:lineRule="auto"/>
-              <w:ind w:left="0" w:leftChars="0" w:right="0" w:rightChars="0" w:firstLine="0" w:firstLineChars="0"/>
+              <w:ind w:left="0" w:right="0" w:firstLine="0" w:leftChars="0" w:rightChars="0" w:firstLineChars="0"/>
               <w:jc w:val="center"/>
               <w:textAlignment w:val="baseline"/>
               <w:rPr>
-                <w:rFonts w:ascii="宋体" w:hAnsi="宋体" w:eastAsia="宋体" w:cs="宋体"/>
+                <w:rFonts w:ascii="宋体" w:eastAsia="宋体" w:hAnsi="宋体" w:cs="宋体"/>
                 <w:sz w:val="20"/>
                 <w:szCs w:val="20"/>
               </w:rPr>
             </w:pPr>
             <w:r>
               <w:rPr>
-                <w:rFonts w:hint="eastAsia" w:asciiTheme="minorAscii" w:hAnsiTheme="minorAscii" w:eastAsiaTheme="minorEastAsia"/>
+                <w:rFonts w:asciiTheme="minorAscii" w:eastAsiaTheme="minorEastAsia" w:hAnsiTheme="minorAscii" w:hint="eastAsia"/>
                 <w:spacing w:val="0"/>
                 <w:kern w:val="0"/>
                 <w:sz w:val="21"/>
@@ -1439,14 +1427,9 @@
       </w:tr>
       <w:tr>
         <w:tblPrEx>
-          <w:tblBorders>
-            <w:top w:val="single" w:color="000000" w:sz="2" w:space="0"/>
-            <w:left w:val="single" w:color="000000" w:sz="2" w:space="0"/>
-            <w:bottom w:val="single" w:color="000000" w:sz="2" w:space="0"/>
-            <w:right w:val="single" w:color="000000" w:sz="2" w:space="0"/>
-            <w:insideH w:val="single" w:color="000000" w:sz="2" w:space="0"/>
-            <w:insideV w:val="single" w:color="000000" w:sz="2" w:space="0"/>
-          </w:tblBorders>
+          <w:tblW w:w="8214" w:type="dxa"/>
+          <w:jc w:val="center"/>
+          <w:tblLayout w:type="fixed"/>
           <w:tblCellMar>
             <w:top w:w="0" w:type="dxa"/>
             <w:left w:w="0" w:type="dxa"/>
@@ -1455,7 +1438,7 @@
           </w:tblCellMar>
         </w:tblPrEx>
         <w:trPr>
-          <w:trHeight w:val="556" w:hRule="atLeast"/>
+          <w:trHeight w:val="556"/>
           <w:jc w:val="center"/>
         </w:trPr>
         <w:tc>
@@ -1464,7 +1447,7 @@
           </w:tcPr>
           <w:p>
             <w:pPr>
-              <w:pStyle w:val="27"/>
+              <w:pStyle w:val="TableText"/>
               <w:keepNext w:val="0"/>
               <w:keepLines w:val="0"/>
               <w:pageBreakBefore w:val="0"/>
@@ -1477,7 +1460,7 @@
               <w:bidi w:val="0"/>
               <w:adjustRightInd w:val="0"/>
               <w:snapToGrid w:val="0"/>
-              <w:ind w:left="0" w:leftChars="0" w:right="0" w:rightChars="0" w:firstLine="0" w:firstLineChars="0"/>
+              <w:ind w:left="0" w:right="0" w:firstLine="0" w:leftChars="0" w:rightChars="0" w:firstLineChars="0"/>
               <w:jc w:val="center"/>
               <w:textAlignment w:val="baseline"/>
             </w:pPr>
@@ -1489,7 +1472,7 @@
           </w:tcPr>
           <w:p>
             <w:pPr>
-              <w:pStyle w:val="27"/>
+              <w:pStyle w:val="TableText"/>
               <w:keepNext w:val="0"/>
               <w:keepLines w:val="0"/>
               <w:pageBreakBefore w:val="0"/>
@@ -1502,7 +1485,7 @@
               <w:bidi w:val="0"/>
               <w:adjustRightInd w:val="0"/>
               <w:snapToGrid w:val="0"/>
-              <w:ind w:left="0" w:leftChars="0" w:right="0" w:rightChars="0" w:firstLine="0" w:firstLineChars="0"/>
+              <w:ind w:left="0" w:right="0" w:firstLine="0" w:leftChars="0" w:rightChars="0" w:firstLineChars="0"/>
               <w:jc w:val="center"/>
               <w:textAlignment w:val="baseline"/>
             </w:pPr>
@@ -1514,7 +1497,7 @@
           </w:tcPr>
           <w:p>
             <w:pPr>
-              <w:pStyle w:val="27"/>
+              <w:pStyle w:val="TableText"/>
               <w:keepNext w:val="0"/>
               <w:keepLines w:val="0"/>
               <w:pageBreakBefore w:val="0"/>
@@ -1527,7 +1510,7 @@
               <w:bidi w:val="0"/>
               <w:adjustRightInd w:val="0"/>
               <w:snapToGrid w:val="0"/>
-              <w:ind w:left="0" w:leftChars="0" w:right="0" w:rightChars="0" w:firstLine="0" w:firstLineChars="0"/>
+              <w:ind w:left="0" w:right="0" w:firstLine="0" w:leftChars="0" w:rightChars="0" w:firstLineChars="0"/>
               <w:jc w:val="center"/>
               <w:textAlignment w:val="baseline"/>
             </w:pPr>
@@ -1539,7 +1522,7 @@
           </w:tcPr>
           <w:p>
             <w:pPr>
-              <w:pStyle w:val="27"/>
+              <w:pStyle w:val="TableText"/>
               <w:keepNext w:val="0"/>
               <w:keepLines w:val="0"/>
               <w:pageBreakBefore w:val="0"/>
@@ -1552,7 +1535,7 @@
               <w:bidi w:val="0"/>
               <w:adjustRightInd w:val="0"/>
               <w:snapToGrid w:val="0"/>
-              <w:ind w:left="0" w:leftChars="0" w:right="0" w:rightChars="0" w:firstLine="0" w:firstLineChars="0"/>
+              <w:ind w:left="0" w:right="0" w:firstLine="0" w:leftChars="0" w:rightChars="0" w:firstLineChars="0"/>
               <w:jc w:val="center"/>
               <w:textAlignment w:val="baseline"/>
             </w:pPr>
@@ -1564,7 +1547,7 @@
           </w:tcPr>
           <w:p>
             <w:pPr>
-              <w:pStyle w:val="27"/>
+              <w:pStyle w:val="TableText"/>
               <w:keepNext w:val="0"/>
               <w:keepLines w:val="0"/>
               <w:pageBreakBefore w:val="0"/>
@@ -1577,7 +1560,7 @@
               <w:bidi w:val="0"/>
               <w:adjustRightInd w:val="0"/>
               <w:snapToGrid w:val="0"/>
-              <w:ind w:left="0" w:leftChars="0" w:right="0" w:rightChars="0" w:firstLine="0" w:firstLineChars="0"/>
+              <w:ind w:left="0" w:right="0" w:firstLine="0" w:leftChars="0" w:rightChars="0" w:firstLineChars="0"/>
               <w:jc w:val="center"/>
               <w:textAlignment w:val="baseline"/>
             </w:pPr>
@@ -1589,7 +1572,7 @@
           </w:tcPr>
           <w:p>
             <w:pPr>
-              <w:pStyle w:val="27"/>
+              <w:pStyle w:val="TableText"/>
               <w:keepNext w:val="0"/>
               <w:keepLines w:val="0"/>
               <w:pageBreakBefore w:val="0"/>
@@ -1602,7 +1585,7 @@
               <w:bidi w:val="0"/>
               <w:adjustRightInd w:val="0"/>
               <w:snapToGrid w:val="0"/>
-              <w:ind w:left="0" w:leftChars="0" w:right="0" w:rightChars="0" w:firstLine="0" w:firstLineChars="0"/>
+              <w:ind w:left="0" w:right="0" w:firstLine="0" w:leftChars="0" w:rightChars="0" w:firstLineChars="0"/>
               <w:jc w:val="center"/>
               <w:textAlignment w:val="baseline"/>
             </w:pPr>
@@ -1611,14 +1594,9 @@
       </w:tr>
       <w:tr>
         <w:tblPrEx>
-          <w:tblBorders>
-            <w:top w:val="single" w:color="000000" w:sz="2" w:space="0"/>
-            <w:left w:val="single" w:color="000000" w:sz="2" w:space="0"/>
-            <w:bottom w:val="single" w:color="000000" w:sz="2" w:space="0"/>
-            <w:right w:val="single" w:color="000000" w:sz="2" w:space="0"/>
-            <w:insideH w:val="single" w:color="000000" w:sz="2" w:space="0"/>
-            <w:insideV w:val="single" w:color="000000" w:sz="2" w:space="0"/>
-          </w:tblBorders>
+          <w:tblW w:w="8214" w:type="dxa"/>
+          <w:jc w:val="center"/>
+          <w:tblLayout w:type="fixed"/>
           <w:tblCellMar>
             <w:top w:w="0" w:type="dxa"/>
             <w:left w:w="0" w:type="dxa"/>
@@ -1627,7 +1605,7 @@
           </w:tblCellMar>
         </w:tblPrEx>
         <w:trPr>
-          <w:trHeight w:val="556" w:hRule="atLeast"/>
+          <w:trHeight w:val="556"/>
           <w:jc w:val="center"/>
         </w:trPr>
         <w:tc>
@@ -1636,7 +1614,7 @@
           </w:tcPr>
           <w:p>
             <w:pPr>
-              <w:pStyle w:val="27"/>
+              <w:pStyle w:val="TableText"/>
               <w:keepNext w:val="0"/>
               <w:keepLines w:val="0"/>
               <w:pageBreakBefore w:val="0"/>
@@ -1649,7 +1627,7 @@
               <w:bidi w:val="0"/>
               <w:adjustRightInd w:val="0"/>
               <w:snapToGrid w:val="0"/>
-              <w:ind w:left="0" w:leftChars="0" w:right="0" w:rightChars="0" w:firstLine="0" w:firstLineChars="0"/>
+              <w:ind w:left="0" w:right="0" w:firstLine="0" w:leftChars="0" w:rightChars="0" w:firstLineChars="0"/>
               <w:jc w:val="center"/>
               <w:textAlignment w:val="baseline"/>
             </w:pPr>
@@ -1661,7 +1639,7 @@
           </w:tcPr>
           <w:p>
             <w:pPr>
-              <w:pStyle w:val="27"/>
+              <w:pStyle w:val="TableText"/>
               <w:keepNext w:val="0"/>
               <w:keepLines w:val="0"/>
               <w:pageBreakBefore w:val="0"/>
@@ -1674,7 +1652,7 @@
               <w:bidi w:val="0"/>
               <w:adjustRightInd w:val="0"/>
               <w:snapToGrid w:val="0"/>
-              <w:ind w:left="0" w:leftChars="0" w:right="0" w:rightChars="0" w:firstLine="0" w:firstLineChars="0"/>
+              <w:ind w:left="0" w:right="0" w:firstLine="0" w:leftChars="0" w:rightChars="0" w:firstLineChars="0"/>
               <w:jc w:val="center"/>
               <w:textAlignment w:val="baseline"/>
             </w:pPr>
@@ -1686,7 +1664,7 @@
           </w:tcPr>
           <w:p>
             <w:pPr>
-              <w:pStyle w:val="27"/>
+              <w:pStyle w:val="TableText"/>
               <w:keepNext w:val="0"/>
               <w:keepLines w:val="0"/>
               <w:pageBreakBefore w:val="0"/>
@@ -1699,7 +1677,7 @@
               <w:bidi w:val="0"/>
               <w:adjustRightInd w:val="0"/>
               <w:snapToGrid w:val="0"/>
-              <w:ind w:left="0" w:leftChars="0" w:right="0" w:rightChars="0" w:firstLine="0" w:firstLineChars="0"/>
+              <w:ind w:left="0" w:right="0" w:firstLine="0" w:leftChars="0" w:rightChars="0" w:firstLineChars="0"/>
               <w:jc w:val="center"/>
               <w:textAlignment w:val="baseline"/>
             </w:pPr>
@@ -1711,7 +1689,7 @@
           </w:tcPr>
           <w:p>
             <w:pPr>
-              <w:pStyle w:val="27"/>
+              <w:pStyle w:val="TableText"/>
               <w:keepNext w:val="0"/>
               <w:keepLines w:val="0"/>
               <w:pageBreakBefore w:val="0"/>
@@ -1724,7 +1702,7 @@
               <w:bidi w:val="0"/>
               <w:adjustRightInd w:val="0"/>
               <w:snapToGrid w:val="0"/>
-              <w:ind w:left="0" w:leftChars="0" w:right="0" w:rightChars="0" w:firstLine="0" w:firstLineChars="0"/>
+              <w:ind w:left="0" w:right="0" w:firstLine="0" w:leftChars="0" w:rightChars="0" w:firstLineChars="0"/>
               <w:jc w:val="center"/>
               <w:textAlignment w:val="baseline"/>
             </w:pPr>
@@ -1736,7 +1714,7 @@
           </w:tcPr>
           <w:p>
             <w:pPr>
-              <w:pStyle w:val="27"/>
+              <w:pStyle w:val="TableText"/>
               <w:keepNext w:val="0"/>
               <w:keepLines w:val="0"/>
               <w:pageBreakBefore w:val="0"/>
@@ -1749,7 +1727,7 @@
               <w:bidi w:val="0"/>
               <w:adjustRightInd w:val="0"/>
               <w:snapToGrid w:val="0"/>
-              <w:ind w:left="0" w:leftChars="0" w:right="0" w:rightChars="0" w:firstLine="0" w:firstLineChars="0"/>
+              <w:ind w:left="0" w:right="0" w:firstLine="0" w:leftChars="0" w:rightChars="0" w:firstLineChars="0"/>
               <w:jc w:val="center"/>
               <w:textAlignment w:val="baseline"/>
             </w:pPr>
@@ -1761,7 +1739,7 @@
           </w:tcPr>
           <w:p>
             <w:pPr>
-              <w:pStyle w:val="27"/>
+              <w:pStyle w:val="TableText"/>
               <w:keepNext w:val="0"/>
               <w:keepLines w:val="0"/>
               <w:pageBreakBefore w:val="0"/>
@@ -1774,7 +1752,7 @@
               <w:bidi w:val="0"/>
               <w:adjustRightInd w:val="0"/>
               <w:snapToGrid w:val="0"/>
-              <w:ind w:left="0" w:leftChars="0" w:right="0" w:rightChars="0" w:firstLine="0" w:firstLineChars="0"/>
+              <w:ind w:left="0" w:right="0" w:firstLine="0" w:leftChars="0" w:rightChars="0" w:firstLineChars="0"/>
               <w:jc w:val="center"/>
               <w:textAlignment w:val="baseline"/>
             </w:pPr>
@@ -1783,14 +1761,9 @@
       </w:tr>
       <w:tr>
         <w:tblPrEx>
-          <w:tblBorders>
-            <w:top w:val="single" w:color="000000" w:sz="2" w:space="0"/>
-            <w:left w:val="single" w:color="000000" w:sz="2" w:space="0"/>
-            <w:bottom w:val="single" w:color="000000" w:sz="2" w:space="0"/>
-            <w:right w:val="single" w:color="000000" w:sz="2" w:space="0"/>
-            <w:insideH w:val="single" w:color="000000" w:sz="2" w:space="0"/>
-            <w:insideV w:val="single" w:color="000000" w:sz="2" w:space="0"/>
-          </w:tblBorders>
+          <w:tblW w:w="8214" w:type="dxa"/>
+          <w:jc w:val="center"/>
+          <w:tblLayout w:type="fixed"/>
           <w:tblCellMar>
             <w:top w:w="0" w:type="dxa"/>
             <w:left w:w="0" w:type="dxa"/>
@@ -1799,7 +1772,7 @@
           </w:tblCellMar>
         </w:tblPrEx>
         <w:trPr>
-          <w:trHeight w:val="557" w:hRule="atLeast"/>
+          <w:trHeight w:val="557"/>
           <w:jc w:val="center"/>
         </w:trPr>
         <w:tc>
@@ -1808,7 +1781,7 @@
           </w:tcPr>
           <w:p>
             <w:pPr>
-              <w:pStyle w:val="27"/>
+              <w:pStyle w:val="TableText"/>
               <w:keepNext w:val="0"/>
               <w:keepLines w:val="0"/>
               <w:pageBreakBefore w:val="0"/>
@@ -1821,7 +1794,7 @@
               <w:bidi w:val="0"/>
               <w:adjustRightInd w:val="0"/>
               <w:snapToGrid w:val="0"/>
-              <w:ind w:left="0" w:leftChars="0" w:right="0" w:rightChars="0" w:firstLine="0" w:firstLineChars="0"/>
+              <w:ind w:left="0" w:right="0" w:firstLine="0" w:leftChars="0" w:rightChars="0" w:firstLineChars="0"/>
               <w:jc w:val="center"/>
               <w:textAlignment w:val="baseline"/>
             </w:pPr>
@@ -1833,7 +1806,7 @@
           </w:tcPr>
           <w:p>
             <w:pPr>
-              <w:pStyle w:val="27"/>
+              <w:pStyle w:val="TableText"/>
               <w:keepNext w:val="0"/>
               <w:keepLines w:val="0"/>
               <w:pageBreakBefore w:val="0"/>
@@ -1846,7 +1819,7 @@
               <w:bidi w:val="0"/>
               <w:adjustRightInd w:val="0"/>
               <w:snapToGrid w:val="0"/>
-              <w:ind w:left="0" w:leftChars="0" w:right="0" w:rightChars="0" w:firstLine="0" w:firstLineChars="0"/>
+              <w:ind w:left="0" w:right="0" w:firstLine="0" w:leftChars="0" w:rightChars="0" w:firstLineChars="0"/>
               <w:jc w:val="center"/>
               <w:textAlignment w:val="baseline"/>
             </w:pPr>
@@ -1858,7 +1831,7 @@
           </w:tcPr>
           <w:p>
             <w:pPr>
-              <w:pStyle w:val="27"/>
+              <w:pStyle w:val="TableText"/>
               <w:keepNext w:val="0"/>
               <w:keepLines w:val="0"/>
               <w:pageBreakBefore w:val="0"/>
@@ -1871,7 +1844,7 @@
               <w:bidi w:val="0"/>
               <w:adjustRightInd w:val="0"/>
               <w:snapToGrid w:val="0"/>
-              <w:ind w:left="0" w:leftChars="0" w:right="0" w:rightChars="0" w:firstLine="0" w:firstLineChars="0"/>
+              <w:ind w:left="0" w:right="0" w:firstLine="0" w:leftChars="0" w:rightChars="0" w:firstLineChars="0"/>
               <w:jc w:val="center"/>
               <w:textAlignment w:val="baseline"/>
             </w:pPr>
@@ -1883,7 +1856,7 @@
           </w:tcPr>
           <w:p>
             <w:pPr>
-              <w:pStyle w:val="27"/>
+              <w:pStyle w:val="TableText"/>
               <w:keepNext w:val="0"/>
               <w:keepLines w:val="0"/>
               <w:pageBreakBefore w:val="0"/>
@@ -1896,7 +1869,7 @@
               <w:bidi w:val="0"/>
               <w:adjustRightInd w:val="0"/>
               <w:snapToGrid w:val="0"/>
-              <w:ind w:left="0" w:leftChars="0" w:right="0" w:rightChars="0" w:firstLine="0" w:firstLineChars="0"/>
+              <w:ind w:left="0" w:right="0" w:firstLine="0" w:leftChars="0" w:rightChars="0" w:firstLineChars="0"/>
               <w:jc w:val="center"/>
               <w:textAlignment w:val="baseline"/>
             </w:pPr>
@@ -1908,7 +1881,7 @@
           </w:tcPr>
           <w:p>
             <w:pPr>
-              <w:pStyle w:val="27"/>
+              <w:pStyle w:val="TableText"/>
               <w:keepNext w:val="0"/>
               <w:keepLines w:val="0"/>
               <w:pageBreakBefore w:val="0"/>
@@ -1921,7 +1894,7 @@
               <w:bidi w:val="0"/>
               <w:adjustRightInd w:val="0"/>
               <w:snapToGrid w:val="0"/>
-              <w:ind w:left="0" w:leftChars="0" w:right="0" w:rightChars="0" w:firstLine="0" w:firstLineChars="0"/>
+              <w:ind w:left="0" w:right="0" w:firstLine="0" w:leftChars="0" w:rightChars="0" w:firstLineChars="0"/>
               <w:jc w:val="center"/>
               <w:textAlignment w:val="baseline"/>
             </w:pPr>
@@ -1933,7 +1906,7 @@
           </w:tcPr>
           <w:p>
             <w:pPr>
-              <w:pStyle w:val="27"/>
+              <w:pStyle w:val="TableText"/>
               <w:keepNext w:val="0"/>
               <w:keepLines w:val="0"/>
               <w:pageBreakBefore w:val="0"/>
@@ -1946,7 +1919,7 @@
               <w:bidi w:val="0"/>
               <w:adjustRightInd w:val="0"/>
               <w:snapToGrid w:val="0"/>
-              <w:ind w:left="0" w:leftChars="0" w:right="0" w:rightChars="0" w:firstLine="0" w:firstLineChars="0"/>
+              <w:ind w:left="0" w:right="0" w:firstLine="0" w:leftChars="0" w:rightChars="0" w:firstLineChars="0"/>
               <w:jc w:val="center"/>
               <w:textAlignment w:val="baseline"/>
             </w:pPr>
@@ -1977,7 +1950,7 @@
     <w:sdt>
       <w:sdtPr>
         <w:rPr>
-          <w:rFonts w:ascii="宋体" w:hAnsi="宋体" w:eastAsia="宋体" w:cs="Arial"/>
+          <w:rFonts w:ascii="宋体" w:eastAsia="宋体" w:hAnsi="宋体" w:cs="Arial"/>
           <w:snapToGrid w:val="0"/>
           <w:color w:val="000000"/>
           <w:kern w:val="0"/>
@@ -1993,7 +1966,7 @@
       </w:sdtPr>
       <w:sdtEndPr>
         <w:rPr>
-          <w:rFonts w:hint="eastAsia" w:ascii="宋体" w:hAnsi="宋体" w:eastAsia="宋体" w:cs="宋体"/>
+          <w:rFonts w:ascii="宋体" w:eastAsia="宋体" w:hAnsi="宋体" w:cs="宋体" w:hint="eastAsia"/>
           <w:snapToGrid w:val="0"/>
           <w:color w:val="000000"/>
           <w:kern w:val="0"/>
@@ -2018,18 +1991,18 @@
             <w:adjustRightInd w:val="0"/>
             <w:snapToGrid w:val="0"/>
             <w:spacing w:before="0" w:beforeLines="0" w:after="0" w:afterLines="0" w:line="240" w:lineRule="auto"/>
-            <w:ind w:left="0" w:leftChars="0" w:right="0" w:rightChars="0" w:firstLine="0" w:firstLineChars="0"/>
+            <w:ind w:left="0" w:right="0" w:firstLine="0" w:leftChars="0" w:rightChars="0" w:firstLineChars="0"/>
             <w:jc w:val="center"/>
             <w:textAlignment w:val="baseline"/>
             <w:rPr>
-              <w:rFonts w:hint="eastAsia" w:ascii="宋体" w:hAnsi="宋体" w:eastAsia="宋体" w:cs="宋体"/>
+              <w:rFonts w:ascii="宋体" w:eastAsia="宋体" w:hAnsi="宋体" w:cs="宋体" w:hint="eastAsia"/>
               <w:sz w:val="24"/>
               <w:szCs w:val="24"/>
             </w:rPr>
           </w:pPr>
           <w:r>
             <w:rPr>
-              <w:rFonts w:hint="eastAsia" w:ascii="宋体" w:hAnsi="宋体" w:eastAsia="宋体" w:cs="宋体"/>
+              <w:rFonts w:ascii="宋体" w:eastAsia="宋体" w:hAnsi="宋体" w:cs="宋体" w:hint="eastAsia"/>
               <w:sz w:val="24"/>
               <w:szCs w:val="24"/>
             </w:rPr>
@@ -2038,14 +2011,14 @@
         </w:p>
         <w:p>
           <w:pPr>
-            <w:pStyle w:val="16"/>
+            <w:pStyle w:val="TOC1"/>
             <w:tabs>
               <w:tab w:val="right" w:leader="dot" w:pos="8306"/>
             </w:tabs>
           </w:pPr>
           <w:r>
             <w:rPr>
-              <w:rFonts w:hint="eastAsia" w:ascii="宋体" w:hAnsi="宋体" w:eastAsia="宋体" w:cs="宋体"/>
+              <w:rFonts w:ascii="宋体" w:eastAsia="宋体" w:hAnsi="宋体" w:cs="宋体" w:hint="eastAsia"/>
               <w:sz w:val="24"/>
               <w:szCs w:val="24"/>
             </w:rPr>
@@ -2053,7 +2026,7 @@
           </w:r>
           <w:r>
             <w:rPr>
-              <w:rFonts w:hint="eastAsia" w:ascii="宋体" w:hAnsi="宋体" w:eastAsia="宋体" w:cs="宋体"/>
+              <w:rFonts w:ascii="宋体" w:eastAsia="宋体" w:hAnsi="宋体" w:cs="宋体" w:hint="eastAsia"/>
               <w:sz w:val="24"/>
               <w:szCs w:val="24"/>
             </w:rPr>
@@ -2061,7 +2034,7 @@
           </w:r>
           <w:r>
             <w:rPr>
-              <w:rFonts w:hint="eastAsia" w:ascii="宋体" w:hAnsi="宋体" w:eastAsia="宋体" w:cs="宋体"/>
+              <w:rFonts w:ascii="宋体" w:eastAsia="宋体" w:hAnsi="宋体" w:cs="宋体" w:hint="eastAsia"/>
               <w:sz w:val="24"/>
               <w:szCs w:val="24"/>
             </w:rPr>
@@ -2069,21 +2042,21 @@
           </w:r>
           <w:r>
             <w:rPr>
-              <w:rFonts w:hint="eastAsia" w:ascii="宋体" w:hAnsi="宋体" w:eastAsia="宋体" w:cs="宋体"/>
+              <w:rFonts w:ascii="宋体" w:eastAsia="宋体" w:hAnsi="宋体" w:cs="宋体" w:hint="eastAsia"/>
               <w:szCs w:val="24"/>
             </w:rPr>
             <w:fldChar w:fldCharType="begin"/>
           </w:r>
           <w:r>
             <w:rPr>
-              <w:rFonts w:hint="eastAsia" w:ascii="宋体" w:hAnsi="宋体" w:eastAsia="宋体" w:cs="宋体"/>
+              <w:rFonts w:ascii="宋体" w:eastAsia="宋体" w:hAnsi="宋体" w:cs="宋体" w:hint="eastAsia"/>
               <w:szCs w:val="24"/>
             </w:rPr>
             <w:instrText xml:space="preserve"> HYPERLINK \l _Toc26036 </w:instrText>
           </w:r>
           <w:r>
             <w:rPr>
-              <w:rFonts w:hint="eastAsia" w:ascii="宋体" w:hAnsi="宋体" w:eastAsia="宋体" w:cs="宋体"/>
+              <w:rFonts w:ascii="宋体" w:eastAsia="宋体" w:hAnsi="宋体" w:cs="宋体" w:hint="eastAsia"/>
               <w:szCs w:val="24"/>
             </w:rPr>
             <w:fldChar w:fldCharType="separate"/>
@@ -2115,7 +2088,7 @@
           </w:r>
           <w:r>
             <w:rPr>
-              <w:rFonts w:hint="eastAsia" w:ascii="宋体" w:hAnsi="宋体" w:eastAsia="宋体" w:cs="宋体"/>
+              <w:rFonts w:ascii="宋体" w:eastAsia="宋体" w:hAnsi="宋体" w:cs="宋体" w:hint="eastAsia"/>
               <w:szCs w:val="24"/>
             </w:rPr>
             <w:fldChar w:fldCharType="end"/>
@@ -2123,28 +2096,28 @@
         </w:p>
         <w:p>
           <w:pPr>
-            <w:pStyle w:val="16"/>
+            <w:pStyle w:val="TOC1"/>
             <w:tabs>
               <w:tab w:val="right" w:leader="dot" w:pos="8306"/>
             </w:tabs>
           </w:pPr>
           <w:r>
             <w:rPr>
-              <w:rFonts w:hint="eastAsia" w:ascii="宋体" w:hAnsi="宋体" w:eastAsia="宋体" w:cs="宋体"/>
+              <w:rFonts w:ascii="宋体" w:eastAsia="宋体" w:hAnsi="宋体" w:cs="宋体" w:hint="eastAsia"/>
               <w:szCs w:val="24"/>
             </w:rPr>
             <w:fldChar w:fldCharType="begin"/>
           </w:r>
           <w:r>
             <w:rPr>
-              <w:rFonts w:hint="eastAsia" w:ascii="宋体" w:hAnsi="宋体" w:eastAsia="宋体" w:cs="宋体"/>
+              <w:rFonts w:ascii="宋体" w:eastAsia="宋体" w:hAnsi="宋体" w:cs="宋体" w:hint="eastAsia"/>
               <w:szCs w:val="24"/>
             </w:rPr>
             <w:instrText xml:space="preserve"> HYPERLINK \l _Toc6113 </w:instrText>
           </w:r>
           <w:r>
             <w:rPr>
-              <w:rFonts w:hint="eastAsia" w:ascii="宋体" w:hAnsi="宋体" w:eastAsia="宋体" w:cs="宋体"/>
+              <w:rFonts w:ascii="宋体" w:eastAsia="宋体" w:hAnsi="宋体" w:cs="宋体" w:hint="eastAsia"/>
               <w:szCs w:val="24"/>
             </w:rPr>
             <w:fldChar w:fldCharType="separate"/>
@@ -2176,7 +2149,7 @@
           </w:r>
           <w:r>
             <w:rPr>
-              <w:rFonts w:hint="eastAsia" w:ascii="宋体" w:hAnsi="宋体" w:eastAsia="宋体" w:cs="宋体"/>
+              <w:rFonts w:ascii="宋体" w:eastAsia="宋体" w:hAnsi="宋体" w:cs="宋体" w:hint="eastAsia"/>
               <w:szCs w:val="24"/>
             </w:rPr>
             <w:fldChar w:fldCharType="end"/>
@@ -2184,28 +2157,28 @@
         </w:p>
         <w:p>
           <w:pPr>
-            <w:pStyle w:val="16"/>
+            <w:pStyle w:val="TOC1"/>
             <w:tabs>
               <w:tab w:val="right" w:leader="dot" w:pos="8306"/>
             </w:tabs>
           </w:pPr>
           <w:r>
             <w:rPr>
-              <w:rFonts w:hint="eastAsia" w:ascii="宋体" w:hAnsi="宋体" w:eastAsia="宋体" w:cs="宋体"/>
+              <w:rFonts w:ascii="宋体" w:eastAsia="宋体" w:hAnsi="宋体" w:cs="宋体" w:hint="eastAsia"/>
               <w:szCs w:val="24"/>
             </w:rPr>
             <w:fldChar w:fldCharType="begin"/>
           </w:r>
           <w:r>
             <w:rPr>
-              <w:rFonts w:hint="eastAsia" w:ascii="宋体" w:hAnsi="宋体" w:eastAsia="宋体" w:cs="宋体"/>
+              <w:rFonts w:ascii="宋体" w:eastAsia="宋体" w:hAnsi="宋体" w:cs="宋体" w:hint="eastAsia"/>
               <w:szCs w:val="24"/>
             </w:rPr>
             <w:instrText xml:space="preserve"> HYPERLINK \l _Toc5614 </w:instrText>
           </w:r>
           <w:r>
             <w:rPr>
-              <w:rFonts w:hint="eastAsia" w:ascii="宋体" w:hAnsi="宋体" w:eastAsia="宋体" w:cs="宋体"/>
+              <w:rFonts w:ascii="宋体" w:eastAsia="宋体" w:hAnsi="宋体" w:cs="宋体" w:hint="eastAsia"/>
               <w:szCs w:val="24"/>
             </w:rPr>
             <w:fldChar w:fldCharType="separate"/>
@@ -2237,7 +2210,7 @@
           </w:r>
           <w:r>
             <w:rPr>
-              <w:rFonts w:hint="eastAsia" w:ascii="宋体" w:hAnsi="宋体" w:eastAsia="宋体" w:cs="宋体"/>
+              <w:rFonts w:ascii="宋体" w:eastAsia="宋体" w:hAnsi="宋体" w:cs="宋体" w:hint="eastAsia"/>
               <w:szCs w:val="24"/>
             </w:rPr>
             <w:fldChar w:fldCharType="end"/>
@@ -2245,28 +2218,28 @@
         </w:p>
         <w:p>
           <w:pPr>
-            <w:pStyle w:val="17"/>
+            <w:pStyle w:val="TOC2"/>
             <w:tabs>
               <w:tab w:val="right" w:leader="dot" w:pos="8306"/>
             </w:tabs>
           </w:pPr>
           <w:r>
             <w:rPr>
-              <w:rFonts w:hint="eastAsia" w:ascii="宋体" w:hAnsi="宋体" w:eastAsia="宋体" w:cs="宋体"/>
+              <w:rFonts w:ascii="宋体" w:eastAsia="宋体" w:hAnsi="宋体" w:cs="宋体" w:hint="eastAsia"/>
               <w:szCs w:val="24"/>
             </w:rPr>
             <w:fldChar w:fldCharType="begin"/>
           </w:r>
           <w:r>
             <w:rPr>
-              <w:rFonts w:hint="eastAsia" w:ascii="宋体" w:hAnsi="宋体" w:eastAsia="宋体" w:cs="宋体"/>
+              <w:rFonts w:ascii="宋体" w:eastAsia="宋体" w:hAnsi="宋体" w:cs="宋体" w:hint="eastAsia"/>
               <w:szCs w:val="24"/>
             </w:rPr>
             <w:instrText xml:space="preserve"> HYPERLINK \l _Toc25148 </w:instrText>
           </w:r>
           <w:r>
             <w:rPr>
-              <w:rFonts w:hint="eastAsia" w:ascii="宋体" w:hAnsi="宋体" w:eastAsia="宋体" w:cs="宋体"/>
+              <w:rFonts w:ascii="宋体" w:eastAsia="宋体" w:hAnsi="宋体" w:cs="宋体" w:hint="eastAsia"/>
               <w:szCs w:val="24"/>
             </w:rPr>
             <w:fldChar w:fldCharType="separate"/>
@@ -2298,7 +2271,7 @@
           </w:r>
           <w:r>
             <w:rPr>
-              <w:rFonts w:hint="eastAsia" w:ascii="宋体" w:hAnsi="宋体" w:eastAsia="宋体" w:cs="宋体"/>
+              <w:rFonts w:ascii="宋体" w:eastAsia="宋体" w:hAnsi="宋体" w:cs="宋体" w:hint="eastAsia"/>
               <w:szCs w:val="24"/>
             </w:rPr>
             <w:fldChar w:fldCharType="end"/>
@@ -2306,28 +2279,28 @@
         </w:p>
         <w:p>
           <w:pPr>
-            <w:pStyle w:val="17"/>
+            <w:pStyle w:val="TOC2"/>
             <w:tabs>
               <w:tab w:val="right" w:leader="dot" w:pos="8306"/>
             </w:tabs>
           </w:pPr>
           <w:r>
             <w:rPr>
-              <w:rFonts w:hint="eastAsia" w:ascii="宋体" w:hAnsi="宋体" w:eastAsia="宋体" w:cs="宋体"/>
+              <w:rFonts w:ascii="宋体" w:eastAsia="宋体" w:hAnsi="宋体" w:cs="宋体" w:hint="eastAsia"/>
               <w:szCs w:val="24"/>
             </w:rPr>
             <w:fldChar w:fldCharType="begin"/>
           </w:r>
           <w:r>
             <w:rPr>
-              <w:rFonts w:hint="eastAsia" w:ascii="宋体" w:hAnsi="宋体" w:eastAsia="宋体" w:cs="宋体"/>
+              <w:rFonts w:ascii="宋体" w:eastAsia="宋体" w:hAnsi="宋体" w:cs="宋体" w:hint="eastAsia"/>
               <w:szCs w:val="24"/>
             </w:rPr>
             <w:instrText xml:space="preserve"> HYPERLINK \l _Toc23905 </w:instrText>
           </w:r>
           <w:r>
             <w:rPr>
-              <w:rFonts w:hint="eastAsia" w:ascii="宋体" w:hAnsi="宋体" w:eastAsia="宋体" w:cs="宋体"/>
+              <w:rFonts w:ascii="宋体" w:eastAsia="宋体" w:hAnsi="宋体" w:cs="宋体" w:hint="eastAsia"/>
               <w:szCs w:val="24"/>
             </w:rPr>
             <w:fldChar w:fldCharType="separate"/>
@@ -2359,7 +2332,7 @@
           </w:r>
           <w:r>
             <w:rPr>
-              <w:rFonts w:hint="eastAsia" w:ascii="宋体" w:hAnsi="宋体" w:eastAsia="宋体" w:cs="宋体"/>
+              <w:rFonts w:ascii="宋体" w:eastAsia="宋体" w:hAnsi="宋体" w:cs="宋体" w:hint="eastAsia"/>
               <w:szCs w:val="24"/>
             </w:rPr>
             <w:fldChar w:fldCharType="end"/>
@@ -2367,28 +2340,28 @@
         </w:p>
         <w:p>
           <w:pPr>
-            <w:pStyle w:val="17"/>
+            <w:pStyle w:val="TOC2"/>
             <w:tabs>
               <w:tab w:val="right" w:leader="dot" w:pos="8306"/>
             </w:tabs>
           </w:pPr>
           <w:r>
             <w:rPr>
-              <w:rFonts w:hint="eastAsia" w:ascii="宋体" w:hAnsi="宋体" w:eastAsia="宋体" w:cs="宋体"/>
+              <w:rFonts w:ascii="宋体" w:eastAsia="宋体" w:hAnsi="宋体" w:cs="宋体" w:hint="eastAsia"/>
               <w:szCs w:val="24"/>
             </w:rPr>
             <w:fldChar w:fldCharType="begin"/>
           </w:r>
           <w:r>
             <w:rPr>
-              <w:rFonts w:hint="eastAsia" w:ascii="宋体" w:hAnsi="宋体" w:eastAsia="宋体" w:cs="宋体"/>
+              <w:rFonts w:ascii="宋体" w:eastAsia="宋体" w:hAnsi="宋体" w:cs="宋体" w:hint="eastAsia"/>
               <w:szCs w:val="24"/>
             </w:rPr>
             <w:instrText xml:space="preserve"> HYPERLINK \l _Toc29048 </w:instrText>
           </w:r>
           <w:r>
             <w:rPr>
-              <w:rFonts w:hint="eastAsia" w:ascii="宋体" w:hAnsi="宋体" w:eastAsia="宋体" w:cs="宋体"/>
+              <w:rFonts w:ascii="宋体" w:eastAsia="宋体" w:hAnsi="宋体" w:cs="宋体" w:hint="eastAsia"/>
               <w:szCs w:val="24"/>
             </w:rPr>
             <w:fldChar w:fldCharType="separate"/>
@@ -2420,7 +2393,7 @@
           </w:r>
           <w:r>
             <w:rPr>
-              <w:rFonts w:hint="eastAsia" w:ascii="宋体" w:hAnsi="宋体" w:eastAsia="宋体" w:cs="宋体"/>
+              <w:rFonts w:ascii="宋体" w:eastAsia="宋体" w:hAnsi="宋体" w:cs="宋体" w:hint="eastAsia"/>
               <w:szCs w:val="24"/>
             </w:rPr>
             <w:fldChar w:fldCharType="end"/>
@@ -2428,28 +2401,28 @@
         </w:p>
         <w:p>
           <w:pPr>
-            <w:pStyle w:val="16"/>
+            <w:pStyle w:val="TOC1"/>
             <w:tabs>
               <w:tab w:val="right" w:leader="dot" w:pos="8306"/>
             </w:tabs>
           </w:pPr>
           <w:r>
             <w:rPr>
-              <w:rFonts w:hint="eastAsia" w:ascii="宋体" w:hAnsi="宋体" w:eastAsia="宋体" w:cs="宋体"/>
+              <w:rFonts w:ascii="宋体" w:eastAsia="宋体" w:hAnsi="宋体" w:cs="宋体" w:hint="eastAsia"/>
               <w:szCs w:val="24"/>
             </w:rPr>
             <w:fldChar w:fldCharType="begin"/>
           </w:r>
           <w:r>
             <w:rPr>
-              <w:rFonts w:hint="eastAsia" w:ascii="宋体" w:hAnsi="宋体" w:eastAsia="宋体" w:cs="宋体"/>
+              <w:rFonts w:ascii="宋体" w:eastAsia="宋体" w:hAnsi="宋体" w:cs="宋体" w:hint="eastAsia"/>
               <w:szCs w:val="24"/>
             </w:rPr>
             <w:instrText xml:space="preserve"> HYPERLINK \l _Toc29582 </w:instrText>
           </w:r>
           <w:r>
             <w:rPr>
-              <w:rFonts w:hint="eastAsia" w:ascii="宋体" w:hAnsi="宋体" w:eastAsia="宋体" w:cs="宋体"/>
+              <w:rFonts w:ascii="宋体" w:eastAsia="宋体" w:hAnsi="宋体" w:cs="宋体" w:hint="eastAsia"/>
               <w:szCs w:val="24"/>
             </w:rPr>
             <w:fldChar w:fldCharType="separate"/>
@@ -2481,7 +2454,7 @@
           </w:r>
           <w:r>
             <w:rPr>
-              <w:rFonts w:hint="eastAsia" w:ascii="宋体" w:hAnsi="宋体" w:eastAsia="宋体" w:cs="宋体"/>
+              <w:rFonts w:ascii="宋体" w:eastAsia="宋体" w:hAnsi="宋体" w:cs="宋体" w:hint="eastAsia"/>
               <w:szCs w:val="24"/>
             </w:rPr>
             <w:fldChar w:fldCharType="end"/>
@@ -2489,28 +2462,28 @@
         </w:p>
         <w:p>
           <w:pPr>
-            <w:pStyle w:val="17"/>
+            <w:pStyle w:val="TOC2"/>
             <w:tabs>
               <w:tab w:val="right" w:leader="dot" w:pos="8306"/>
             </w:tabs>
           </w:pPr>
           <w:r>
             <w:rPr>
-              <w:rFonts w:hint="eastAsia" w:ascii="宋体" w:hAnsi="宋体" w:eastAsia="宋体" w:cs="宋体"/>
+              <w:rFonts w:ascii="宋体" w:eastAsia="宋体" w:hAnsi="宋体" w:cs="宋体" w:hint="eastAsia"/>
               <w:szCs w:val="24"/>
             </w:rPr>
             <w:fldChar w:fldCharType="begin"/>
           </w:r>
           <w:r>
             <w:rPr>
-              <w:rFonts w:hint="eastAsia" w:ascii="宋体" w:hAnsi="宋体" w:eastAsia="宋体" w:cs="宋体"/>
+              <w:rFonts w:ascii="宋体" w:eastAsia="宋体" w:hAnsi="宋体" w:cs="宋体" w:hint="eastAsia"/>
               <w:szCs w:val="24"/>
             </w:rPr>
             <w:instrText xml:space="preserve"> HYPERLINK \l _Toc1386 </w:instrText>
           </w:r>
           <w:r>
             <w:rPr>
-              <w:rFonts w:hint="eastAsia" w:ascii="宋体" w:hAnsi="宋体" w:eastAsia="宋体" w:cs="宋体"/>
+              <w:rFonts w:ascii="宋体" w:eastAsia="宋体" w:hAnsi="宋体" w:cs="宋体" w:hint="eastAsia"/>
               <w:szCs w:val="24"/>
             </w:rPr>
             <w:fldChar w:fldCharType="separate"/>
@@ -2542,7 +2515,7 @@
           </w:r>
           <w:r>
             <w:rPr>
-              <w:rFonts w:hint="eastAsia" w:ascii="宋体" w:hAnsi="宋体" w:eastAsia="宋体" w:cs="宋体"/>
+              <w:rFonts w:ascii="宋体" w:eastAsia="宋体" w:hAnsi="宋体" w:cs="宋体" w:hint="eastAsia"/>
               <w:szCs w:val="24"/>
             </w:rPr>
             <w:fldChar w:fldCharType="end"/>
@@ -2550,28 +2523,28 @@
         </w:p>
         <w:p>
           <w:pPr>
-            <w:pStyle w:val="17"/>
+            <w:pStyle w:val="TOC2"/>
             <w:tabs>
               <w:tab w:val="right" w:leader="dot" w:pos="8306"/>
             </w:tabs>
           </w:pPr>
           <w:r>
             <w:rPr>
-              <w:rFonts w:hint="eastAsia" w:ascii="宋体" w:hAnsi="宋体" w:eastAsia="宋体" w:cs="宋体"/>
+              <w:rFonts w:ascii="宋体" w:eastAsia="宋体" w:hAnsi="宋体" w:cs="宋体" w:hint="eastAsia"/>
               <w:szCs w:val="24"/>
             </w:rPr>
             <w:fldChar w:fldCharType="begin"/>
           </w:r>
           <w:r>
             <w:rPr>
-              <w:rFonts w:hint="eastAsia" w:ascii="宋体" w:hAnsi="宋体" w:eastAsia="宋体" w:cs="宋体"/>
+              <w:rFonts w:ascii="宋体" w:eastAsia="宋体" w:hAnsi="宋体" w:cs="宋体" w:hint="eastAsia"/>
               <w:szCs w:val="24"/>
             </w:rPr>
             <w:instrText xml:space="preserve"> HYPERLINK \l _Toc19946 </w:instrText>
           </w:r>
           <w:r>
             <w:rPr>
-              <w:rFonts w:hint="eastAsia" w:ascii="宋体" w:hAnsi="宋体" w:eastAsia="宋体" w:cs="宋体"/>
+              <w:rFonts w:ascii="宋体" w:eastAsia="宋体" w:hAnsi="宋体" w:cs="宋体" w:hint="eastAsia"/>
               <w:szCs w:val="24"/>
             </w:rPr>
             <w:fldChar w:fldCharType="separate"/>
@@ -2603,7 +2576,7 @@
           </w:r>
           <w:r>
             <w:rPr>
-              <w:rFonts w:hint="eastAsia" w:ascii="宋体" w:hAnsi="宋体" w:eastAsia="宋体" w:cs="宋体"/>
+              <w:rFonts w:ascii="宋体" w:eastAsia="宋体" w:hAnsi="宋体" w:cs="宋体" w:hint="eastAsia"/>
               <w:szCs w:val="24"/>
             </w:rPr>
             <w:fldChar w:fldCharType="end"/>
@@ -2611,28 +2584,28 @@
         </w:p>
         <w:p>
           <w:pPr>
-            <w:pStyle w:val="17"/>
+            <w:pStyle w:val="TOC2"/>
             <w:tabs>
               <w:tab w:val="right" w:leader="dot" w:pos="8306"/>
             </w:tabs>
           </w:pPr>
           <w:r>
             <w:rPr>
-              <w:rFonts w:hint="eastAsia" w:ascii="宋体" w:hAnsi="宋体" w:eastAsia="宋体" w:cs="宋体"/>
+              <w:rFonts w:ascii="宋体" w:eastAsia="宋体" w:hAnsi="宋体" w:cs="宋体" w:hint="eastAsia"/>
               <w:szCs w:val="24"/>
             </w:rPr>
             <w:fldChar w:fldCharType="begin"/>
           </w:r>
           <w:r>
             <w:rPr>
-              <w:rFonts w:hint="eastAsia" w:ascii="宋体" w:hAnsi="宋体" w:eastAsia="宋体" w:cs="宋体"/>
+              <w:rFonts w:ascii="宋体" w:eastAsia="宋体" w:hAnsi="宋体" w:cs="宋体" w:hint="eastAsia"/>
               <w:szCs w:val="24"/>
             </w:rPr>
             <w:instrText xml:space="preserve"> HYPERLINK \l _Toc26335 </w:instrText>
           </w:r>
           <w:r>
             <w:rPr>
-              <w:rFonts w:hint="eastAsia" w:ascii="宋体" w:hAnsi="宋体" w:eastAsia="宋体" w:cs="宋体"/>
+              <w:rFonts w:ascii="宋体" w:eastAsia="宋体" w:hAnsi="宋体" w:cs="宋体" w:hint="eastAsia"/>
               <w:szCs w:val="24"/>
             </w:rPr>
             <w:fldChar w:fldCharType="separate"/>
@@ -2664,7 +2637,7 @@
           </w:r>
           <w:r>
             <w:rPr>
-              <w:rFonts w:hint="eastAsia" w:ascii="宋体" w:hAnsi="宋体" w:eastAsia="宋体" w:cs="宋体"/>
+              <w:rFonts w:ascii="宋体" w:eastAsia="宋体" w:hAnsi="宋体" w:cs="宋体" w:hint="eastAsia"/>
               <w:szCs w:val="24"/>
             </w:rPr>
             <w:fldChar w:fldCharType="end"/>
@@ -2672,28 +2645,28 @@
         </w:p>
         <w:p>
           <w:pPr>
-            <w:pStyle w:val="17"/>
+            <w:pStyle w:val="TOC2"/>
             <w:tabs>
               <w:tab w:val="right" w:leader="dot" w:pos="8306"/>
             </w:tabs>
           </w:pPr>
           <w:r>
             <w:rPr>
-              <w:rFonts w:hint="eastAsia" w:ascii="宋体" w:hAnsi="宋体" w:eastAsia="宋体" w:cs="宋体"/>
+              <w:rFonts w:ascii="宋体" w:eastAsia="宋体" w:hAnsi="宋体" w:cs="宋体" w:hint="eastAsia"/>
               <w:szCs w:val="24"/>
             </w:rPr>
             <w:fldChar w:fldCharType="begin"/>
           </w:r>
           <w:r>
             <w:rPr>
-              <w:rFonts w:hint="eastAsia" w:ascii="宋体" w:hAnsi="宋体" w:eastAsia="宋体" w:cs="宋体"/>
+              <w:rFonts w:ascii="宋体" w:eastAsia="宋体" w:hAnsi="宋体" w:cs="宋体" w:hint="eastAsia"/>
               <w:szCs w:val="24"/>
             </w:rPr>
             <w:instrText xml:space="preserve"> HYPERLINK \l _Toc16015 </w:instrText>
           </w:r>
           <w:r>
             <w:rPr>
-              <w:rFonts w:hint="eastAsia" w:ascii="宋体" w:hAnsi="宋体" w:eastAsia="宋体" w:cs="宋体"/>
+              <w:rFonts w:ascii="宋体" w:eastAsia="宋体" w:hAnsi="宋体" w:cs="宋体" w:hint="eastAsia"/>
               <w:szCs w:val="24"/>
             </w:rPr>
             <w:fldChar w:fldCharType="separate"/>
@@ -2725,7 +2698,7 @@
           </w:r>
           <w:r>
             <w:rPr>
-              <w:rFonts w:hint="eastAsia" w:ascii="宋体" w:hAnsi="宋体" w:eastAsia="宋体" w:cs="宋体"/>
+              <w:rFonts w:ascii="宋体" w:eastAsia="宋体" w:hAnsi="宋体" w:cs="宋体" w:hint="eastAsia"/>
               <w:szCs w:val="24"/>
             </w:rPr>
             <w:fldChar w:fldCharType="end"/>
@@ -2733,28 +2706,28 @@
         </w:p>
         <w:p>
           <w:pPr>
-            <w:pStyle w:val="16"/>
+            <w:pStyle w:val="TOC1"/>
             <w:tabs>
               <w:tab w:val="right" w:leader="dot" w:pos="8306"/>
             </w:tabs>
           </w:pPr>
           <w:r>
             <w:rPr>
-              <w:rFonts w:hint="eastAsia" w:ascii="宋体" w:hAnsi="宋体" w:eastAsia="宋体" w:cs="宋体"/>
+              <w:rFonts w:ascii="宋体" w:eastAsia="宋体" w:hAnsi="宋体" w:cs="宋体" w:hint="eastAsia"/>
               <w:szCs w:val="24"/>
             </w:rPr>
             <w:fldChar w:fldCharType="begin"/>
           </w:r>
           <w:r>
             <w:rPr>
-              <w:rFonts w:hint="eastAsia" w:ascii="宋体" w:hAnsi="宋体" w:eastAsia="宋体" w:cs="宋体"/>
+              <w:rFonts w:ascii="宋体" w:eastAsia="宋体" w:hAnsi="宋体" w:cs="宋体" w:hint="eastAsia"/>
               <w:szCs w:val="24"/>
             </w:rPr>
             <w:instrText xml:space="preserve"> HYPERLINK \l _Toc8706 </w:instrText>
           </w:r>
           <w:r>
             <w:rPr>
-              <w:rFonts w:hint="eastAsia" w:ascii="宋体" w:hAnsi="宋体" w:eastAsia="宋体" w:cs="宋体"/>
+              <w:rFonts w:ascii="宋体" w:eastAsia="宋体" w:hAnsi="宋体" w:cs="宋体" w:hint="eastAsia"/>
               <w:szCs w:val="24"/>
             </w:rPr>
             <w:fldChar w:fldCharType="separate"/>
@@ -2786,7 +2759,7 @@
           </w:r>
           <w:r>
             <w:rPr>
-              <w:rFonts w:hint="eastAsia" w:ascii="宋体" w:hAnsi="宋体" w:eastAsia="宋体" w:cs="宋体"/>
+              <w:rFonts w:ascii="宋体" w:eastAsia="宋体" w:hAnsi="宋体" w:cs="宋体" w:hint="eastAsia"/>
               <w:szCs w:val="24"/>
             </w:rPr>
             <w:fldChar w:fldCharType="end"/>
@@ -2794,28 +2767,28 @@
         </w:p>
         <w:p>
           <w:pPr>
-            <w:pStyle w:val="17"/>
+            <w:pStyle w:val="TOC2"/>
             <w:tabs>
               <w:tab w:val="right" w:leader="dot" w:pos="8306"/>
             </w:tabs>
           </w:pPr>
           <w:r>
             <w:rPr>
-              <w:rFonts w:hint="eastAsia" w:ascii="宋体" w:hAnsi="宋体" w:eastAsia="宋体" w:cs="宋体"/>
+              <w:rFonts w:ascii="宋体" w:eastAsia="宋体" w:hAnsi="宋体" w:cs="宋体" w:hint="eastAsia"/>
               <w:szCs w:val="24"/>
             </w:rPr>
             <w:fldChar w:fldCharType="begin"/>
           </w:r>
           <w:r>
             <w:rPr>
-              <w:rFonts w:hint="eastAsia" w:ascii="宋体" w:hAnsi="宋体" w:eastAsia="宋体" w:cs="宋体"/>
+              <w:rFonts w:ascii="宋体" w:eastAsia="宋体" w:hAnsi="宋体" w:cs="宋体" w:hint="eastAsia"/>
               <w:szCs w:val="24"/>
             </w:rPr>
             <w:instrText xml:space="preserve"> HYPERLINK \l _Toc399 </w:instrText>
           </w:r>
           <w:r>
             <w:rPr>
-              <w:rFonts w:hint="eastAsia" w:ascii="宋体" w:hAnsi="宋体" w:eastAsia="宋体" w:cs="宋体"/>
+              <w:rFonts w:ascii="宋体" w:eastAsia="宋体" w:hAnsi="宋体" w:cs="宋体" w:hint="eastAsia"/>
               <w:szCs w:val="24"/>
             </w:rPr>
             <w:fldChar w:fldCharType="separate"/>
@@ -2847,7 +2820,7 @@
           </w:r>
           <w:r>
             <w:rPr>
-              <w:rFonts w:hint="eastAsia" w:ascii="宋体" w:hAnsi="宋体" w:eastAsia="宋体" w:cs="宋体"/>
+              <w:rFonts w:ascii="宋体" w:eastAsia="宋体" w:hAnsi="宋体" w:cs="宋体" w:hint="eastAsia"/>
               <w:szCs w:val="24"/>
             </w:rPr>
             <w:fldChar w:fldCharType="end"/>
@@ -2855,28 +2828,28 @@
         </w:p>
         <w:p>
           <w:pPr>
-            <w:pStyle w:val="17"/>
+            <w:pStyle w:val="TOC2"/>
             <w:tabs>
               <w:tab w:val="right" w:leader="dot" w:pos="8306"/>
             </w:tabs>
           </w:pPr>
           <w:r>
             <w:rPr>
-              <w:rFonts w:hint="eastAsia" w:ascii="宋体" w:hAnsi="宋体" w:eastAsia="宋体" w:cs="宋体"/>
+              <w:rFonts w:ascii="宋体" w:eastAsia="宋体" w:hAnsi="宋体" w:cs="宋体" w:hint="eastAsia"/>
               <w:szCs w:val="24"/>
             </w:rPr>
             <w:fldChar w:fldCharType="begin"/>
           </w:r>
           <w:r>
             <w:rPr>
-              <w:rFonts w:hint="eastAsia" w:ascii="宋体" w:hAnsi="宋体" w:eastAsia="宋体" w:cs="宋体"/>
+              <w:rFonts w:ascii="宋体" w:eastAsia="宋体" w:hAnsi="宋体" w:cs="宋体" w:hint="eastAsia"/>
               <w:szCs w:val="24"/>
             </w:rPr>
             <w:instrText xml:space="preserve"> HYPERLINK \l _Toc10475 </w:instrText>
           </w:r>
           <w:r>
             <w:rPr>
-              <w:rFonts w:hint="eastAsia" w:ascii="宋体" w:hAnsi="宋体" w:eastAsia="宋体" w:cs="宋体"/>
+              <w:rFonts w:ascii="宋体" w:eastAsia="宋体" w:hAnsi="宋体" w:cs="宋体" w:hint="eastAsia"/>
               <w:szCs w:val="24"/>
             </w:rPr>
             <w:fldChar w:fldCharType="separate"/>
@@ -2908,7 +2881,7 @@
           </w:r>
           <w:r>
             <w:rPr>
-              <w:rFonts w:hint="eastAsia" w:ascii="宋体" w:hAnsi="宋体" w:eastAsia="宋体" w:cs="宋体"/>
+              <w:rFonts w:ascii="宋体" w:eastAsia="宋体" w:hAnsi="宋体" w:cs="宋体" w:hint="eastAsia"/>
               <w:szCs w:val="24"/>
             </w:rPr>
             <w:fldChar w:fldCharType="end"/>
@@ -2916,28 +2889,28 @@
         </w:p>
         <w:p>
           <w:pPr>
-            <w:pStyle w:val="16"/>
+            <w:pStyle w:val="TOC1"/>
             <w:tabs>
               <w:tab w:val="right" w:leader="dot" w:pos="8306"/>
             </w:tabs>
           </w:pPr>
           <w:r>
             <w:rPr>
-              <w:rFonts w:hint="eastAsia" w:ascii="宋体" w:hAnsi="宋体" w:eastAsia="宋体" w:cs="宋体"/>
+              <w:rFonts w:ascii="宋体" w:eastAsia="宋体" w:hAnsi="宋体" w:cs="宋体" w:hint="eastAsia"/>
               <w:szCs w:val="24"/>
             </w:rPr>
             <w:fldChar w:fldCharType="begin"/>
           </w:r>
           <w:r>
             <w:rPr>
-              <w:rFonts w:hint="eastAsia" w:ascii="宋体" w:hAnsi="宋体" w:eastAsia="宋体" w:cs="宋体"/>
+              <w:rFonts w:ascii="宋体" w:eastAsia="宋体" w:hAnsi="宋体" w:cs="宋体" w:hint="eastAsia"/>
               <w:szCs w:val="24"/>
             </w:rPr>
             <w:instrText xml:space="preserve"> HYPERLINK \l _Toc30149 </w:instrText>
           </w:r>
           <w:r>
             <w:rPr>
-              <w:rFonts w:hint="eastAsia" w:ascii="宋体" w:hAnsi="宋体" w:eastAsia="宋体" w:cs="宋体"/>
+              <w:rFonts w:ascii="宋体" w:eastAsia="宋体" w:hAnsi="宋体" w:cs="宋体" w:hint="eastAsia"/>
               <w:szCs w:val="24"/>
             </w:rPr>
             <w:fldChar w:fldCharType="separate"/>
@@ -2969,7 +2942,7 @@
           </w:r>
           <w:r>
             <w:rPr>
-              <w:rFonts w:hint="eastAsia" w:ascii="宋体" w:hAnsi="宋体" w:eastAsia="宋体" w:cs="宋体"/>
+              <w:rFonts w:ascii="宋体" w:eastAsia="宋体" w:hAnsi="宋体" w:cs="宋体" w:hint="eastAsia"/>
               <w:szCs w:val="24"/>
             </w:rPr>
             <w:fldChar w:fldCharType="end"/>
@@ -2977,28 +2950,28 @@
         </w:p>
         <w:p>
           <w:pPr>
-            <w:pStyle w:val="17"/>
+            <w:pStyle w:val="TOC2"/>
             <w:tabs>
               <w:tab w:val="right" w:leader="dot" w:pos="8306"/>
             </w:tabs>
           </w:pPr>
           <w:r>
             <w:rPr>
-              <w:rFonts w:hint="eastAsia" w:ascii="宋体" w:hAnsi="宋体" w:eastAsia="宋体" w:cs="宋体"/>
+              <w:rFonts w:ascii="宋体" w:eastAsia="宋体" w:hAnsi="宋体" w:cs="宋体" w:hint="eastAsia"/>
               <w:szCs w:val="24"/>
             </w:rPr>
             <w:fldChar w:fldCharType="begin"/>
           </w:r>
           <w:r>
             <w:rPr>
-              <w:rFonts w:hint="eastAsia" w:ascii="宋体" w:hAnsi="宋体" w:eastAsia="宋体" w:cs="宋体"/>
+              <w:rFonts w:ascii="宋体" w:eastAsia="宋体" w:hAnsi="宋体" w:cs="宋体" w:hint="eastAsia"/>
               <w:szCs w:val="24"/>
             </w:rPr>
             <w:instrText xml:space="preserve"> HYPERLINK \l _Toc18329 </w:instrText>
           </w:r>
           <w:r>
             <w:rPr>
-              <w:rFonts w:hint="eastAsia" w:ascii="宋体" w:hAnsi="宋体" w:eastAsia="宋体" w:cs="宋体"/>
+              <w:rFonts w:ascii="宋体" w:eastAsia="宋体" w:hAnsi="宋体" w:cs="宋体" w:hint="eastAsia"/>
               <w:szCs w:val="24"/>
             </w:rPr>
             <w:fldChar w:fldCharType="separate"/>
@@ -3030,7 +3003,7 @@
           </w:r>
           <w:r>
             <w:rPr>
-              <w:rFonts w:hint="eastAsia" w:ascii="宋体" w:hAnsi="宋体" w:eastAsia="宋体" w:cs="宋体"/>
+              <w:rFonts w:ascii="宋体" w:eastAsia="宋体" w:hAnsi="宋体" w:cs="宋体" w:hint="eastAsia"/>
               <w:szCs w:val="24"/>
             </w:rPr>
             <w:fldChar w:fldCharType="end"/>
@@ -3038,28 +3011,28 @@
         </w:p>
         <w:p>
           <w:pPr>
-            <w:pStyle w:val="17"/>
+            <w:pStyle w:val="TOC2"/>
             <w:tabs>
               <w:tab w:val="right" w:leader="dot" w:pos="8306"/>
             </w:tabs>
           </w:pPr>
           <w:r>
             <w:rPr>
-              <w:rFonts w:hint="eastAsia" w:ascii="宋体" w:hAnsi="宋体" w:eastAsia="宋体" w:cs="宋体"/>
+              <w:rFonts w:ascii="宋体" w:eastAsia="宋体" w:hAnsi="宋体" w:cs="宋体" w:hint="eastAsia"/>
               <w:szCs w:val="24"/>
             </w:rPr>
             <w:fldChar w:fldCharType="begin"/>
           </w:r>
           <w:r>
             <w:rPr>
-              <w:rFonts w:hint="eastAsia" w:ascii="宋体" w:hAnsi="宋体" w:eastAsia="宋体" w:cs="宋体"/>
+              <w:rFonts w:ascii="宋体" w:eastAsia="宋体" w:hAnsi="宋体" w:cs="宋体" w:hint="eastAsia"/>
               <w:szCs w:val="24"/>
             </w:rPr>
             <w:instrText xml:space="preserve"> HYPERLINK \l _Toc25952 </w:instrText>
           </w:r>
           <w:r>
             <w:rPr>
-              <w:rFonts w:hint="eastAsia" w:ascii="宋体" w:hAnsi="宋体" w:eastAsia="宋体" w:cs="宋体"/>
+              <w:rFonts w:ascii="宋体" w:eastAsia="宋体" w:hAnsi="宋体" w:cs="宋体" w:hint="eastAsia"/>
               <w:szCs w:val="24"/>
             </w:rPr>
             <w:fldChar w:fldCharType="separate"/>
@@ -3091,7 +3064,7 @@
           </w:r>
           <w:r>
             <w:rPr>
-              <w:rFonts w:hint="eastAsia" w:ascii="宋体" w:hAnsi="宋体" w:eastAsia="宋体" w:cs="宋体"/>
+              <w:rFonts w:ascii="宋体" w:eastAsia="宋体" w:hAnsi="宋体" w:cs="宋体" w:hint="eastAsia"/>
               <w:szCs w:val="24"/>
             </w:rPr>
             <w:fldChar w:fldCharType="end"/>
@@ -3099,28 +3072,28 @@
         </w:p>
         <w:p>
           <w:pPr>
-            <w:pStyle w:val="17"/>
+            <w:pStyle w:val="TOC2"/>
             <w:tabs>
               <w:tab w:val="right" w:leader="dot" w:pos="8306"/>
             </w:tabs>
           </w:pPr>
           <w:r>
             <w:rPr>
-              <w:rFonts w:hint="eastAsia" w:ascii="宋体" w:hAnsi="宋体" w:eastAsia="宋体" w:cs="宋体"/>
+              <w:rFonts w:ascii="宋体" w:eastAsia="宋体" w:hAnsi="宋体" w:cs="宋体" w:hint="eastAsia"/>
               <w:szCs w:val="24"/>
             </w:rPr>
             <w:fldChar w:fldCharType="begin"/>
           </w:r>
           <w:r>
             <w:rPr>
-              <w:rFonts w:hint="eastAsia" w:ascii="宋体" w:hAnsi="宋体" w:eastAsia="宋体" w:cs="宋体"/>
+              <w:rFonts w:ascii="宋体" w:eastAsia="宋体" w:hAnsi="宋体" w:cs="宋体" w:hint="eastAsia"/>
               <w:szCs w:val="24"/>
             </w:rPr>
             <w:instrText xml:space="preserve"> HYPERLINK \l _Toc23796 </w:instrText>
           </w:r>
           <w:r>
             <w:rPr>
-              <w:rFonts w:hint="eastAsia" w:ascii="宋体" w:hAnsi="宋体" w:eastAsia="宋体" w:cs="宋体"/>
+              <w:rFonts w:ascii="宋体" w:eastAsia="宋体" w:hAnsi="宋体" w:cs="宋体" w:hint="eastAsia"/>
               <w:szCs w:val="24"/>
             </w:rPr>
             <w:fldChar w:fldCharType="separate"/>
@@ -3152,7 +3125,7 @@
           </w:r>
           <w:r>
             <w:rPr>
-              <w:rFonts w:hint="eastAsia" w:ascii="宋体" w:hAnsi="宋体" w:eastAsia="宋体" w:cs="宋体"/>
+              <w:rFonts w:ascii="宋体" w:eastAsia="宋体" w:hAnsi="宋体" w:cs="宋体" w:hint="eastAsia"/>
               <w:szCs w:val="24"/>
             </w:rPr>
             <w:fldChar w:fldCharType="end"/>
@@ -3160,28 +3133,28 @@
         </w:p>
         <w:p>
           <w:pPr>
-            <w:pStyle w:val="17"/>
+            <w:pStyle w:val="TOC2"/>
             <w:tabs>
               <w:tab w:val="right" w:leader="dot" w:pos="8306"/>
             </w:tabs>
           </w:pPr>
           <w:r>
             <w:rPr>
-              <w:rFonts w:hint="eastAsia" w:ascii="宋体" w:hAnsi="宋体" w:eastAsia="宋体" w:cs="宋体"/>
+              <w:rFonts w:ascii="宋体" w:eastAsia="宋体" w:hAnsi="宋体" w:cs="宋体" w:hint="eastAsia"/>
               <w:szCs w:val="24"/>
             </w:rPr>
             <w:fldChar w:fldCharType="begin"/>
           </w:r>
           <w:r>
             <w:rPr>
-              <w:rFonts w:hint="eastAsia" w:ascii="宋体" w:hAnsi="宋体" w:eastAsia="宋体" w:cs="宋体"/>
+              <w:rFonts w:ascii="宋体" w:eastAsia="宋体" w:hAnsi="宋体" w:cs="宋体" w:hint="eastAsia"/>
               <w:szCs w:val="24"/>
             </w:rPr>
             <w:instrText xml:space="preserve"> HYPERLINK \l _Toc9073 </w:instrText>
           </w:r>
           <w:r>
             <w:rPr>
-              <w:rFonts w:hint="eastAsia" w:ascii="宋体" w:hAnsi="宋体" w:eastAsia="宋体" w:cs="宋体"/>
+              <w:rFonts w:ascii="宋体" w:eastAsia="宋体" w:hAnsi="宋体" w:cs="宋体" w:hint="eastAsia"/>
               <w:szCs w:val="24"/>
             </w:rPr>
             <w:fldChar w:fldCharType="separate"/>
@@ -3213,7 +3186,7 @@
           </w:r>
           <w:r>
             <w:rPr>
-              <w:rFonts w:hint="eastAsia" w:ascii="宋体" w:hAnsi="宋体" w:eastAsia="宋体" w:cs="宋体"/>
+              <w:rFonts w:ascii="宋体" w:eastAsia="宋体" w:hAnsi="宋体" w:cs="宋体" w:hint="eastAsia"/>
               <w:szCs w:val="24"/>
             </w:rPr>
             <w:fldChar w:fldCharType="end"/>
@@ -3221,28 +3194,28 @@
         </w:p>
         <w:p>
           <w:pPr>
-            <w:pStyle w:val="16"/>
+            <w:pStyle w:val="TOC1"/>
             <w:tabs>
               <w:tab w:val="right" w:leader="dot" w:pos="8306"/>
             </w:tabs>
           </w:pPr>
           <w:r>
             <w:rPr>
-              <w:rFonts w:hint="eastAsia" w:ascii="宋体" w:hAnsi="宋体" w:eastAsia="宋体" w:cs="宋体"/>
+              <w:rFonts w:ascii="宋体" w:eastAsia="宋体" w:hAnsi="宋体" w:cs="宋体" w:hint="eastAsia"/>
               <w:szCs w:val="24"/>
             </w:rPr>
             <w:fldChar w:fldCharType="begin"/>
           </w:r>
           <w:r>
             <w:rPr>
-              <w:rFonts w:hint="eastAsia" w:ascii="宋体" w:hAnsi="宋体" w:eastAsia="宋体" w:cs="宋体"/>
+              <w:rFonts w:ascii="宋体" w:eastAsia="宋体" w:hAnsi="宋体" w:cs="宋体" w:hint="eastAsia"/>
               <w:szCs w:val="24"/>
             </w:rPr>
             <w:instrText xml:space="preserve"> HYPERLINK \l _Toc10364 </w:instrText>
           </w:r>
           <w:r>
             <w:rPr>
-              <w:rFonts w:hint="eastAsia" w:ascii="宋体" w:hAnsi="宋体" w:eastAsia="宋体" w:cs="宋体"/>
+              <w:rFonts w:ascii="宋体" w:eastAsia="宋体" w:hAnsi="宋体" w:cs="宋体" w:hint="eastAsia"/>
               <w:szCs w:val="24"/>
             </w:rPr>
             <w:fldChar w:fldCharType="separate"/>
@@ -3274,7 +3247,7 @@
           </w:r>
           <w:r>
             <w:rPr>
-              <w:rFonts w:hint="eastAsia" w:ascii="宋体" w:hAnsi="宋体" w:eastAsia="宋体" w:cs="宋体"/>
+              <w:rFonts w:ascii="宋体" w:eastAsia="宋体" w:hAnsi="宋体" w:cs="宋体" w:hint="eastAsia"/>
               <w:szCs w:val="24"/>
             </w:rPr>
             <w:fldChar w:fldCharType="end"/>
@@ -3282,28 +3255,28 @@
         </w:p>
         <w:p>
           <w:pPr>
-            <w:pStyle w:val="16"/>
+            <w:pStyle w:val="TOC1"/>
             <w:tabs>
               <w:tab w:val="right" w:leader="dot" w:pos="8306"/>
             </w:tabs>
           </w:pPr>
           <w:r>
             <w:rPr>
-              <w:rFonts w:hint="eastAsia" w:ascii="宋体" w:hAnsi="宋体" w:eastAsia="宋体" w:cs="宋体"/>
+              <w:rFonts w:ascii="宋体" w:eastAsia="宋体" w:hAnsi="宋体" w:cs="宋体" w:hint="eastAsia"/>
               <w:szCs w:val="24"/>
             </w:rPr>
             <w:fldChar w:fldCharType="begin"/>
           </w:r>
           <w:r>
             <w:rPr>
-              <w:rFonts w:hint="eastAsia" w:ascii="宋体" w:hAnsi="宋体" w:eastAsia="宋体" w:cs="宋体"/>
+              <w:rFonts w:ascii="宋体" w:eastAsia="宋体" w:hAnsi="宋体" w:cs="宋体" w:hint="eastAsia"/>
               <w:szCs w:val="24"/>
             </w:rPr>
             <w:instrText xml:space="preserve"> HYPERLINK \l _Toc12103 </w:instrText>
           </w:r>
           <w:r>
             <w:rPr>
-              <w:rFonts w:hint="eastAsia" w:ascii="宋体" w:hAnsi="宋体" w:eastAsia="宋体" w:cs="宋体"/>
+              <w:rFonts w:ascii="宋体" w:eastAsia="宋体" w:hAnsi="宋体" w:cs="宋体" w:hint="eastAsia"/>
               <w:szCs w:val="24"/>
             </w:rPr>
             <w:fldChar w:fldCharType="separate"/>
@@ -3335,7 +3308,7 @@
           </w:r>
           <w:r>
             <w:rPr>
-              <w:rFonts w:hint="eastAsia" w:ascii="宋体" w:hAnsi="宋体" w:eastAsia="宋体" w:cs="宋体"/>
+              <w:rFonts w:ascii="宋体" w:eastAsia="宋体" w:hAnsi="宋体" w:cs="宋体" w:hint="eastAsia"/>
               <w:szCs w:val="24"/>
             </w:rPr>
             <w:fldChar w:fldCharType="end"/>
@@ -3357,7 +3330,7 @@
             <w:snapToGrid w:val="0"/>
             <w:textAlignment w:val="baseline"/>
             <w:rPr>
-              <w:rFonts w:hint="eastAsia" w:ascii="宋体" w:hAnsi="宋体" w:eastAsia="宋体" w:cs="宋体"/>
+              <w:rFonts w:ascii="宋体" w:eastAsia="宋体" w:hAnsi="宋体" w:cs="宋体" w:hint="eastAsia"/>
               <w:snapToGrid w:val="0"/>
               <w:color w:val="000000"/>
               <w:kern w:val="0"/>
@@ -3368,7 +3341,7 @@
           </w:pPr>
           <w:r>
             <w:rPr>
-              <w:rFonts w:hint="eastAsia" w:ascii="宋体" w:hAnsi="宋体" w:eastAsia="宋体" w:cs="宋体"/>
+              <w:rFonts w:ascii="宋体" w:eastAsia="宋体" w:hAnsi="宋体" w:cs="宋体" w:hint="eastAsia"/>
               <w:szCs w:val="24"/>
             </w:rPr>
             <w:fldChar w:fldCharType="end"/>
@@ -3392,7 +3365,7 @@
         <w:snapToGrid w:val="0"/>
         <w:textAlignment w:val="baseline"/>
         <w:rPr>
-          <w:rFonts w:ascii="Arial" w:hAnsi="Arial" w:eastAsia="Arial" w:cs="Arial"/>
+          <w:rFonts w:ascii="Arial" w:eastAsia="Arial" w:hAnsi="Arial" w:cs="Arial"/>
           <w:snapToGrid w:val="0"/>
           <w:color w:val="000000"/>
           <w:kern w:val="0"/>
@@ -3403,7 +3376,7 @@
       </w:pPr>
       <w:r>
         <w:rPr>
-          <w:rFonts w:ascii="Arial" w:hAnsi="Arial" w:eastAsia="Arial" w:cs="Arial"/>
+          <w:rFonts w:ascii="Arial" w:eastAsia="Arial" w:hAnsi="Arial" w:cs="Arial"/>
           <w:snapToGrid w:val="0"/>
           <w:color w:val="000000"/>
           <w:kern w:val="0"/>
@@ -3416,7 +3389,7 @@
     </w:p>
     <w:p>
       <w:pPr>
-        <w:pStyle w:val="28"/>
+        <w:pStyle w:val="1"/>
         <w:bidi w:val="0"/>
         <w:rPr>
           <w:rFonts w:hint="default"/>
@@ -3435,7 +3408,7 @@
     </w:p>
     <w:p>
       <w:pPr>
-        <w:pStyle w:val="30"/>
+        <w:pStyle w:val="2"/>
         <w:bidi w:val="0"/>
         <w:rPr>
           <w:rFonts w:hint="default"/>
@@ -3454,7 +3427,7 @@
     </w:p>
     <w:p>
       <w:pPr>
-        <w:pStyle w:val="29"/>
+        <w:pStyle w:val="a1"/>
         <w:rPr>
           <w:rFonts w:hint="default"/>
           <w:lang w:val="en-US" w:eastAsia="zh-CN"/>
@@ -3470,7 +3443,7 @@
     </w:p>
     <w:p>
       <w:pPr>
-        <w:pStyle w:val="30"/>
+        <w:pStyle w:val="2"/>
         <w:bidi w:val="0"/>
         <w:rPr>
           <w:rFonts w:hint="default"/>
@@ -3489,7 +3462,7 @@
     </w:p>
     <w:p>
       <w:pPr>
-        <w:pStyle w:val="29"/>
+        <w:pStyle w:val="a1"/>
         <w:rPr>
           <w:rFonts w:hint="default"/>
           <w:lang w:val="en-US" w:eastAsia="zh-CN"/>
@@ -3505,7 +3478,7 @@
     </w:p>
     <w:p>
       <w:pPr>
-        <w:pStyle w:val="30"/>
+        <w:pStyle w:val="2"/>
         <w:bidi w:val="0"/>
         <w:rPr>
           <w:rFonts w:hint="default"/>
@@ -3524,12 +3497,12 @@
     </w:p>
     <w:p>
       <w:pPr>
-        <w:pStyle w:val="29"/>
+        <w:pStyle w:val="a1"/>
         <w:numPr>
           <w:ilvl w:val="0"/>
           <w:numId w:val="2"/>
         </w:numPr>
-        <w:ind w:left="425" w:leftChars="0" w:hanging="425" w:firstLineChars="0"/>
+        <w:ind w:left="425" w:hanging="425" w:leftChars="0" w:firstLineChars="0"/>
         <w:rPr>
           <w:rFonts w:hint="default"/>
           <w:lang w:val="en-US" w:eastAsia="zh-CN"/>
@@ -3545,12 +3518,12 @@
     </w:p>
     <w:p>
       <w:pPr>
-        <w:pStyle w:val="29"/>
+        <w:pStyle w:val="a1"/>
         <w:numPr>
           <w:ilvl w:val="0"/>
           <w:numId w:val="2"/>
         </w:numPr>
-        <w:ind w:left="425" w:leftChars="0" w:hanging="425" w:firstLineChars="0"/>
+        <w:ind w:left="425" w:hanging="425" w:leftChars="0" w:firstLineChars="0"/>
         <w:rPr>
           <w:rFonts w:hint="default"/>
           <w:lang w:val="en-US" w:eastAsia="zh-CN"/>
@@ -3566,12 +3539,12 @@
     </w:p>
     <w:p>
       <w:pPr>
-        <w:pStyle w:val="29"/>
+        <w:pStyle w:val="a1"/>
         <w:numPr>
           <w:ilvl w:val="0"/>
           <w:numId w:val="2"/>
         </w:numPr>
-        <w:ind w:left="425" w:leftChars="0" w:hanging="425" w:firstLineChars="0"/>
+        <w:ind w:left="425" w:hanging="425" w:leftChars="0" w:firstLineChars="0"/>
         <w:rPr>
           <w:rFonts w:hint="default"/>
           <w:lang w:val="en-US" w:eastAsia="zh-CN"/>
@@ -3587,12 +3560,12 @@
     </w:p>
     <w:p>
       <w:pPr>
-        <w:pStyle w:val="29"/>
+        <w:pStyle w:val="a1"/>
         <w:numPr>
           <w:ilvl w:val="0"/>
           <w:numId w:val="2"/>
         </w:numPr>
-        <w:ind w:left="425" w:leftChars="0" w:hanging="425" w:firstLineChars="0"/>
+        <w:ind w:left="425" w:hanging="425" w:leftChars="0" w:firstLineChars="0"/>
         <w:rPr>
           <w:rFonts w:hint="default"/>
           <w:lang w:val="en-US" w:eastAsia="zh-CN"/>
@@ -3608,12 +3581,12 @@
     </w:p>
     <w:p>
       <w:pPr>
-        <w:pStyle w:val="29"/>
+        <w:pStyle w:val="a1"/>
         <w:numPr>
           <w:ilvl w:val="0"/>
           <w:numId w:val="2"/>
         </w:numPr>
-        <w:ind w:left="425" w:leftChars="0" w:hanging="425" w:firstLineChars="0"/>
+        <w:ind w:left="425" w:hanging="425" w:leftChars="0" w:firstLineChars="0"/>
         <w:rPr>
           <w:rFonts w:hint="default"/>
           <w:lang w:val="en-US" w:eastAsia="zh-CN"/>
@@ -3629,7 +3602,7 @@
     </w:p>
     <w:p>
       <w:pPr>
-        <w:pStyle w:val="28"/>
+        <w:pStyle w:val="1"/>
         <w:bidi w:val="0"/>
         <w:rPr>
           <w:rFonts w:hint="default"/>
@@ -3648,7 +3621,7 @@
     </w:p>
     <w:p>
       <w:pPr>
-        <w:pStyle w:val="30"/>
+        <w:pStyle w:val="2"/>
         <w:bidi w:val="0"/>
         <w:rPr>
           <w:rFonts w:hint="default"/>
@@ -3667,7 +3640,7 @@
     </w:p>
     <w:p>
       <w:pPr>
-        <w:pStyle w:val="29"/>
+        <w:pStyle w:val="a1"/>
         <w:rPr>
           <w:rFonts w:hint="default"/>
           <w:lang w:val="en-US" w:eastAsia="zh-CN"/>
@@ -3683,7 +3656,7 @@
     </w:p>
     <w:p>
       <w:pPr>
-        <w:pStyle w:val="29"/>
+        <w:pStyle w:val="a1"/>
         <w:rPr>
           <w:rFonts w:hint="default"/>
           <w:lang w:val="en-US" w:eastAsia="zh-CN"/>
@@ -3699,7 +3672,7 @@
     </w:p>
     <w:p>
       <w:pPr>
-        <w:pStyle w:val="29"/>
+        <w:pStyle w:val="a1"/>
         <w:rPr>
           <w:rFonts w:hint="default"/>
           <w:lang w:val="en-US" w:eastAsia="zh-CN"/>
@@ -3715,7 +3688,7 @@
     </w:p>
     <w:p>
       <w:pPr>
-        <w:pStyle w:val="29"/>
+        <w:pStyle w:val="a1"/>
         <w:rPr>
           <w:rFonts w:hint="default"/>
           <w:lang w:val="en-US" w:eastAsia="zh-CN"/>
@@ -3731,7 +3704,7 @@
     </w:p>
     <w:p>
       <w:pPr>
-        <w:pStyle w:val="30"/>
+        <w:pStyle w:val="2"/>
         <w:bidi w:val="0"/>
         <w:rPr>
           <w:rFonts w:hint="default"/>
@@ -3750,7 +3723,7 @@
     </w:p>
     <w:p>
       <w:pPr>
-        <w:pStyle w:val="29"/>
+        <w:pStyle w:val="a1"/>
         <w:rPr>
           <w:rFonts w:hint="default"/>
           <w:lang w:val="en-US" w:eastAsia="zh-CN"/>
@@ -3766,7 +3739,7 @@
     </w:p>
     <w:p>
       <w:pPr>
-        <w:pStyle w:val="29"/>
+        <w:pStyle w:val="a1"/>
         <w:rPr>
           <w:rFonts w:hint="default"/>
           <w:lang w:val="en-US" w:eastAsia="zh-CN"/>
@@ -3782,7 +3755,7 @@
     </w:p>
     <w:p>
       <w:pPr>
-        <w:pStyle w:val="29"/>
+        <w:pStyle w:val="a1"/>
         <w:rPr>
           <w:rFonts w:hint="default"/>
           <w:lang w:val="en-US" w:eastAsia="zh-CN"/>
@@ -3798,7 +3771,7 @@
     </w:p>
     <w:p>
       <w:pPr>
-        <w:pStyle w:val="29"/>
+        <w:pStyle w:val="a1"/>
         <w:rPr>
           <w:rFonts w:hint="default"/>
           <w:lang w:val="en-US" w:eastAsia="zh-CN"/>
@@ -3814,7 +3787,7 @@
     </w:p>
     <w:p>
       <w:pPr>
-        <w:pStyle w:val="30"/>
+        <w:pStyle w:val="2"/>
         <w:bidi w:val="0"/>
         <w:rPr>
           <w:rFonts w:hint="default"/>
@@ -3833,7 +3806,7 @@
     </w:p>
     <w:p>
       <w:pPr>
-        <w:pStyle w:val="29"/>
+        <w:pStyle w:val="a1"/>
         <w:rPr>
           <w:rFonts w:hint="default"/>
           <w:lang w:val="en-US" w:eastAsia="zh-CN"/>
@@ -3846,8 +3819,8 @@
         </w:rPr>
         <w:t>通常由投诉事项所涉服务的直接责任部门</w:t>
       </w:r>
-      <w:bookmarkStart w:id="21" w:name="_GoBack"/>
-      <w:bookmarkEnd w:id="21"/>
+      <w:bookmarkStart w:id="10" w:name="_GoBack"/>
+      <w:bookmarkEnd w:id="10"/>
       <w:r>
         <w:rPr>
           <w:rFonts w:hint="eastAsia"/>
@@ -3865,7 +3838,7 @@
     </w:p>
     <w:p>
       <w:pPr>
-        <w:pStyle w:val="29"/>
+        <w:pStyle w:val="a1"/>
         <w:rPr>
           <w:rFonts w:hint="default"/>
           <w:lang w:val="en-US" w:eastAsia="zh-CN"/>
@@ -3881,7 +3854,7 @@
     </w:p>
     <w:p>
       <w:pPr>
-        <w:pStyle w:val="29"/>
+        <w:pStyle w:val="a1"/>
         <w:rPr>
           <w:rFonts w:hint="default"/>
           <w:lang w:val="en-US" w:eastAsia="zh-CN"/>
@@ -3897,7 +3870,7 @@
     </w:p>
     <w:p>
       <w:pPr>
-        <w:pStyle w:val="29"/>
+        <w:pStyle w:val="a1"/>
         <w:rPr>
           <w:rFonts w:hint="default"/>
           <w:lang w:val="en-US" w:eastAsia="zh-CN"/>
@@ -3913,7 +3886,7 @@
     </w:p>
     <w:p>
       <w:pPr>
-        <w:pStyle w:val="29"/>
+        <w:pStyle w:val="a1"/>
         <w:rPr>
           <w:rFonts w:hint="default"/>
           <w:lang w:val="en-US" w:eastAsia="zh-CN"/>
@@ -3929,7 +3902,7 @@
     </w:p>
     <w:p>
       <w:pPr>
-        <w:pStyle w:val="29"/>
+        <w:pStyle w:val="a1"/>
         <w:rPr>
           <w:rFonts w:hint="default"/>
           <w:lang w:val="en-US" w:eastAsia="zh-CN"/>
@@ -3945,14 +3918,14 @@
     </w:p>
     <w:p>
       <w:pPr>
-        <w:pStyle w:val="30"/>
+        <w:pStyle w:val="2"/>
         <w:bidi w:val="0"/>
         <w:rPr>
           <w:rFonts w:hint="default"/>
           <w:lang w:val="en-US" w:eastAsia="zh-CN"/>
         </w:rPr>
       </w:pPr>
-      <w:bookmarkStart w:id="10" w:name="_Toc16015"/>
+      <w:bookmarkStart w:id="11" w:name="_Toc16015"/>
       <w:r>
         <w:rPr>
           <w:rFonts w:hint="default"/>
@@ -3960,11 +3933,11 @@
         </w:rPr>
         <w:t>相关业务与支持部门</w:t>
       </w:r>
-      <w:bookmarkEnd w:id="10"/>
-    </w:p>
-    <w:p>
-      <w:pPr>
-        <w:pStyle w:val="29"/>
+      <w:bookmarkEnd w:id="11"/>
+    </w:p>
+    <w:p>
+      <w:pPr>
+        <w:pStyle w:val="a1"/>
         <w:rPr>
           <w:rFonts w:hint="default"/>
           <w:lang w:val="en-US" w:eastAsia="zh-CN"/>
@@ -3994,7 +3967,7 @@
     </w:p>
     <w:p>
       <w:pPr>
-        <w:pStyle w:val="29"/>
+        <w:pStyle w:val="a1"/>
         <w:rPr>
           <w:rFonts w:hint="default"/>
           <w:lang w:val="en-US" w:eastAsia="zh-CN"/>
@@ -4010,14 +3983,14 @@
     </w:p>
     <w:p>
       <w:pPr>
-        <w:pStyle w:val="28"/>
+        <w:pStyle w:val="1"/>
         <w:bidi w:val="0"/>
         <w:rPr>
           <w:rFonts w:hint="default"/>
           <w:lang w:val="en-US" w:eastAsia="zh-CN"/>
         </w:rPr>
       </w:pPr>
-      <w:bookmarkStart w:id="11" w:name="_Toc8706"/>
+      <w:bookmarkStart w:id="12" w:name="_Toc8706"/>
       <w:r>
         <w:rPr>
           <w:rFonts w:hint="default"/>
@@ -4025,18 +3998,18 @@
         </w:rPr>
         <w:t>投诉渠道与受理</w:t>
       </w:r>
-      <w:bookmarkEnd w:id="11"/>
-    </w:p>
-    <w:p>
-      <w:pPr>
-        <w:pStyle w:val="30"/>
+      <w:bookmarkEnd w:id="12"/>
+    </w:p>
+    <w:p>
+      <w:pPr>
+        <w:pStyle w:val="2"/>
         <w:bidi w:val="0"/>
         <w:rPr>
           <w:rFonts w:hint="default"/>
           <w:lang w:val="en-US" w:eastAsia="zh-CN"/>
         </w:rPr>
       </w:pPr>
-      <w:bookmarkStart w:id="12" w:name="_Toc399"/>
+      <w:bookmarkStart w:id="13" w:name="_Toc399"/>
       <w:r>
         <w:rPr>
           <w:rFonts w:hint="default"/>
@@ -4044,11 +4017,11 @@
         </w:rPr>
         <w:t>投诉渠道</w:t>
       </w:r>
-      <w:bookmarkEnd w:id="12"/>
-    </w:p>
-    <w:p>
-      <w:pPr>
-        <w:pStyle w:val="29"/>
+      <w:bookmarkEnd w:id="13"/>
+    </w:p>
+    <w:p>
+      <w:pPr>
+        <w:pStyle w:val="a1"/>
         <w:rPr>
           <w:rFonts w:hint="default"/>
           <w:lang w:val="en-US" w:eastAsia="zh-CN"/>
@@ -4064,12 +4037,12 @@
     </w:p>
     <w:p>
       <w:pPr>
-        <w:pStyle w:val="29"/>
+        <w:pStyle w:val="a1"/>
         <w:numPr>
           <w:ilvl w:val="0"/>
           <w:numId w:val="3"/>
         </w:numPr>
-        <w:ind w:left="425" w:leftChars="0" w:hanging="425" w:firstLineChars="0"/>
+        <w:ind w:left="425" w:hanging="425" w:leftChars="0" w:firstLineChars="0"/>
         <w:rPr>
           <w:rFonts w:hint="default"/>
           <w:lang w:val="en-US" w:eastAsia="zh-CN"/>
@@ -4085,12 +4058,12 @@
     </w:p>
     <w:p>
       <w:pPr>
-        <w:pStyle w:val="29"/>
+        <w:pStyle w:val="a1"/>
         <w:numPr>
           <w:ilvl w:val="0"/>
           <w:numId w:val="3"/>
         </w:numPr>
-        <w:ind w:left="425" w:leftChars="0" w:hanging="425" w:firstLineChars="0"/>
+        <w:ind w:left="425" w:hanging="425" w:leftChars="0" w:firstLineChars="0"/>
         <w:rPr>
           <w:rFonts w:hint="default"/>
           <w:lang w:val="en-US" w:eastAsia="zh-CN"/>
@@ -4106,12 +4079,12 @@
     </w:p>
     <w:p>
       <w:pPr>
-        <w:pStyle w:val="29"/>
+        <w:pStyle w:val="a1"/>
         <w:numPr>
           <w:ilvl w:val="0"/>
           <w:numId w:val="3"/>
         </w:numPr>
-        <w:ind w:left="425" w:leftChars="0" w:hanging="425" w:firstLineChars="0"/>
+        <w:ind w:left="425" w:hanging="425" w:leftChars="0" w:firstLineChars="0"/>
         <w:rPr>
           <w:rFonts w:hint="default"/>
           <w:lang w:val="en-US" w:eastAsia="zh-CN"/>
@@ -4127,12 +4100,12 @@
     </w:p>
     <w:p>
       <w:pPr>
-        <w:pStyle w:val="29"/>
+        <w:pStyle w:val="a1"/>
         <w:numPr>
           <w:ilvl w:val="0"/>
           <w:numId w:val="3"/>
         </w:numPr>
-        <w:ind w:left="425" w:leftChars="0" w:hanging="425" w:firstLineChars="0"/>
+        <w:ind w:left="425" w:hanging="425" w:leftChars="0" w:firstLineChars="0"/>
         <w:rPr>
           <w:rFonts w:hint="default"/>
           <w:lang w:val="en-US" w:eastAsia="zh-CN"/>
@@ -4148,14 +4121,14 @@
     </w:p>
     <w:p>
       <w:pPr>
-        <w:pStyle w:val="30"/>
+        <w:pStyle w:val="2"/>
         <w:bidi w:val="0"/>
         <w:rPr>
           <w:rFonts w:hint="default"/>
           <w:lang w:val="en-US" w:eastAsia="zh-CN"/>
         </w:rPr>
       </w:pPr>
-      <w:bookmarkStart w:id="13" w:name="_Toc10475"/>
+      <w:bookmarkStart w:id="14" w:name="_Toc10475"/>
       <w:r>
         <w:rPr>
           <w:rFonts w:hint="default"/>
@@ -4163,11 +4136,11 @@
         </w:rPr>
         <w:t>受理与登记</w:t>
       </w:r>
-      <w:bookmarkEnd w:id="13"/>
-    </w:p>
-    <w:p>
-      <w:pPr>
-        <w:pStyle w:val="29"/>
+      <w:bookmarkEnd w:id="14"/>
+    </w:p>
+    <w:p>
+      <w:pPr>
+        <w:pStyle w:val="a1"/>
         <w:rPr>
           <w:rFonts w:hint="default"/>
           <w:lang w:val="en-US" w:eastAsia="zh-CN"/>
@@ -4183,7 +4156,7 @@
     </w:p>
     <w:p>
       <w:pPr>
-        <w:pStyle w:val="29"/>
+        <w:pStyle w:val="a1"/>
         <w:rPr>
           <w:rFonts w:hint="default"/>
           <w:lang w:val="en-US" w:eastAsia="zh-CN"/>
@@ -4199,7 +4172,7 @@
     </w:p>
     <w:p>
       <w:pPr>
-        <w:pStyle w:val="29"/>
+        <w:pStyle w:val="a1"/>
         <w:rPr>
           <w:rFonts w:hint="default"/>
           <w:lang w:val="en-US" w:eastAsia="zh-CN"/>
@@ -4215,14 +4188,14 @@
     </w:p>
     <w:p>
       <w:pPr>
-        <w:pStyle w:val="28"/>
+        <w:pStyle w:val="1"/>
         <w:bidi w:val="0"/>
         <w:rPr>
           <w:rFonts w:hint="default"/>
           <w:lang w:val="en-US" w:eastAsia="zh-CN"/>
         </w:rPr>
       </w:pPr>
-      <w:bookmarkStart w:id="14" w:name="_Toc30149"/>
+      <w:bookmarkStart w:id="15" w:name="_Toc30149"/>
       <w:r>
         <w:rPr>
           <w:rFonts w:hint="default"/>
@@ -4230,18 +4203,18 @@
         </w:rPr>
         <w:t>投诉处理流程</w:t>
       </w:r>
-      <w:bookmarkEnd w:id="14"/>
-    </w:p>
-    <w:p>
-      <w:pPr>
-        <w:pStyle w:val="30"/>
+      <w:bookmarkEnd w:id="15"/>
+    </w:p>
+    <w:p>
+      <w:pPr>
+        <w:pStyle w:val="2"/>
         <w:bidi w:val="0"/>
         <w:rPr>
           <w:rFonts w:hint="default"/>
           <w:lang w:val="en-US" w:eastAsia="zh-CN"/>
         </w:rPr>
       </w:pPr>
-      <w:bookmarkStart w:id="15" w:name="_Toc18329"/>
+      <w:bookmarkStart w:id="16" w:name="_Toc18329"/>
       <w:r>
         <w:rPr>
           <w:rFonts w:hint="default"/>
@@ -4249,11 +4222,11 @@
         </w:rPr>
         <w:t>启动与通报</w:t>
       </w:r>
-      <w:bookmarkEnd w:id="15"/>
-    </w:p>
-    <w:p>
-      <w:pPr>
-        <w:pStyle w:val="29"/>
+      <w:bookmarkEnd w:id="16"/>
+    </w:p>
+    <w:p>
+      <w:pPr>
+        <w:pStyle w:val="a1"/>
         <w:rPr>
           <w:rFonts w:hint="default"/>
           <w:lang w:val="en-US" w:eastAsia="zh-CN"/>
@@ -4269,12 +4242,12 @@
     </w:p>
     <w:p>
       <w:pPr>
-        <w:pStyle w:val="29"/>
+        <w:pStyle w:val="a1"/>
         <w:numPr>
           <w:ilvl w:val="0"/>
           <w:numId w:val="4"/>
         </w:numPr>
-        <w:ind w:left="425" w:leftChars="0" w:hanging="425" w:firstLineChars="0"/>
+        <w:ind w:left="425" w:hanging="425" w:leftChars="0" w:firstLineChars="0"/>
         <w:rPr>
           <w:rFonts w:hint="default"/>
           <w:lang w:val="en-US" w:eastAsia="zh-CN"/>
@@ -4290,12 +4263,12 @@
     </w:p>
     <w:p>
       <w:pPr>
-        <w:pStyle w:val="29"/>
+        <w:pStyle w:val="a1"/>
         <w:numPr>
           <w:ilvl w:val="0"/>
           <w:numId w:val="4"/>
         </w:numPr>
-        <w:ind w:left="425" w:leftChars="0" w:hanging="425" w:firstLineChars="0"/>
+        <w:ind w:left="425" w:hanging="425" w:leftChars="0" w:firstLineChars="0"/>
         <w:rPr>
           <w:rFonts w:hint="default"/>
           <w:lang w:val="en-US" w:eastAsia="zh-CN"/>
@@ -4311,12 +4284,12 @@
     </w:p>
     <w:p>
       <w:pPr>
-        <w:pStyle w:val="29"/>
+        <w:pStyle w:val="a1"/>
         <w:numPr>
           <w:ilvl w:val="0"/>
           <w:numId w:val="4"/>
         </w:numPr>
-        <w:ind w:left="425" w:leftChars="0" w:hanging="425" w:firstLineChars="0"/>
+        <w:ind w:left="425" w:hanging="425" w:leftChars="0" w:firstLineChars="0"/>
         <w:rPr>
           <w:rFonts w:hint="default"/>
           <w:lang w:val="en-US" w:eastAsia="zh-CN"/>
@@ -4332,12 +4305,12 @@
     </w:p>
     <w:p>
       <w:pPr>
-        <w:pStyle w:val="29"/>
+        <w:pStyle w:val="a1"/>
         <w:numPr>
           <w:ilvl w:val="0"/>
           <w:numId w:val="4"/>
         </w:numPr>
-        <w:ind w:left="425" w:leftChars="0" w:hanging="425" w:firstLineChars="0"/>
+        <w:ind w:left="425" w:hanging="425" w:leftChars="0" w:firstLineChars="0"/>
         <w:rPr>
           <w:rFonts w:hint="default"/>
           <w:lang w:val="en-US" w:eastAsia="zh-CN"/>
@@ -4353,14 +4326,14 @@
     </w:p>
     <w:p>
       <w:pPr>
-        <w:pStyle w:val="30"/>
+        <w:pStyle w:val="2"/>
         <w:bidi w:val="0"/>
         <w:rPr>
           <w:rFonts w:hint="default"/>
           <w:lang w:val="en-US" w:eastAsia="zh-CN"/>
         </w:rPr>
       </w:pPr>
-      <w:bookmarkStart w:id="16" w:name="_Toc25952"/>
+      <w:bookmarkStart w:id="17" w:name="_Toc25952"/>
       <w:r>
         <w:rPr>
           <w:rFonts w:hint="default"/>
@@ -4368,11 +4341,11 @@
         </w:rPr>
         <w:t>调查与首次沟通</w:t>
       </w:r>
-      <w:bookmarkEnd w:id="16"/>
-    </w:p>
-    <w:p>
-      <w:pPr>
-        <w:pStyle w:val="29"/>
+      <w:bookmarkEnd w:id="17"/>
+    </w:p>
+    <w:p>
+      <w:pPr>
+        <w:pStyle w:val="a1"/>
         <w:rPr>
           <w:rFonts w:hint="default"/>
           <w:lang w:val="en-US" w:eastAsia="zh-CN"/>
@@ -4388,7 +4361,7 @@
     </w:p>
     <w:p>
       <w:pPr>
-        <w:pStyle w:val="29"/>
+        <w:pStyle w:val="a1"/>
         <w:rPr>
           <w:rFonts w:hint="default"/>
           <w:lang w:val="en-US" w:eastAsia="zh-CN"/>
@@ -4404,7 +4377,7 @@
     </w:p>
     <w:p>
       <w:pPr>
-        <w:pStyle w:val="29"/>
+        <w:pStyle w:val="a1"/>
         <w:rPr>
           <w:rFonts w:hint="default"/>
           <w:lang w:val="en-US" w:eastAsia="zh-CN"/>
@@ -4420,14 +4393,14 @@
     </w:p>
     <w:p>
       <w:pPr>
-        <w:pStyle w:val="30"/>
+        <w:pStyle w:val="2"/>
         <w:bidi w:val="0"/>
         <w:rPr>
           <w:rFonts w:hint="default"/>
           <w:lang w:val="en-US" w:eastAsia="zh-CN"/>
         </w:rPr>
       </w:pPr>
-      <w:bookmarkStart w:id="17" w:name="_Toc23796"/>
+      <w:bookmarkStart w:id="18" w:name="_Toc23796"/>
       <w:r>
         <w:rPr>
           <w:rFonts w:hint="default"/>
@@ -4435,11 +4408,11 @@
         </w:rPr>
         <w:t>处理与执行</w:t>
       </w:r>
-      <w:bookmarkEnd w:id="17"/>
-    </w:p>
-    <w:p>
-      <w:pPr>
-        <w:pStyle w:val="29"/>
+      <w:bookmarkEnd w:id="18"/>
+    </w:p>
+    <w:p>
+      <w:pPr>
+        <w:pStyle w:val="a1"/>
         <w:rPr>
           <w:rFonts w:hint="default"/>
           <w:lang w:val="en-US" w:eastAsia="zh-CN"/>
@@ -4455,7 +4428,7 @@
     </w:p>
     <w:p>
       <w:pPr>
-        <w:pStyle w:val="29"/>
+        <w:pStyle w:val="a1"/>
         <w:rPr>
           <w:rFonts w:hint="default"/>
           <w:lang w:val="en-US" w:eastAsia="zh-CN"/>
@@ -4471,7 +4444,7 @@
     </w:p>
     <w:p>
       <w:pPr>
-        <w:pStyle w:val="29"/>
+        <w:pStyle w:val="a1"/>
         <w:rPr>
           <w:rFonts w:hint="default"/>
           <w:lang w:val="en-US" w:eastAsia="zh-CN"/>
@@ -4487,14 +4460,14 @@
     </w:p>
     <w:p>
       <w:pPr>
-        <w:pStyle w:val="30"/>
+        <w:pStyle w:val="2"/>
         <w:bidi w:val="0"/>
         <w:rPr>
           <w:rFonts w:hint="default"/>
           <w:lang w:val="en-US" w:eastAsia="zh-CN"/>
         </w:rPr>
       </w:pPr>
-      <w:bookmarkStart w:id="18" w:name="_Toc9073"/>
+      <w:bookmarkStart w:id="19" w:name="_Toc9073"/>
       <w:r>
         <w:rPr>
           <w:rFonts w:hint="default"/>
@@ -4502,11 +4475,11 @@
         </w:rPr>
         <w:t>解决与关闭</w:t>
       </w:r>
-      <w:bookmarkEnd w:id="18"/>
-    </w:p>
-    <w:p>
-      <w:pPr>
-        <w:pStyle w:val="29"/>
+      <w:bookmarkEnd w:id="19"/>
+    </w:p>
+    <w:p>
+      <w:pPr>
+        <w:pStyle w:val="a1"/>
         <w:rPr>
           <w:rFonts w:hint="default"/>
           <w:lang w:val="en-US" w:eastAsia="zh-CN"/>
@@ -4522,7 +4495,7 @@
     </w:p>
     <w:p>
       <w:pPr>
-        <w:pStyle w:val="29"/>
+        <w:pStyle w:val="a1"/>
         <w:rPr>
           <w:rFonts w:hint="default"/>
           <w:lang w:val="en-US" w:eastAsia="zh-CN"/>
@@ -4538,7 +4511,7 @@
     </w:p>
     <w:p>
       <w:pPr>
-        <w:pStyle w:val="29"/>
+        <w:pStyle w:val="a1"/>
         <w:rPr>
           <w:rFonts w:hint="default"/>
           <w:lang w:val="en-US" w:eastAsia="zh-CN"/>
@@ -4554,7 +4527,7 @@
     </w:p>
     <w:p>
       <w:pPr>
-        <w:pStyle w:val="29"/>
+        <w:pStyle w:val="a1"/>
         <w:rPr>
           <w:rFonts w:hint="default"/>
           <w:lang w:val="en-US" w:eastAsia="zh-CN"/>
@@ -4570,14 +4543,14 @@
     </w:p>
     <w:p>
       <w:pPr>
-        <w:pStyle w:val="28"/>
+        <w:pStyle w:val="1"/>
         <w:bidi w:val="0"/>
         <w:rPr>
           <w:rFonts w:hint="default"/>
           <w:lang w:val="en-US" w:eastAsia="zh-CN"/>
         </w:rPr>
       </w:pPr>
-      <w:bookmarkStart w:id="19" w:name="_Toc10364"/>
+      <w:bookmarkStart w:id="20" w:name="_Toc10364"/>
       <w:r>
         <w:rPr>
           <w:rFonts w:hint="default"/>
@@ -4585,11 +4558,11 @@
         </w:rPr>
         <w:t>投诉分析与改进</w:t>
       </w:r>
-      <w:bookmarkEnd w:id="19"/>
-    </w:p>
-    <w:p>
-      <w:pPr>
-        <w:pStyle w:val="29"/>
+      <w:bookmarkEnd w:id="20"/>
+    </w:p>
+    <w:p>
+      <w:pPr>
+        <w:pStyle w:val="a1"/>
         <w:rPr>
           <w:rFonts w:hint="default"/>
           <w:lang w:val="en-US" w:eastAsia="zh-CN"/>
@@ -4605,7 +4578,7 @@
     </w:p>
     <w:p>
       <w:pPr>
-        <w:pStyle w:val="29"/>
+        <w:pStyle w:val="a1"/>
         <w:rPr>
           <w:rFonts w:hint="default"/>
           <w:lang w:val="en-US" w:eastAsia="zh-CN"/>
@@ -4621,7 +4594,7 @@
     </w:p>
     <w:p>
       <w:pPr>
-        <w:pStyle w:val="29"/>
+        <w:pStyle w:val="a1"/>
         <w:rPr>
           <w:rFonts w:hint="default"/>
           <w:lang w:val="en-US" w:eastAsia="zh-CN"/>
@@ -4637,7 +4610,7 @@
     </w:p>
     <w:p>
       <w:pPr>
-        <w:pStyle w:val="29"/>
+        <w:pStyle w:val="a1"/>
         <w:rPr>
           <w:rFonts w:hint="default"/>
           <w:lang w:val="en-US" w:eastAsia="zh-CN"/>
@@ -4653,14 +4626,14 @@
     </w:p>
     <w:p>
       <w:pPr>
-        <w:pStyle w:val="28"/>
+        <w:pStyle w:val="1"/>
         <w:bidi w:val="0"/>
         <w:rPr>
           <w:rFonts w:hint="default"/>
           <w:lang w:val="en-US" w:eastAsia="zh-CN"/>
         </w:rPr>
       </w:pPr>
-      <w:bookmarkStart w:id="20" w:name="_Toc12103"/>
+      <w:bookmarkStart w:id="21" w:name="_Toc12103"/>
       <w:r>
         <w:rPr>
           <w:rFonts w:hint="default"/>
@@ -4668,16 +4641,16 @@
         </w:rPr>
         <w:t>附则</w:t>
       </w:r>
-      <w:bookmarkEnd w:id="20"/>
-    </w:p>
-    <w:p>
-      <w:pPr>
-        <w:pStyle w:val="29"/>
+      <w:bookmarkEnd w:id="21"/>
+    </w:p>
+    <w:p>
+      <w:pPr>
+        <w:pStyle w:val="a1"/>
         <w:numPr>
           <w:ilvl w:val="0"/>
           <w:numId w:val="5"/>
         </w:numPr>
-        <w:ind w:left="425" w:leftChars="0" w:hanging="425" w:firstLineChars="0"/>
+        <w:ind w:left="425" w:hanging="425" w:leftChars="0" w:firstLineChars="0"/>
         <w:rPr>
           <w:rFonts w:hint="default"/>
           <w:lang w:val="en-US" w:eastAsia="zh-CN"/>
@@ -4693,12 +4666,12 @@
     </w:p>
     <w:p>
       <w:pPr>
-        <w:pStyle w:val="29"/>
+        <w:pStyle w:val="a1"/>
         <w:numPr>
           <w:ilvl w:val="0"/>
           <w:numId w:val="5"/>
         </w:numPr>
-        <w:ind w:left="425" w:leftChars="0" w:hanging="425" w:firstLineChars="0"/>
+        <w:ind w:left="425" w:hanging="425" w:leftChars="0" w:firstLineChars="0"/>
         <w:rPr>
           <w:rFonts w:hint="default"/>
           <w:lang w:val="en-US" w:eastAsia="zh-CN"/>
@@ -4714,12 +4687,12 @@
     </w:p>
     <w:p>
       <w:pPr>
-        <w:pStyle w:val="29"/>
+        <w:pStyle w:val="a1"/>
         <w:numPr>
           <w:ilvl w:val="0"/>
           <w:numId w:val="5"/>
         </w:numPr>
-        <w:ind w:left="425" w:leftChars="0" w:hanging="425" w:firstLineChars="0"/>
+        <w:ind w:left="425" w:hanging="425" w:leftChars="0" w:firstLineChars="0"/>
         <w:rPr>
           <w:rFonts w:hint="default"/>
           <w:lang w:val="en-US" w:eastAsia="zh-CN"/>
@@ -4734,73 +4707,23 @@
       </w:r>
     </w:p>
     <w:sectPr>
-      <w:headerReference r:id="rId5" w:type="default"/>
+      <w:headerReference w:type="default" r:id="rId7"/>
       <w:pgSz w:w="11906" w:h="16838"/>
       <w:pgMar w:top="1417" w:right="1800" w:bottom="1440" w:left="1800" w:header="1140" w:footer="992" w:gutter="0"/>
-      <w:cols w:space="425" w:num="1"/>
+      <w:cols w:num="1" w:space="425"/>
       <w:docGrid w:type="lines" w:linePitch="312" w:charSpace="0"/>
     </w:sectPr>
   </w:body>
 </w:document>
 </file>
 
-<file path=word/endnotes.xml><?xml version="1.0" encoding="utf-8"?>
-<w:endnotes xmlns:wpc="http://schemas.microsoft.com/office/word/2010/wordprocessingCanvas" xmlns:mc="http://schemas.openxmlformats.org/markup-compatibility/2006" xmlns:o="urn:schemas-microsoft-com:office:office" xmlns:r="http://schemas.openxmlformats.org/officeDocument/2006/relationships" xmlns:m="http://schemas.openxmlformats.org/officeDocument/2006/math" xmlns:v="urn:schemas-microsoft-com:vml" xmlns:wp14="http://schemas.microsoft.com/office/word/2010/wordprocessingDrawing" xmlns:wp="http://schemas.openxmlformats.org/drawingml/2006/wordprocessingDrawing" xmlns:w="http://schemas.openxmlformats.org/wordprocessingml/2006/main" xmlns:w14="http://schemas.microsoft.com/office/word/2010/wordml" xmlns:w15="http://schemas.microsoft.com/office/word/2012/wordml" xmlns:w10="urn:schemas-microsoft-com:office:word" xmlns:wpg="http://schemas.microsoft.com/office/word/2010/wordprocessingGroup" xmlns:wpi="http://schemas.microsoft.com/office/word/2010/wordprocessingInk" xmlns:wne="http://schemas.microsoft.com/office/word/2006/wordml" xmlns:wps="http://schemas.microsoft.com/office/word/2010/wordprocessingShape" xmlns:wpsCustomData="http://www.wps.cn/officeDocument/2013/wpsCustomData" mc:Ignorable="w14 w15 wp14">
-  <w:endnote w:type="separator" w:id="0">
-    <w:p>
-      <w:pPr>
-        <w:spacing w:line="240" w:lineRule="auto"/>
-      </w:pPr>
-      <w:r>
-        <w:separator/>
-      </w:r>
-    </w:p>
-  </w:endnote>
-  <w:endnote w:type="continuationSeparator" w:id="1">
-    <w:p>
-      <w:pPr>
-        <w:spacing w:line="240" w:lineRule="auto"/>
-      </w:pPr>
-      <w:r>
-        <w:continuationSeparator/>
-      </w:r>
-    </w:p>
-  </w:endnote>
-</w:endnotes>
-</file>
-
-<file path=word/footnotes.xml><?xml version="1.0" encoding="utf-8"?>
-<w:footnotes xmlns:wpc="http://schemas.microsoft.com/office/word/2010/wordprocessingCanvas" xmlns:mc="http://schemas.openxmlformats.org/markup-compatibility/2006" xmlns:o="urn:schemas-microsoft-com:office:office" xmlns:r="http://schemas.openxmlformats.org/officeDocument/2006/relationships" xmlns:m="http://schemas.openxmlformats.org/officeDocument/2006/math" xmlns:v="urn:schemas-microsoft-com:vml" xmlns:wp14="http://schemas.microsoft.com/office/word/2010/wordprocessingDrawing" xmlns:wp="http://schemas.openxmlformats.org/drawingml/2006/wordprocessingDrawing" xmlns:w="http://schemas.openxmlformats.org/wordprocessingml/2006/main" xmlns:w14="http://schemas.microsoft.com/office/word/2010/wordml" xmlns:w15="http://schemas.microsoft.com/office/word/2012/wordml" xmlns:w10="urn:schemas-microsoft-com:office:word" xmlns:wpg="http://schemas.microsoft.com/office/word/2010/wordprocessingGroup" xmlns:wpi="http://schemas.microsoft.com/office/word/2010/wordprocessingInk" xmlns:wne="http://schemas.microsoft.com/office/word/2006/wordml" xmlns:wps="http://schemas.microsoft.com/office/word/2010/wordprocessingShape" xmlns:wpsCustomData="http://www.wps.cn/officeDocument/2013/wpsCustomData" mc:Ignorable="w14 w15 wp14">
-  <w:footnote w:type="separator" w:id="0">
-    <w:p>
-      <w:pPr>
-        <w:spacing w:line="360" w:lineRule="auto"/>
-      </w:pPr>
-      <w:r>
-        <w:separator/>
-      </w:r>
-    </w:p>
-  </w:footnote>
-  <w:footnote w:type="continuationSeparator" w:id="1">
-    <w:p>
-      <w:pPr>
-        <w:spacing w:line="360" w:lineRule="auto"/>
-      </w:pPr>
-      <w:r>
-        <w:continuationSeparator/>
-      </w:r>
-    </w:p>
-  </w:footnote>
-</w:footnotes>
-</file>
-
 <file path=word/header1.xml><?xml version="1.0" encoding="utf-8"?>
-<w:hdr xmlns:wpc="http://schemas.microsoft.com/office/word/2010/wordprocessingCanvas" xmlns:mc="http://schemas.openxmlformats.org/markup-compatibility/2006" xmlns:o="urn:schemas-microsoft-com:office:office" xmlns:r="http://schemas.openxmlformats.org/officeDocument/2006/relationships" xmlns:m="http://schemas.openxmlformats.org/officeDocument/2006/math" xmlns:v="urn:schemas-microsoft-com:vml" xmlns:wp14="http://schemas.microsoft.com/office/word/2010/wordprocessingDrawing" xmlns:wp="http://schemas.openxmlformats.org/drawingml/2006/wordprocessingDrawing" xmlns:w10="urn:schemas-microsoft-com:office:word" xmlns:w="http://schemas.openxmlformats.org/wordprocessingml/2006/main" xmlns:w14="http://schemas.microsoft.com/office/word/2010/wordml" xmlns:w15="http://schemas.microsoft.com/office/word/2012/wordml" xmlns:wpg="http://schemas.microsoft.com/office/word/2010/wordprocessingGroup" xmlns:wpi="http://schemas.microsoft.com/office/word/2010/wordprocessingInk" xmlns:wne="http://schemas.microsoft.com/office/word/2006/wordml" xmlns:wps="http://schemas.microsoft.com/office/word/2010/wordprocessingShape" xmlns:wpsCustomData="http://www.wps.cn/officeDocument/2013/wpsCustomData" mc:Ignorable="w14 w15 wp14">
+<w:hdr xmlns:wpc="http://schemas.microsoft.com/office/word/2010/wordprocessingCanvas" xmlns:mc="http://schemas.openxmlformats.org/markup-compatibility/2006" xmlns:o="urn:schemas-microsoft-com:office:office" xmlns:r="http://schemas.openxmlformats.org/officeDocument/2006/relationships" xmlns:m="http://schemas.openxmlformats.org/officeDocument/2006/math" xmlns:v="urn:schemas-microsoft-com:vml" xmlns:wp14="http://schemas.microsoft.com/office/word/2010/wordprocessingDrawing" xmlns:wp="http://schemas.openxmlformats.org/drawingml/2006/wordprocessingDrawing" xmlns:w10="urn:schemas-microsoft-com:office:word" xmlns:w="http://schemas.openxmlformats.org/wordprocessingml/2006/main" xmlns:w14="http://schemas.microsoft.com/office/word/2010/wordml" xmlns:w15="http://schemas.microsoft.com/office/word/2012/wordml" xmlns:wne="http://schemas.microsoft.com/office/word/2006/wordml" xmlns:wpg="http://schemas.microsoft.com/office/word/2010/wordprocessingGroup" xmlns:wpi="http://schemas.microsoft.com/office/word/2010/wordprocessingInk" xmlns:wps="http://schemas.microsoft.com/office/word/2010/wordprocessingShape" mc:Ignorable="w14 w15 wp14">
   <w:p>
     <w:pPr>
-      <w:pStyle w:val="15"/>
+      <w:pStyle w:val="Header"/>
       <w:pBdr>
-        <w:bottom w:val="single" w:color="auto" w:sz="4" w:space="1"/>
+        <w:bottom w:val="single" w:sz="4" w:space="1" w:color="auto"/>
       </w:pBdr>
       <w:tabs>
         <w:tab w:val="left" w:pos="335"/>
@@ -4808,27 +4731,27 @@
       </w:tabs>
       <w:jc w:val="right"/>
       <w:rPr>
-        <w:rFonts w:hint="eastAsia" w:eastAsiaTheme="minorEastAsia"/>
+        <w:rFonts w:eastAsiaTheme="minorEastAsia" w:hint="eastAsia"/>
         <w:lang w:eastAsia="zh-CN"/>
       </w:rPr>
     </w:pPr>
     <w:r>
       <w:rPr>
-        <w:rFonts w:hint="eastAsia" w:eastAsiaTheme="minorEastAsia"/>
+        <w:rFonts w:eastAsiaTheme="minorEastAsia" w:hint="eastAsia"/>
         <w:lang w:val="en-US" w:eastAsia="zh-CN"/>
       </w:rPr>
       <w:tab/>
     </w:r>
     <w:r>
       <w:rPr>
-        <w:rFonts w:hint="eastAsia" w:eastAsiaTheme="minorEastAsia"/>
+        <w:rFonts w:eastAsiaTheme="minorEastAsia" w:hint="eastAsia"/>
         <w:lang w:val="en-US" w:eastAsia="zh-CN"/>
       </w:rPr>
       <w:tab/>
     </w:r>
     <w:r>
       <w:rPr>
-        <w:rFonts w:hint="eastAsia" w:eastAsiaTheme="minorEastAsia"/>
+        <w:rFonts w:eastAsiaTheme="minorEastAsia" w:hint="eastAsia"/>
         <w:lang w:val="en-US" w:eastAsia="zh-CN"/>
       </w:rPr>
       <w:t>江西通信产业服务有限公司</w:t>
@@ -4838,15 +4761,15 @@
 </file>
 
 <file path=word/numbering.xml><?xml version="1.0" encoding="utf-8"?>
-<w:numbering xmlns:wpc="http://schemas.microsoft.com/office/word/2010/wordprocessingCanvas" xmlns:mc="http://schemas.openxmlformats.org/markup-compatibility/2006" xmlns:o="urn:schemas-microsoft-com:office:office" xmlns:r="http://schemas.openxmlformats.org/officeDocument/2006/relationships" xmlns:m="http://schemas.openxmlformats.org/officeDocument/2006/math" xmlns:v="urn:schemas-microsoft-com:vml" xmlns:wp14="http://schemas.microsoft.com/office/word/2010/wordprocessingDrawing" xmlns:wp="http://schemas.openxmlformats.org/drawingml/2006/wordprocessingDrawing" xmlns:w10="urn:schemas-microsoft-com:office:word" xmlns:w="http://schemas.openxmlformats.org/wordprocessingml/2006/main" xmlns:w14="http://schemas.microsoft.com/office/word/2010/wordml" xmlns:wpg="http://schemas.microsoft.com/office/word/2010/wordprocessingGroup" xmlns:wpi="http://schemas.microsoft.com/office/word/2010/wordprocessingInk" xmlns:wne="http://schemas.microsoft.com/office/word/2006/wordml" xmlns:wps="http://schemas.microsoft.com/office/word/2010/wordprocessingShape" xmlns:wpsCustomData="http://www.wps.cn/officeDocument/2013/wpsCustomData" mc:Ignorable="w14 wp14">
+<w:numbering xmlns:wpc="http://schemas.microsoft.com/office/word/2010/wordprocessingCanvas" xmlns:mc="http://schemas.openxmlformats.org/markup-compatibility/2006" xmlns:o="urn:schemas-microsoft-com:office:office" xmlns:r="http://schemas.openxmlformats.org/officeDocument/2006/relationships" xmlns:m="http://schemas.openxmlformats.org/officeDocument/2006/math" xmlns:v="urn:schemas-microsoft-com:vml" xmlns:wp14="http://schemas.microsoft.com/office/word/2010/wordprocessingDrawing" xmlns:wp="http://schemas.openxmlformats.org/drawingml/2006/wordprocessingDrawing" xmlns:w10="urn:schemas-microsoft-com:office:word" xmlns:w="http://schemas.openxmlformats.org/wordprocessingml/2006/main" xmlns:w14="http://schemas.microsoft.com/office/word/2010/wordml" xmlns:w15="http://schemas.microsoft.com/office/word/2012/wordml" xmlns:wne="http://schemas.microsoft.com/office/word/2006/wordml" xmlns:wpg="http://schemas.microsoft.com/office/word/2010/wordprocessingGroup" xmlns:wpi="http://schemas.microsoft.com/office/word/2010/wordprocessingInk" xmlns:wps="http://schemas.microsoft.com/office/word/2010/wordprocessingShape" mc:Ignorable="w14 w15 wp14">
   <w:abstractNum w:abstractNumId="0">
     <w:nsid w:val="8E964DCE"/>
     <w:multiLevelType w:val="multilevel"/>
     <w:tmpl w:val="8E964DCE"/>
-    <w:lvl w:ilvl="0" w:tentative="0">
+    <w:lvl w:ilvl="0">
       <w:start w:val="1"/>
       <w:numFmt w:val="decimal"/>
-      <w:pStyle w:val="2"/>
+      <w:pStyle w:val="Heading1"/>
       <w:lvlText w:val="%1."/>
       <w:lvlJc w:val="left"/>
       <w:pPr>
@@ -4856,10 +4779,10 @@
         <w:rFonts w:hint="default"/>
       </w:rPr>
     </w:lvl>
-    <w:lvl w:ilvl="1" w:tentative="0">
+    <w:lvl w:ilvl="1">
       <w:start w:val="1"/>
       <w:numFmt w:val="decimal"/>
-      <w:pStyle w:val="3"/>
+      <w:pStyle w:val="Heading2"/>
       <w:lvlText w:val="%1.%2."/>
       <w:lvlJc w:val="left"/>
       <w:pPr>
@@ -4869,10 +4792,10 @@
         <w:rFonts w:hint="default"/>
       </w:rPr>
     </w:lvl>
-    <w:lvl w:ilvl="2" w:tentative="0">
+    <w:lvl w:ilvl="2">
       <w:start w:val="1"/>
       <w:numFmt w:val="decimal"/>
-      <w:pStyle w:val="4"/>
+      <w:pStyle w:val="Heading3"/>
       <w:lvlText w:val="%1.%2.%3."/>
       <w:lvlJc w:val="left"/>
       <w:pPr>
@@ -4882,10 +4805,10 @@
         <w:rFonts w:hint="default"/>
       </w:rPr>
     </w:lvl>
-    <w:lvl w:ilvl="3" w:tentative="0">
+    <w:lvl w:ilvl="3">
       <w:start w:val="1"/>
       <w:numFmt w:val="decimal"/>
-      <w:pStyle w:val="5"/>
+      <w:pStyle w:val="Heading4"/>
       <w:lvlText w:val="%1.%2.%3.%4."/>
       <w:lvlJc w:val="left"/>
       <w:pPr>
@@ -4895,10 +4818,10 @@
         <w:rFonts w:hint="default"/>
       </w:rPr>
     </w:lvl>
-    <w:lvl w:ilvl="4" w:tentative="0">
+    <w:lvl w:ilvl="4">
       <w:start w:val="1"/>
       <w:numFmt w:val="decimal"/>
-      <w:pStyle w:val="6"/>
+      <w:pStyle w:val="Heading5"/>
       <w:lvlText w:val="%1.%2.%3.%4.%5."/>
       <w:lvlJc w:val="left"/>
       <w:pPr>
@@ -4908,10 +4831,10 @@
         <w:rFonts w:hint="default"/>
       </w:rPr>
     </w:lvl>
-    <w:lvl w:ilvl="5" w:tentative="0">
+    <w:lvl w:ilvl="5">
       <w:start w:val="1"/>
       <w:numFmt w:val="decimal"/>
-      <w:pStyle w:val="7"/>
+      <w:pStyle w:val="Heading6"/>
       <w:lvlText w:val="%1.%2.%3.%4.%5.%6."/>
       <w:lvlJc w:val="left"/>
       <w:pPr>
@@ -4921,10 +4844,10 @@
         <w:rFonts w:hint="default"/>
       </w:rPr>
     </w:lvl>
-    <w:lvl w:ilvl="6" w:tentative="0">
+    <w:lvl w:ilvl="6">
       <w:start w:val="1"/>
       <w:numFmt w:val="decimal"/>
-      <w:pStyle w:val="8"/>
+      <w:pStyle w:val="Heading7"/>
       <w:lvlText w:val="%1.%2.%3.%4.%5.%6.%7."/>
       <w:lvlJc w:val="left"/>
       <w:pPr>
@@ -4934,10 +4857,10 @@
         <w:rFonts w:hint="default"/>
       </w:rPr>
     </w:lvl>
-    <w:lvl w:ilvl="7" w:tentative="0">
+    <w:lvl w:ilvl="7">
       <w:start w:val="1"/>
       <w:numFmt w:val="decimal"/>
-      <w:pStyle w:val="9"/>
+      <w:pStyle w:val="Heading8"/>
       <w:lvlText w:val="%1.%2.%3.%4.%5.%6.%7.%8."/>
       <w:lvlJc w:val="left"/>
       <w:pPr>
@@ -4947,10 +4870,10 @@
         <w:rFonts w:hint="default"/>
       </w:rPr>
     </w:lvl>
-    <w:lvl w:ilvl="8" w:tentative="0">
+    <w:lvl w:ilvl="8">
       <w:start w:val="1"/>
       <w:numFmt w:val="decimal"/>
-      <w:pStyle w:val="10"/>
+      <w:pStyle w:val="Heading9"/>
       <w:lvlText w:val="%1.%2.%3.%4.%5.%6.%7.%8.%9."/>
       <w:lvlJc w:val="left"/>
       <w:pPr>
@@ -4965,7 +4888,7 @@
     <w:nsid w:val="9BEA460B"/>
     <w:multiLevelType w:val="singleLevel"/>
     <w:tmpl w:val="9BEA460B"/>
-    <w:lvl w:ilvl="0" w:tentative="0">
+    <w:lvl w:ilvl="0">
       <w:start w:val="1"/>
       <w:numFmt w:val="decimal"/>
       <w:lvlText w:val="%1."/>
@@ -4982,7 +4905,7 @@
     <w:nsid w:val="F1DD6BD8"/>
     <w:multiLevelType w:val="singleLevel"/>
     <w:tmpl w:val="F1DD6BD8"/>
-    <w:lvl w:ilvl="0" w:tentative="0">
+    <w:lvl w:ilvl="0">
       <w:start w:val="1"/>
       <w:numFmt w:val="decimal"/>
       <w:lvlText w:val="%1."/>
@@ -4999,7 +4922,7 @@
     <w:nsid w:val="61BDB7C4"/>
     <w:multiLevelType w:val="singleLevel"/>
     <w:tmpl w:val="61BDB7C4"/>
-    <w:lvl w:ilvl="0" w:tentative="0">
+    <w:lvl w:ilvl="0">
       <w:start w:val="1"/>
       <w:numFmt w:val="decimal"/>
       <w:lvlText w:val="%1."/>
@@ -5016,7 +4939,7 @@
     <w:nsid w:val="79CD3D89"/>
     <w:multiLevelType w:val="singleLevel"/>
     <w:tmpl w:val="79CD3D89"/>
-    <w:lvl w:ilvl="0" w:tentative="0">
+    <w:lvl w:ilvl="0">
       <w:start w:val="1"/>
       <w:numFmt w:val="decimal"/>
       <w:lvlText w:val="%1."/>
@@ -5048,269 +4971,267 @@
 </file>
 
 <file path=word/styles.xml><?xml version="1.0" encoding="utf-8"?>
-<w:styles xmlns:mc="http://schemas.openxmlformats.org/markup-compatibility/2006" xmlns:o="urn:schemas-microsoft-com:office:office" xmlns:r="http://schemas.openxmlformats.org/officeDocument/2006/relationships" xmlns:m="http://schemas.openxmlformats.org/officeDocument/2006/math" xmlns:v="urn:schemas-microsoft-com:vml" xmlns:w="http://schemas.openxmlformats.org/wordprocessingml/2006/main" xmlns:w14="http://schemas.microsoft.com/office/word/2010/wordml" xmlns:w10="urn:schemas-microsoft-com:office:word" xmlns:sl="http://schemas.openxmlformats.org/schemaLibrary/2006/main" xmlns:wpsCustomData="http://www.wps.cn/officeDocument/2013/wpsCustomData" mc:Ignorable="w14">
+<w:styles xmlns:mc="http://schemas.openxmlformats.org/markup-compatibility/2006" xmlns:r="http://schemas.openxmlformats.org/officeDocument/2006/relationships" xmlns:w="http://schemas.openxmlformats.org/wordprocessingml/2006/main" xmlns:w14="http://schemas.microsoft.com/office/word/2010/wordml" xmlns:w15="http://schemas.microsoft.com/office/word/2012/wordml" mc:Ignorable="w14 w15">
   <w:docDefaults>
     <w:rPrDefault>
       <w:rPr>
-        <w:rFonts w:ascii="Times New Roman" w:hAnsi="Times New Roman" w:eastAsia="宋体" w:cs="Times New Roman"/>
+        <w:rFonts w:ascii="Times New Roman" w:eastAsia="宋体" w:hAnsi="Times New Roman" w:cs="Times New Roman"/>
       </w:rPr>
     </w:rPrDefault>
     <w:pPrDefault/>
   </w:docDefaults>
-  <w:latentStyles w:count="260" w:defQFormat="0" w:defUnhideWhenUsed="1" w:defSemiHidden="1" w:defUIPriority="99" w:defLockedState="0">
-    <w:lsdException w:qFormat="1" w:unhideWhenUsed="0" w:uiPriority="0" w:semiHidden="0" w:name="Normal"/>
-    <w:lsdException w:qFormat="1" w:unhideWhenUsed="0" w:uiPriority="0" w:semiHidden="0" w:name="heading 1"/>
-    <w:lsdException w:qFormat="1" w:uiPriority="0" w:semiHidden="0" w:name="heading 2"/>
-    <w:lsdException w:qFormat="1" w:uiPriority="0" w:name="heading 3"/>
-    <w:lsdException w:qFormat="1" w:uiPriority="0" w:semiHidden="0" w:name="heading 4"/>
-    <w:lsdException w:qFormat="1" w:uiPriority="0" w:name="heading 5"/>
-    <w:lsdException w:qFormat="1" w:uiPriority="0" w:name="heading 6"/>
-    <w:lsdException w:qFormat="1" w:uiPriority="0" w:name="heading 7"/>
-    <w:lsdException w:qFormat="1" w:uiPriority="0" w:name="heading 8"/>
-    <w:lsdException w:qFormat="1" w:uiPriority="0" w:name="heading 9"/>
-    <w:lsdException w:unhideWhenUsed="0" w:uiPriority="0" w:semiHidden="0" w:name="index 1"/>
-    <w:lsdException w:unhideWhenUsed="0" w:uiPriority="0" w:semiHidden="0" w:name="index 2"/>
-    <w:lsdException w:unhideWhenUsed="0" w:uiPriority="0" w:semiHidden="0" w:name="index 3"/>
-    <w:lsdException w:unhideWhenUsed="0" w:uiPriority="0" w:semiHidden="0" w:name="index 4"/>
-    <w:lsdException w:unhideWhenUsed="0" w:uiPriority="0" w:semiHidden="0" w:name="index 5"/>
-    <w:lsdException w:unhideWhenUsed="0" w:uiPriority="0" w:semiHidden="0" w:name="index 6"/>
-    <w:lsdException w:unhideWhenUsed="0" w:uiPriority="0" w:semiHidden="0" w:name="index 7"/>
-    <w:lsdException w:unhideWhenUsed="0" w:uiPriority="0" w:semiHidden="0" w:name="index 8"/>
-    <w:lsdException w:unhideWhenUsed="0" w:uiPriority="0" w:semiHidden="0" w:name="index 9"/>
-    <w:lsdException w:qFormat="1" w:unhideWhenUsed="0" w:uiPriority="0" w:semiHidden="0" w:name="toc 1"/>
-    <w:lsdException w:qFormat="1" w:unhideWhenUsed="0" w:uiPriority="0" w:semiHidden="0" w:name="toc 2"/>
-    <w:lsdException w:qFormat="1" w:unhideWhenUsed="0" w:uiPriority="0" w:semiHidden="0" w:name="toc 3"/>
-    <w:lsdException w:unhideWhenUsed="0" w:uiPriority="0" w:semiHidden="0" w:name="toc 4"/>
-    <w:lsdException w:unhideWhenUsed="0" w:uiPriority="0" w:semiHidden="0" w:name="toc 5"/>
-    <w:lsdException w:unhideWhenUsed="0" w:uiPriority="0" w:semiHidden="0" w:name="toc 6"/>
-    <w:lsdException w:unhideWhenUsed="0" w:uiPriority="0" w:semiHidden="0" w:name="toc 7"/>
-    <w:lsdException w:unhideWhenUsed="0" w:uiPriority="0" w:semiHidden="0" w:name="toc 8"/>
-    <w:lsdException w:unhideWhenUsed="0" w:uiPriority="0" w:semiHidden="0" w:name="toc 9"/>
-    <w:lsdException w:unhideWhenUsed="0" w:uiPriority="0" w:semiHidden="0" w:name="Normal Indent"/>
-    <w:lsdException w:unhideWhenUsed="0" w:uiPriority="0" w:semiHidden="0" w:name="footnote text"/>
-    <w:lsdException w:qFormat="1" w:unhideWhenUsed="0" w:uiPriority="0" w:semiHidden="0" w:name="annotation text"/>
-    <w:lsdException w:qFormat="1" w:unhideWhenUsed="0" w:uiPriority="0" w:semiHidden="0" w:name="header"/>
-    <w:lsdException w:qFormat="1" w:unhideWhenUsed="0" w:uiPriority="0" w:semiHidden="0" w:name="footer"/>
-    <w:lsdException w:unhideWhenUsed="0" w:uiPriority="0" w:semiHidden="0" w:name="index heading"/>
-    <w:lsdException w:qFormat="1" w:uiPriority="0" w:name="caption"/>
-    <w:lsdException w:unhideWhenUsed="0" w:uiPriority="0" w:semiHidden="0" w:name="table of figures"/>
-    <w:lsdException w:unhideWhenUsed="0" w:uiPriority="0" w:semiHidden="0" w:name="envelope address"/>
-    <w:lsdException w:unhideWhenUsed="0" w:uiPriority="0" w:semiHidden="0" w:name="envelope return"/>
-    <w:lsdException w:unhideWhenUsed="0" w:uiPriority="0" w:semiHidden="0" w:name="footnote reference"/>
-    <w:lsdException w:unhideWhenUsed="0" w:uiPriority="0" w:semiHidden="0" w:name="annotation reference"/>
-    <w:lsdException w:unhideWhenUsed="0" w:uiPriority="0" w:semiHidden="0" w:name="line number"/>
-    <w:lsdException w:unhideWhenUsed="0" w:uiPriority="0" w:semiHidden="0" w:name="page number"/>
-    <w:lsdException w:unhideWhenUsed="0" w:uiPriority="0" w:semiHidden="0" w:name="endnote reference"/>
-    <w:lsdException w:unhideWhenUsed="0" w:uiPriority="0" w:semiHidden="0" w:name="endnote text"/>
-    <w:lsdException w:unhideWhenUsed="0" w:uiPriority="0" w:semiHidden="0" w:name="table of authorities"/>
-    <w:lsdException w:unhideWhenUsed="0" w:uiPriority="0" w:semiHidden="0" w:name="macro"/>
-    <w:lsdException w:unhideWhenUsed="0" w:uiPriority="0" w:semiHidden="0" w:name="toa heading"/>
-    <w:lsdException w:unhideWhenUsed="0" w:uiPriority="0" w:semiHidden="0" w:name="List"/>
-    <w:lsdException w:unhideWhenUsed="0" w:uiPriority="0" w:semiHidden="0" w:name="List Bullet"/>
-    <w:lsdException w:unhideWhenUsed="0" w:uiPriority="0" w:semiHidden="0" w:name="List Number"/>
-    <w:lsdException w:unhideWhenUsed="0" w:uiPriority="0" w:semiHidden="0" w:name="List 2"/>
-    <w:lsdException w:unhideWhenUsed="0" w:uiPriority="0" w:semiHidden="0" w:name="List 3"/>
-    <w:lsdException w:unhideWhenUsed="0" w:uiPriority="0" w:semiHidden="0" w:name="List 4"/>
-    <w:lsdException w:unhideWhenUsed="0" w:uiPriority="0" w:semiHidden="0" w:name="List 5"/>
-    <w:lsdException w:unhideWhenUsed="0" w:uiPriority="0" w:semiHidden="0" w:name="List Bullet 2"/>
-    <w:lsdException w:unhideWhenUsed="0" w:uiPriority="0" w:semiHidden="0" w:name="List Bullet 3"/>
-    <w:lsdException w:unhideWhenUsed="0" w:uiPriority="0" w:semiHidden="0" w:name="List Bullet 4"/>
-    <w:lsdException w:unhideWhenUsed="0" w:uiPriority="0" w:semiHidden="0" w:name="List Bullet 5"/>
-    <w:lsdException w:unhideWhenUsed="0" w:uiPriority="0" w:semiHidden="0" w:name="List Number 2"/>
-    <w:lsdException w:unhideWhenUsed="0" w:uiPriority="0" w:semiHidden="0" w:name="List Number 3"/>
-    <w:lsdException w:unhideWhenUsed="0" w:uiPriority="0" w:semiHidden="0" w:name="List Number 4"/>
-    <w:lsdException w:unhideWhenUsed="0" w:uiPriority="0" w:semiHidden="0" w:name="List Number 5"/>
-    <w:lsdException w:qFormat="1" w:unhideWhenUsed="0" w:uiPriority="0" w:semiHidden="0" w:name="Title"/>
-    <w:lsdException w:unhideWhenUsed="0" w:uiPriority="0" w:semiHidden="0" w:name="Closing"/>
-    <w:lsdException w:unhideWhenUsed="0" w:uiPriority="0" w:semiHidden="0" w:name="Signature"/>
-    <w:lsdException w:qFormat="1" w:unhideWhenUsed="0" w:uiPriority="0" w:name="Default Paragraph Font"/>
-    <w:lsdException w:qFormat="1" w:unhideWhenUsed="0" w:uiPriority="0" w:name="Body Text"/>
-    <w:lsdException w:unhideWhenUsed="0" w:uiPriority="0" w:semiHidden="0" w:name="Body Text Indent"/>
-    <w:lsdException w:unhideWhenUsed="0" w:uiPriority="0" w:semiHidden="0" w:name="List Continue"/>
-    <w:lsdException w:unhideWhenUsed="0" w:uiPriority="0" w:semiHidden="0" w:name="List Continue 2"/>
-    <w:lsdException w:unhideWhenUsed="0" w:uiPriority="0" w:semiHidden="0" w:name="List Continue 3"/>
-    <w:lsdException w:unhideWhenUsed="0" w:uiPriority="0" w:semiHidden="0" w:name="List Continue 4"/>
-    <w:lsdException w:unhideWhenUsed="0" w:uiPriority="0" w:semiHidden="0" w:name="List Continue 5"/>
-    <w:lsdException w:unhideWhenUsed="0" w:uiPriority="0" w:semiHidden="0" w:name="Message Header"/>
-    <w:lsdException w:qFormat="1" w:unhideWhenUsed="0" w:uiPriority="0" w:semiHidden="0" w:name="Subtitle"/>
-    <w:lsdException w:unhideWhenUsed="0" w:uiPriority="0" w:semiHidden="0" w:name="Salutation"/>
-    <w:lsdException w:unhideWhenUsed="0" w:uiPriority="0" w:semiHidden="0" w:name="Date"/>
-    <w:lsdException w:unhideWhenUsed="0" w:uiPriority="0" w:semiHidden="0" w:name="Body Text First Indent"/>
-    <w:lsdException w:unhideWhenUsed="0" w:uiPriority="0" w:semiHidden="0" w:name="Body Text First Indent 2"/>
-    <w:lsdException w:uiPriority="99" w:name="Note Heading"/>
-    <w:lsdException w:unhideWhenUsed="0" w:uiPriority="0" w:semiHidden="0" w:name="Body Text 2"/>
-    <w:lsdException w:unhideWhenUsed="0" w:uiPriority="0" w:semiHidden="0" w:name="Body Text 3"/>
-    <w:lsdException w:unhideWhenUsed="0" w:uiPriority="0" w:semiHidden="0" w:name="Body Text Indent 2"/>
-    <w:lsdException w:unhideWhenUsed="0" w:uiPriority="0" w:semiHidden="0" w:name="Body Text Indent 3"/>
-    <w:lsdException w:unhideWhenUsed="0" w:uiPriority="0" w:semiHidden="0" w:name="Block Text"/>
-    <w:lsdException w:unhideWhenUsed="0" w:uiPriority="0" w:semiHidden="0" w:name="Hyperlink"/>
-    <w:lsdException w:unhideWhenUsed="0" w:uiPriority="0" w:semiHidden="0" w:name="FollowedHyperlink"/>
-    <w:lsdException w:qFormat="1" w:unhideWhenUsed="0" w:uiPriority="0" w:semiHidden="0" w:name="Strong"/>
-    <w:lsdException w:qFormat="1" w:unhideWhenUsed="0" w:uiPriority="0" w:semiHidden="0" w:name="Emphasis"/>
-    <w:lsdException w:unhideWhenUsed="0" w:uiPriority="0" w:semiHidden="0" w:name="Document Map"/>
-    <w:lsdException w:unhideWhenUsed="0" w:uiPriority="0" w:semiHidden="0" w:name="Plain Text"/>
-    <w:lsdException w:unhideWhenUsed="0" w:uiPriority="0" w:semiHidden="0" w:name="E-mail Signature"/>
-    <w:lsdException w:qFormat="1" w:unhideWhenUsed="0" w:uiPriority="0" w:semiHidden="0" w:name="Normal (Web)"/>
-    <w:lsdException w:unhideWhenUsed="0" w:uiPriority="0" w:semiHidden="0" w:name="HTML Acronym"/>
-    <w:lsdException w:unhideWhenUsed="0" w:uiPriority="0" w:semiHidden="0" w:name="HTML Address"/>
-    <w:lsdException w:unhideWhenUsed="0" w:uiPriority="0" w:semiHidden="0" w:name="HTML Cite"/>
-    <w:lsdException w:unhideWhenUsed="0" w:uiPriority="0" w:semiHidden="0" w:name="HTML Code"/>
-    <w:lsdException w:unhideWhenUsed="0" w:uiPriority="0" w:semiHidden="0" w:name="HTML Definition"/>
-    <w:lsdException w:unhideWhenUsed="0" w:uiPriority="0" w:semiHidden="0" w:name="HTML Keyboard"/>
-    <w:lsdException w:unhideWhenUsed="0" w:uiPriority="0" w:semiHidden="0" w:name="HTML Preformatted"/>
-    <w:lsdException w:unhideWhenUsed="0" w:uiPriority="0" w:semiHidden="0" w:name="HTML Sample"/>
-    <w:lsdException w:unhideWhenUsed="0" w:uiPriority="0" w:semiHidden="0" w:name="HTML Typewriter"/>
-    <w:lsdException w:unhideWhenUsed="0" w:uiPriority="0" w:semiHidden="0" w:name="HTML Variable"/>
-    <w:lsdException w:qFormat="1" w:unhideWhenUsed="0" w:uiPriority="0" w:name="Normal Table"/>
-    <w:lsdException w:unhideWhenUsed="0" w:uiPriority="0" w:semiHidden="0" w:name="annotation subject"/>
-    <w:lsdException w:unhideWhenUsed="0" w:uiPriority="0" w:semiHidden="0" w:name="Table Simple 1"/>
-    <w:lsdException w:unhideWhenUsed="0" w:uiPriority="0" w:semiHidden="0" w:name="Table Simple 2"/>
-    <w:lsdException w:unhideWhenUsed="0" w:uiPriority="0" w:semiHidden="0" w:name="Table Simple 3"/>
-    <w:lsdException w:unhideWhenUsed="0" w:uiPriority="0" w:semiHidden="0" w:name="Table Classic 1"/>
-    <w:lsdException w:unhideWhenUsed="0" w:uiPriority="0" w:semiHidden="0" w:name="Table Classic 2"/>
-    <w:lsdException w:unhideWhenUsed="0" w:uiPriority="0" w:semiHidden="0" w:name="Table Classic 3"/>
-    <w:lsdException w:unhideWhenUsed="0" w:uiPriority="0" w:semiHidden="0" w:name="Table Classic 4"/>
-    <w:lsdException w:unhideWhenUsed="0" w:uiPriority="0" w:semiHidden="0" w:name="Table Colorful 1"/>
-    <w:lsdException w:unhideWhenUsed="0" w:uiPriority="0" w:semiHidden="0" w:name="Table Colorful 2"/>
-    <w:lsdException w:unhideWhenUsed="0" w:uiPriority="0" w:semiHidden="0" w:name="Table Colorful 3"/>
-    <w:lsdException w:unhideWhenUsed="0" w:uiPriority="0" w:semiHidden="0" w:name="Table Columns 1"/>
-    <w:lsdException w:unhideWhenUsed="0" w:uiPriority="0" w:semiHidden="0" w:name="Table Columns 2"/>
-    <w:lsdException w:unhideWhenUsed="0" w:uiPriority="0" w:semiHidden="0" w:name="Table Columns 3"/>
-    <w:lsdException w:unhideWhenUsed="0" w:uiPriority="0" w:semiHidden="0" w:name="Table Columns 4"/>
-    <w:lsdException w:unhideWhenUsed="0" w:uiPriority="0" w:semiHidden="0" w:name="Table Columns 5"/>
-    <w:lsdException w:unhideWhenUsed="0" w:uiPriority="0" w:semiHidden="0" w:name="Table Grid 1"/>
-    <w:lsdException w:unhideWhenUsed="0" w:uiPriority="0" w:semiHidden="0" w:name="Table Grid 2"/>
-    <w:lsdException w:unhideWhenUsed="0" w:uiPriority="0" w:semiHidden="0" w:name="Table Grid 3"/>
-    <w:lsdException w:unhideWhenUsed="0" w:uiPriority="0" w:semiHidden="0" w:name="Table Grid 4"/>
-    <w:lsdException w:unhideWhenUsed="0" w:uiPriority="0" w:semiHidden="0" w:name="Table Grid 5"/>
-    <w:lsdException w:unhideWhenUsed="0" w:uiPriority="0" w:semiHidden="0" w:name="Table Grid 6"/>
-    <w:lsdException w:unhideWhenUsed="0" w:uiPriority="0" w:semiHidden="0" w:name="Table Grid 7"/>
-    <w:lsdException w:unhideWhenUsed="0" w:uiPriority="0" w:semiHidden="0" w:name="Table Grid 8"/>
-    <w:lsdException w:unhideWhenUsed="0" w:uiPriority="0" w:semiHidden="0" w:name="Table List 1"/>
-    <w:lsdException w:unhideWhenUsed="0" w:uiPriority="0" w:semiHidden="0" w:name="Table List 2"/>
-    <w:lsdException w:unhideWhenUsed="0" w:uiPriority="0" w:semiHidden="0" w:name="Table List 3"/>
-    <w:lsdException w:unhideWhenUsed="0" w:uiPriority="0" w:semiHidden="0" w:name="Table List 4"/>
-    <w:lsdException w:unhideWhenUsed="0" w:uiPriority="0" w:semiHidden="0" w:name="Table List 5"/>
-    <w:lsdException w:unhideWhenUsed="0" w:uiPriority="0" w:semiHidden="0" w:name="Table List 6"/>
-    <w:lsdException w:unhideWhenUsed="0" w:uiPriority="0" w:semiHidden="0" w:name="Table List 7"/>
-    <w:lsdException w:unhideWhenUsed="0" w:uiPriority="0" w:semiHidden="0" w:name="Table List 8"/>
-    <w:lsdException w:unhideWhenUsed="0" w:uiPriority="0" w:semiHidden="0" w:name="Table 3D effects 1"/>
-    <w:lsdException w:unhideWhenUsed="0" w:uiPriority="0" w:semiHidden="0" w:name="Table 3D effects 2"/>
-    <w:lsdException w:unhideWhenUsed="0" w:uiPriority="0" w:semiHidden="0" w:name="Table 3D effects 3"/>
-    <w:lsdException w:unhideWhenUsed="0" w:uiPriority="0" w:semiHidden="0" w:name="Table Contemporary"/>
-    <w:lsdException w:unhideWhenUsed="0" w:uiPriority="0" w:semiHidden="0" w:name="Table Elegant"/>
-    <w:lsdException w:unhideWhenUsed="0" w:uiPriority="0" w:semiHidden="0" w:name="Table Professional"/>
-    <w:lsdException w:unhideWhenUsed="0" w:uiPriority="0" w:semiHidden="0" w:name="Table Subtle 1"/>
-    <w:lsdException w:unhideWhenUsed="0" w:uiPriority="0" w:semiHidden="0" w:name="Table Subtle 2"/>
-    <w:lsdException w:unhideWhenUsed="0" w:uiPriority="0" w:semiHidden="0" w:name="Table Web 1"/>
-    <w:lsdException w:unhideWhenUsed="0" w:uiPriority="0" w:semiHidden="0" w:name="Table Web 2"/>
-    <w:lsdException w:unhideWhenUsed="0" w:uiPriority="0" w:semiHidden="0" w:name="Table Web 3"/>
-    <w:lsdException w:unhideWhenUsed="0" w:uiPriority="0" w:semiHidden="0" w:name="Balloon Text"/>
-    <w:lsdException w:qFormat="1" w:unhideWhenUsed="0" w:uiPriority="0" w:semiHidden="0" w:name="Table Grid"/>
-    <w:lsdException w:unhideWhenUsed="0" w:uiPriority="0" w:semiHidden="0" w:name="Table Theme"/>
-    <w:lsdException w:unhideWhenUsed="0" w:uiPriority="60" w:semiHidden="0" w:name="Light Shading"/>
-    <w:lsdException w:unhideWhenUsed="0" w:uiPriority="61" w:semiHidden="0" w:name="Light List"/>
-    <w:lsdException w:unhideWhenUsed="0" w:uiPriority="62" w:semiHidden="0" w:name="Light Grid"/>
-    <w:lsdException w:unhideWhenUsed="0" w:uiPriority="63" w:semiHidden="0" w:name="Medium Shading 1"/>
-    <w:lsdException w:unhideWhenUsed="0" w:uiPriority="64" w:semiHidden="0" w:name="Medium Shading 2"/>
-    <w:lsdException w:unhideWhenUsed="0" w:uiPriority="65" w:semiHidden="0" w:name="Medium List 1"/>
-    <w:lsdException w:unhideWhenUsed="0" w:uiPriority="66" w:semiHidden="0" w:name="Medium List 2"/>
-    <w:lsdException w:unhideWhenUsed="0" w:uiPriority="67" w:semiHidden="0" w:name="Medium Grid 1"/>
-    <w:lsdException w:unhideWhenUsed="0" w:uiPriority="68" w:semiHidden="0" w:name="Medium Grid 2"/>
-    <w:lsdException w:unhideWhenUsed="0" w:uiPriority="69" w:semiHidden="0" w:name="Medium Grid 3"/>
-    <w:lsdException w:unhideWhenUsed="0" w:uiPriority="70" w:semiHidden="0" w:name="Dark List"/>
-    <w:lsdException w:unhideWhenUsed="0" w:uiPriority="71" w:semiHidden="0" w:name="Colorful Shading"/>
-    <w:lsdException w:unhideWhenUsed="0" w:uiPriority="72" w:semiHidden="0" w:name="Colorful List"/>
-    <w:lsdException w:unhideWhenUsed="0" w:uiPriority="73" w:semiHidden="0" w:name="Colorful Grid"/>
-    <w:lsdException w:unhideWhenUsed="0" w:uiPriority="60" w:semiHidden="0" w:name="Light Shading Accent 1"/>
-    <w:lsdException w:unhideWhenUsed="0" w:uiPriority="61" w:semiHidden="0" w:name="Light List Accent 1"/>
-    <w:lsdException w:unhideWhenUsed="0" w:uiPriority="62" w:semiHidden="0" w:name="Light Grid Accent 1"/>
-    <w:lsdException w:unhideWhenUsed="0" w:uiPriority="63" w:semiHidden="0" w:name="Medium Shading 1 Accent 1"/>
-    <w:lsdException w:unhideWhenUsed="0" w:uiPriority="64" w:semiHidden="0" w:name="Medium Shading 2 Accent 1"/>
-    <w:lsdException w:unhideWhenUsed="0" w:uiPriority="65" w:semiHidden="0" w:name="Medium List 1 Accent 1"/>
-    <w:lsdException w:unhideWhenUsed="0" w:uiPriority="66" w:semiHidden="0" w:name="Medium List 2 Accent 1"/>
-    <w:lsdException w:unhideWhenUsed="0" w:uiPriority="67" w:semiHidden="0" w:name="Medium Grid 1 Accent 1"/>
-    <w:lsdException w:unhideWhenUsed="0" w:uiPriority="68" w:semiHidden="0" w:name="Medium Grid 2 Accent 1"/>
-    <w:lsdException w:unhideWhenUsed="0" w:uiPriority="69" w:semiHidden="0" w:name="Medium Grid 3 Accent 1"/>
-    <w:lsdException w:unhideWhenUsed="0" w:uiPriority="70" w:semiHidden="0" w:name="Dark List Accent 1"/>
-    <w:lsdException w:unhideWhenUsed="0" w:uiPriority="71" w:semiHidden="0" w:name="Colorful Shading Accent 1"/>
-    <w:lsdException w:unhideWhenUsed="0" w:uiPriority="72" w:semiHidden="0" w:name="Colorful List Accent 1"/>
-    <w:lsdException w:unhideWhenUsed="0" w:uiPriority="73" w:semiHidden="0" w:name="Colorful Grid Accent 1"/>
-    <w:lsdException w:unhideWhenUsed="0" w:uiPriority="60" w:semiHidden="0" w:name="Light Shading Accent 2"/>
-    <w:lsdException w:unhideWhenUsed="0" w:uiPriority="61" w:semiHidden="0" w:name="Light List Accent 2"/>
-    <w:lsdException w:unhideWhenUsed="0" w:uiPriority="62" w:semiHidden="0" w:name="Light Grid Accent 2"/>
-    <w:lsdException w:unhideWhenUsed="0" w:uiPriority="63" w:semiHidden="0" w:name="Medium Shading 1 Accent 2"/>
-    <w:lsdException w:unhideWhenUsed="0" w:uiPriority="64" w:semiHidden="0" w:name="Medium Shading 2 Accent 2"/>
-    <w:lsdException w:unhideWhenUsed="0" w:uiPriority="65" w:semiHidden="0" w:name="Medium List 1 Accent 2"/>
-    <w:lsdException w:unhideWhenUsed="0" w:uiPriority="66" w:semiHidden="0" w:name="Medium List 2 Accent 2"/>
-    <w:lsdException w:unhideWhenUsed="0" w:uiPriority="67" w:semiHidden="0" w:name="Medium Grid 1 Accent 2"/>
-    <w:lsdException w:unhideWhenUsed="0" w:uiPriority="68" w:semiHidden="0" w:name="Medium Grid 2 Accent 2"/>
-    <w:lsdException w:unhideWhenUsed="0" w:uiPriority="69" w:semiHidden="0" w:name="Medium Grid 3 Accent 2"/>
-    <w:lsdException w:unhideWhenUsed="0" w:uiPriority="70" w:semiHidden="0" w:name="Dark List Accent 2"/>
-    <w:lsdException w:unhideWhenUsed="0" w:uiPriority="71" w:semiHidden="0" w:name="Colorful Shading Accent 2"/>
-    <w:lsdException w:unhideWhenUsed="0" w:uiPriority="72" w:semiHidden="0" w:name="Colorful List Accent 2"/>
-    <w:lsdException w:unhideWhenUsed="0" w:uiPriority="73" w:semiHidden="0" w:name="Colorful Grid Accent 2"/>
-    <w:lsdException w:unhideWhenUsed="0" w:uiPriority="60" w:semiHidden="0" w:name="Light Shading Accent 3"/>
-    <w:lsdException w:unhideWhenUsed="0" w:uiPriority="61" w:semiHidden="0" w:name="Light List Accent 3"/>
-    <w:lsdException w:unhideWhenUsed="0" w:uiPriority="62" w:semiHidden="0" w:name="Light Grid Accent 3"/>
-    <w:lsdException w:unhideWhenUsed="0" w:uiPriority="63" w:semiHidden="0" w:name="Medium Shading 1 Accent 3"/>
-    <w:lsdException w:unhideWhenUsed="0" w:uiPriority="64" w:semiHidden="0" w:name="Medium Shading 2 Accent 3"/>
-    <w:lsdException w:unhideWhenUsed="0" w:uiPriority="65" w:semiHidden="0" w:name="Medium List 1 Accent 3"/>
-    <w:lsdException w:unhideWhenUsed="0" w:uiPriority="66" w:semiHidden="0" w:name="Medium List 2 Accent 3"/>
-    <w:lsdException w:unhideWhenUsed="0" w:uiPriority="67" w:semiHidden="0" w:name="Medium Grid 1 Accent 3"/>
-    <w:lsdException w:unhideWhenUsed="0" w:uiPriority="68" w:semiHidden="0" w:name="Medium Grid 2 Accent 3"/>
-    <w:lsdException w:unhideWhenUsed="0" w:uiPriority="69" w:semiHidden="0" w:name="Medium Grid 3 Accent 3"/>
-    <w:lsdException w:unhideWhenUsed="0" w:uiPriority="70" w:semiHidden="0" w:name="Dark List Accent 3"/>
-    <w:lsdException w:unhideWhenUsed="0" w:uiPriority="71" w:semiHidden="0" w:name="Colorful Shading Accent 3"/>
-    <w:lsdException w:unhideWhenUsed="0" w:uiPriority="72" w:semiHidden="0" w:name="Colorful List Accent 3"/>
-    <w:lsdException w:unhideWhenUsed="0" w:uiPriority="73" w:semiHidden="0" w:name="Colorful Grid Accent 3"/>
-    <w:lsdException w:unhideWhenUsed="0" w:uiPriority="60" w:semiHidden="0" w:name="Light Shading Accent 4"/>
-    <w:lsdException w:unhideWhenUsed="0" w:uiPriority="61" w:semiHidden="0" w:name="Light List Accent 4"/>
-    <w:lsdException w:unhideWhenUsed="0" w:uiPriority="62" w:semiHidden="0" w:name="Light Grid Accent 4"/>
-    <w:lsdException w:unhideWhenUsed="0" w:uiPriority="63" w:semiHidden="0" w:name="Medium Shading 1 Accent 4"/>
-    <w:lsdException w:unhideWhenUsed="0" w:uiPriority="64" w:semiHidden="0" w:name="Medium Shading 2 Accent 4"/>
-    <w:lsdException w:unhideWhenUsed="0" w:uiPriority="65" w:semiHidden="0" w:name="Medium List 1 Accent 4"/>
-    <w:lsdException w:unhideWhenUsed="0" w:uiPriority="66" w:semiHidden="0" w:name="Medium List 2 Accent 4"/>
-    <w:lsdException w:unhideWhenUsed="0" w:uiPriority="67" w:semiHidden="0" w:name="Medium Grid 1 Accent 4"/>
-    <w:lsdException w:unhideWhenUsed="0" w:uiPriority="68" w:semiHidden="0" w:name="Medium Grid 2 Accent 4"/>
-    <w:lsdException w:unhideWhenUsed="0" w:uiPriority="69" w:semiHidden="0" w:name="Medium Grid 3 Accent 4"/>
-    <w:lsdException w:unhideWhenUsed="0" w:uiPriority="70" w:semiHidden="0" w:name="Dark List Accent 4"/>
-    <w:lsdException w:unhideWhenUsed="0" w:uiPriority="71" w:semiHidden="0" w:name="Colorful Shading Accent 4"/>
-    <w:lsdException w:unhideWhenUsed="0" w:uiPriority="72" w:semiHidden="0" w:name="Colorful List Accent 4"/>
-    <w:lsdException w:unhideWhenUsed="0" w:uiPriority="73" w:semiHidden="0" w:name="Colorful Grid Accent 4"/>
-    <w:lsdException w:unhideWhenUsed="0" w:uiPriority="60" w:semiHidden="0" w:name="Light Shading Accent 5"/>
-    <w:lsdException w:unhideWhenUsed="0" w:uiPriority="61" w:semiHidden="0" w:name="Light List Accent 5"/>
-    <w:lsdException w:unhideWhenUsed="0" w:uiPriority="62" w:semiHidden="0" w:name="Light Grid Accent 5"/>
-    <w:lsdException w:unhideWhenUsed="0" w:uiPriority="63" w:semiHidden="0" w:name="Medium Shading 1 Accent 5"/>
-    <w:lsdException w:unhideWhenUsed="0" w:uiPriority="64" w:semiHidden="0" w:name="Medium Shading 2 Accent 5"/>
-    <w:lsdException w:unhideWhenUsed="0" w:uiPriority="65" w:semiHidden="0" w:name="Medium List 1 Accent 5"/>
-    <w:lsdException w:unhideWhenUsed="0" w:uiPriority="66" w:semiHidden="0" w:name="Medium List 2 Accent 5"/>
-    <w:lsdException w:unhideWhenUsed="0" w:uiPriority="67" w:semiHidden="0" w:name="Medium Grid 1 Accent 5"/>
-    <w:lsdException w:unhideWhenUsed="0" w:uiPriority="68" w:semiHidden="0" w:name="Medium Grid 2 Accent 5"/>
-    <w:lsdException w:unhideWhenUsed="0" w:uiPriority="69" w:semiHidden="0" w:name="Medium Grid 3 Accent 5"/>
-    <w:lsdException w:unhideWhenUsed="0" w:uiPriority="70" w:semiHidden="0" w:name="Dark List Accent 5"/>
-    <w:lsdException w:unhideWhenUsed="0" w:uiPriority="71" w:semiHidden="0" w:name="Colorful Shading Accent 5"/>
-    <w:lsdException w:unhideWhenUsed="0" w:uiPriority="72" w:semiHidden="0" w:name="Colorful List Accent 5"/>
-    <w:lsdException w:unhideWhenUsed="0" w:uiPriority="73" w:semiHidden="0" w:name="Colorful Grid Accent 5"/>
-    <w:lsdException w:unhideWhenUsed="0" w:uiPriority="60" w:semiHidden="0" w:name="Light Shading Accent 6"/>
-    <w:lsdException w:unhideWhenUsed="0" w:uiPriority="61" w:semiHidden="0" w:name="Light List Accent 6"/>
-    <w:lsdException w:unhideWhenUsed="0" w:uiPriority="62" w:semiHidden="0" w:name="Light Grid Accent 6"/>
-    <w:lsdException w:unhideWhenUsed="0" w:uiPriority="63" w:semiHidden="0" w:name="Medium Shading 1 Accent 6"/>
-    <w:lsdException w:unhideWhenUsed="0" w:uiPriority="64" w:semiHidden="0" w:name="Medium Shading 2 Accent 6"/>
-    <w:lsdException w:unhideWhenUsed="0" w:uiPriority="65" w:semiHidden="0" w:name="Medium List 1 Accent 6"/>
-    <w:lsdException w:unhideWhenUsed="0" w:uiPriority="66" w:semiHidden="0" w:name="Medium List 2 Accent 6"/>
-    <w:lsdException w:unhideWhenUsed="0" w:uiPriority="67" w:semiHidden="0" w:name="Medium Grid 1 Accent 6"/>
-    <w:lsdException w:unhideWhenUsed="0" w:uiPriority="68" w:semiHidden="0" w:name="Medium Grid 2 Accent 6"/>
-    <w:lsdException w:unhideWhenUsed="0" w:uiPriority="69" w:semiHidden="0" w:name="Medium Grid 3 Accent 6"/>
-    <w:lsdException w:unhideWhenUsed="0" w:uiPriority="70" w:semiHidden="0" w:name="Dark List Accent 6"/>
-    <w:lsdException w:unhideWhenUsed="0" w:uiPriority="71" w:semiHidden="0" w:name="Colorful Shading Accent 6"/>
-    <w:lsdException w:unhideWhenUsed="0" w:uiPriority="72" w:semiHidden="0" w:name="Colorful List Accent 6"/>
-    <w:lsdException w:unhideWhenUsed="0" w:uiPriority="73" w:semiHidden="0" w:name="Colorful Grid Accent 6"/>
+  <w:latentStyles w:defLockedState="0" w:defUIPriority="99" w:defSemiHidden="1" w:defUnhideWhenUsed="1" w:defQFormat="0" w:count="260">
+    <w:lsdException w:name="Normal" w:semiHidden="0" w:uiPriority="0" w:unhideWhenUsed="0" w:qFormat="1"/>
+    <w:lsdException w:name="heading 1" w:semiHidden="0" w:uiPriority="0" w:unhideWhenUsed="0" w:qFormat="1"/>
+    <w:lsdException w:name="heading 2" w:semiHidden="0" w:uiPriority="0" w:qFormat="1"/>
+    <w:lsdException w:name="heading 3" w:uiPriority="0" w:qFormat="1"/>
+    <w:lsdException w:name="heading 4" w:semiHidden="0" w:uiPriority="0" w:qFormat="1"/>
+    <w:lsdException w:name="heading 5" w:uiPriority="0" w:qFormat="1"/>
+    <w:lsdException w:name="heading 6" w:uiPriority="0" w:qFormat="1"/>
+    <w:lsdException w:name="heading 7" w:uiPriority="0" w:qFormat="1"/>
+    <w:lsdException w:name="heading 8" w:uiPriority="0" w:qFormat="1"/>
+    <w:lsdException w:name="heading 9" w:uiPriority="0" w:qFormat="1"/>
+    <w:lsdException w:name="index 1" w:semiHidden="0" w:uiPriority="0" w:unhideWhenUsed="0"/>
+    <w:lsdException w:name="index 2" w:semiHidden="0" w:uiPriority="0" w:unhideWhenUsed="0"/>
+    <w:lsdException w:name="index 3" w:semiHidden="0" w:uiPriority="0" w:unhideWhenUsed="0"/>
+    <w:lsdException w:name="index 4" w:semiHidden="0" w:uiPriority="0" w:unhideWhenUsed="0"/>
+    <w:lsdException w:name="index 5" w:semiHidden="0" w:uiPriority="0" w:unhideWhenUsed="0"/>
+    <w:lsdException w:name="index 6" w:semiHidden="0" w:uiPriority="0" w:unhideWhenUsed="0"/>
+    <w:lsdException w:name="index 7" w:semiHidden="0" w:uiPriority="0" w:unhideWhenUsed="0"/>
+    <w:lsdException w:name="index 8" w:semiHidden="0" w:uiPriority="0" w:unhideWhenUsed="0"/>
+    <w:lsdException w:name="index 9" w:semiHidden="0" w:uiPriority="0" w:unhideWhenUsed="0"/>
+    <w:lsdException w:name="toc 1" w:semiHidden="0" w:uiPriority="0" w:unhideWhenUsed="0" w:qFormat="1"/>
+    <w:lsdException w:name="toc 2" w:semiHidden="0" w:uiPriority="0" w:unhideWhenUsed="0" w:qFormat="1"/>
+    <w:lsdException w:name="toc 3" w:semiHidden="0" w:uiPriority="0" w:unhideWhenUsed="0" w:qFormat="1"/>
+    <w:lsdException w:name="toc 4" w:semiHidden="0" w:uiPriority="0" w:unhideWhenUsed="0"/>
+    <w:lsdException w:name="toc 5" w:semiHidden="0" w:uiPriority="0" w:unhideWhenUsed="0"/>
+    <w:lsdException w:name="toc 6" w:semiHidden="0" w:uiPriority="0" w:unhideWhenUsed="0"/>
+    <w:lsdException w:name="toc 7" w:semiHidden="0" w:uiPriority="0" w:unhideWhenUsed="0"/>
+    <w:lsdException w:name="toc 8" w:semiHidden="0" w:uiPriority="0" w:unhideWhenUsed="0"/>
+    <w:lsdException w:name="toc 9" w:semiHidden="0" w:uiPriority="0" w:unhideWhenUsed="0"/>
+    <w:lsdException w:name="Normal Indent" w:semiHidden="0" w:uiPriority="0" w:unhideWhenUsed="0"/>
+    <w:lsdException w:name="footnote text" w:semiHidden="0" w:uiPriority="0" w:unhideWhenUsed="0"/>
+    <w:lsdException w:name="annotation text" w:semiHidden="0" w:uiPriority="0" w:unhideWhenUsed="0" w:qFormat="1"/>
+    <w:lsdException w:name="header" w:semiHidden="0" w:uiPriority="0" w:unhideWhenUsed="0" w:qFormat="1"/>
+    <w:lsdException w:name="footer" w:semiHidden="0" w:uiPriority="0" w:unhideWhenUsed="0" w:qFormat="1"/>
+    <w:lsdException w:name="index heading" w:semiHidden="0" w:uiPriority="0" w:unhideWhenUsed="0"/>
+    <w:lsdException w:name="caption" w:uiPriority="0" w:qFormat="1"/>
+    <w:lsdException w:name="table of figures" w:semiHidden="0" w:uiPriority="0" w:unhideWhenUsed="0"/>
+    <w:lsdException w:name="envelope address" w:semiHidden="0" w:uiPriority="0" w:unhideWhenUsed="0"/>
+    <w:lsdException w:name="envelope return" w:semiHidden="0" w:uiPriority="0" w:unhideWhenUsed="0"/>
+    <w:lsdException w:name="footnote reference" w:semiHidden="0" w:uiPriority="0" w:unhideWhenUsed="0"/>
+    <w:lsdException w:name="annotation reference" w:semiHidden="0" w:uiPriority="0" w:unhideWhenUsed="0"/>
+    <w:lsdException w:name="line number" w:semiHidden="0" w:uiPriority="0" w:unhideWhenUsed="0"/>
+    <w:lsdException w:name="page number" w:semiHidden="0" w:uiPriority="0" w:unhideWhenUsed="0"/>
+    <w:lsdException w:name="endnote reference" w:semiHidden="0" w:uiPriority="0" w:unhideWhenUsed="0"/>
+    <w:lsdException w:name="endnote text" w:semiHidden="0" w:uiPriority="0" w:unhideWhenUsed="0"/>
+    <w:lsdException w:name="table of authorities" w:semiHidden="0" w:uiPriority="0" w:unhideWhenUsed="0"/>
+    <w:lsdException w:name="macro" w:semiHidden="0" w:uiPriority="0" w:unhideWhenUsed="0"/>
+    <w:lsdException w:name="toa heading" w:semiHidden="0" w:uiPriority="0" w:unhideWhenUsed="0"/>
+    <w:lsdException w:name="List" w:semiHidden="0" w:uiPriority="0" w:unhideWhenUsed="0"/>
+    <w:lsdException w:name="List Bullet" w:semiHidden="0" w:uiPriority="0" w:unhideWhenUsed="0"/>
+    <w:lsdException w:name="List Number" w:semiHidden="0" w:uiPriority="0" w:unhideWhenUsed="0"/>
+    <w:lsdException w:name="List 2" w:semiHidden="0" w:uiPriority="0" w:unhideWhenUsed="0"/>
+    <w:lsdException w:name="List 3" w:semiHidden="0" w:uiPriority="0" w:unhideWhenUsed="0"/>
+    <w:lsdException w:name="List 4" w:semiHidden="0" w:uiPriority="0" w:unhideWhenUsed="0"/>
+    <w:lsdException w:name="List 5" w:semiHidden="0" w:uiPriority="0" w:unhideWhenUsed="0"/>
+    <w:lsdException w:name="List Bullet 2" w:semiHidden="0" w:uiPriority="0" w:unhideWhenUsed="0"/>
+    <w:lsdException w:name="List Bullet 3" w:semiHidden="0" w:uiPriority="0" w:unhideWhenUsed="0"/>
+    <w:lsdException w:name="List Bullet 4" w:semiHidden="0" w:uiPriority="0" w:unhideWhenUsed="0"/>
+    <w:lsdException w:name="List Bullet 5" w:semiHidden="0" w:uiPriority="0" w:unhideWhenUsed="0"/>
+    <w:lsdException w:name="List Number 2" w:semiHidden="0" w:uiPriority="0" w:unhideWhenUsed="0"/>
+    <w:lsdException w:name="List Number 3" w:semiHidden="0" w:uiPriority="0" w:unhideWhenUsed="0"/>
+    <w:lsdException w:name="List Number 4" w:semiHidden="0" w:uiPriority="0" w:unhideWhenUsed="0"/>
+    <w:lsdException w:name="List Number 5" w:semiHidden="0" w:uiPriority="0" w:unhideWhenUsed="0"/>
+    <w:lsdException w:name="Title" w:semiHidden="0" w:uiPriority="0" w:unhideWhenUsed="0" w:qFormat="1"/>
+    <w:lsdException w:name="Closing" w:semiHidden="0" w:uiPriority="0" w:unhideWhenUsed="0"/>
+    <w:lsdException w:name="Signature" w:semiHidden="0" w:uiPriority="0" w:unhideWhenUsed="0"/>
+    <w:lsdException w:name="Default Paragraph Font" w:uiPriority="0" w:unhideWhenUsed="0" w:qFormat="1"/>
+    <w:lsdException w:name="Body Text" w:uiPriority="0" w:unhideWhenUsed="0" w:qFormat="1"/>
+    <w:lsdException w:name="Body Text Indent" w:semiHidden="0" w:uiPriority="0" w:unhideWhenUsed="0"/>
+    <w:lsdException w:name="List Continue" w:semiHidden="0" w:uiPriority="0" w:unhideWhenUsed="0"/>
+    <w:lsdException w:name="List Continue 2" w:semiHidden="0" w:uiPriority="0" w:unhideWhenUsed="0"/>
+    <w:lsdException w:name="List Continue 3" w:semiHidden="0" w:uiPriority="0" w:unhideWhenUsed="0"/>
+    <w:lsdException w:name="List Continue 4" w:semiHidden="0" w:uiPriority="0" w:unhideWhenUsed="0"/>
+    <w:lsdException w:name="List Continue 5" w:semiHidden="0" w:uiPriority="0" w:unhideWhenUsed="0"/>
+    <w:lsdException w:name="Message Header" w:semiHidden="0" w:uiPriority="0" w:unhideWhenUsed="0"/>
+    <w:lsdException w:name="Subtitle" w:semiHidden="0" w:uiPriority="0" w:unhideWhenUsed="0" w:qFormat="1"/>
+    <w:lsdException w:name="Salutation" w:semiHidden="0" w:uiPriority="0" w:unhideWhenUsed="0"/>
+    <w:lsdException w:name="Date" w:semiHidden="0" w:uiPriority="0" w:unhideWhenUsed="0"/>
+    <w:lsdException w:name="Body Text First Indent" w:semiHidden="0" w:uiPriority="0" w:unhideWhenUsed="0"/>
+    <w:lsdException w:name="Body Text First Indent 2" w:semiHidden="0" w:uiPriority="0" w:unhideWhenUsed="0"/>
+    <w:lsdException w:name="Body Text 2" w:semiHidden="0" w:uiPriority="0" w:unhideWhenUsed="0"/>
+    <w:lsdException w:name="Body Text 3" w:semiHidden="0" w:uiPriority="0" w:unhideWhenUsed="0"/>
+    <w:lsdException w:name="Body Text Indent 2" w:semiHidden="0" w:uiPriority="0" w:unhideWhenUsed="0"/>
+    <w:lsdException w:name="Body Text Indent 3" w:semiHidden="0" w:uiPriority="0" w:unhideWhenUsed="0"/>
+    <w:lsdException w:name="Block Text" w:semiHidden="0" w:uiPriority="0" w:unhideWhenUsed="0"/>
+    <w:lsdException w:name="Hyperlink" w:semiHidden="0" w:uiPriority="0" w:unhideWhenUsed="0"/>
+    <w:lsdException w:name="FollowedHyperlink" w:semiHidden="0" w:uiPriority="0" w:unhideWhenUsed="0"/>
+    <w:lsdException w:name="Strong" w:semiHidden="0" w:uiPriority="0" w:unhideWhenUsed="0" w:qFormat="1"/>
+    <w:lsdException w:name="Emphasis" w:semiHidden="0" w:uiPriority="0" w:unhideWhenUsed="0" w:qFormat="1"/>
+    <w:lsdException w:name="Document Map" w:semiHidden="0" w:uiPriority="0" w:unhideWhenUsed="0"/>
+    <w:lsdException w:name="Plain Text" w:semiHidden="0" w:uiPriority="0" w:unhideWhenUsed="0"/>
+    <w:lsdException w:name="E-mail Signature" w:semiHidden="0" w:uiPriority="0" w:unhideWhenUsed="0"/>
+    <w:lsdException w:name="Normal (Web)" w:semiHidden="0" w:uiPriority="0" w:unhideWhenUsed="0" w:qFormat="1"/>
+    <w:lsdException w:name="HTML Acronym" w:semiHidden="0" w:uiPriority="0" w:unhideWhenUsed="0"/>
+    <w:lsdException w:name="HTML Address" w:semiHidden="0" w:uiPriority="0" w:unhideWhenUsed="0"/>
+    <w:lsdException w:name="HTML Cite" w:semiHidden="0" w:uiPriority="0" w:unhideWhenUsed="0"/>
+    <w:lsdException w:name="HTML Code" w:semiHidden="0" w:uiPriority="0" w:unhideWhenUsed="0"/>
+    <w:lsdException w:name="HTML Definition" w:semiHidden="0" w:uiPriority="0" w:unhideWhenUsed="0"/>
+    <w:lsdException w:name="HTML Keyboard" w:semiHidden="0" w:uiPriority="0" w:unhideWhenUsed="0"/>
+    <w:lsdException w:name="HTML Preformatted" w:semiHidden="0" w:uiPriority="0" w:unhideWhenUsed="0"/>
+    <w:lsdException w:name="HTML Sample" w:semiHidden="0" w:uiPriority="0" w:unhideWhenUsed="0"/>
+    <w:lsdException w:name="HTML Typewriter" w:semiHidden="0" w:uiPriority="0" w:unhideWhenUsed="0"/>
+    <w:lsdException w:name="HTML Variable" w:semiHidden="0" w:uiPriority="0" w:unhideWhenUsed="0"/>
+    <w:lsdException w:name="Normal Table" w:uiPriority="0" w:unhideWhenUsed="0" w:qFormat="1"/>
+    <w:lsdException w:name="annotation subject" w:semiHidden="0" w:uiPriority="0" w:unhideWhenUsed="0"/>
+    <w:lsdException w:name="Table Simple 1" w:semiHidden="0" w:uiPriority="0" w:unhideWhenUsed="0"/>
+    <w:lsdException w:name="Table Simple 2" w:semiHidden="0" w:uiPriority="0" w:unhideWhenUsed="0"/>
+    <w:lsdException w:name="Table Simple 3" w:semiHidden="0" w:uiPriority="0" w:unhideWhenUsed="0"/>
+    <w:lsdException w:name="Table Classic 1" w:semiHidden="0" w:uiPriority="0" w:unhideWhenUsed="0"/>
+    <w:lsdException w:name="Table Classic 2" w:semiHidden="0" w:uiPriority="0" w:unhideWhenUsed="0"/>
+    <w:lsdException w:name="Table Classic 3" w:semiHidden="0" w:uiPriority="0" w:unhideWhenUsed="0"/>
+    <w:lsdException w:name="Table Classic 4" w:semiHidden="0" w:uiPriority="0" w:unhideWhenUsed="0"/>
+    <w:lsdException w:name="Table Colorful 1" w:semiHidden="0" w:uiPriority="0" w:unhideWhenUsed="0"/>
+    <w:lsdException w:name="Table Colorful 2" w:semiHidden="0" w:uiPriority="0" w:unhideWhenUsed="0"/>
+    <w:lsdException w:name="Table Colorful 3" w:semiHidden="0" w:uiPriority="0" w:unhideWhenUsed="0"/>
+    <w:lsdException w:name="Table Columns 1" w:semiHidden="0" w:uiPriority="0" w:unhideWhenUsed="0"/>
+    <w:lsdException w:name="Table Columns 2" w:semiHidden="0" w:uiPriority="0" w:unhideWhenUsed="0"/>
+    <w:lsdException w:name="Table Columns 3" w:semiHidden="0" w:uiPriority="0" w:unhideWhenUsed="0"/>
+    <w:lsdException w:name="Table Columns 4" w:semiHidden="0" w:uiPriority="0" w:unhideWhenUsed="0"/>
+    <w:lsdException w:name="Table Columns 5" w:semiHidden="0" w:uiPriority="0" w:unhideWhenUsed="0"/>
+    <w:lsdException w:name="Table Grid 1" w:semiHidden="0" w:uiPriority="0" w:unhideWhenUsed="0"/>
+    <w:lsdException w:name="Table Grid 2" w:semiHidden="0" w:uiPriority="0" w:unhideWhenUsed="0"/>
+    <w:lsdException w:name="Table Grid 3" w:semiHidden="0" w:uiPriority="0" w:unhideWhenUsed="0"/>
+    <w:lsdException w:name="Table Grid 4" w:semiHidden="0" w:uiPriority="0" w:unhideWhenUsed="0"/>
+    <w:lsdException w:name="Table Grid 5" w:semiHidden="0" w:uiPriority="0" w:unhideWhenUsed="0"/>
+    <w:lsdException w:name="Table Grid 6" w:semiHidden="0" w:uiPriority="0" w:unhideWhenUsed="0"/>
+    <w:lsdException w:name="Table Grid 7" w:semiHidden="0" w:uiPriority="0" w:unhideWhenUsed="0"/>
+    <w:lsdException w:name="Table Grid 8" w:semiHidden="0" w:uiPriority="0" w:unhideWhenUsed="0"/>
+    <w:lsdException w:name="Table List 1" w:semiHidden="0" w:uiPriority="0" w:unhideWhenUsed="0"/>
+    <w:lsdException w:name="Table List 2" w:semiHidden="0" w:uiPriority="0" w:unhideWhenUsed="0"/>
+    <w:lsdException w:name="Table List 3" w:semiHidden="0" w:uiPriority="0" w:unhideWhenUsed="0"/>
+    <w:lsdException w:name="Table List 4" w:semiHidden="0" w:uiPriority="0" w:unhideWhenUsed="0"/>
+    <w:lsdException w:name="Table List 5" w:semiHidden="0" w:uiPriority="0" w:unhideWhenUsed="0"/>
+    <w:lsdException w:name="Table List 6" w:semiHidden="0" w:uiPriority="0" w:unhideWhenUsed="0"/>
+    <w:lsdException w:name="Table List 7" w:semiHidden="0" w:uiPriority="0" w:unhideWhenUsed="0"/>
+    <w:lsdException w:name="Table List 8" w:semiHidden="0" w:uiPriority="0" w:unhideWhenUsed="0"/>
+    <w:lsdException w:name="Table 3D effects 1" w:semiHidden="0" w:uiPriority="0" w:unhideWhenUsed="0"/>
+    <w:lsdException w:name="Table 3D effects 2" w:semiHidden="0" w:uiPriority="0" w:unhideWhenUsed="0"/>
+    <w:lsdException w:name="Table 3D effects 3" w:semiHidden="0" w:uiPriority="0" w:unhideWhenUsed="0"/>
+    <w:lsdException w:name="Table Contemporary" w:semiHidden="0" w:uiPriority="0" w:unhideWhenUsed="0"/>
+    <w:lsdException w:name="Table Elegant" w:semiHidden="0" w:uiPriority="0" w:unhideWhenUsed="0"/>
+    <w:lsdException w:name="Table Professional" w:semiHidden="0" w:uiPriority="0" w:unhideWhenUsed="0"/>
+    <w:lsdException w:name="Table Subtle 1" w:semiHidden="0" w:uiPriority="0" w:unhideWhenUsed="0"/>
+    <w:lsdException w:name="Table Subtle 2" w:semiHidden="0" w:uiPriority="0" w:unhideWhenUsed="0"/>
+    <w:lsdException w:name="Table Web 1" w:semiHidden="0" w:uiPriority="0" w:unhideWhenUsed="0"/>
+    <w:lsdException w:name="Table Web 2" w:semiHidden="0" w:uiPriority="0" w:unhideWhenUsed="0"/>
+    <w:lsdException w:name="Table Web 3" w:semiHidden="0" w:uiPriority="0" w:unhideWhenUsed="0"/>
+    <w:lsdException w:name="Balloon Text" w:semiHidden="0" w:uiPriority="0" w:unhideWhenUsed="0"/>
+    <w:lsdException w:name="Table Grid" w:semiHidden="0" w:uiPriority="0" w:unhideWhenUsed="0" w:qFormat="1"/>
+    <w:lsdException w:name="Table Theme" w:semiHidden="0" w:uiPriority="0" w:unhideWhenUsed="0"/>
+    <w:lsdException w:name="Light Shading" w:semiHidden="0" w:uiPriority="60" w:unhideWhenUsed="0"/>
+    <w:lsdException w:name="Light List" w:semiHidden="0" w:uiPriority="61" w:unhideWhenUsed="0"/>
+    <w:lsdException w:name="Light Grid" w:semiHidden="0" w:uiPriority="62" w:unhideWhenUsed="0"/>
+    <w:lsdException w:name="Medium Shading 1" w:semiHidden="0" w:uiPriority="63" w:unhideWhenUsed="0"/>
+    <w:lsdException w:name="Medium Shading 2" w:semiHidden="0" w:uiPriority="64" w:unhideWhenUsed="0"/>
+    <w:lsdException w:name="Medium List 1" w:semiHidden="0" w:uiPriority="65" w:unhideWhenUsed="0"/>
+    <w:lsdException w:name="Medium List 2" w:semiHidden="0" w:uiPriority="66" w:unhideWhenUsed="0"/>
+    <w:lsdException w:name="Medium Grid 1" w:semiHidden="0" w:uiPriority="67" w:unhideWhenUsed="0"/>
+    <w:lsdException w:name="Medium Grid 2" w:semiHidden="0" w:uiPriority="68" w:unhideWhenUsed="0"/>
+    <w:lsdException w:name="Medium Grid 3" w:semiHidden="0" w:uiPriority="69" w:unhideWhenUsed="0"/>
+    <w:lsdException w:name="Dark List" w:semiHidden="0" w:uiPriority="70" w:unhideWhenUsed="0"/>
+    <w:lsdException w:name="Colorful Shading" w:semiHidden="0" w:uiPriority="71" w:unhideWhenUsed="0"/>
+    <w:lsdException w:name="Colorful List" w:semiHidden="0" w:uiPriority="72" w:unhideWhenUsed="0"/>
+    <w:lsdException w:name="Colorful Grid" w:semiHidden="0" w:uiPriority="73" w:unhideWhenUsed="0"/>
+    <w:lsdException w:name="Light Shading Accent 1" w:semiHidden="0" w:uiPriority="60" w:unhideWhenUsed="0"/>
+    <w:lsdException w:name="Light List Accent 1" w:semiHidden="0" w:uiPriority="61" w:unhideWhenUsed="0"/>
+    <w:lsdException w:name="Light Grid Accent 1" w:semiHidden="0" w:uiPriority="62" w:unhideWhenUsed="0"/>
+    <w:lsdException w:name="Medium Shading 1 Accent 1" w:semiHidden="0" w:uiPriority="63" w:unhideWhenUsed="0"/>
+    <w:lsdException w:name="Medium Shading 2 Accent 1" w:semiHidden="0" w:uiPriority="64" w:unhideWhenUsed="0"/>
+    <w:lsdException w:name="Medium List 1 Accent 1" w:semiHidden="0" w:uiPriority="65" w:unhideWhenUsed="0"/>
+    <w:lsdException w:name="Medium List 2 Accent 1" w:semiHidden="0" w:uiPriority="66" w:unhideWhenUsed="0"/>
+    <w:lsdException w:name="Medium Grid 1 Accent 1" w:semiHidden="0" w:uiPriority="67" w:unhideWhenUsed="0"/>
+    <w:lsdException w:name="Medium Grid 2 Accent 1" w:semiHidden="0" w:uiPriority="68" w:unhideWhenUsed="0"/>
+    <w:lsdException w:name="Medium Grid 3 Accent 1" w:semiHidden="0" w:uiPriority="69" w:unhideWhenUsed="0"/>
+    <w:lsdException w:name="Dark List Accent 1" w:semiHidden="0" w:uiPriority="70" w:unhideWhenUsed="0"/>
+    <w:lsdException w:name="Colorful Shading Accent 1" w:semiHidden="0" w:uiPriority="71" w:unhideWhenUsed="0"/>
+    <w:lsdException w:name="Colorful List Accent 1" w:semiHidden="0" w:uiPriority="72" w:unhideWhenUsed="0"/>
+    <w:lsdException w:name="Colorful Grid Accent 1" w:semiHidden="0" w:uiPriority="73" w:unhideWhenUsed="0"/>
+    <w:lsdException w:name="Light Shading Accent 2" w:semiHidden="0" w:uiPriority="60" w:unhideWhenUsed="0"/>
+    <w:lsdException w:name="Light List Accent 2" w:semiHidden="0" w:uiPriority="61" w:unhideWhenUsed="0"/>
+    <w:lsdException w:name="Light Grid Accent 2" w:semiHidden="0" w:uiPriority="62" w:unhideWhenUsed="0"/>
+    <w:lsdException w:name="Medium Shading 1 Accent 2" w:semiHidden="0" w:uiPriority="63" w:unhideWhenUsed="0"/>
+    <w:lsdException w:name="Medium Shading 2 Accent 2" w:semiHidden="0" w:uiPriority="64" w:unhideWhenUsed="0"/>
+    <w:lsdException w:name="Medium List 1 Accent 2" w:semiHidden="0" w:uiPriority="65" w:unhideWhenUsed="0"/>
+    <w:lsdException w:name="Medium List 2 Accent 2" w:semiHidden="0" w:uiPriority="66" w:unhideWhenUsed="0"/>
+    <w:lsdException w:name="Medium Grid 1 Accent 2" w:semiHidden="0" w:uiPriority="67" w:unhideWhenUsed="0"/>
+    <w:lsdException w:name="Medium Grid 2 Accent 2" w:semiHidden="0" w:uiPriority="68" w:unhideWhenUsed="0"/>
+    <w:lsdException w:name="Medium Grid 3 Accent 2" w:semiHidden="0" w:uiPriority="69" w:unhideWhenUsed="0"/>
+    <w:lsdException w:name="Dark List Accent 2" w:semiHidden="0" w:uiPriority="70" w:unhideWhenUsed="0"/>
+    <w:lsdException w:name="Colorful Shading Accent 2" w:semiHidden="0" w:uiPriority="71" w:unhideWhenUsed="0"/>
+    <w:lsdException w:name="Colorful List Accent 2" w:semiHidden="0" w:uiPriority="72" w:unhideWhenUsed="0"/>
+    <w:lsdException w:name="Colorful Grid Accent 2" w:semiHidden="0" w:uiPriority="73" w:unhideWhenUsed="0"/>
+    <w:lsdException w:name="Light Shading Accent 3" w:semiHidden="0" w:uiPriority="60" w:unhideWhenUsed="0"/>
+    <w:lsdException w:name="Light List Accent 3" w:semiHidden="0" w:uiPriority="61" w:unhideWhenUsed="0"/>
+    <w:lsdException w:name="Light Grid Accent 3" w:semiHidden="0" w:uiPriority="62" w:unhideWhenUsed="0"/>
+    <w:lsdException w:name="Medium Shading 1 Accent 3" w:semiHidden="0" w:uiPriority="63" w:unhideWhenUsed="0"/>
+    <w:lsdException w:name="Medium Shading 2 Accent 3" w:semiHidden="0" w:uiPriority="64" w:unhideWhenUsed="0"/>
+    <w:lsdException w:name="Medium List 1 Accent 3" w:semiHidden="0" w:uiPriority="65" w:unhideWhenUsed="0"/>
+    <w:lsdException w:name="Medium List 2 Accent 3" w:semiHidden="0" w:uiPriority="66" w:unhideWhenUsed="0"/>
+    <w:lsdException w:name="Medium Grid 1 Accent 3" w:semiHidden="0" w:uiPriority="67" w:unhideWhenUsed="0"/>
+    <w:lsdException w:name="Medium Grid 2 Accent 3" w:semiHidden="0" w:uiPriority="68" w:unhideWhenUsed="0"/>
+    <w:lsdException w:name="Medium Grid 3 Accent 3" w:semiHidden="0" w:uiPriority="69" w:unhideWhenUsed="0"/>
+    <w:lsdException w:name="Dark List Accent 3" w:semiHidden="0" w:uiPriority="70" w:unhideWhenUsed="0"/>
+    <w:lsdException w:name="Colorful Shading Accent 3" w:semiHidden="0" w:uiPriority="71" w:unhideWhenUsed="0"/>
+    <w:lsdException w:name="Colorful List Accent 3" w:semiHidden="0" w:uiPriority="72" w:unhideWhenUsed="0"/>
+    <w:lsdException w:name="Colorful Grid Accent 3" w:semiHidden="0" w:uiPriority="73" w:unhideWhenUsed="0"/>
+    <w:lsdException w:name="Light Shading Accent 4" w:semiHidden="0" w:uiPriority="60" w:unhideWhenUsed="0"/>
+    <w:lsdException w:name="Light List Accent 4" w:semiHidden="0" w:uiPriority="61" w:unhideWhenUsed="0"/>
+    <w:lsdException w:name="Light Grid Accent 4" w:semiHidden="0" w:uiPriority="62" w:unhideWhenUsed="0"/>
+    <w:lsdException w:name="Medium Shading 1 Accent 4" w:semiHidden="0" w:uiPriority="63" w:unhideWhenUsed="0"/>
+    <w:lsdException w:name="Medium Shading 2 Accent 4" w:semiHidden="0" w:uiPriority="64" w:unhideWhenUsed="0"/>
+    <w:lsdException w:name="Medium List 1 Accent 4" w:semiHidden="0" w:uiPriority="65" w:unhideWhenUsed="0"/>
+    <w:lsdException w:name="Medium List 2 Accent 4" w:semiHidden="0" w:uiPriority="66" w:unhideWhenUsed="0"/>
+    <w:lsdException w:name="Medium Grid 1 Accent 4" w:semiHidden="0" w:uiPriority="67" w:unhideWhenUsed="0"/>
+    <w:lsdException w:name="Medium Grid 2 Accent 4" w:semiHidden="0" w:uiPriority="68" w:unhideWhenUsed="0"/>
+    <w:lsdException w:name="Medium Grid 3 Accent 4" w:semiHidden="0" w:uiPriority="69" w:unhideWhenUsed="0"/>
+    <w:lsdException w:name="Dark List Accent 4" w:semiHidden="0" w:uiPriority="70" w:unhideWhenUsed="0"/>
+    <w:lsdException w:name="Colorful Shading Accent 4" w:semiHidden="0" w:uiPriority="71" w:unhideWhenUsed="0"/>
+    <w:lsdException w:name="Colorful List Accent 4" w:semiHidden="0" w:uiPriority="72" w:unhideWhenUsed="0"/>
+    <w:lsdException w:name="Colorful Grid Accent 4" w:semiHidden="0" w:uiPriority="73" w:unhideWhenUsed="0"/>
+    <w:lsdException w:name="Light Shading Accent 5" w:semiHidden="0" w:uiPriority="60" w:unhideWhenUsed="0"/>
+    <w:lsdException w:name="Light List Accent 5" w:semiHidden="0" w:uiPriority="61" w:unhideWhenUsed="0"/>
+    <w:lsdException w:name="Light Grid Accent 5" w:semiHidden="0" w:uiPriority="62" w:unhideWhenUsed="0"/>
+    <w:lsdException w:name="Medium Shading 1 Accent 5" w:semiHidden="0" w:uiPriority="63" w:unhideWhenUsed="0"/>
+    <w:lsdException w:name="Medium Shading 2 Accent 5" w:semiHidden="0" w:uiPriority="64" w:unhideWhenUsed="0"/>
+    <w:lsdException w:name="Medium List 1 Accent 5" w:semiHidden="0" w:uiPriority="65" w:unhideWhenUsed="0"/>
+    <w:lsdException w:name="Medium List 2 Accent 5" w:semiHidden="0" w:uiPriority="66" w:unhideWhenUsed="0"/>
+    <w:lsdException w:name="Medium Grid 1 Accent 5" w:semiHidden="0" w:uiPriority="67" w:unhideWhenUsed="0"/>
+    <w:lsdException w:name="Medium Grid 2 Accent 5" w:semiHidden="0" w:uiPriority="68" w:unhideWhenUsed="0"/>
+    <w:lsdException w:name="Medium Grid 3 Accent 5" w:semiHidden="0" w:uiPriority="69" w:unhideWhenUsed="0"/>
+    <w:lsdException w:name="Dark List Accent 5" w:semiHidden="0" w:uiPriority="70" w:unhideWhenUsed="0"/>
+    <w:lsdException w:name="Colorful Shading Accent 5" w:semiHidden="0" w:uiPriority="71" w:unhideWhenUsed="0"/>
+    <w:lsdException w:name="Colorful List Accent 5" w:semiHidden="0" w:uiPriority="72" w:unhideWhenUsed="0"/>
+    <w:lsdException w:name="Colorful Grid Accent 5" w:semiHidden="0" w:uiPriority="73" w:unhideWhenUsed="0"/>
+    <w:lsdException w:name="Light Shading Accent 6" w:semiHidden="0" w:uiPriority="60" w:unhideWhenUsed="0"/>
+    <w:lsdException w:name="Light List Accent 6" w:semiHidden="0" w:uiPriority="61" w:unhideWhenUsed="0"/>
+    <w:lsdException w:name="Light Grid Accent 6" w:semiHidden="0" w:uiPriority="62" w:unhideWhenUsed="0"/>
+    <w:lsdException w:name="Medium Shading 1 Accent 6" w:semiHidden="0" w:uiPriority="63" w:unhideWhenUsed="0"/>
+    <w:lsdException w:name="Medium Shading 2 Accent 6" w:semiHidden="0" w:uiPriority="64" w:unhideWhenUsed="0"/>
+    <w:lsdException w:name="Medium List 1 Accent 6" w:semiHidden="0" w:uiPriority="65" w:unhideWhenUsed="0"/>
+    <w:lsdException w:name="Medium List 2 Accent 6" w:semiHidden="0" w:uiPriority="66" w:unhideWhenUsed="0"/>
+    <w:lsdException w:name="Medium Grid 1 Accent 6" w:semiHidden="0" w:uiPriority="67" w:unhideWhenUsed="0"/>
+    <w:lsdException w:name="Medium Grid 2 Accent 6" w:semiHidden="0" w:uiPriority="68" w:unhideWhenUsed="0"/>
+    <w:lsdException w:name="Medium Grid 3 Accent 6" w:semiHidden="0" w:uiPriority="69" w:unhideWhenUsed="0"/>
+    <w:lsdException w:name="Dark List Accent 6" w:semiHidden="0" w:uiPriority="70" w:unhideWhenUsed="0"/>
+    <w:lsdException w:name="Colorful Shading Accent 6" w:semiHidden="0" w:uiPriority="71" w:unhideWhenUsed="0"/>
+    <w:lsdException w:name="Colorful List Accent 6" w:semiHidden="0" w:uiPriority="72" w:unhideWhenUsed="0"/>
+    <w:lsdException w:name="Colorful Grid Accent 6" w:semiHidden="0" w:uiPriority="73" w:unhideWhenUsed="0"/>
   </w:latentStyles>
-  <w:style w:type="paragraph" w:default="1" w:styleId="1">
+  <w:style w:type="paragraph" w:default="1" w:styleId="Normal">
     <w:name w:val="Normal"/>
     <w:qFormat/>
-    <w:uiPriority w:val="0"/>
     <w:pPr>
       <w:kinsoku w:val="0"/>
       <w:autoSpaceDE w:val="0"/>
@@ -5322,7 +5243,7 @@
       <w:textAlignment w:val="baseline"/>
     </w:pPr>
     <w:rPr>
-      <w:rFonts w:ascii="Arial" w:hAnsi="Arial" w:eastAsia="宋体" w:cs="Arial"/>
+      <w:rFonts w:ascii="Arial" w:eastAsia="宋体" w:hAnsi="Arial" w:cs="Arial"/>
       <w:snapToGrid w:val="0"/>
       <w:color w:val="000000"/>
       <w:kern w:val="0"/>
@@ -5331,12 +5252,11 @@
       <w:lang w:val="en-US" w:eastAsia="en-US" w:bidi="ar-SA"/>
     </w:rPr>
   </w:style>
-  <w:style w:type="paragraph" w:styleId="2">
+  <w:style w:type="paragraph" w:styleId="Heading1">
     <w:name w:val="heading 1"/>
-    <w:basedOn w:val="1"/>
-    <w:next w:val="1"/>
+    <w:basedOn w:val="Normal"/>
+    <w:next w:val="Normal"/>
     <w:qFormat/>
-    <w:uiPriority w:val="0"/>
     <w:pPr>
       <w:keepNext/>
       <w:keepLines/>
@@ -5354,13 +5274,12 @@
       <w:sz w:val="44"/>
     </w:rPr>
   </w:style>
-  <w:style w:type="paragraph" w:styleId="3">
+  <w:style w:type="paragraph" w:styleId="Heading2">
     <w:name w:val="heading 2"/>
-    <w:basedOn w:val="1"/>
-    <w:next w:val="1"/>
+    <w:basedOn w:val="Normal"/>
+    <w:next w:val="Normal"/>
     <w:unhideWhenUsed/>
     <w:qFormat/>
-    <w:uiPriority w:val="0"/>
     <w:pPr>
       <w:keepNext/>
       <w:keepLines/>
@@ -5373,19 +5292,18 @@
       <w:outlineLvl w:val="1"/>
     </w:pPr>
     <w:rPr>
-      <w:rFonts w:ascii="Arial" w:hAnsi="Arial" w:eastAsia="黑体"/>
+      <w:rFonts w:ascii="Arial" w:eastAsia="黑体" w:hAnsi="Arial"/>
       <w:b/>
       <w:sz w:val="32"/>
     </w:rPr>
   </w:style>
-  <w:style w:type="paragraph" w:styleId="4">
+  <w:style w:type="paragraph" w:styleId="Heading3">
     <w:name w:val="heading 3"/>
-    <w:basedOn w:val="1"/>
-    <w:next w:val="1"/>
+    <w:basedOn w:val="Normal"/>
+    <w:next w:val="Normal"/>
     <w:semiHidden/>
     <w:unhideWhenUsed/>
     <w:qFormat/>
-    <w:uiPriority w:val="0"/>
     <w:pPr>
       <w:keepNext/>
       <w:keepLines/>
@@ -5402,13 +5320,12 @@
       <w:sz w:val="32"/>
     </w:rPr>
   </w:style>
-  <w:style w:type="paragraph" w:styleId="5">
+  <w:style w:type="paragraph" w:styleId="Heading4">
     <w:name w:val="heading 4"/>
-    <w:basedOn w:val="1"/>
-    <w:next w:val="1"/>
+    <w:basedOn w:val="Normal"/>
+    <w:next w:val="Normal"/>
     <w:unhideWhenUsed/>
     <w:qFormat/>
-    <w:uiPriority w:val="0"/>
     <w:pPr>
       <w:keepNext/>
       <w:keepLines/>
@@ -5421,19 +5338,18 @@
       <w:outlineLvl w:val="3"/>
     </w:pPr>
     <w:rPr>
-      <w:rFonts w:ascii="Arial" w:hAnsi="Arial" w:eastAsia="黑体"/>
+      <w:rFonts w:ascii="Arial" w:eastAsia="黑体" w:hAnsi="Arial"/>
       <w:b/>
       <w:sz w:val="28"/>
     </w:rPr>
   </w:style>
-  <w:style w:type="paragraph" w:styleId="6">
+  <w:style w:type="paragraph" w:styleId="Heading5">
     <w:name w:val="heading 5"/>
-    <w:basedOn w:val="1"/>
-    <w:next w:val="1"/>
+    <w:basedOn w:val="Normal"/>
+    <w:next w:val="Normal"/>
     <w:semiHidden/>
     <w:unhideWhenUsed/>
     <w:qFormat/>
-    <w:uiPriority w:val="0"/>
     <w:pPr>
       <w:keepNext/>
       <w:keepLines/>
@@ -5450,14 +5366,13 @@
       <w:sz w:val="28"/>
     </w:rPr>
   </w:style>
-  <w:style w:type="paragraph" w:styleId="7">
+  <w:style w:type="paragraph" w:styleId="Heading6">
     <w:name w:val="heading 6"/>
-    <w:basedOn w:val="1"/>
-    <w:next w:val="1"/>
+    <w:basedOn w:val="Normal"/>
+    <w:next w:val="Normal"/>
     <w:semiHidden/>
     <w:unhideWhenUsed/>
     <w:qFormat/>
-    <w:uiPriority w:val="0"/>
     <w:pPr>
       <w:keepNext/>
       <w:keepLines/>
@@ -5470,19 +5385,18 @@
       <w:outlineLvl w:val="5"/>
     </w:pPr>
     <w:rPr>
-      <w:rFonts w:ascii="Arial" w:hAnsi="Arial" w:eastAsia="黑体"/>
+      <w:rFonts w:ascii="Arial" w:eastAsia="黑体" w:hAnsi="Arial"/>
       <w:b/>
       <w:sz w:val="24"/>
     </w:rPr>
   </w:style>
-  <w:style w:type="paragraph" w:styleId="8">
+  <w:style w:type="paragraph" w:styleId="Heading7">
     <w:name w:val="heading 7"/>
-    <w:basedOn w:val="1"/>
-    <w:next w:val="1"/>
+    <w:basedOn w:val="Normal"/>
+    <w:next w:val="Normal"/>
     <w:semiHidden/>
     <w:unhideWhenUsed/>
     <w:qFormat/>
-    <w:uiPriority w:val="0"/>
     <w:pPr>
       <w:keepNext/>
       <w:keepLines/>
@@ -5499,14 +5413,13 @@
       <w:sz w:val="24"/>
     </w:rPr>
   </w:style>
-  <w:style w:type="paragraph" w:styleId="9">
+  <w:style w:type="paragraph" w:styleId="Heading8">
     <w:name w:val="heading 8"/>
-    <w:basedOn w:val="1"/>
-    <w:next w:val="1"/>
+    <w:basedOn w:val="Normal"/>
+    <w:next w:val="Normal"/>
     <w:semiHidden/>
     <w:unhideWhenUsed/>
     <w:qFormat/>
-    <w:uiPriority w:val="0"/>
     <w:pPr>
       <w:keepNext/>
       <w:keepLines/>
@@ -5519,18 +5432,17 @@
       <w:outlineLvl w:val="7"/>
     </w:pPr>
     <w:rPr>
-      <w:rFonts w:ascii="Arial" w:hAnsi="Arial" w:eastAsia="黑体"/>
+      <w:rFonts w:ascii="Arial" w:eastAsia="黑体" w:hAnsi="Arial"/>
       <w:sz w:val="24"/>
     </w:rPr>
   </w:style>
-  <w:style w:type="paragraph" w:styleId="10">
+  <w:style w:type="paragraph" w:styleId="Heading9">
     <w:name w:val="heading 9"/>
-    <w:basedOn w:val="1"/>
-    <w:next w:val="1"/>
+    <w:basedOn w:val="Normal"/>
+    <w:next w:val="Normal"/>
     <w:semiHidden/>
     <w:unhideWhenUsed/>
     <w:qFormat/>
-    <w:uiPriority w:val="0"/>
     <w:pPr>
       <w:keepNext/>
       <w:keepLines/>
@@ -5543,21 +5455,19 @@
       <w:outlineLvl w:val="8"/>
     </w:pPr>
     <w:rPr>
-      <w:rFonts w:ascii="Arial" w:hAnsi="Arial" w:eastAsia="黑体"/>
+      <w:rFonts w:ascii="Arial" w:eastAsia="黑体" w:hAnsi="Arial"/>
       <w:sz w:val="21"/>
     </w:rPr>
   </w:style>
-  <w:style w:type="character" w:default="1" w:styleId="22">
+  <w:style w:type="character" w:default="1" w:styleId="DefaultParagraphFont">
     <w:name w:val="Default Paragraph Font"/>
     <w:semiHidden/>
     <w:qFormat/>
-    <w:uiPriority w:val="0"/>
   </w:style>
-  <w:style w:type="table" w:default="1" w:styleId="20">
+  <w:style w:type="table" w:default="1" w:styleId="TableNormal">
     <w:name w:val="Normal Table"/>
     <w:semiHidden/>
     <w:qFormat/>
-    <w:uiPriority w:val="0"/>
     <w:tblPr>
       <w:tblCellMar>
         <w:top w:w="0" w:type="dxa"/>
@@ -5567,43 +5477,39 @@
       </w:tblCellMar>
     </w:tblPr>
   </w:style>
-  <w:style w:type="paragraph" w:styleId="11">
+  <w:style w:type="paragraph" w:styleId="CommentText">
     <w:name w:val="annotation text"/>
-    <w:basedOn w:val="1"/>
+    <w:basedOn w:val="Normal"/>
     <w:qFormat/>
-    <w:uiPriority w:val="0"/>
     <w:pPr>
       <w:jc w:val="left"/>
     </w:pPr>
   </w:style>
-  <w:style w:type="paragraph" w:styleId="12">
+  <w:style w:type="paragraph" w:styleId="BodyText">
     <w:name w:val="Body Text"/>
-    <w:basedOn w:val="1"/>
+    <w:basedOn w:val="Normal"/>
     <w:semiHidden/>
     <w:qFormat/>
-    <w:uiPriority w:val="0"/>
     <w:rPr>
-      <w:rFonts w:ascii="Arial" w:hAnsi="Arial" w:eastAsia="Arial" w:cs="Arial"/>
+      <w:rFonts w:ascii="Arial" w:eastAsia="Arial" w:hAnsi="Arial" w:cs="Arial"/>
       <w:sz w:val="21"/>
       <w:szCs w:val="21"/>
       <w:lang w:val="en-US" w:eastAsia="en-US" w:bidi="ar-SA"/>
     </w:rPr>
   </w:style>
-  <w:style w:type="paragraph" w:styleId="13">
+  <w:style w:type="paragraph" w:styleId="TOC3">
     <w:name w:val="toc 3"/>
-    <w:basedOn w:val="1"/>
-    <w:next w:val="1"/>
+    <w:basedOn w:val="Normal"/>
+    <w:next w:val="Normal"/>
     <w:qFormat/>
-    <w:uiPriority w:val="0"/>
     <w:pPr>
       <w:ind w:left="840" w:leftChars="400"/>
     </w:pPr>
   </w:style>
-  <w:style w:type="paragraph" w:styleId="14">
+  <w:style w:type="paragraph" w:styleId="Footer">
     <w:name w:val="footer"/>
-    <w:basedOn w:val="1"/>
+    <w:basedOn w:val="Normal"/>
     <w:qFormat/>
-    <w:uiPriority w:val="0"/>
     <w:pPr>
       <w:tabs>
         <w:tab w:val="center" w:pos="4153"/>
@@ -5616,17 +5522,16 @@
       <w:sz w:val="18"/>
     </w:rPr>
   </w:style>
-  <w:style w:type="paragraph" w:styleId="15">
+  <w:style w:type="paragraph" w:styleId="Header">
     <w:name w:val="header"/>
-    <w:basedOn w:val="1"/>
+    <w:basedOn w:val="Normal"/>
     <w:qFormat/>
-    <w:uiPriority w:val="0"/>
     <w:pPr>
       <w:pBdr>
-        <w:top w:val="none" w:color="auto" w:sz="0" w:space="0"/>
-        <w:left w:val="none" w:color="auto" w:sz="0" w:space="0"/>
-        <w:bottom w:val="none" w:color="auto" w:sz="0" w:space="0"/>
-        <w:right w:val="none" w:color="auto" w:sz="0" w:space="0"/>
+        <w:top w:val="nil"/>
+        <w:left w:val="nil"/>
+        <w:bottom w:val="nil"/>
+        <w:right w:val="nil"/>
       </w:pBdr>
       <w:tabs>
         <w:tab w:val="center" w:pos="4153"/>
@@ -5641,41 +5546,37 @@
       <w:sz w:val="18"/>
     </w:rPr>
   </w:style>
-  <w:style w:type="paragraph" w:styleId="16">
+  <w:style w:type="paragraph" w:styleId="TOC1">
     <w:name w:val="toc 1"/>
-    <w:basedOn w:val="1"/>
-    <w:next w:val="1"/>
+    <w:basedOn w:val="Normal"/>
+    <w:next w:val="Normal"/>
     <w:qFormat/>
-    <w:uiPriority w:val="0"/>
     <w:rPr>
-      <w:rFonts w:ascii="Arial" w:hAnsi="Arial" w:eastAsia="Microsoft JhengHei"/>
+      <w:rFonts w:ascii="Arial" w:eastAsia="Microsoft JhengHei" w:hAnsi="Arial"/>
       <w:sz w:val="24"/>
     </w:rPr>
   </w:style>
-  <w:style w:type="paragraph" w:styleId="17">
+  <w:style w:type="paragraph" w:styleId="TOC2">
     <w:name w:val="toc 2"/>
-    <w:basedOn w:val="1"/>
-    <w:next w:val="1"/>
+    <w:basedOn w:val="Normal"/>
+    <w:next w:val="Normal"/>
     <w:qFormat/>
-    <w:uiPriority w:val="0"/>
     <w:pPr>
       <w:ind w:left="420" w:leftChars="200"/>
     </w:pPr>
   </w:style>
-  <w:style w:type="paragraph" w:styleId="18">
+  <w:style w:type="paragraph" w:styleId="NormalWeb">
     <w:name w:val="Normal (Web)"/>
-    <w:basedOn w:val="1"/>
+    <w:basedOn w:val="Normal"/>
     <w:qFormat/>
-    <w:uiPriority w:val="0"/>
     <w:rPr>
       <w:sz w:val="24"/>
     </w:rPr>
   </w:style>
-  <w:style w:type="paragraph" w:styleId="19">
+  <w:style w:type="paragraph" w:styleId="Title">
     <w:name w:val="Title"/>
-    <w:basedOn w:val="1"/>
+    <w:basedOn w:val="Normal"/>
     <w:qFormat/>
-    <w:uiPriority w:val="0"/>
     <w:pPr>
       <w:spacing w:before="240" w:beforeLines="0" w:beforeAutospacing="0" w:after="60" w:afterLines="0" w:afterAutospacing="0"/>
       <w:jc w:val="center"/>
@@ -5687,73 +5588,68 @@
       <w:sz w:val="32"/>
     </w:rPr>
   </w:style>
-  <w:style w:type="table" w:styleId="21">
+  <w:style w:type="table" w:styleId="TableGrid">
     <w:name w:val="Table Grid"/>
-    <w:basedOn w:val="20"/>
+    <w:basedOn w:val="TableNormal"/>
     <w:qFormat/>
-    <w:uiPriority w:val="0"/>
     <w:pPr>
       <w:widowControl w:val="0"/>
       <w:jc w:val="both"/>
     </w:pPr>
     <w:tblPr>
       <w:tblBorders>
-        <w:top w:val="single" w:color="auto" w:sz="4" w:space="0"/>
-        <w:left w:val="single" w:color="auto" w:sz="4" w:space="0"/>
-        <w:bottom w:val="single" w:color="auto" w:sz="4" w:space="0"/>
-        <w:right w:val="single" w:color="auto" w:sz="4" w:space="0"/>
-        <w:insideH w:val="single" w:color="auto" w:sz="4" w:space="0"/>
-        <w:insideV w:val="single" w:color="auto" w:sz="4" w:space="0"/>
+        <w:top w:val="single" w:sz="4" w:space="0" w:color="auto"/>
+        <w:left w:val="single" w:sz="4" w:space="0" w:color="auto"/>
+        <w:bottom w:val="single" w:sz="4" w:space="0" w:color="auto"/>
+        <w:right w:val="single" w:sz="4" w:space="0" w:color="auto"/>
+        <w:insideH w:val="single" w:sz="4" w:space="0" w:color="auto"/>
+        <w:insideV w:val="single" w:sz="4" w:space="0" w:color="auto"/>
       </w:tblBorders>
     </w:tblPr>
   </w:style>
-  <w:style w:type="character" w:styleId="23">
+  <w:style w:type="character" w:styleId="Strong">
     <w:name w:val="Strong"/>
-    <w:basedOn w:val="22"/>
+    <w:basedOn w:val="DefaultParagraphFont"/>
     <w:qFormat/>
-    <w:uiPriority w:val="0"/>
     <w:rPr>
       <w:b/>
     </w:rPr>
   </w:style>
-  <w:style w:type="paragraph" w:customStyle="1" w:styleId="24">
+  <w:style w:type="paragraph" w:customStyle="1" w:styleId="a">
     <w:name w:val="柴_公司名"/>
-    <w:basedOn w:val="19"/>
+    <w:basedOn w:val="Title"/>
     <w:qFormat/>
-    <w:uiPriority w:val="0"/>
     <w:pPr>
       <w:spacing w:after="600" w:afterLines="600"/>
     </w:pPr>
     <w:rPr>
-      <w:rFonts w:hint="eastAsia" w:ascii="宋体" w:hAnsi="宋体" w:eastAsia="宋体" w:cs="宋体"/>
+      <w:rFonts w:ascii="宋体" w:eastAsia="宋体" w:hAnsi="宋体" w:cs="宋体" w:hint="eastAsia"/>
       <w:bCs/>
       <w:spacing w:val="-6"/>
       <w:sz w:val="52"/>
       <w:szCs w:val="52"/>
     </w:rPr>
   </w:style>
-  <w:style w:type="paragraph" w:customStyle="1" w:styleId="25">
+  <w:style w:type="paragraph" w:customStyle="1" w:styleId="a0">
     <w:name w:val="柴_文档名"/>
-    <w:basedOn w:val="19"/>
+    <w:basedOn w:val="Title"/>
     <w:qFormat/>
-    <w:uiPriority w:val="0"/>
     <w:pPr>
       <w:spacing w:after="900" w:afterLines="900"/>
     </w:pPr>
     <w:rPr>
-      <w:rFonts w:ascii="黑体" w:hAnsi="黑体" w:eastAsia="黑体" w:cs="黑体"/>
+      <w:rFonts w:ascii="黑体" w:eastAsia="黑体" w:hAnsi="黑体" w:cs="黑体"/>
       <w:bCs/>
       <w:spacing w:val="-7"/>
       <w:sz w:val="52"/>
       <w:szCs w:val="52"/>
     </w:rPr>
   </w:style>
-  <w:style w:type="table" w:customStyle="1" w:styleId="26">
+  <w:style w:type="table" w:customStyle="1" w:styleId="TableNormal0">
     <w:name w:val="Table Normal_0"/>
     <w:semiHidden/>
     <w:unhideWhenUsed/>
     <w:qFormat/>
-    <w:uiPriority w:val="0"/>
     <w:tblPr>
       <w:tblCellMar>
         <w:top w:w="0" w:type="dxa"/>
@@ -5763,87 +5659,81 @@
       </w:tblCellMar>
     </w:tblPr>
   </w:style>
-  <w:style w:type="paragraph" w:customStyle="1" w:styleId="27">
+  <w:style w:type="paragraph" w:customStyle="1" w:styleId="TableText">
     <w:name w:val="Table Text"/>
-    <w:basedOn w:val="1"/>
+    <w:basedOn w:val="Normal"/>
     <w:semiHidden/>
     <w:qFormat/>
-    <w:uiPriority w:val="0"/>
     <w:rPr>
-      <w:rFonts w:ascii="宋体" w:hAnsi="宋体" w:eastAsia="宋体" w:cs="宋体"/>
+      <w:rFonts w:ascii="宋体" w:eastAsia="宋体" w:hAnsi="宋体" w:cs="宋体"/>
       <w:sz w:val="21"/>
       <w:szCs w:val="21"/>
       <w:lang w:val="en-US" w:eastAsia="en-US" w:bidi="ar-SA"/>
     </w:rPr>
   </w:style>
-  <w:style w:type="paragraph" w:customStyle="1" w:styleId="28">
+  <w:style w:type="paragraph" w:customStyle="1" w:styleId="1">
     <w:name w:val="柴_标题1"/>
-    <w:basedOn w:val="2"/>
-    <w:next w:val="29"/>
-    <w:link w:val="38"/>
+    <w:basedOn w:val="Heading1"/>
+    <w:next w:val="a1"/>
+    <w:link w:val="1Char"/>
     <w:qFormat/>
-    <w:uiPriority w:val="0"/>
     <w:pPr>
       <w:spacing w:before="100" w:after="90" w:line="360" w:lineRule="auto"/>
     </w:pPr>
     <w:rPr>
-      <w:rFonts w:ascii="Arial" w:hAnsi="Arial" w:eastAsia="宋体"/>
+      <w:rFonts w:ascii="Arial" w:eastAsia="宋体" w:hAnsi="Arial"/>
       <w:sz w:val="32"/>
     </w:rPr>
   </w:style>
-  <w:style w:type="paragraph" w:customStyle="1" w:styleId="29">
+  <w:style w:type="paragraph" w:customStyle="1" w:styleId="a1">
     <w:name w:val="柴_正文"/>
-    <w:basedOn w:val="12"/>
-    <w:link w:val="42"/>
+    <w:basedOn w:val="BodyText"/>
+    <w:link w:val="Char"/>
     <w:qFormat/>
-    <w:uiPriority w:val="0"/>
     <w:pPr>
       <w:spacing w:line="360" w:lineRule="auto"/>
       <w:ind w:firstLine="470" w:firstLineChars="200"/>
     </w:pPr>
     <w:rPr>
-      <w:rFonts w:ascii="Arial" w:hAnsi="Arial" w:eastAsia="宋体"/>
+      <w:rFonts w:ascii="Arial" w:eastAsia="宋体" w:hAnsi="Arial"/>
       <w:sz w:val="24"/>
       <w:lang w:eastAsia="zh-CN"/>
     </w:rPr>
   </w:style>
-  <w:style w:type="paragraph" w:customStyle="1" w:styleId="30">
+  <w:style w:type="paragraph" w:customStyle="1" w:styleId="2">
     <w:name w:val="柴_标题2"/>
-    <w:basedOn w:val="3"/>
-    <w:next w:val="29"/>
+    <w:basedOn w:val="Heading2"/>
+    <w:next w:val="a1"/>
     <w:qFormat/>
-    <w:uiPriority w:val="0"/>
     <w:pPr>
       <w:spacing w:line="360" w:lineRule="auto"/>
     </w:pPr>
     <w:rPr>
-      <w:rFonts w:ascii="Arial" w:hAnsi="Arial" w:eastAsia="宋体"/>
+      <w:rFonts w:ascii="Arial" w:eastAsia="宋体" w:hAnsi="Arial"/>
       <w:sz w:val="28"/>
     </w:rPr>
   </w:style>
-  <w:style w:type="paragraph" w:customStyle="1" w:styleId="31">
+  <w:style w:type="paragraph" w:customStyle="1" w:styleId="3">
     <w:name w:val="柴_标题3"/>
-    <w:basedOn w:val="4"/>
-    <w:next w:val="29"/>
+    <w:basedOn w:val="Heading3"/>
+    <w:next w:val="a1"/>
     <w:qFormat/>
-    <w:uiPriority w:val="0"/>
     <w:pPr>
       <w:spacing w:line="360" w:lineRule="auto"/>
       <w:ind w:left="0" w:firstLine="472" w:firstLineChars="200"/>
     </w:pPr>
     <w:rPr>
-      <w:rFonts w:ascii="宋体" w:hAnsi="宋体" w:eastAsia="宋体" w:cs="宋体"/>
+      <w:rFonts w:ascii="宋体" w:eastAsia="宋体" w:hAnsi="宋体" w:cs="宋体"/>
       <w:spacing w:val="-2"/>
       <w:sz w:val="24"/>
       <w:szCs w:val="24"/>
     </w:rPr>
   </w:style>
-  <w:style w:type="paragraph" w:customStyle="1" w:styleId="32">
+  <w:style w:type="paragraph" w:customStyle="1" w:styleId="a2">
     <w:name w:val="柴_目录"/>
-    <w:basedOn w:val="1"/>
-    <w:next w:val="12"/>
+    <w:basedOn w:val="Normal"/>
+    <w:next w:val="BodyText"/>
     <w:qFormat/>
-    <w:uiPriority w:val="0"/>
     <w:pPr>
       <w:tabs>
         <w:tab w:val="right" w:leader="dot" w:pos="8442"/>
@@ -5851,64 +5741,59 @@
       <w:ind w:left="0" w:leftChars="0"/>
     </w:pPr>
     <w:rPr>
-      <w:rFonts w:ascii="Arial" w:hAnsi="Arial" w:eastAsia="Microsoft JhengHei"/>
+      <w:rFonts w:ascii="Arial" w:eastAsia="Microsoft JhengHei" w:hAnsi="Arial"/>
       <w:sz w:val="24"/>
     </w:rPr>
   </w:style>
-  <w:style w:type="paragraph" w:customStyle="1" w:styleId="33">
+  <w:style w:type="paragraph" w:customStyle="1" w:styleId="WPSOffice1">
     <w:name w:val="WPSOffice手动目录 1"/>
     <w:qFormat/>
-    <w:uiPriority w:val="0"/>
     <w:pPr>
       <w:ind w:leftChars="0"/>
     </w:pPr>
     <w:rPr>
-      <w:rFonts w:ascii="Times New Roman" w:hAnsi="Times New Roman" w:eastAsia="宋体" w:cs="Times New Roman"/>
+      <w:rFonts w:ascii="Times New Roman" w:eastAsia="宋体" w:hAnsi="Times New Roman" w:cs="Times New Roman"/>
       <w:sz w:val="20"/>
       <w:szCs w:val="20"/>
     </w:rPr>
   </w:style>
-  <w:style w:type="paragraph" w:customStyle="1" w:styleId="34">
+  <w:style w:type="paragraph" w:customStyle="1" w:styleId="WPSOffice2">
     <w:name w:val="WPSOffice手动目录 2"/>
     <w:qFormat/>
-    <w:uiPriority w:val="0"/>
     <w:pPr>
       <w:ind w:leftChars="200"/>
     </w:pPr>
     <w:rPr>
-      <w:rFonts w:ascii="Times New Roman" w:hAnsi="Times New Roman" w:eastAsia="宋体" w:cs="Times New Roman"/>
+      <w:rFonts w:ascii="Times New Roman" w:eastAsia="宋体" w:hAnsi="Times New Roman" w:cs="Times New Roman"/>
       <w:sz w:val="20"/>
       <w:szCs w:val="20"/>
     </w:rPr>
   </w:style>
-  <w:style w:type="paragraph" w:customStyle="1" w:styleId="35">
+  <w:style w:type="paragraph" w:customStyle="1" w:styleId="WPSOffice3">
     <w:name w:val="WPSOffice手动目录 3"/>
     <w:qFormat/>
-    <w:uiPriority w:val="0"/>
     <w:pPr>
       <w:ind w:leftChars="400"/>
     </w:pPr>
     <w:rPr>
-      <w:rFonts w:ascii="Times New Roman" w:hAnsi="Times New Roman" w:eastAsia="宋体" w:cs="Times New Roman"/>
+      <w:rFonts w:ascii="Times New Roman" w:eastAsia="宋体" w:hAnsi="Times New Roman" w:cs="Times New Roman"/>
       <w:sz w:val="20"/>
       <w:szCs w:val="20"/>
     </w:rPr>
   </w:style>
-  <w:style w:type="paragraph" w:customStyle="1" w:styleId="36">
+  <w:style w:type="paragraph" w:customStyle="1" w:styleId="Compact">
     <w:name w:val="Compact"/>
-    <w:basedOn w:val="12"/>
+    <w:basedOn w:val="BodyText"/>
     <w:qFormat/>
-    <w:uiPriority w:val="0"/>
     <w:pPr>
       <w:spacing w:before="36" w:after="36"/>
     </w:pPr>
   </w:style>
-  <w:style w:type="table" w:customStyle="1" w:styleId="37">
+  <w:style w:type="table" w:customStyle="1" w:styleId="Table">
     <w:name w:val="Table"/>
     <w:semiHidden/>
     <w:unhideWhenUsed/>
     <w:qFormat/>
-    <w:uiPriority w:val="0"/>
     <w:tblPr>
       <w:tblCellMar>
         <w:top w:w="0" w:type="dxa"/>
@@ -5920,28 +5805,26 @@
     <w:tblStylePr w:type="firstRow">
       <w:tcPr>
         <w:tcBorders>
-          <w:bottom w:val="single" w:color="auto" w:sz="0" w:space="0"/>
+          <w:bottom w:val="single" w:sz="0" w:space="0" w:color="auto"/>
         </w:tcBorders>
         <w:vAlign w:val="bottom"/>
       </w:tcPr>
     </w:tblStylePr>
   </w:style>
-  <w:style w:type="character" w:customStyle="1" w:styleId="38">
+  <w:style w:type="character" w:customStyle="1" w:styleId="1Char">
     <w:name w:val="柴_标题1 Char"/>
-    <w:link w:val="28"/>
+    <w:link w:val="1"/>
     <w:qFormat/>
-    <w:uiPriority w:val="0"/>
     <w:rPr>
-      <w:rFonts w:ascii="Arial" w:hAnsi="Arial" w:eastAsia="宋体"/>
+      <w:rFonts w:ascii="Arial" w:eastAsia="宋体" w:hAnsi="Arial"/>
       <w:sz w:val="32"/>
     </w:rPr>
   </w:style>
-  <w:style w:type="table" w:customStyle="1" w:styleId="39">
+  <w:style w:type="table" w:customStyle="1" w:styleId="TableNormal1">
     <w:name w:val="Table Normal_1"/>
     <w:semiHidden/>
     <w:unhideWhenUsed/>
     <w:qFormat/>
-    <w:uiPriority w:val="0"/>
     <w:tblPr>
       <w:tblCellMar>
         <w:top w:w="0" w:type="dxa"/>
@@ -5951,11 +5834,10 @@
       </w:tblCellMar>
     </w:tblPr>
   </w:style>
-  <w:style w:type="paragraph" w:customStyle="1" w:styleId="40">
+  <w:style w:type="paragraph" w:customStyle="1" w:styleId="a3">
     <w:name w:val="柴_正文_无缩进"/>
-    <w:basedOn w:val="1"/>
+    <w:basedOn w:val="Normal"/>
     <w:qFormat/>
-    <w:uiPriority w:val="0"/>
     <w:pPr>
       <w:ind w:firstLine="0" w:firstLineChars="0"/>
     </w:pPr>
@@ -5965,31 +5847,29 @@
       <w:lang w:eastAsia="zh-CN"/>
     </w:rPr>
   </w:style>
-  <w:style w:type="paragraph" w:customStyle="1" w:styleId="41">
+  <w:style w:type="paragraph" w:customStyle="1" w:styleId="4">
     <w:name w:val="柴_标题4"/>
-    <w:basedOn w:val="5"/>
-    <w:next w:val="1"/>
+    <w:basedOn w:val="Heading4"/>
+    <w:next w:val="Normal"/>
     <w:qFormat/>
-    <w:uiPriority w:val="0"/>
     <w:pPr>
       <w:widowControl w:val="0"/>
       <w:spacing w:before="160" w:line="360" w:lineRule="auto"/>
-      <w:ind w:left="981" w:leftChars="300" w:hanging="862"/>
+      <w:ind w:left="981" w:hanging="862" w:leftChars="300"/>
     </w:pPr>
     <w:rPr>
-      <w:rFonts w:hint="eastAsia" w:ascii="Calibri" w:hAnsi="Calibri" w:eastAsia="宋体" w:cs="宋体"/>
+      <w:rFonts w:ascii="Calibri" w:eastAsia="宋体" w:hAnsi="Calibri" w:cs="宋体" w:hint="eastAsia"/>
       <w:sz w:val="24"/>
       <w:szCs w:val="24"/>
       <w:lang w:eastAsia="zh-CN" w:bidi="zh-CN"/>
     </w:rPr>
   </w:style>
-  <w:style w:type="character" w:customStyle="1" w:styleId="42">
+  <w:style w:type="character" w:customStyle="1" w:styleId="Char">
     <w:name w:val="柴_正文 Char"/>
-    <w:link w:val="29"/>
+    <w:link w:val="a1"/>
     <w:qFormat/>
-    <w:uiPriority w:val="0"/>
     <w:rPr>
-      <w:rFonts w:ascii="Arial" w:hAnsi="Arial" w:eastAsia="宋体"/>
+      <w:rFonts w:ascii="Arial" w:eastAsia="宋体" w:hAnsi="Arial"/>
       <w:sz w:val="24"/>
       <w:lang w:eastAsia="zh-CN"/>
     </w:rPr>

--- a/4.质量管理/1.流程制度规范类文件/JXTX-04-05-运维服务投诉管理制度.docx
+++ b/4.质量管理/1.流程制度规范类文件/JXTX-04-05-运维服务投诉管理制度.docx
@@ -1,11 +1,10 @@
 
 <file path=word/document.xml><?xml version="1.0" encoding="utf-8"?>
-<w:document xmlns:wpc="http://schemas.microsoft.com/office/word/2010/wordprocessingCanvas" xmlns:mc="http://schemas.openxmlformats.org/markup-compatibility/2006" xmlns:o="urn:schemas-microsoft-com:office:office" xmlns:r="http://schemas.openxmlformats.org/officeDocument/2006/relationships" xmlns:m="http://schemas.openxmlformats.org/officeDocument/2006/math" xmlns:v="urn:schemas-microsoft-com:vml" xmlns:wp14="http://schemas.microsoft.com/office/word/2010/wordprocessingDrawing" xmlns:wp="http://schemas.openxmlformats.org/drawingml/2006/wordprocessingDrawing" xmlns:w10="urn:schemas-microsoft-com:office:word" xmlns:w="http://schemas.openxmlformats.org/wordprocessingml/2006/main" xmlns:w14="http://schemas.microsoft.com/office/word/2010/wordml" xmlns:w15="http://schemas.microsoft.com/office/word/2012/wordml" xmlns:wne="http://schemas.microsoft.com/office/word/2006/wordml" xmlns:wpg="http://schemas.microsoft.com/office/word/2010/wordprocessingGroup" xmlns:wpi="http://schemas.microsoft.com/office/word/2010/wordprocessingInk" xmlns:wps="http://schemas.microsoft.com/office/word/2010/wordprocessingShape" mc:Ignorable="w14 w15 wp14">
-  <!-- Generated by Aspose.Words for .NET 13.3.0.1 -->
+<w:document xmlns:wpc="http://schemas.microsoft.com/office/word/2010/wordprocessingCanvas" xmlns:mc="http://schemas.openxmlformats.org/markup-compatibility/2006" xmlns:o="urn:schemas-microsoft-com:office:office" xmlns:r="http://schemas.openxmlformats.org/officeDocument/2006/relationships" xmlns:m="http://schemas.openxmlformats.org/officeDocument/2006/math" xmlns:v="urn:schemas-microsoft-com:vml" xmlns:wp14="http://schemas.microsoft.com/office/word/2010/wordprocessingDrawing" xmlns:wp="http://schemas.openxmlformats.org/drawingml/2006/wordprocessingDrawing" xmlns:w="http://schemas.openxmlformats.org/wordprocessingml/2006/main" xmlns:w14="http://schemas.microsoft.com/office/word/2010/wordml" xmlns:w10="urn:schemas-microsoft-com:office:word" xmlns:w15="http://schemas.microsoft.com/office/word/2012/wordml" xmlns:wpg="http://schemas.microsoft.com/office/word/2010/wordprocessingGroup" xmlns:wpi="http://schemas.microsoft.com/office/word/2010/wordprocessingInk" xmlns:wne="http://schemas.microsoft.com/office/word/2006/wordml" xmlns:wps="http://schemas.microsoft.com/office/word/2010/wordprocessingShape" xmlns:wpsCustomData="http://www.wps.cn/officeDocument/2013/wpsCustomData" mc:Ignorable="w14 w15 wp14">
   <w:body>
     <w:p>
       <w:pPr>
-        <w:pStyle w:val="a"/>
+        <w:pStyle w:val="24"/>
         <w:keepNext w:val="0"/>
         <w:keepLines w:val="0"/>
         <w:pageBreakBefore w:val="0"/>
@@ -22,10 +21,10 @@
         <w:spacing w:before="3120" w:beforeLines="1000"/>
         <w:textAlignment w:val="baseline"/>
       </w:pPr>
-      <w:bookmarkStart w:id="0" w:name="_Toc26036"/>
+      <w:bookmarkStart w:id="0" w:name="_Toc18335"/>
       <w:r>
         <w:drawing>
-          <wp:anchor distT="0" distB="0" distL="114300" distR="114300" simplePos="0" relativeHeight="251660288" behindDoc="1" locked="0" layoutInCell="1" allowOverlap="1">
+          <wp:anchor distT="0" distB="0" distL="114300" distR="114300" simplePos="0" relativeHeight="251661312" behindDoc="1" locked="0" layoutInCell="1" allowOverlap="1">
             <wp:simplePos x="0" y="0"/>
             <wp:positionH relativeFrom="column">
               <wp:posOffset>-19050</wp:posOffset>
@@ -50,7 +49,7 @@
                     </pic:cNvPicPr>
                   </pic:nvPicPr>
                   <pic:blipFill>
-                    <a:blip xmlns:r="http://schemas.openxmlformats.org/officeDocument/2006/relationships" r:embed="rId4"/>
+                    <a:blip r:embed="rId7"/>
                     <a:stretch>
                       <a:fillRect/>
                     </a:stretch>
@@ -76,7 +75,7 @@
       </w:r>
       <w:r>
         <w:drawing>
-          <wp:anchor distT="0" distB="0" distL="114300" distR="114300" simplePos="0" relativeHeight="251659264" behindDoc="1" locked="0" layoutInCell="1" allowOverlap="1">
+          <wp:anchor distT="0" distB="0" distL="114300" distR="114300" simplePos="0" relativeHeight="251660288" behindDoc="1" locked="0" layoutInCell="1" allowOverlap="1">
             <wp:simplePos x="0" y="0"/>
             <wp:positionH relativeFrom="column">
               <wp:posOffset>0</wp:posOffset>
@@ -101,7 +100,7 @@
                     </pic:cNvPicPr>
                   </pic:nvPicPr>
                   <pic:blipFill>
-                    <a:blip xmlns:r="http://schemas.openxmlformats.org/officeDocument/2006/relationships" r:embed="rId5"/>
+                    <a:blip r:embed="rId8"/>
                     <a:stretch>
                       <a:fillRect/>
                     </a:stretch>
@@ -131,7 +130,7 @@
           <w:lang w:val="en-US" w:eastAsia="zh-CN"/>
         </w:rPr>
         <w:drawing>
-          <wp:anchor distT="0" distB="0" distL="114300" distR="114300" simplePos="0" relativeHeight="251658240" behindDoc="1" locked="0" layoutInCell="1" allowOverlap="1">
+          <wp:anchor distT="0" distB="0" distL="114300" distR="114300" simplePos="0" relativeHeight="251659264" behindDoc="1" locked="0" layoutInCell="1" allowOverlap="1">
             <wp:simplePos x="0" y="0"/>
             <wp:positionH relativeFrom="column">
               <wp:posOffset>635</wp:posOffset>
@@ -156,7 +155,7 @@
                     </pic:cNvPicPr>
                   </pic:nvPicPr>
                   <pic:blipFill>
-                    <a:blip xmlns:r="http://schemas.openxmlformats.org/officeDocument/2006/relationships" r:embed="rId6">
+                    <a:blip r:embed="rId9">
                       <a:alphaModFix amt="58000"/>
                       <a:lum contrast="-52000"/>
                     </a:blip>
@@ -190,7 +189,7 @@
     </w:p>
     <w:p>
       <w:pPr>
-        <w:pStyle w:val="a0"/>
+        <w:pStyle w:val="25"/>
         <w:keepNext w:val="0"/>
         <w:keepLines w:val="0"/>
         <w:pageBreakBefore w:val="0"/>
@@ -211,7 +210,7 @@
           <w:lang w:val="en-US" w:eastAsia="zh-CN"/>
         </w:rPr>
       </w:pPr>
-      <w:bookmarkStart w:id="1" w:name="_Toc6113"/>
+      <w:bookmarkStart w:id="1" w:name="_Toc194"/>
       <w:r>
         <w:rPr>
           <w:rFonts w:hint="eastAsia"/>
@@ -237,11 +236,11 @@
         <w:adjustRightInd w:val="0"/>
         <w:snapToGrid w:val="0"/>
         <w:spacing w:after="624" w:afterLines="200" w:line="219" w:lineRule="auto"/>
-        <w:ind w:left="0" w:right="0" w:firstLine="0" w:leftChars="0" w:rightChars="0" w:firstLineChars="0"/>
+        <w:ind w:left="0" w:leftChars="0" w:right="0" w:rightChars="0" w:firstLine="0" w:firstLineChars="0"/>
         <w:jc w:val="center"/>
         <w:textAlignment w:val="baseline"/>
         <w:rPr>
-          <w:rFonts w:ascii="宋体" w:eastAsia="宋体" w:hAnsi="宋体" w:cs="宋体" w:hint="eastAsia"/>
+          <w:rFonts w:hint="eastAsia" w:ascii="宋体" w:hAnsi="宋体" w:eastAsia="宋体" w:cs="宋体"/>
           <w:sz w:val="24"/>
           <w:szCs w:val="24"/>
           <w:lang w:val="en-US" w:eastAsia="zh-CN"/>
@@ -249,7 +248,7 @@
       </w:pPr>
       <w:r>
         <w:rPr>
-          <w:rFonts w:ascii="宋体" w:eastAsia="宋体" w:hAnsi="宋体" w:cs="宋体"/>
+          <w:rFonts w:ascii="宋体" w:hAnsi="宋体" w:eastAsia="宋体" w:cs="宋体"/>
           <w:b/>
           <w:bCs/>
           <w:spacing w:val="-3"/>
@@ -260,7 +259,7 @@
       </w:r>
       <w:r>
         <w:rPr>
-          <w:rFonts w:ascii="宋体" w:eastAsia="宋体" w:hAnsi="宋体" w:cs="宋体" w:hint="eastAsia"/>
+          <w:rFonts w:hint="eastAsia" w:ascii="宋体" w:hAnsi="宋体" w:eastAsia="宋体" w:cs="宋体"/>
           <w:b/>
           <w:bCs/>
           <w:spacing w:val="-3"/>
@@ -272,7 +271,7 @@
       </w:r>
       <w:r>
         <w:rPr>
-          <w:rFonts w:ascii="宋体" w:eastAsia="宋体" w:hAnsi="宋体" w:cs="宋体"/>
+          <w:rFonts w:ascii="宋体" w:hAnsi="宋体" w:eastAsia="宋体" w:cs="宋体"/>
           <w:b/>
           <w:bCs/>
           <w:spacing w:val="-3"/>
@@ -283,7 +282,7 @@
       </w:r>
       <w:r>
         <w:rPr>
-          <w:rFonts w:ascii="宋体" w:hAnsi="宋体" w:cs="宋体" w:hint="eastAsia"/>
+          <w:rFonts w:hint="eastAsia" w:ascii="宋体" w:hAnsi="宋体" w:cs="宋体"/>
           <w:b/>
           <w:bCs/>
           <w:spacing w:val="-3"/>
@@ -295,7 +294,7 @@
       </w:r>
       <w:r>
         <w:rPr>
-          <w:rFonts w:ascii="宋体" w:eastAsia="宋体" w:hAnsi="宋体" w:cs="宋体"/>
+          <w:rFonts w:ascii="宋体" w:hAnsi="宋体" w:eastAsia="宋体" w:cs="宋体"/>
           <w:b/>
           <w:bCs/>
           <w:spacing w:val="-3"/>
@@ -306,7 +305,7 @@
       </w:r>
       <w:r>
         <w:rPr>
-          <w:rFonts w:ascii="宋体" w:hAnsi="宋体" w:cs="宋体" w:hint="eastAsia"/>
+          <w:rFonts w:hint="eastAsia" w:ascii="宋体" w:hAnsi="宋体" w:cs="宋体"/>
           <w:b/>
           <w:bCs/>
           <w:spacing w:val="-3"/>
@@ -319,17 +318,18 @@
     </w:p>
     <w:tbl>
       <w:tblPr>
-        <w:tblStyle w:val="TableGrid"/>
+        <w:tblStyle w:val="21"/>
         <w:tblW w:w="0" w:type="auto"/>
         <w:jc w:val="center"/>
         <w:tblBorders>
-          <w:top w:val="nil"/>
-          <w:left w:val="nil"/>
-          <w:bottom w:val="nil"/>
-          <w:right w:val="nil"/>
-          <w:insideH w:val="nil"/>
-          <w:insideV w:val="nil"/>
+          <w:top w:val="none" w:color="auto" w:sz="0" w:space="0"/>
+          <w:left w:val="none" w:color="auto" w:sz="0" w:space="0"/>
+          <w:bottom w:val="none" w:color="auto" w:sz="0" w:space="0"/>
+          <w:right w:val="none" w:color="auto" w:sz="0" w:space="0"/>
+          <w:insideH w:val="none" w:color="auto" w:sz="0" w:space="0"/>
+          <w:insideV w:val="none" w:color="auto" w:sz="0" w:space="0"/>
         </w:tblBorders>
+        <w:tblLayout w:type="autofit"/>
         <w:tblCellMar>
           <w:top w:w="0" w:type="dxa"/>
           <w:left w:w="108" w:type="dxa"/>
@@ -343,15 +343,13 @@
       </w:tblGrid>
       <w:tr>
         <w:tblPrEx>
-          <w:tblW w:w="0" w:type="auto"/>
-          <w:jc w:val="center"/>
           <w:tblBorders>
-            <w:top w:val="nil"/>
-            <w:left w:val="nil"/>
-            <w:bottom w:val="nil"/>
-            <w:right w:val="nil"/>
-            <w:insideH w:val="nil"/>
-            <w:insideV w:val="nil"/>
+            <w:top w:val="none" w:color="auto" w:sz="0" w:space="0"/>
+            <w:left w:val="none" w:color="auto" w:sz="0" w:space="0"/>
+            <w:bottom w:val="none" w:color="auto" w:sz="0" w:space="0"/>
+            <w:right w:val="none" w:color="auto" w:sz="0" w:space="0"/>
+            <w:insideH w:val="none" w:color="auto" w:sz="0" w:space="0"/>
+            <w:insideV w:val="none" w:color="auto" w:sz="0" w:space="0"/>
           </w:tblBorders>
           <w:tblCellMar>
             <w:top w:w="0" w:type="dxa"/>
@@ -361,7 +359,7 @@
           </w:tblCellMar>
         </w:tblPrEx>
         <w:trPr>
-          <w:trHeight w:val="810"/>
+          <w:trHeight w:val="810" w:hRule="atLeast"/>
           <w:jc w:val="center"/>
         </w:trPr>
         <w:tc>
@@ -399,7 +397,7 @@
             </w:r>
             <w:r>
               <w:rPr>
-                <w:rFonts w:asciiTheme="minorAscii" w:eastAsiaTheme="minorEastAsia" w:hAnsiTheme="minorAscii" w:hint="default"/>
+                <w:rFonts w:hint="default" w:asciiTheme="minorAscii" w:hAnsiTheme="minorAscii" w:eastAsiaTheme="minorEastAsia"/>
                 <w:spacing w:val="227"/>
                 <w:sz w:val="21"/>
                 <w:vertAlign w:val="baseline"/>
@@ -453,7 +451,7 @@
             </w:r>
             <w:r>
               <w:rPr>
-                <w:rFonts w:asciiTheme="minorAscii" w:eastAsiaTheme="minorEastAsia" w:hAnsiTheme="minorAscii" w:hint="eastAsia"/>
+                <w:rFonts w:hint="eastAsia" w:asciiTheme="minorAscii" w:hAnsiTheme="minorAscii" w:eastAsiaTheme="minorEastAsia"/>
                 <w:spacing w:val="227"/>
                 <w:sz w:val="21"/>
                 <w:vertAlign w:val="baseline"/>
@@ -475,8 +473,14 @@
       </w:tr>
       <w:tr>
         <w:tblPrEx>
-          <w:tblW w:w="0" w:type="auto"/>
-          <w:jc w:val="center"/>
+          <w:tblBorders>
+            <w:top w:val="none" w:color="auto" w:sz="0" w:space="0"/>
+            <w:left w:val="none" w:color="auto" w:sz="0" w:space="0"/>
+            <w:bottom w:val="none" w:color="auto" w:sz="0" w:space="0"/>
+            <w:right w:val="none" w:color="auto" w:sz="0" w:space="0"/>
+            <w:insideH w:val="none" w:color="auto" w:sz="0" w:space="0"/>
+            <w:insideV w:val="none" w:color="auto" w:sz="0" w:space="0"/>
+          </w:tblBorders>
           <w:tblCellMar>
             <w:top w:w="0" w:type="dxa"/>
             <w:left w:w="108" w:type="dxa"/>
@@ -485,7 +489,7 @@
           </w:tblCellMar>
         </w:tblPrEx>
         <w:trPr>
-          <w:trHeight w:val="810"/>
+          <w:trHeight w:val="810" w:hRule="atLeast"/>
           <w:jc w:val="center"/>
         </w:trPr>
         <w:tc>
@@ -509,7 +513,7 @@
               <w:snapToGrid w:val="0"/>
               <w:textAlignment w:val="baseline"/>
               <w:rPr>
-                <w:rFonts w:ascii="Arial" w:eastAsia="Arial" w:hAnsi="Arial" w:cs="Arial" w:hint="default"/>
+                <w:rFonts w:hint="default" w:ascii="Arial" w:hAnsi="Arial" w:eastAsia="Arial" w:cs="Arial"/>
                 <w:snapToGrid w:val="0"/>
                 <w:color w:val="000000"/>
                 <w:kern w:val="0"/>
@@ -541,7 +545,7 @@
             </w:r>
             <w:r>
               <w:rPr>
-                <w:rFonts w:asciiTheme="minorAscii" w:eastAsiaTheme="minorEastAsia" w:hAnsiTheme="minorAscii" w:hint="default"/>
+                <w:rFonts w:hint="default" w:asciiTheme="minorAscii" w:hAnsiTheme="minorAscii" w:eastAsiaTheme="minorEastAsia"/>
                 <w:spacing w:val="227"/>
                 <w:sz w:val="21"/>
                 <w:vertAlign w:val="baseline"/>
@@ -594,7 +598,7 @@
               <w:snapToGrid w:val="0"/>
               <w:textAlignment w:val="baseline"/>
               <w:rPr>
-                <w:rFonts w:ascii="Arial" w:eastAsia="Arial" w:hAnsi="Arial" w:cs="Arial" w:hint="default"/>
+                <w:rFonts w:hint="default" w:ascii="Arial" w:hAnsi="Arial" w:eastAsia="Arial" w:cs="Arial"/>
                 <w:snapToGrid w:val="0"/>
                 <w:color w:val="000000"/>
                 <w:kern w:val="0"/>
@@ -614,7 +618,7 @@
             </w:r>
             <w:r>
               <w:rPr>
-                <w:rFonts w:asciiTheme="minorAscii" w:eastAsiaTheme="minorEastAsia" w:hAnsiTheme="minorAscii" w:hint="eastAsia"/>
+                <w:rFonts w:hint="eastAsia" w:asciiTheme="minorAscii" w:hAnsiTheme="minorAscii" w:eastAsiaTheme="minorEastAsia"/>
                 <w:spacing w:val="227"/>
                 <w:sz w:val="21"/>
                 <w:vertAlign w:val="baseline"/>
@@ -636,8 +640,14 @@
       </w:tr>
       <w:tr>
         <w:tblPrEx>
-          <w:tblW w:w="0" w:type="auto"/>
-          <w:jc w:val="center"/>
+          <w:tblBorders>
+            <w:top w:val="none" w:color="auto" w:sz="0" w:space="0"/>
+            <w:left w:val="none" w:color="auto" w:sz="0" w:space="0"/>
+            <w:bottom w:val="none" w:color="auto" w:sz="0" w:space="0"/>
+            <w:right w:val="none" w:color="auto" w:sz="0" w:space="0"/>
+            <w:insideH w:val="none" w:color="auto" w:sz="0" w:space="0"/>
+            <w:insideV w:val="none" w:color="auto" w:sz="0" w:space="0"/>
+          </w:tblBorders>
           <w:tblCellMar>
             <w:top w:w="0" w:type="dxa"/>
             <w:left w:w="108" w:type="dxa"/>
@@ -646,7 +656,7 @@
           </w:tblCellMar>
         </w:tblPrEx>
         <w:trPr>
-          <w:trHeight w:val="635"/>
+          <w:trHeight w:val="635" w:hRule="atLeast"/>
           <w:jc w:val="center"/>
         </w:trPr>
         <w:tc>
@@ -696,7 +706,7 @@
             </w:r>
             <w:r>
               <w:rPr>
-                <w:rFonts w:asciiTheme="minorAscii" w:eastAsiaTheme="minorEastAsia" w:hAnsiTheme="minorAscii" w:hint="eastAsia"/>
+                <w:rFonts w:hint="eastAsia" w:asciiTheme="minorAscii" w:hAnsiTheme="minorAscii" w:eastAsiaTheme="minorEastAsia"/>
                 <w:spacing w:val="227"/>
                 <w:sz w:val="21"/>
                 <w:vertAlign w:val="baseline"/>
@@ -749,7 +759,7 @@
             </w:r>
             <w:r>
               <w:rPr>
-                <w:rFonts w:asciiTheme="minorAscii" w:eastAsiaTheme="minorEastAsia" w:hAnsiTheme="minorAscii" w:hint="eastAsia"/>
+                <w:rFonts w:hint="eastAsia" w:asciiTheme="minorAscii" w:hAnsiTheme="minorAscii" w:eastAsiaTheme="minorEastAsia"/>
                 <w:spacing w:val="227"/>
                 <w:sz w:val="21"/>
                 <w:vertAlign w:val="baseline"/>
@@ -808,14 +818,14 @@
         <w:ind w:left="3634"/>
         <w:textAlignment w:val="baseline"/>
         <w:rPr>
-          <w:rFonts w:ascii="宋体" w:eastAsia="宋体" w:hAnsi="宋体" w:cs="宋体"/>
+          <w:rFonts w:ascii="宋体" w:hAnsi="宋体" w:eastAsia="宋体" w:cs="宋体"/>
           <w:sz w:val="31"/>
           <w:szCs w:val="31"/>
         </w:rPr>
       </w:pPr>
       <w:r>
         <w:rPr>
-          <w:rFonts w:ascii="宋体" w:eastAsia="宋体" w:hAnsi="宋体" w:cs="宋体"/>
+          <w:rFonts w:ascii="宋体" w:hAnsi="宋体" w:eastAsia="宋体" w:cs="宋体"/>
           <w:b/>
           <w:bCs/>
           <w:spacing w:val="4"/>
@@ -827,16 +837,16 @@
     </w:p>
     <w:tbl>
       <w:tblPr>
-        <w:tblStyle w:val="TableNormal0"/>
+        <w:tblStyle w:val="26"/>
         <w:tblW w:w="8214" w:type="dxa"/>
         <w:jc w:val="center"/>
         <w:tblBorders>
-          <w:top w:val="single" w:sz="2" w:space="0" w:color="000000"/>
-          <w:left w:val="single" w:sz="2" w:space="0" w:color="000000"/>
-          <w:bottom w:val="single" w:sz="2" w:space="0" w:color="000000"/>
-          <w:right w:val="single" w:sz="2" w:space="0" w:color="000000"/>
-          <w:insideH w:val="single" w:sz="2" w:space="0" w:color="000000"/>
-          <w:insideV w:val="single" w:sz="2" w:space="0" w:color="000000"/>
+          <w:top w:val="single" w:color="000000" w:sz="2" w:space="0"/>
+          <w:left w:val="single" w:color="000000" w:sz="2" w:space="0"/>
+          <w:bottom w:val="single" w:color="000000" w:sz="2" w:space="0"/>
+          <w:right w:val="single" w:color="000000" w:sz="2" w:space="0"/>
+          <w:insideH w:val="single" w:color="000000" w:sz="2" w:space="0"/>
+          <w:insideV w:val="single" w:color="000000" w:sz="2" w:space="0"/>
         </w:tblBorders>
         <w:tblLayout w:type="fixed"/>
         <w:tblCellMar>
@@ -856,17 +866,14 @@
       </w:tblGrid>
       <w:tr>
         <w:tblPrEx>
-          <w:tblW w:w="8214" w:type="dxa"/>
-          <w:jc w:val="center"/>
           <w:tblBorders>
-            <w:top w:val="single" w:sz="2" w:space="0" w:color="000000"/>
-            <w:left w:val="single" w:sz="2" w:space="0" w:color="000000"/>
-            <w:bottom w:val="single" w:sz="2" w:space="0" w:color="000000"/>
-            <w:right w:val="single" w:sz="2" w:space="0" w:color="000000"/>
-            <w:insideH w:val="single" w:sz="2" w:space="0" w:color="000000"/>
-            <w:insideV w:val="single" w:sz="2" w:space="0" w:color="000000"/>
+            <w:top w:val="single" w:color="000000" w:sz="2" w:space="0"/>
+            <w:left w:val="single" w:color="000000" w:sz="2" w:space="0"/>
+            <w:bottom w:val="single" w:color="000000" w:sz="2" w:space="0"/>
+            <w:right w:val="single" w:color="000000" w:sz="2" w:space="0"/>
+            <w:insideH w:val="single" w:color="000000" w:sz="2" w:space="0"/>
+            <w:insideV w:val="single" w:color="000000" w:sz="2" w:space="0"/>
           </w:tblBorders>
-          <w:tblLayout w:type="fixed"/>
           <w:tblCellMar>
             <w:top w:w="0" w:type="dxa"/>
             <w:left w:w="0" w:type="dxa"/>
@@ -875,7 +882,7 @@
           </w:tblCellMar>
         </w:tblPrEx>
         <w:trPr>
-          <w:trHeight w:val="593"/>
+          <w:trHeight w:val="593" w:hRule="atLeast"/>
           <w:jc w:val="center"/>
         </w:trPr>
         <w:tc>
@@ -897,18 +904,18 @@
               <w:adjustRightInd w:val="0"/>
               <w:snapToGrid w:val="0"/>
               <w:spacing w:before="176" w:line="228" w:lineRule="auto"/>
-              <w:ind w:left="0" w:right="0" w:firstLine="0" w:leftChars="0" w:rightChars="0" w:firstLineChars="0"/>
+              <w:ind w:left="0" w:leftChars="0" w:right="0" w:rightChars="0" w:firstLine="0" w:firstLineChars="0"/>
               <w:jc w:val="center"/>
               <w:textAlignment w:val="baseline"/>
               <w:rPr>
-                <w:rFonts w:ascii="宋体" w:eastAsia="宋体" w:hAnsi="宋体" w:cs="宋体"/>
+                <w:rFonts w:ascii="宋体" w:hAnsi="宋体" w:eastAsia="宋体" w:cs="宋体"/>
                 <w:sz w:val="20"/>
                 <w:szCs w:val="20"/>
               </w:rPr>
             </w:pPr>
             <w:r>
               <w:rPr>
-                <w:rFonts w:ascii="宋体" w:hAnsi="宋体" w:cs="宋体" w:hint="eastAsia"/>
+                <w:rFonts w:hint="eastAsia" w:ascii="宋体" w:hAnsi="宋体" w:cs="宋体"/>
                 <w:spacing w:val="-14"/>
                 <w:sz w:val="20"/>
                 <w:szCs w:val="20"/>
@@ -918,7 +925,7 @@
             </w:r>
             <w:r>
               <w:rPr>
-                <w:rFonts w:ascii="宋体" w:eastAsia="宋体" w:hAnsi="宋体" w:cs="宋体"/>
+                <w:rFonts w:ascii="宋体" w:hAnsi="宋体" w:eastAsia="宋体" w:cs="宋体"/>
                 <w:spacing w:val="-14"/>
                 <w:sz w:val="20"/>
                 <w:szCs w:val="20"/>
@@ -946,18 +953,18 @@
               <w:adjustRightInd w:val="0"/>
               <w:snapToGrid w:val="0"/>
               <w:spacing w:before="175" w:line="227" w:lineRule="auto"/>
-              <w:ind w:left="0" w:right="0" w:firstLine="0" w:leftChars="0" w:rightChars="0" w:firstLineChars="0"/>
+              <w:ind w:left="0" w:leftChars="0" w:right="0" w:rightChars="0" w:firstLine="0" w:firstLineChars="0"/>
               <w:jc w:val="center"/>
               <w:textAlignment w:val="baseline"/>
               <w:rPr>
-                <w:rFonts w:ascii="宋体" w:eastAsia="宋体" w:hAnsi="宋体" w:cs="宋体"/>
+                <w:rFonts w:ascii="宋体" w:hAnsi="宋体" w:eastAsia="宋体" w:cs="宋体"/>
                 <w:sz w:val="20"/>
                 <w:szCs w:val="20"/>
               </w:rPr>
             </w:pPr>
             <w:r>
               <w:rPr>
-                <w:rFonts w:ascii="宋体" w:eastAsia="宋体" w:hAnsi="宋体" w:cs="宋体"/>
+                <w:rFonts w:ascii="宋体" w:hAnsi="宋体" w:eastAsia="宋体" w:cs="宋体"/>
                 <w:spacing w:val="4"/>
                 <w:sz w:val="20"/>
                 <w:szCs w:val="20"/>
@@ -985,18 +992,18 @@
               <w:adjustRightInd w:val="0"/>
               <w:snapToGrid w:val="0"/>
               <w:spacing w:before="175" w:line="228" w:lineRule="auto"/>
-              <w:ind w:left="0" w:right="0" w:firstLine="0" w:leftChars="0" w:rightChars="0" w:firstLineChars="0"/>
+              <w:ind w:left="0" w:leftChars="0" w:right="0" w:rightChars="0" w:firstLine="0" w:firstLineChars="0"/>
               <w:jc w:val="center"/>
               <w:textAlignment w:val="baseline"/>
               <w:rPr>
-                <w:rFonts w:ascii="宋体" w:eastAsia="宋体" w:hAnsi="宋体" w:cs="宋体"/>
+                <w:rFonts w:ascii="宋体" w:hAnsi="宋体" w:eastAsia="宋体" w:cs="宋体"/>
                 <w:sz w:val="20"/>
                 <w:szCs w:val="20"/>
               </w:rPr>
             </w:pPr>
             <w:r>
               <w:rPr>
-                <w:rFonts w:ascii="宋体" w:eastAsia="宋体" w:hAnsi="宋体" w:cs="宋体"/>
+                <w:rFonts w:ascii="宋体" w:hAnsi="宋体" w:eastAsia="宋体" w:cs="宋体"/>
                 <w:spacing w:val="7"/>
                 <w:sz w:val="20"/>
                 <w:szCs w:val="20"/>
@@ -1024,11 +1031,11 @@
               <w:adjustRightInd w:val="0"/>
               <w:snapToGrid w:val="0"/>
               <w:spacing w:before="175" w:line="228" w:lineRule="auto"/>
-              <w:ind w:left="0" w:right="0" w:firstLine="0" w:leftChars="0" w:rightChars="0" w:firstLineChars="0"/>
+              <w:ind w:left="0" w:leftChars="0" w:right="0" w:rightChars="0" w:firstLine="0" w:firstLineChars="0"/>
               <w:jc w:val="center"/>
               <w:textAlignment w:val="baseline"/>
               <w:rPr>
-                <w:rFonts w:ascii="宋体" w:eastAsia="宋体" w:hAnsi="宋体" w:cs="宋体" w:hint="eastAsia"/>
+                <w:rFonts w:hint="eastAsia" w:ascii="宋体" w:hAnsi="宋体" w:eastAsia="宋体" w:cs="宋体"/>
                 <w:spacing w:val="7"/>
                 <w:sz w:val="20"/>
                 <w:szCs w:val="20"/>
@@ -1037,7 +1044,7 @@
             </w:pPr>
             <w:r>
               <w:rPr>
-                <w:rFonts w:ascii="宋体" w:hAnsi="宋体" w:cs="宋体" w:hint="eastAsia"/>
+                <w:rFonts w:hint="eastAsia" w:ascii="宋体" w:hAnsi="宋体" w:cs="宋体"/>
                 <w:spacing w:val="7"/>
                 <w:sz w:val="20"/>
                 <w:szCs w:val="20"/>
@@ -1066,11 +1073,11 @@
               <w:adjustRightInd w:val="0"/>
               <w:snapToGrid w:val="0"/>
               <w:spacing w:before="175" w:line="228" w:lineRule="auto"/>
-              <w:ind w:left="0" w:right="0" w:firstLine="0" w:leftChars="0" w:rightChars="0" w:firstLineChars="0"/>
+              <w:ind w:left="0" w:leftChars="0" w:right="0" w:rightChars="0" w:firstLine="0" w:firstLineChars="0"/>
               <w:jc w:val="center"/>
               <w:textAlignment w:val="baseline"/>
               <w:rPr>
-                <w:rFonts w:ascii="宋体" w:hAnsi="宋体" w:cs="宋体" w:hint="default"/>
+                <w:rFonts w:hint="default" w:ascii="宋体" w:hAnsi="宋体" w:cs="宋体"/>
                 <w:spacing w:val="7"/>
                 <w:sz w:val="20"/>
                 <w:szCs w:val="20"/>
@@ -1079,7 +1086,7 @@
             </w:pPr>
             <w:r>
               <w:rPr>
-                <w:rFonts w:ascii="宋体" w:hAnsi="宋体" w:cs="宋体" w:hint="eastAsia"/>
+                <w:rFonts w:hint="eastAsia" w:ascii="宋体" w:hAnsi="宋体" w:cs="宋体"/>
                 <w:spacing w:val="7"/>
                 <w:sz w:val="20"/>
                 <w:szCs w:val="20"/>
@@ -1108,18 +1115,18 @@
               <w:adjustRightInd w:val="0"/>
               <w:snapToGrid w:val="0"/>
               <w:spacing w:before="176" w:line="229" w:lineRule="auto"/>
-              <w:ind w:left="0" w:right="0" w:firstLine="0" w:leftChars="0" w:rightChars="0" w:firstLineChars="0"/>
+              <w:ind w:left="0" w:leftChars="0" w:right="0" w:rightChars="0" w:firstLine="0" w:firstLineChars="0"/>
               <w:jc w:val="center"/>
               <w:textAlignment w:val="baseline"/>
               <w:rPr>
-                <w:rFonts w:ascii="宋体" w:eastAsia="宋体" w:hAnsi="宋体" w:cs="宋体"/>
+                <w:rFonts w:ascii="宋体" w:hAnsi="宋体" w:eastAsia="宋体" w:cs="宋体"/>
                 <w:sz w:val="20"/>
                 <w:szCs w:val="20"/>
               </w:rPr>
             </w:pPr>
             <w:r>
               <w:rPr>
-                <w:rFonts w:ascii="宋体" w:eastAsia="宋体" w:hAnsi="宋体" w:cs="宋体"/>
+                <w:rFonts w:ascii="宋体" w:hAnsi="宋体" w:eastAsia="宋体" w:cs="宋体"/>
                 <w:spacing w:val="7"/>
                 <w:sz w:val="20"/>
                 <w:szCs w:val="20"/>
@@ -1131,9 +1138,14 @@
       </w:tr>
       <w:tr>
         <w:tblPrEx>
-          <w:tblW w:w="8214" w:type="dxa"/>
-          <w:jc w:val="center"/>
-          <w:tblLayout w:type="fixed"/>
+          <w:tblBorders>
+            <w:top w:val="single" w:color="000000" w:sz="2" w:space="0"/>
+            <w:left w:val="single" w:color="000000" w:sz="2" w:space="0"/>
+            <w:bottom w:val="single" w:color="000000" w:sz="2" w:space="0"/>
+            <w:right w:val="single" w:color="000000" w:sz="2" w:space="0"/>
+            <w:insideH w:val="single" w:color="000000" w:sz="2" w:space="0"/>
+            <w:insideV w:val="single" w:color="000000" w:sz="2" w:space="0"/>
+          </w:tblBorders>
           <w:tblCellMar>
             <w:top w:w="0" w:type="dxa"/>
             <w:left w:w="0" w:type="dxa"/>
@@ -1142,7 +1154,7 @@
           </w:tblCellMar>
         </w:tblPrEx>
         <w:trPr>
-          <w:trHeight w:val="516"/>
+          <w:trHeight w:val="516" w:hRule="atLeast"/>
           <w:jc w:val="center"/>
         </w:trPr>
         <w:tc>
@@ -1164,11 +1176,11 @@
               <w:adjustRightInd w:val="0"/>
               <w:snapToGrid w:val="0"/>
               <w:spacing w:before="173" w:line="267" w:lineRule="exact"/>
-              <w:ind w:left="0" w:right="0" w:firstLine="0" w:leftChars="0" w:rightChars="0" w:firstLineChars="0"/>
+              <w:ind w:left="0" w:leftChars="0" w:right="0" w:rightChars="0" w:firstLine="0" w:firstLineChars="0"/>
               <w:jc w:val="center"/>
               <w:textAlignment w:val="baseline"/>
               <w:rPr>
-                <w:rFonts w:ascii="宋体" w:eastAsia="宋体" w:hAnsi="宋体" w:cs="宋体" w:hint="default"/>
+                <w:rFonts w:hint="default" w:ascii="宋体" w:hAnsi="宋体" w:eastAsia="宋体" w:cs="宋体"/>
                 <w:sz w:val="20"/>
                 <w:szCs w:val="20"/>
                 <w:lang w:val="en-US"/>
@@ -1176,7 +1188,7 @@
             </w:pPr>
             <w:r>
               <w:rPr>
-                <w:rFonts w:ascii="宋体" w:eastAsia="宋体" w:hAnsi="宋体" w:cs="宋体"/>
+                <w:rFonts w:ascii="宋体" w:hAnsi="宋体" w:eastAsia="宋体" w:cs="宋体"/>
                 <w:spacing w:val="3"/>
                 <w:position w:val="1"/>
                 <w:sz w:val="20"/>
@@ -1186,7 +1198,7 @@
             </w:r>
             <w:r>
               <w:rPr>
-                <w:rFonts w:ascii="宋体" w:hAnsi="宋体" w:cs="宋体" w:hint="eastAsia"/>
+                <w:rFonts w:hint="eastAsia" w:ascii="宋体" w:hAnsi="宋体" w:cs="宋体"/>
                 <w:spacing w:val="3"/>
                 <w:position w:val="1"/>
                 <w:sz w:val="20"/>
@@ -1216,18 +1228,18 @@
               <w:adjustRightInd w:val="0"/>
               <w:snapToGrid w:val="0"/>
               <w:spacing w:before="173" w:line="267" w:lineRule="exact"/>
-              <w:ind w:left="0" w:right="0" w:firstLine="0" w:leftChars="0" w:rightChars="0" w:firstLineChars="0"/>
+              <w:ind w:left="0" w:leftChars="0" w:right="0" w:rightChars="0" w:firstLine="0" w:firstLineChars="0"/>
               <w:jc w:val="center"/>
               <w:textAlignment w:val="baseline"/>
               <w:rPr>
-                <w:rFonts w:ascii="宋体" w:eastAsia="宋体" w:hAnsi="宋体" w:cs="宋体"/>
+                <w:rFonts w:ascii="宋体" w:hAnsi="宋体" w:eastAsia="宋体" w:cs="宋体"/>
                 <w:sz w:val="20"/>
                 <w:szCs w:val="20"/>
               </w:rPr>
             </w:pPr>
             <w:r>
               <w:rPr>
-                <w:rFonts w:ascii="宋体" w:eastAsia="宋体" w:hAnsi="宋体" w:cs="宋体"/>
+                <w:rFonts w:ascii="宋体" w:hAnsi="宋体" w:eastAsia="宋体" w:cs="宋体"/>
                 <w:spacing w:val="4"/>
                 <w:position w:val="1"/>
                 <w:sz w:val="20"/>
@@ -1256,18 +1268,18 @@
               <w:adjustRightInd w:val="0"/>
               <w:snapToGrid w:val="0"/>
               <w:spacing w:before="172" w:line="228" w:lineRule="auto"/>
-              <w:ind w:left="0" w:right="0" w:firstLine="0" w:leftChars="0" w:rightChars="0" w:firstLineChars="0"/>
+              <w:ind w:left="0" w:leftChars="0" w:right="0" w:rightChars="0" w:firstLine="0" w:firstLineChars="0"/>
               <w:jc w:val="center"/>
               <w:textAlignment w:val="baseline"/>
               <w:rPr>
-                <w:rFonts w:ascii="宋体" w:eastAsia="宋体" w:hAnsi="宋体" w:cs="宋体"/>
+                <w:rFonts w:ascii="宋体" w:hAnsi="宋体" w:eastAsia="宋体" w:cs="宋体"/>
                 <w:sz w:val="20"/>
                 <w:szCs w:val="20"/>
               </w:rPr>
             </w:pPr>
             <w:r>
               <w:rPr>
-                <w:rFonts w:ascii="宋体" w:eastAsia="宋体" w:hAnsi="宋体" w:cs="宋体"/>
+                <w:rFonts w:ascii="宋体" w:hAnsi="宋体" w:eastAsia="宋体" w:cs="宋体"/>
                 <w:spacing w:val="200"/>
                 <w:kern w:val="0"/>
                 <w:sz w:val="20"/>
@@ -1277,7 +1289,7 @@
             </w:r>
             <w:r>
               <w:rPr>
-                <w:rFonts w:ascii="宋体" w:eastAsia="宋体" w:hAnsi="宋体" w:cs="宋体"/>
+                <w:rFonts w:ascii="宋体" w:hAnsi="宋体" w:eastAsia="宋体" w:cs="宋体"/>
                 <w:spacing w:val="0"/>
                 <w:kern w:val="0"/>
                 <w:sz w:val="20"/>
@@ -1306,11 +1318,11 @@
               <w:adjustRightInd w:val="0"/>
               <w:snapToGrid w:val="0"/>
               <w:spacing w:before="173" w:line="229" w:lineRule="auto"/>
-              <w:ind w:left="0" w:right="0" w:firstLine="0" w:leftChars="0" w:rightChars="0" w:firstLineChars="0"/>
+              <w:ind w:left="0" w:leftChars="0" w:right="0" w:rightChars="0" w:firstLine="0" w:firstLineChars="0"/>
               <w:jc w:val="center"/>
               <w:textAlignment w:val="baseline"/>
               <w:rPr>
-                <w:rFonts w:ascii="宋体" w:eastAsia="宋体" w:hAnsi="宋体" w:cs="宋体"/>
+                <w:rFonts w:ascii="宋体" w:hAnsi="宋体" w:eastAsia="宋体" w:cs="宋体"/>
                 <w:spacing w:val="200"/>
                 <w:kern w:val="0"/>
                 <w:sz w:val="20"/>
@@ -1319,7 +1331,7 @@
             </w:pPr>
             <w:r>
               <w:rPr>
-                <w:rFonts w:asciiTheme="minorAscii" w:eastAsiaTheme="minorEastAsia" w:hAnsiTheme="minorAscii" w:hint="eastAsia"/>
+                <w:rFonts w:hint="eastAsia" w:asciiTheme="minorAscii" w:hAnsiTheme="minorAscii" w:eastAsiaTheme="minorEastAsia"/>
                 <w:spacing w:val="0"/>
                 <w:kern w:val="0"/>
                 <w:sz w:val="21"/>
@@ -1349,11 +1361,11 @@
               <w:adjustRightInd w:val="0"/>
               <w:snapToGrid w:val="0"/>
               <w:spacing w:before="172" w:line="228" w:lineRule="auto"/>
-              <w:ind w:left="0" w:right="0" w:firstLine="0" w:leftChars="0" w:rightChars="0" w:firstLineChars="0"/>
+              <w:ind w:left="0" w:leftChars="0" w:right="0" w:rightChars="0" w:firstLine="0" w:firstLineChars="0"/>
               <w:jc w:val="center"/>
               <w:textAlignment w:val="baseline"/>
               <w:rPr>
-                <w:rFonts w:ascii="宋体" w:eastAsia="宋体" w:hAnsi="宋体" w:cs="宋体"/>
+                <w:rFonts w:ascii="宋体" w:hAnsi="宋体" w:eastAsia="宋体" w:cs="宋体"/>
                 <w:spacing w:val="200"/>
                 <w:kern w:val="0"/>
                 <w:sz w:val="20"/>
@@ -1362,7 +1374,7 @@
             </w:pPr>
             <w:r>
               <w:rPr>
-                <w:rFonts w:ascii="宋体" w:eastAsia="宋体" w:hAnsi="宋体" w:cs="宋体" w:hint="eastAsia"/>
+                <w:rFonts w:hint="eastAsia" w:ascii="宋体" w:hAnsi="宋体" w:eastAsia="宋体" w:cs="宋体"/>
                 <w:spacing w:val="200"/>
                 <w:kern w:val="0"/>
                 <w:sz w:val="20"/>
@@ -1372,7 +1384,7 @@
             </w:r>
             <w:r>
               <w:rPr>
-                <w:rFonts w:asciiTheme="minorAscii" w:eastAsiaTheme="minorEastAsia" w:hAnsiTheme="minorAscii" w:hint="eastAsia"/>
+                <w:rFonts w:hint="eastAsia" w:asciiTheme="minorAscii" w:hAnsiTheme="minorAscii" w:eastAsiaTheme="minorEastAsia"/>
                 <w:spacing w:val="0"/>
                 <w:kern w:val="0"/>
                 <w:sz w:val="21"/>
@@ -1402,18 +1414,18 @@
               <w:adjustRightInd w:val="0"/>
               <w:snapToGrid w:val="0"/>
               <w:spacing w:before="173" w:line="229" w:lineRule="auto"/>
-              <w:ind w:left="0" w:right="0" w:firstLine="0" w:leftChars="0" w:rightChars="0" w:firstLineChars="0"/>
+              <w:ind w:left="0" w:leftChars="0" w:right="0" w:rightChars="0" w:firstLine="0" w:firstLineChars="0"/>
               <w:jc w:val="center"/>
               <w:textAlignment w:val="baseline"/>
               <w:rPr>
-                <w:rFonts w:ascii="宋体" w:eastAsia="宋体" w:hAnsi="宋体" w:cs="宋体"/>
+                <w:rFonts w:ascii="宋体" w:hAnsi="宋体" w:eastAsia="宋体" w:cs="宋体"/>
                 <w:sz w:val="20"/>
                 <w:szCs w:val="20"/>
               </w:rPr>
             </w:pPr>
             <w:r>
               <w:rPr>
-                <w:rFonts w:asciiTheme="minorAscii" w:eastAsiaTheme="minorEastAsia" w:hAnsiTheme="minorAscii" w:hint="eastAsia"/>
+                <w:rFonts w:hint="eastAsia" w:asciiTheme="minorAscii" w:hAnsiTheme="minorAscii" w:eastAsiaTheme="minorEastAsia"/>
                 <w:spacing w:val="0"/>
                 <w:kern w:val="0"/>
                 <w:sz w:val="21"/>
@@ -1427,9 +1439,14 @@
       </w:tr>
       <w:tr>
         <w:tblPrEx>
-          <w:tblW w:w="8214" w:type="dxa"/>
-          <w:jc w:val="center"/>
-          <w:tblLayout w:type="fixed"/>
+          <w:tblBorders>
+            <w:top w:val="single" w:color="000000" w:sz="2" w:space="0"/>
+            <w:left w:val="single" w:color="000000" w:sz="2" w:space="0"/>
+            <w:bottom w:val="single" w:color="000000" w:sz="2" w:space="0"/>
+            <w:right w:val="single" w:color="000000" w:sz="2" w:space="0"/>
+            <w:insideH w:val="single" w:color="000000" w:sz="2" w:space="0"/>
+            <w:insideV w:val="single" w:color="000000" w:sz="2" w:space="0"/>
+          </w:tblBorders>
           <w:tblCellMar>
             <w:top w:w="0" w:type="dxa"/>
             <w:left w:w="0" w:type="dxa"/>
@@ -1438,7 +1455,7 @@
           </w:tblCellMar>
         </w:tblPrEx>
         <w:trPr>
-          <w:trHeight w:val="556"/>
+          <w:trHeight w:val="556" w:hRule="atLeast"/>
           <w:jc w:val="center"/>
         </w:trPr>
         <w:tc>
@@ -1447,7 +1464,7 @@
           </w:tcPr>
           <w:p>
             <w:pPr>
-              <w:pStyle w:val="TableText"/>
+              <w:pStyle w:val="27"/>
               <w:keepNext w:val="0"/>
               <w:keepLines w:val="0"/>
               <w:pageBreakBefore w:val="0"/>
@@ -1460,7 +1477,7 @@
               <w:bidi w:val="0"/>
               <w:adjustRightInd w:val="0"/>
               <w:snapToGrid w:val="0"/>
-              <w:ind w:left="0" w:right="0" w:firstLine="0" w:leftChars="0" w:rightChars="0" w:firstLineChars="0"/>
+              <w:ind w:left="0" w:leftChars="0" w:right="0" w:rightChars="0" w:firstLine="0" w:firstLineChars="0"/>
               <w:jc w:val="center"/>
               <w:textAlignment w:val="baseline"/>
             </w:pPr>
@@ -1472,7 +1489,7 @@
           </w:tcPr>
           <w:p>
             <w:pPr>
-              <w:pStyle w:val="TableText"/>
+              <w:pStyle w:val="27"/>
               <w:keepNext w:val="0"/>
               <w:keepLines w:val="0"/>
               <w:pageBreakBefore w:val="0"/>
@@ -1485,7 +1502,7 @@
               <w:bidi w:val="0"/>
               <w:adjustRightInd w:val="0"/>
               <w:snapToGrid w:val="0"/>
-              <w:ind w:left="0" w:right="0" w:firstLine="0" w:leftChars="0" w:rightChars="0" w:firstLineChars="0"/>
+              <w:ind w:left="0" w:leftChars="0" w:right="0" w:rightChars="0" w:firstLine="0" w:firstLineChars="0"/>
               <w:jc w:val="center"/>
               <w:textAlignment w:val="baseline"/>
             </w:pPr>
@@ -1497,7 +1514,7 @@
           </w:tcPr>
           <w:p>
             <w:pPr>
-              <w:pStyle w:val="TableText"/>
+              <w:pStyle w:val="27"/>
               <w:keepNext w:val="0"/>
               <w:keepLines w:val="0"/>
               <w:pageBreakBefore w:val="0"/>
@@ -1510,7 +1527,7 @@
               <w:bidi w:val="0"/>
               <w:adjustRightInd w:val="0"/>
               <w:snapToGrid w:val="0"/>
-              <w:ind w:left="0" w:right="0" w:firstLine="0" w:leftChars="0" w:rightChars="0" w:firstLineChars="0"/>
+              <w:ind w:left="0" w:leftChars="0" w:right="0" w:rightChars="0" w:firstLine="0" w:firstLineChars="0"/>
               <w:jc w:val="center"/>
               <w:textAlignment w:val="baseline"/>
             </w:pPr>
@@ -1522,7 +1539,7 @@
           </w:tcPr>
           <w:p>
             <w:pPr>
-              <w:pStyle w:val="TableText"/>
+              <w:pStyle w:val="27"/>
               <w:keepNext w:val="0"/>
               <w:keepLines w:val="0"/>
               <w:pageBreakBefore w:val="0"/>
@@ -1535,7 +1552,7 @@
               <w:bidi w:val="0"/>
               <w:adjustRightInd w:val="0"/>
               <w:snapToGrid w:val="0"/>
-              <w:ind w:left="0" w:right="0" w:firstLine="0" w:leftChars="0" w:rightChars="0" w:firstLineChars="0"/>
+              <w:ind w:left="0" w:leftChars="0" w:right="0" w:rightChars="0" w:firstLine="0" w:firstLineChars="0"/>
               <w:jc w:val="center"/>
               <w:textAlignment w:val="baseline"/>
             </w:pPr>
@@ -1547,7 +1564,7 @@
           </w:tcPr>
           <w:p>
             <w:pPr>
-              <w:pStyle w:val="TableText"/>
+              <w:pStyle w:val="27"/>
               <w:keepNext w:val="0"/>
               <w:keepLines w:val="0"/>
               <w:pageBreakBefore w:val="0"/>
@@ -1560,7 +1577,7 @@
               <w:bidi w:val="0"/>
               <w:adjustRightInd w:val="0"/>
               <w:snapToGrid w:val="0"/>
-              <w:ind w:left="0" w:right="0" w:firstLine="0" w:leftChars="0" w:rightChars="0" w:firstLineChars="0"/>
+              <w:ind w:left="0" w:leftChars="0" w:right="0" w:rightChars="0" w:firstLine="0" w:firstLineChars="0"/>
               <w:jc w:val="center"/>
               <w:textAlignment w:val="baseline"/>
             </w:pPr>
@@ -1572,7 +1589,7 @@
           </w:tcPr>
           <w:p>
             <w:pPr>
-              <w:pStyle w:val="TableText"/>
+              <w:pStyle w:val="27"/>
               <w:keepNext w:val="0"/>
               <w:keepLines w:val="0"/>
               <w:pageBreakBefore w:val="0"/>
@@ -1585,7 +1602,7 @@
               <w:bidi w:val="0"/>
               <w:adjustRightInd w:val="0"/>
               <w:snapToGrid w:val="0"/>
-              <w:ind w:left="0" w:right="0" w:firstLine="0" w:leftChars="0" w:rightChars="0" w:firstLineChars="0"/>
+              <w:ind w:left="0" w:leftChars="0" w:right="0" w:rightChars="0" w:firstLine="0" w:firstLineChars="0"/>
               <w:jc w:val="center"/>
               <w:textAlignment w:val="baseline"/>
             </w:pPr>
@@ -1594,9 +1611,14 @@
       </w:tr>
       <w:tr>
         <w:tblPrEx>
-          <w:tblW w:w="8214" w:type="dxa"/>
-          <w:jc w:val="center"/>
-          <w:tblLayout w:type="fixed"/>
+          <w:tblBorders>
+            <w:top w:val="single" w:color="000000" w:sz="2" w:space="0"/>
+            <w:left w:val="single" w:color="000000" w:sz="2" w:space="0"/>
+            <w:bottom w:val="single" w:color="000000" w:sz="2" w:space="0"/>
+            <w:right w:val="single" w:color="000000" w:sz="2" w:space="0"/>
+            <w:insideH w:val="single" w:color="000000" w:sz="2" w:space="0"/>
+            <w:insideV w:val="single" w:color="000000" w:sz="2" w:space="0"/>
+          </w:tblBorders>
           <w:tblCellMar>
             <w:top w:w="0" w:type="dxa"/>
             <w:left w:w="0" w:type="dxa"/>
@@ -1605,7 +1627,7 @@
           </w:tblCellMar>
         </w:tblPrEx>
         <w:trPr>
-          <w:trHeight w:val="556"/>
+          <w:trHeight w:val="556" w:hRule="atLeast"/>
           <w:jc w:val="center"/>
         </w:trPr>
         <w:tc>
@@ -1614,7 +1636,7 @@
           </w:tcPr>
           <w:p>
             <w:pPr>
-              <w:pStyle w:val="TableText"/>
+              <w:pStyle w:val="27"/>
               <w:keepNext w:val="0"/>
               <w:keepLines w:val="0"/>
               <w:pageBreakBefore w:val="0"/>
@@ -1627,7 +1649,7 @@
               <w:bidi w:val="0"/>
               <w:adjustRightInd w:val="0"/>
               <w:snapToGrid w:val="0"/>
-              <w:ind w:left="0" w:right="0" w:firstLine="0" w:leftChars="0" w:rightChars="0" w:firstLineChars="0"/>
+              <w:ind w:left="0" w:leftChars="0" w:right="0" w:rightChars="0" w:firstLine="0" w:firstLineChars="0"/>
               <w:jc w:val="center"/>
               <w:textAlignment w:val="baseline"/>
             </w:pPr>
@@ -1639,7 +1661,7 @@
           </w:tcPr>
           <w:p>
             <w:pPr>
-              <w:pStyle w:val="TableText"/>
+              <w:pStyle w:val="27"/>
               <w:keepNext w:val="0"/>
               <w:keepLines w:val="0"/>
               <w:pageBreakBefore w:val="0"/>
@@ -1652,7 +1674,7 @@
               <w:bidi w:val="0"/>
               <w:adjustRightInd w:val="0"/>
               <w:snapToGrid w:val="0"/>
-              <w:ind w:left="0" w:right="0" w:firstLine="0" w:leftChars="0" w:rightChars="0" w:firstLineChars="0"/>
+              <w:ind w:left="0" w:leftChars="0" w:right="0" w:rightChars="0" w:firstLine="0" w:firstLineChars="0"/>
               <w:jc w:val="center"/>
               <w:textAlignment w:val="baseline"/>
             </w:pPr>
@@ -1664,7 +1686,7 @@
           </w:tcPr>
           <w:p>
             <w:pPr>
-              <w:pStyle w:val="TableText"/>
+              <w:pStyle w:val="27"/>
               <w:keepNext w:val="0"/>
               <w:keepLines w:val="0"/>
               <w:pageBreakBefore w:val="0"/>
@@ -1677,7 +1699,7 @@
               <w:bidi w:val="0"/>
               <w:adjustRightInd w:val="0"/>
               <w:snapToGrid w:val="0"/>
-              <w:ind w:left="0" w:right="0" w:firstLine="0" w:leftChars="0" w:rightChars="0" w:firstLineChars="0"/>
+              <w:ind w:left="0" w:leftChars="0" w:right="0" w:rightChars="0" w:firstLine="0" w:firstLineChars="0"/>
               <w:jc w:val="center"/>
               <w:textAlignment w:val="baseline"/>
             </w:pPr>
@@ -1689,7 +1711,7 @@
           </w:tcPr>
           <w:p>
             <w:pPr>
-              <w:pStyle w:val="TableText"/>
+              <w:pStyle w:val="27"/>
               <w:keepNext w:val="0"/>
               <w:keepLines w:val="0"/>
               <w:pageBreakBefore w:val="0"/>
@@ -1702,7 +1724,7 @@
               <w:bidi w:val="0"/>
               <w:adjustRightInd w:val="0"/>
               <w:snapToGrid w:val="0"/>
-              <w:ind w:left="0" w:right="0" w:firstLine="0" w:leftChars="0" w:rightChars="0" w:firstLineChars="0"/>
+              <w:ind w:left="0" w:leftChars="0" w:right="0" w:rightChars="0" w:firstLine="0" w:firstLineChars="0"/>
               <w:jc w:val="center"/>
               <w:textAlignment w:val="baseline"/>
             </w:pPr>
@@ -1714,7 +1736,7 @@
           </w:tcPr>
           <w:p>
             <w:pPr>
-              <w:pStyle w:val="TableText"/>
+              <w:pStyle w:val="27"/>
               <w:keepNext w:val="0"/>
               <w:keepLines w:val="0"/>
               <w:pageBreakBefore w:val="0"/>
@@ -1727,7 +1749,7 @@
               <w:bidi w:val="0"/>
               <w:adjustRightInd w:val="0"/>
               <w:snapToGrid w:val="0"/>
-              <w:ind w:left="0" w:right="0" w:firstLine="0" w:leftChars="0" w:rightChars="0" w:firstLineChars="0"/>
+              <w:ind w:left="0" w:leftChars="0" w:right="0" w:rightChars="0" w:firstLine="0" w:firstLineChars="0"/>
               <w:jc w:val="center"/>
               <w:textAlignment w:val="baseline"/>
             </w:pPr>
@@ -1739,7 +1761,7 @@
           </w:tcPr>
           <w:p>
             <w:pPr>
-              <w:pStyle w:val="TableText"/>
+              <w:pStyle w:val="27"/>
               <w:keepNext w:val="0"/>
               <w:keepLines w:val="0"/>
               <w:pageBreakBefore w:val="0"/>
@@ -1752,7 +1774,7 @@
               <w:bidi w:val="0"/>
               <w:adjustRightInd w:val="0"/>
               <w:snapToGrid w:val="0"/>
-              <w:ind w:left="0" w:right="0" w:firstLine="0" w:leftChars="0" w:rightChars="0" w:firstLineChars="0"/>
+              <w:ind w:left="0" w:leftChars="0" w:right="0" w:rightChars="0" w:firstLine="0" w:firstLineChars="0"/>
               <w:jc w:val="center"/>
               <w:textAlignment w:val="baseline"/>
             </w:pPr>
@@ -1761,9 +1783,14 @@
       </w:tr>
       <w:tr>
         <w:tblPrEx>
-          <w:tblW w:w="8214" w:type="dxa"/>
-          <w:jc w:val="center"/>
-          <w:tblLayout w:type="fixed"/>
+          <w:tblBorders>
+            <w:top w:val="single" w:color="000000" w:sz="2" w:space="0"/>
+            <w:left w:val="single" w:color="000000" w:sz="2" w:space="0"/>
+            <w:bottom w:val="single" w:color="000000" w:sz="2" w:space="0"/>
+            <w:right w:val="single" w:color="000000" w:sz="2" w:space="0"/>
+            <w:insideH w:val="single" w:color="000000" w:sz="2" w:space="0"/>
+            <w:insideV w:val="single" w:color="000000" w:sz="2" w:space="0"/>
+          </w:tblBorders>
           <w:tblCellMar>
             <w:top w:w="0" w:type="dxa"/>
             <w:left w:w="0" w:type="dxa"/>
@@ -1772,7 +1799,7 @@
           </w:tblCellMar>
         </w:tblPrEx>
         <w:trPr>
-          <w:trHeight w:val="557"/>
+          <w:trHeight w:val="557" w:hRule="atLeast"/>
           <w:jc w:val="center"/>
         </w:trPr>
         <w:tc>
@@ -1781,7 +1808,7 @@
           </w:tcPr>
           <w:p>
             <w:pPr>
-              <w:pStyle w:val="TableText"/>
+              <w:pStyle w:val="27"/>
               <w:keepNext w:val="0"/>
               <w:keepLines w:val="0"/>
               <w:pageBreakBefore w:val="0"/>
@@ -1794,7 +1821,7 @@
               <w:bidi w:val="0"/>
               <w:adjustRightInd w:val="0"/>
               <w:snapToGrid w:val="0"/>
-              <w:ind w:left="0" w:right="0" w:firstLine="0" w:leftChars="0" w:rightChars="0" w:firstLineChars="0"/>
+              <w:ind w:left="0" w:leftChars="0" w:right="0" w:rightChars="0" w:firstLine="0" w:firstLineChars="0"/>
               <w:jc w:val="center"/>
               <w:textAlignment w:val="baseline"/>
             </w:pPr>
@@ -1806,7 +1833,7 @@
           </w:tcPr>
           <w:p>
             <w:pPr>
-              <w:pStyle w:val="TableText"/>
+              <w:pStyle w:val="27"/>
               <w:keepNext w:val="0"/>
               <w:keepLines w:val="0"/>
               <w:pageBreakBefore w:val="0"/>
@@ -1819,7 +1846,7 @@
               <w:bidi w:val="0"/>
               <w:adjustRightInd w:val="0"/>
               <w:snapToGrid w:val="0"/>
-              <w:ind w:left="0" w:right="0" w:firstLine="0" w:leftChars="0" w:rightChars="0" w:firstLineChars="0"/>
+              <w:ind w:left="0" w:leftChars="0" w:right="0" w:rightChars="0" w:firstLine="0" w:firstLineChars="0"/>
               <w:jc w:val="center"/>
               <w:textAlignment w:val="baseline"/>
             </w:pPr>
@@ -1831,7 +1858,7 @@
           </w:tcPr>
           <w:p>
             <w:pPr>
-              <w:pStyle w:val="TableText"/>
+              <w:pStyle w:val="27"/>
               <w:keepNext w:val="0"/>
               <w:keepLines w:val="0"/>
               <w:pageBreakBefore w:val="0"/>
@@ -1844,7 +1871,7 @@
               <w:bidi w:val="0"/>
               <w:adjustRightInd w:val="0"/>
               <w:snapToGrid w:val="0"/>
-              <w:ind w:left="0" w:right="0" w:firstLine="0" w:leftChars="0" w:rightChars="0" w:firstLineChars="0"/>
+              <w:ind w:left="0" w:leftChars="0" w:right="0" w:rightChars="0" w:firstLine="0" w:firstLineChars="0"/>
               <w:jc w:val="center"/>
               <w:textAlignment w:val="baseline"/>
             </w:pPr>
@@ -1856,7 +1883,7 @@
           </w:tcPr>
           <w:p>
             <w:pPr>
-              <w:pStyle w:val="TableText"/>
+              <w:pStyle w:val="27"/>
               <w:keepNext w:val="0"/>
               <w:keepLines w:val="0"/>
               <w:pageBreakBefore w:val="0"/>
@@ -1869,7 +1896,7 @@
               <w:bidi w:val="0"/>
               <w:adjustRightInd w:val="0"/>
               <w:snapToGrid w:val="0"/>
-              <w:ind w:left="0" w:right="0" w:firstLine="0" w:leftChars="0" w:rightChars="0" w:firstLineChars="0"/>
+              <w:ind w:left="0" w:leftChars="0" w:right="0" w:rightChars="0" w:firstLine="0" w:firstLineChars="0"/>
               <w:jc w:val="center"/>
               <w:textAlignment w:val="baseline"/>
             </w:pPr>
@@ -1881,7 +1908,7 @@
           </w:tcPr>
           <w:p>
             <w:pPr>
-              <w:pStyle w:val="TableText"/>
+              <w:pStyle w:val="27"/>
               <w:keepNext w:val="0"/>
               <w:keepLines w:val="0"/>
               <w:pageBreakBefore w:val="0"/>
@@ -1894,7 +1921,7 @@
               <w:bidi w:val="0"/>
               <w:adjustRightInd w:val="0"/>
               <w:snapToGrid w:val="0"/>
-              <w:ind w:left="0" w:right="0" w:firstLine="0" w:leftChars="0" w:rightChars="0" w:firstLineChars="0"/>
+              <w:ind w:left="0" w:leftChars="0" w:right="0" w:rightChars="0" w:firstLine="0" w:firstLineChars="0"/>
               <w:jc w:val="center"/>
               <w:textAlignment w:val="baseline"/>
             </w:pPr>
@@ -1906,7 +1933,7 @@
           </w:tcPr>
           <w:p>
             <w:pPr>
-              <w:pStyle w:val="TableText"/>
+              <w:pStyle w:val="27"/>
               <w:keepNext w:val="0"/>
               <w:keepLines w:val="0"/>
               <w:pageBreakBefore w:val="0"/>
@@ -1919,7 +1946,7 @@
               <w:bidi w:val="0"/>
               <w:adjustRightInd w:val="0"/>
               <w:snapToGrid w:val="0"/>
-              <w:ind w:left="0" w:right="0" w:firstLine="0" w:leftChars="0" w:rightChars="0" w:firstLineChars="0"/>
+              <w:ind w:left="0" w:leftChars="0" w:right="0" w:rightChars="0" w:firstLine="0" w:firstLineChars="0"/>
               <w:jc w:val="center"/>
               <w:textAlignment w:val="baseline"/>
             </w:pPr>
@@ -1950,7 +1977,7 @@
     <w:sdt>
       <w:sdtPr>
         <w:rPr>
-          <w:rFonts w:ascii="宋体" w:eastAsia="宋体" w:hAnsi="宋体" w:cs="Arial"/>
+          <w:rFonts w:ascii="宋体" w:hAnsi="宋体" w:eastAsia="宋体" w:cs="Arial"/>
           <w:snapToGrid w:val="0"/>
           <w:color w:val="000000"/>
           <w:kern w:val="0"/>
@@ -1966,7 +1993,7 @@
       </w:sdtPr>
       <w:sdtEndPr>
         <w:rPr>
-          <w:rFonts w:ascii="宋体" w:eastAsia="宋体" w:hAnsi="宋体" w:cs="宋体" w:hint="eastAsia"/>
+          <w:rFonts w:hint="eastAsia" w:ascii="宋体" w:hAnsi="宋体" w:eastAsia="宋体" w:cs="宋体"/>
           <w:snapToGrid w:val="0"/>
           <w:color w:val="000000"/>
           <w:kern w:val="0"/>
@@ -1991,18 +2018,18 @@
             <w:adjustRightInd w:val="0"/>
             <w:snapToGrid w:val="0"/>
             <w:spacing w:before="0" w:beforeLines="0" w:after="0" w:afterLines="0" w:line="240" w:lineRule="auto"/>
-            <w:ind w:left="0" w:right="0" w:firstLine="0" w:leftChars="0" w:rightChars="0" w:firstLineChars="0"/>
+            <w:ind w:left="0" w:leftChars="0" w:right="0" w:rightChars="0" w:firstLine="0" w:firstLineChars="0"/>
             <w:jc w:val="center"/>
             <w:textAlignment w:val="baseline"/>
             <w:rPr>
-              <w:rFonts w:ascii="宋体" w:eastAsia="宋体" w:hAnsi="宋体" w:cs="宋体" w:hint="eastAsia"/>
+              <w:rFonts w:hint="eastAsia" w:ascii="宋体" w:hAnsi="宋体" w:eastAsia="宋体" w:cs="宋体"/>
               <w:sz w:val="24"/>
               <w:szCs w:val="24"/>
             </w:rPr>
           </w:pPr>
           <w:r>
             <w:rPr>
-              <w:rFonts w:ascii="宋体" w:eastAsia="宋体" w:hAnsi="宋体" w:cs="宋体" w:hint="eastAsia"/>
+              <w:rFonts w:hint="eastAsia" w:ascii="宋体" w:hAnsi="宋体" w:eastAsia="宋体" w:cs="宋体"/>
               <w:sz w:val="24"/>
               <w:szCs w:val="24"/>
             </w:rPr>
@@ -2011,14 +2038,14 @@
         </w:p>
         <w:p>
           <w:pPr>
-            <w:pStyle w:val="TOC1"/>
+            <w:pStyle w:val="16"/>
             <w:tabs>
               <w:tab w:val="right" w:leader="dot" w:pos="8306"/>
             </w:tabs>
           </w:pPr>
           <w:r>
             <w:rPr>
-              <w:rFonts w:ascii="宋体" w:eastAsia="宋体" w:hAnsi="宋体" w:cs="宋体" w:hint="eastAsia"/>
+              <w:rFonts w:hint="eastAsia" w:ascii="宋体" w:hAnsi="宋体" w:eastAsia="宋体" w:cs="宋体"/>
               <w:sz w:val="24"/>
               <w:szCs w:val="24"/>
             </w:rPr>
@@ -2026,7 +2053,7 @@
           </w:r>
           <w:r>
             <w:rPr>
-              <w:rFonts w:ascii="宋体" w:eastAsia="宋体" w:hAnsi="宋体" w:cs="宋体" w:hint="eastAsia"/>
+              <w:rFonts w:hint="eastAsia" w:ascii="宋体" w:hAnsi="宋体" w:eastAsia="宋体" w:cs="宋体"/>
               <w:sz w:val="24"/>
               <w:szCs w:val="24"/>
             </w:rPr>
@@ -2034,7 +2061,7 @@
           </w:r>
           <w:r>
             <w:rPr>
-              <w:rFonts w:ascii="宋体" w:eastAsia="宋体" w:hAnsi="宋体" w:cs="宋体" w:hint="eastAsia"/>
+              <w:rFonts w:hint="eastAsia" w:ascii="宋体" w:hAnsi="宋体" w:eastAsia="宋体" w:cs="宋体"/>
               <w:sz w:val="24"/>
               <w:szCs w:val="24"/>
             </w:rPr>
@@ -2042,21 +2069,21 @@
           </w:r>
           <w:r>
             <w:rPr>
-              <w:rFonts w:ascii="宋体" w:eastAsia="宋体" w:hAnsi="宋体" w:cs="宋体" w:hint="eastAsia"/>
+              <w:rFonts w:hint="eastAsia" w:ascii="宋体" w:hAnsi="宋体" w:eastAsia="宋体" w:cs="宋体"/>
               <w:szCs w:val="24"/>
             </w:rPr>
             <w:fldChar w:fldCharType="begin"/>
           </w:r>
           <w:r>
             <w:rPr>
-              <w:rFonts w:ascii="宋体" w:eastAsia="宋体" w:hAnsi="宋体" w:cs="宋体" w:hint="eastAsia"/>
-              <w:szCs w:val="24"/>
-            </w:rPr>
-            <w:instrText xml:space="preserve"> HYPERLINK \l _Toc26036 </w:instrText>
-          </w:r>
-          <w:r>
-            <w:rPr>
-              <w:rFonts w:ascii="宋体" w:eastAsia="宋体" w:hAnsi="宋体" w:cs="宋体" w:hint="eastAsia"/>
+              <w:rFonts w:hint="eastAsia" w:ascii="宋体" w:hAnsi="宋体" w:eastAsia="宋体" w:cs="宋体"/>
+              <w:szCs w:val="24"/>
+            </w:rPr>
+            <w:instrText xml:space="preserve"> HYPERLINK \l _Toc18335 </w:instrText>
+          </w:r>
+          <w:r>
+            <w:rPr>
+              <w:rFonts w:hint="eastAsia" w:ascii="宋体" w:hAnsi="宋体" w:eastAsia="宋体" w:cs="宋体"/>
               <w:szCs w:val="24"/>
             </w:rPr>
             <w:fldChar w:fldCharType="separate"/>
@@ -2075,7 +2102,7 @@
             <w:fldChar w:fldCharType="begin"/>
           </w:r>
           <w:r>
-            <w:instrText xml:space="preserve"> PAGEREF _Toc26036 \h </w:instrText>
+            <w:instrText xml:space="preserve"> PAGEREF _Toc18335 \h </w:instrText>
           </w:r>
           <w:r>
             <w:fldChar w:fldCharType="separate"/>
@@ -2088,7 +2115,7 @@
           </w:r>
           <w:r>
             <w:rPr>
-              <w:rFonts w:ascii="宋体" w:eastAsia="宋体" w:hAnsi="宋体" w:cs="宋体" w:hint="eastAsia"/>
+              <w:rFonts w:hint="eastAsia" w:ascii="宋体" w:hAnsi="宋体" w:eastAsia="宋体" w:cs="宋体"/>
               <w:szCs w:val="24"/>
             </w:rPr>
             <w:fldChar w:fldCharType="end"/>
@@ -2096,28 +2123,28 @@
         </w:p>
         <w:p>
           <w:pPr>
-            <w:pStyle w:val="TOC1"/>
+            <w:pStyle w:val="16"/>
             <w:tabs>
               <w:tab w:val="right" w:leader="dot" w:pos="8306"/>
             </w:tabs>
           </w:pPr>
           <w:r>
             <w:rPr>
-              <w:rFonts w:ascii="宋体" w:eastAsia="宋体" w:hAnsi="宋体" w:cs="宋体" w:hint="eastAsia"/>
+              <w:rFonts w:hint="eastAsia" w:ascii="宋体" w:hAnsi="宋体" w:eastAsia="宋体" w:cs="宋体"/>
               <w:szCs w:val="24"/>
             </w:rPr>
             <w:fldChar w:fldCharType="begin"/>
           </w:r>
           <w:r>
             <w:rPr>
-              <w:rFonts w:ascii="宋体" w:eastAsia="宋体" w:hAnsi="宋体" w:cs="宋体" w:hint="eastAsia"/>
-              <w:szCs w:val="24"/>
-            </w:rPr>
-            <w:instrText xml:space="preserve"> HYPERLINK \l _Toc6113 </w:instrText>
-          </w:r>
-          <w:r>
-            <w:rPr>
-              <w:rFonts w:ascii="宋体" w:eastAsia="宋体" w:hAnsi="宋体" w:cs="宋体" w:hint="eastAsia"/>
+              <w:rFonts w:hint="eastAsia" w:ascii="宋体" w:hAnsi="宋体" w:eastAsia="宋体" w:cs="宋体"/>
+              <w:szCs w:val="24"/>
+            </w:rPr>
+            <w:instrText xml:space="preserve"> HYPERLINK \l _Toc194 </w:instrText>
+          </w:r>
+          <w:r>
+            <w:rPr>
+              <w:rFonts w:hint="eastAsia" w:ascii="宋体" w:hAnsi="宋体" w:eastAsia="宋体" w:cs="宋体"/>
               <w:szCs w:val="24"/>
             </w:rPr>
             <w:fldChar w:fldCharType="separate"/>
@@ -2136,7 +2163,7 @@
             <w:fldChar w:fldCharType="begin"/>
           </w:r>
           <w:r>
-            <w:instrText xml:space="preserve"> PAGEREF _Toc6113 \h </w:instrText>
+            <w:instrText xml:space="preserve"> PAGEREF _Toc194 \h </w:instrText>
           </w:r>
           <w:r>
             <w:fldChar w:fldCharType="separate"/>
@@ -2149,7 +2176,7 @@
           </w:r>
           <w:r>
             <w:rPr>
-              <w:rFonts w:ascii="宋体" w:eastAsia="宋体" w:hAnsi="宋体" w:cs="宋体" w:hint="eastAsia"/>
+              <w:rFonts w:hint="eastAsia" w:ascii="宋体" w:hAnsi="宋体" w:eastAsia="宋体" w:cs="宋体"/>
               <w:szCs w:val="24"/>
             </w:rPr>
             <w:fldChar w:fldCharType="end"/>
@@ -2157,28 +2184,28 @@
         </w:p>
         <w:p>
           <w:pPr>
-            <w:pStyle w:val="TOC1"/>
+            <w:pStyle w:val="16"/>
             <w:tabs>
               <w:tab w:val="right" w:leader="dot" w:pos="8306"/>
             </w:tabs>
           </w:pPr>
           <w:r>
             <w:rPr>
-              <w:rFonts w:ascii="宋体" w:eastAsia="宋体" w:hAnsi="宋体" w:cs="宋体" w:hint="eastAsia"/>
+              <w:rFonts w:hint="eastAsia" w:ascii="宋体" w:hAnsi="宋体" w:eastAsia="宋体" w:cs="宋体"/>
               <w:szCs w:val="24"/>
             </w:rPr>
             <w:fldChar w:fldCharType="begin"/>
           </w:r>
           <w:r>
             <w:rPr>
-              <w:rFonts w:ascii="宋体" w:eastAsia="宋体" w:hAnsi="宋体" w:cs="宋体" w:hint="eastAsia"/>
-              <w:szCs w:val="24"/>
-            </w:rPr>
-            <w:instrText xml:space="preserve"> HYPERLINK \l _Toc5614 </w:instrText>
-          </w:r>
-          <w:r>
-            <w:rPr>
-              <w:rFonts w:ascii="宋体" w:eastAsia="宋体" w:hAnsi="宋体" w:cs="宋体" w:hint="eastAsia"/>
+              <w:rFonts w:hint="eastAsia" w:ascii="宋体" w:hAnsi="宋体" w:eastAsia="宋体" w:cs="宋体"/>
+              <w:szCs w:val="24"/>
+            </w:rPr>
+            <w:instrText xml:space="preserve"> HYPERLINK \l _Toc10151 </w:instrText>
+          </w:r>
+          <w:r>
+            <w:rPr>
+              <w:rFonts w:hint="eastAsia" w:ascii="宋体" w:hAnsi="宋体" w:eastAsia="宋体" w:cs="宋体"/>
               <w:szCs w:val="24"/>
             </w:rPr>
             <w:fldChar w:fldCharType="separate"/>
@@ -2197,7 +2224,7 @@
             <w:fldChar w:fldCharType="begin"/>
           </w:r>
           <w:r>
-            <w:instrText xml:space="preserve"> PAGEREF _Toc5614 \h </w:instrText>
+            <w:instrText xml:space="preserve"> PAGEREF _Toc10151 \h </w:instrText>
           </w:r>
           <w:r>
             <w:fldChar w:fldCharType="separate"/>
@@ -2210,7 +2237,7 @@
           </w:r>
           <w:r>
             <w:rPr>
-              <w:rFonts w:ascii="宋体" w:eastAsia="宋体" w:hAnsi="宋体" w:cs="宋体" w:hint="eastAsia"/>
+              <w:rFonts w:hint="eastAsia" w:ascii="宋体" w:hAnsi="宋体" w:eastAsia="宋体" w:cs="宋体"/>
               <w:szCs w:val="24"/>
             </w:rPr>
             <w:fldChar w:fldCharType="end"/>
@@ -2218,28 +2245,28 @@
         </w:p>
         <w:p>
           <w:pPr>
-            <w:pStyle w:val="TOC2"/>
+            <w:pStyle w:val="17"/>
             <w:tabs>
               <w:tab w:val="right" w:leader="dot" w:pos="8306"/>
             </w:tabs>
           </w:pPr>
           <w:r>
             <w:rPr>
-              <w:rFonts w:ascii="宋体" w:eastAsia="宋体" w:hAnsi="宋体" w:cs="宋体" w:hint="eastAsia"/>
+              <w:rFonts w:hint="eastAsia" w:ascii="宋体" w:hAnsi="宋体" w:eastAsia="宋体" w:cs="宋体"/>
               <w:szCs w:val="24"/>
             </w:rPr>
             <w:fldChar w:fldCharType="begin"/>
           </w:r>
           <w:r>
             <w:rPr>
-              <w:rFonts w:ascii="宋体" w:eastAsia="宋体" w:hAnsi="宋体" w:cs="宋体" w:hint="eastAsia"/>
-              <w:szCs w:val="24"/>
-            </w:rPr>
-            <w:instrText xml:space="preserve"> HYPERLINK \l _Toc25148 </w:instrText>
-          </w:r>
-          <w:r>
-            <w:rPr>
-              <w:rFonts w:ascii="宋体" w:eastAsia="宋体" w:hAnsi="宋体" w:cs="宋体" w:hint="eastAsia"/>
+              <w:rFonts w:hint="eastAsia" w:ascii="宋体" w:hAnsi="宋体" w:eastAsia="宋体" w:cs="宋体"/>
+              <w:szCs w:val="24"/>
+            </w:rPr>
+            <w:instrText xml:space="preserve"> HYPERLINK \l _Toc24379 </w:instrText>
+          </w:r>
+          <w:r>
+            <w:rPr>
+              <w:rFonts w:hint="eastAsia" w:ascii="宋体" w:hAnsi="宋体" w:eastAsia="宋体" w:cs="宋体"/>
               <w:szCs w:val="24"/>
             </w:rPr>
             <w:fldChar w:fldCharType="separate"/>
@@ -2258,7 +2285,7 @@
             <w:fldChar w:fldCharType="begin"/>
           </w:r>
           <w:r>
-            <w:instrText xml:space="preserve"> PAGEREF _Toc25148 \h </w:instrText>
+            <w:instrText xml:space="preserve"> PAGEREF _Toc24379 \h </w:instrText>
           </w:r>
           <w:r>
             <w:fldChar w:fldCharType="separate"/>
@@ -2271,7 +2298,7 @@
           </w:r>
           <w:r>
             <w:rPr>
-              <w:rFonts w:ascii="宋体" w:eastAsia="宋体" w:hAnsi="宋体" w:cs="宋体" w:hint="eastAsia"/>
+              <w:rFonts w:hint="eastAsia" w:ascii="宋体" w:hAnsi="宋体" w:eastAsia="宋体" w:cs="宋体"/>
               <w:szCs w:val="24"/>
             </w:rPr>
             <w:fldChar w:fldCharType="end"/>
@@ -2279,28 +2306,28 @@
         </w:p>
         <w:p>
           <w:pPr>
-            <w:pStyle w:val="TOC2"/>
+            <w:pStyle w:val="17"/>
             <w:tabs>
               <w:tab w:val="right" w:leader="dot" w:pos="8306"/>
             </w:tabs>
           </w:pPr>
           <w:r>
             <w:rPr>
-              <w:rFonts w:ascii="宋体" w:eastAsia="宋体" w:hAnsi="宋体" w:cs="宋体" w:hint="eastAsia"/>
+              <w:rFonts w:hint="eastAsia" w:ascii="宋体" w:hAnsi="宋体" w:eastAsia="宋体" w:cs="宋体"/>
               <w:szCs w:val="24"/>
             </w:rPr>
             <w:fldChar w:fldCharType="begin"/>
           </w:r>
           <w:r>
             <w:rPr>
-              <w:rFonts w:ascii="宋体" w:eastAsia="宋体" w:hAnsi="宋体" w:cs="宋体" w:hint="eastAsia"/>
-              <w:szCs w:val="24"/>
-            </w:rPr>
-            <w:instrText xml:space="preserve"> HYPERLINK \l _Toc23905 </w:instrText>
-          </w:r>
-          <w:r>
-            <w:rPr>
-              <w:rFonts w:ascii="宋体" w:eastAsia="宋体" w:hAnsi="宋体" w:cs="宋体" w:hint="eastAsia"/>
+              <w:rFonts w:hint="eastAsia" w:ascii="宋体" w:hAnsi="宋体" w:eastAsia="宋体" w:cs="宋体"/>
+              <w:szCs w:val="24"/>
+            </w:rPr>
+            <w:instrText xml:space="preserve"> HYPERLINK \l _Toc2599 </w:instrText>
+          </w:r>
+          <w:r>
+            <w:rPr>
+              <w:rFonts w:hint="eastAsia" w:ascii="宋体" w:hAnsi="宋体" w:eastAsia="宋体" w:cs="宋体"/>
               <w:szCs w:val="24"/>
             </w:rPr>
             <w:fldChar w:fldCharType="separate"/>
@@ -2319,7 +2346,7 @@
             <w:fldChar w:fldCharType="begin"/>
           </w:r>
           <w:r>
-            <w:instrText xml:space="preserve"> PAGEREF _Toc23905 \h </w:instrText>
+            <w:instrText xml:space="preserve"> PAGEREF _Toc2599 \h </w:instrText>
           </w:r>
           <w:r>
             <w:fldChar w:fldCharType="separate"/>
@@ -2332,7 +2359,7 @@
           </w:r>
           <w:r>
             <w:rPr>
-              <w:rFonts w:ascii="宋体" w:eastAsia="宋体" w:hAnsi="宋体" w:cs="宋体" w:hint="eastAsia"/>
+              <w:rFonts w:hint="eastAsia" w:ascii="宋体" w:hAnsi="宋体" w:eastAsia="宋体" w:cs="宋体"/>
               <w:szCs w:val="24"/>
             </w:rPr>
             <w:fldChar w:fldCharType="end"/>
@@ -2340,28 +2367,28 @@
         </w:p>
         <w:p>
           <w:pPr>
-            <w:pStyle w:val="TOC2"/>
+            <w:pStyle w:val="17"/>
             <w:tabs>
               <w:tab w:val="right" w:leader="dot" w:pos="8306"/>
             </w:tabs>
           </w:pPr>
           <w:r>
             <w:rPr>
-              <w:rFonts w:ascii="宋体" w:eastAsia="宋体" w:hAnsi="宋体" w:cs="宋体" w:hint="eastAsia"/>
+              <w:rFonts w:hint="eastAsia" w:ascii="宋体" w:hAnsi="宋体" w:eastAsia="宋体" w:cs="宋体"/>
               <w:szCs w:val="24"/>
             </w:rPr>
             <w:fldChar w:fldCharType="begin"/>
           </w:r>
           <w:r>
             <w:rPr>
-              <w:rFonts w:ascii="宋体" w:eastAsia="宋体" w:hAnsi="宋体" w:cs="宋体" w:hint="eastAsia"/>
-              <w:szCs w:val="24"/>
-            </w:rPr>
-            <w:instrText xml:space="preserve"> HYPERLINK \l _Toc29048 </w:instrText>
-          </w:r>
-          <w:r>
-            <w:rPr>
-              <w:rFonts w:ascii="宋体" w:eastAsia="宋体" w:hAnsi="宋体" w:cs="宋体" w:hint="eastAsia"/>
+              <w:rFonts w:hint="eastAsia" w:ascii="宋体" w:hAnsi="宋体" w:eastAsia="宋体" w:cs="宋体"/>
+              <w:szCs w:val="24"/>
+            </w:rPr>
+            <w:instrText xml:space="preserve"> HYPERLINK \l _Toc20763 </w:instrText>
+          </w:r>
+          <w:r>
+            <w:rPr>
+              <w:rFonts w:hint="eastAsia" w:ascii="宋体" w:hAnsi="宋体" w:eastAsia="宋体" w:cs="宋体"/>
               <w:szCs w:val="24"/>
             </w:rPr>
             <w:fldChar w:fldCharType="separate"/>
@@ -2380,7 +2407,7 @@
             <w:fldChar w:fldCharType="begin"/>
           </w:r>
           <w:r>
-            <w:instrText xml:space="preserve"> PAGEREF _Toc29048 \h </w:instrText>
+            <w:instrText xml:space="preserve"> PAGEREF _Toc20763 \h </w:instrText>
           </w:r>
           <w:r>
             <w:fldChar w:fldCharType="separate"/>
@@ -2393,7 +2420,7 @@
           </w:r>
           <w:r>
             <w:rPr>
-              <w:rFonts w:ascii="宋体" w:eastAsia="宋体" w:hAnsi="宋体" w:cs="宋体" w:hint="eastAsia"/>
+              <w:rFonts w:hint="eastAsia" w:ascii="宋体" w:hAnsi="宋体" w:eastAsia="宋体" w:cs="宋体"/>
               <w:szCs w:val="24"/>
             </w:rPr>
             <w:fldChar w:fldCharType="end"/>
@@ -2401,28 +2428,28 @@
         </w:p>
         <w:p>
           <w:pPr>
-            <w:pStyle w:val="TOC1"/>
+            <w:pStyle w:val="16"/>
             <w:tabs>
               <w:tab w:val="right" w:leader="dot" w:pos="8306"/>
             </w:tabs>
           </w:pPr>
           <w:r>
             <w:rPr>
-              <w:rFonts w:ascii="宋体" w:eastAsia="宋体" w:hAnsi="宋体" w:cs="宋体" w:hint="eastAsia"/>
+              <w:rFonts w:hint="eastAsia" w:ascii="宋体" w:hAnsi="宋体" w:eastAsia="宋体" w:cs="宋体"/>
               <w:szCs w:val="24"/>
             </w:rPr>
             <w:fldChar w:fldCharType="begin"/>
           </w:r>
           <w:r>
             <w:rPr>
-              <w:rFonts w:ascii="宋体" w:eastAsia="宋体" w:hAnsi="宋体" w:cs="宋体" w:hint="eastAsia"/>
-              <w:szCs w:val="24"/>
-            </w:rPr>
-            <w:instrText xml:space="preserve"> HYPERLINK \l _Toc29582 </w:instrText>
-          </w:r>
-          <w:r>
-            <w:rPr>
-              <w:rFonts w:ascii="宋体" w:eastAsia="宋体" w:hAnsi="宋体" w:cs="宋体" w:hint="eastAsia"/>
+              <w:rFonts w:hint="eastAsia" w:ascii="宋体" w:hAnsi="宋体" w:eastAsia="宋体" w:cs="宋体"/>
+              <w:szCs w:val="24"/>
+            </w:rPr>
+            <w:instrText xml:space="preserve"> HYPERLINK \l _Toc12036 </w:instrText>
+          </w:r>
+          <w:r>
+            <w:rPr>
+              <w:rFonts w:hint="eastAsia" w:ascii="宋体" w:hAnsi="宋体" w:eastAsia="宋体" w:cs="宋体"/>
               <w:szCs w:val="24"/>
             </w:rPr>
             <w:fldChar w:fldCharType="separate"/>
@@ -2441,7 +2468,7 @@
             <w:fldChar w:fldCharType="begin"/>
           </w:r>
           <w:r>
-            <w:instrText xml:space="preserve"> PAGEREF _Toc29582 \h </w:instrText>
+            <w:instrText xml:space="preserve"> PAGEREF _Toc12036 \h </w:instrText>
           </w:r>
           <w:r>
             <w:fldChar w:fldCharType="separate"/>
@@ -2454,7 +2481,7 @@
           </w:r>
           <w:r>
             <w:rPr>
-              <w:rFonts w:ascii="宋体" w:eastAsia="宋体" w:hAnsi="宋体" w:cs="宋体" w:hint="eastAsia"/>
+              <w:rFonts w:hint="eastAsia" w:ascii="宋体" w:hAnsi="宋体" w:eastAsia="宋体" w:cs="宋体"/>
               <w:szCs w:val="24"/>
             </w:rPr>
             <w:fldChar w:fldCharType="end"/>
@@ -2462,28 +2489,28 @@
         </w:p>
         <w:p>
           <w:pPr>
-            <w:pStyle w:val="TOC2"/>
+            <w:pStyle w:val="17"/>
             <w:tabs>
               <w:tab w:val="right" w:leader="dot" w:pos="8306"/>
             </w:tabs>
           </w:pPr>
           <w:r>
             <w:rPr>
-              <w:rFonts w:ascii="宋体" w:eastAsia="宋体" w:hAnsi="宋体" w:cs="宋体" w:hint="eastAsia"/>
+              <w:rFonts w:hint="eastAsia" w:ascii="宋体" w:hAnsi="宋体" w:eastAsia="宋体" w:cs="宋体"/>
               <w:szCs w:val="24"/>
             </w:rPr>
             <w:fldChar w:fldCharType="begin"/>
           </w:r>
           <w:r>
             <w:rPr>
-              <w:rFonts w:ascii="宋体" w:eastAsia="宋体" w:hAnsi="宋体" w:cs="宋体" w:hint="eastAsia"/>
-              <w:szCs w:val="24"/>
-            </w:rPr>
-            <w:instrText xml:space="preserve"> HYPERLINK \l _Toc1386 </w:instrText>
-          </w:r>
-          <w:r>
-            <w:rPr>
-              <w:rFonts w:ascii="宋体" w:eastAsia="宋体" w:hAnsi="宋体" w:cs="宋体" w:hint="eastAsia"/>
+              <w:rFonts w:hint="eastAsia" w:ascii="宋体" w:hAnsi="宋体" w:eastAsia="宋体" w:cs="宋体"/>
+              <w:szCs w:val="24"/>
+            </w:rPr>
+            <w:instrText xml:space="preserve"> HYPERLINK \l _Toc7985 </w:instrText>
+          </w:r>
+          <w:r>
+            <w:rPr>
+              <w:rFonts w:hint="eastAsia" w:ascii="宋体" w:hAnsi="宋体" w:eastAsia="宋体" w:cs="宋体"/>
               <w:szCs w:val="24"/>
             </w:rPr>
             <w:fldChar w:fldCharType="separate"/>
@@ -2502,7 +2529,7 @@
             <w:fldChar w:fldCharType="begin"/>
           </w:r>
           <w:r>
-            <w:instrText xml:space="preserve"> PAGEREF _Toc1386 \h </w:instrText>
+            <w:instrText xml:space="preserve"> PAGEREF _Toc7985 \h </w:instrText>
           </w:r>
           <w:r>
             <w:fldChar w:fldCharType="separate"/>
@@ -2515,7 +2542,7 @@
           </w:r>
           <w:r>
             <w:rPr>
-              <w:rFonts w:ascii="宋体" w:eastAsia="宋体" w:hAnsi="宋体" w:cs="宋体" w:hint="eastAsia"/>
+              <w:rFonts w:hint="eastAsia" w:ascii="宋体" w:hAnsi="宋体" w:eastAsia="宋体" w:cs="宋体"/>
               <w:szCs w:val="24"/>
             </w:rPr>
             <w:fldChar w:fldCharType="end"/>
@@ -2523,28 +2550,28 @@
         </w:p>
         <w:p>
           <w:pPr>
-            <w:pStyle w:val="TOC2"/>
+            <w:pStyle w:val="17"/>
             <w:tabs>
               <w:tab w:val="right" w:leader="dot" w:pos="8306"/>
             </w:tabs>
           </w:pPr>
           <w:r>
             <w:rPr>
-              <w:rFonts w:ascii="宋体" w:eastAsia="宋体" w:hAnsi="宋体" w:cs="宋体" w:hint="eastAsia"/>
+              <w:rFonts w:hint="eastAsia" w:ascii="宋体" w:hAnsi="宋体" w:eastAsia="宋体" w:cs="宋体"/>
               <w:szCs w:val="24"/>
             </w:rPr>
             <w:fldChar w:fldCharType="begin"/>
           </w:r>
           <w:r>
             <w:rPr>
-              <w:rFonts w:ascii="宋体" w:eastAsia="宋体" w:hAnsi="宋体" w:cs="宋体" w:hint="eastAsia"/>
-              <w:szCs w:val="24"/>
-            </w:rPr>
-            <w:instrText xml:space="preserve"> HYPERLINK \l _Toc19946 </w:instrText>
-          </w:r>
-          <w:r>
-            <w:rPr>
-              <w:rFonts w:ascii="宋体" w:eastAsia="宋体" w:hAnsi="宋体" w:cs="宋体" w:hint="eastAsia"/>
+              <w:rFonts w:hint="eastAsia" w:ascii="宋体" w:hAnsi="宋体" w:eastAsia="宋体" w:cs="宋体"/>
+              <w:szCs w:val="24"/>
+            </w:rPr>
+            <w:instrText xml:space="preserve"> HYPERLINK \l _Toc2658 </w:instrText>
+          </w:r>
+          <w:r>
+            <w:rPr>
+              <w:rFonts w:hint="eastAsia" w:ascii="宋体" w:hAnsi="宋体" w:eastAsia="宋体" w:cs="宋体"/>
               <w:szCs w:val="24"/>
             </w:rPr>
             <w:fldChar w:fldCharType="separate"/>
@@ -2563,7 +2590,7 @@
             <w:fldChar w:fldCharType="begin"/>
           </w:r>
           <w:r>
-            <w:instrText xml:space="preserve"> PAGEREF _Toc19946 \h </w:instrText>
+            <w:instrText xml:space="preserve"> PAGEREF _Toc2658 \h </w:instrText>
           </w:r>
           <w:r>
             <w:fldChar w:fldCharType="separate"/>
@@ -2576,7 +2603,7 @@
           </w:r>
           <w:r>
             <w:rPr>
-              <w:rFonts w:ascii="宋体" w:eastAsia="宋体" w:hAnsi="宋体" w:cs="宋体" w:hint="eastAsia"/>
+              <w:rFonts w:hint="eastAsia" w:ascii="宋体" w:hAnsi="宋体" w:eastAsia="宋体" w:cs="宋体"/>
               <w:szCs w:val="24"/>
             </w:rPr>
             <w:fldChar w:fldCharType="end"/>
@@ -2584,28 +2611,28 @@
         </w:p>
         <w:p>
           <w:pPr>
-            <w:pStyle w:val="TOC2"/>
+            <w:pStyle w:val="17"/>
             <w:tabs>
               <w:tab w:val="right" w:leader="dot" w:pos="8306"/>
             </w:tabs>
           </w:pPr>
           <w:r>
             <w:rPr>
-              <w:rFonts w:ascii="宋体" w:eastAsia="宋体" w:hAnsi="宋体" w:cs="宋体" w:hint="eastAsia"/>
+              <w:rFonts w:hint="eastAsia" w:ascii="宋体" w:hAnsi="宋体" w:eastAsia="宋体" w:cs="宋体"/>
               <w:szCs w:val="24"/>
             </w:rPr>
             <w:fldChar w:fldCharType="begin"/>
           </w:r>
           <w:r>
             <w:rPr>
-              <w:rFonts w:ascii="宋体" w:eastAsia="宋体" w:hAnsi="宋体" w:cs="宋体" w:hint="eastAsia"/>
-              <w:szCs w:val="24"/>
-            </w:rPr>
-            <w:instrText xml:space="preserve"> HYPERLINK \l _Toc26335 </w:instrText>
-          </w:r>
-          <w:r>
-            <w:rPr>
-              <w:rFonts w:ascii="宋体" w:eastAsia="宋体" w:hAnsi="宋体" w:cs="宋体" w:hint="eastAsia"/>
+              <w:rFonts w:hint="eastAsia" w:ascii="宋体" w:hAnsi="宋体" w:eastAsia="宋体" w:cs="宋体"/>
+              <w:szCs w:val="24"/>
+            </w:rPr>
+            <w:instrText xml:space="preserve"> HYPERLINK \l _Toc18771 </w:instrText>
+          </w:r>
+          <w:r>
+            <w:rPr>
+              <w:rFonts w:hint="eastAsia" w:ascii="宋体" w:hAnsi="宋体" w:eastAsia="宋体" w:cs="宋体"/>
               <w:szCs w:val="24"/>
             </w:rPr>
             <w:fldChar w:fldCharType="separate"/>
@@ -2624,7 +2651,7 @@
             <w:fldChar w:fldCharType="begin"/>
           </w:r>
           <w:r>
-            <w:instrText xml:space="preserve"> PAGEREF _Toc26335 \h </w:instrText>
+            <w:instrText xml:space="preserve"> PAGEREF _Toc18771 \h </w:instrText>
           </w:r>
           <w:r>
             <w:fldChar w:fldCharType="separate"/>
@@ -2637,7 +2664,7 @@
           </w:r>
           <w:r>
             <w:rPr>
-              <w:rFonts w:ascii="宋体" w:eastAsia="宋体" w:hAnsi="宋体" w:cs="宋体" w:hint="eastAsia"/>
+              <w:rFonts w:hint="eastAsia" w:ascii="宋体" w:hAnsi="宋体" w:eastAsia="宋体" w:cs="宋体"/>
               <w:szCs w:val="24"/>
             </w:rPr>
             <w:fldChar w:fldCharType="end"/>
@@ -2645,28 +2672,28 @@
         </w:p>
         <w:p>
           <w:pPr>
-            <w:pStyle w:val="TOC2"/>
+            <w:pStyle w:val="17"/>
             <w:tabs>
               <w:tab w:val="right" w:leader="dot" w:pos="8306"/>
             </w:tabs>
           </w:pPr>
           <w:r>
             <w:rPr>
-              <w:rFonts w:ascii="宋体" w:eastAsia="宋体" w:hAnsi="宋体" w:cs="宋体" w:hint="eastAsia"/>
+              <w:rFonts w:hint="eastAsia" w:ascii="宋体" w:hAnsi="宋体" w:eastAsia="宋体" w:cs="宋体"/>
               <w:szCs w:val="24"/>
             </w:rPr>
             <w:fldChar w:fldCharType="begin"/>
           </w:r>
           <w:r>
             <w:rPr>
-              <w:rFonts w:ascii="宋体" w:eastAsia="宋体" w:hAnsi="宋体" w:cs="宋体" w:hint="eastAsia"/>
-              <w:szCs w:val="24"/>
-            </w:rPr>
-            <w:instrText xml:space="preserve"> HYPERLINK \l _Toc16015 </w:instrText>
-          </w:r>
-          <w:r>
-            <w:rPr>
-              <w:rFonts w:ascii="宋体" w:eastAsia="宋体" w:hAnsi="宋体" w:cs="宋体" w:hint="eastAsia"/>
+              <w:rFonts w:hint="eastAsia" w:ascii="宋体" w:hAnsi="宋体" w:eastAsia="宋体" w:cs="宋体"/>
+              <w:szCs w:val="24"/>
+            </w:rPr>
+            <w:instrText xml:space="preserve"> HYPERLINK \l _Toc12257 </w:instrText>
+          </w:r>
+          <w:r>
+            <w:rPr>
+              <w:rFonts w:hint="eastAsia" w:ascii="宋体" w:hAnsi="宋体" w:eastAsia="宋体" w:cs="宋体"/>
               <w:szCs w:val="24"/>
             </w:rPr>
             <w:fldChar w:fldCharType="separate"/>
@@ -2685,7 +2712,7 @@
             <w:fldChar w:fldCharType="begin"/>
           </w:r>
           <w:r>
-            <w:instrText xml:space="preserve"> PAGEREF _Toc16015 \h </w:instrText>
+            <w:instrText xml:space="preserve"> PAGEREF _Toc12257 \h </w:instrText>
           </w:r>
           <w:r>
             <w:fldChar w:fldCharType="separate"/>
@@ -2698,7 +2725,7 @@
           </w:r>
           <w:r>
             <w:rPr>
-              <w:rFonts w:ascii="宋体" w:eastAsia="宋体" w:hAnsi="宋体" w:cs="宋体" w:hint="eastAsia"/>
+              <w:rFonts w:hint="eastAsia" w:ascii="宋体" w:hAnsi="宋体" w:eastAsia="宋体" w:cs="宋体"/>
               <w:szCs w:val="24"/>
             </w:rPr>
             <w:fldChar w:fldCharType="end"/>
@@ -2706,28 +2733,28 @@
         </w:p>
         <w:p>
           <w:pPr>
-            <w:pStyle w:val="TOC1"/>
+            <w:pStyle w:val="16"/>
             <w:tabs>
               <w:tab w:val="right" w:leader="dot" w:pos="8306"/>
             </w:tabs>
           </w:pPr>
           <w:r>
             <w:rPr>
-              <w:rFonts w:ascii="宋体" w:eastAsia="宋体" w:hAnsi="宋体" w:cs="宋体" w:hint="eastAsia"/>
+              <w:rFonts w:hint="eastAsia" w:ascii="宋体" w:hAnsi="宋体" w:eastAsia="宋体" w:cs="宋体"/>
               <w:szCs w:val="24"/>
             </w:rPr>
             <w:fldChar w:fldCharType="begin"/>
           </w:r>
           <w:r>
             <w:rPr>
-              <w:rFonts w:ascii="宋体" w:eastAsia="宋体" w:hAnsi="宋体" w:cs="宋体" w:hint="eastAsia"/>
-              <w:szCs w:val="24"/>
-            </w:rPr>
-            <w:instrText xml:space="preserve"> HYPERLINK \l _Toc8706 </w:instrText>
-          </w:r>
-          <w:r>
-            <w:rPr>
-              <w:rFonts w:ascii="宋体" w:eastAsia="宋体" w:hAnsi="宋体" w:cs="宋体" w:hint="eastAsia"/>
+              <w:rFonts w:hint="eastAsia" w:ascii="宋体" w:hAnsi="宋体" w:eastAsia="宋体" w:cs="宋体"/>
+              <w:szCs w:val="24"/>
+            </w:rPr>
+            <w:instrText xml:space="preserve"> HYPERLINK \l _Toc25408 </w:instrText>
+          </w:r>
+          <w:r>
+            <w:rPr>
+              <w:rFonts w:hint="eastAsia" w:ascii="宋体" w:hAnsi="宋体" w:eastAsia="宋体" w:cs="宋体"/>
               <w:szCs w:val="24"/>
             </w:rPr>
             <w:fldChar w:fldCharType="separate"/>
@@ -2746,7 +2773,7 @@
             <w:fldChar w:fldCharType="begin"/>
           </w:r>
           <w:r>
-            <w:instrText xml:space="preserve"> PAGEREF _Toc8706 \h </w:instrText>
+            <w:instrText xml:space="preserve"> PAGEREF _Toc25408 \h </w:instrText>
           </w:r>
           <w:r>
             <w:fldChar w:fldCharType="separate"/>
@@ -2759,7 +2786,7 @@
           </w:r>
           <w:r>
             <w:rPr>
-              <w:rFonts w:ascii="宋体" w:eastAsia="宋体" w:hAnsi="宋体" w:cs="宋体" w:hint="eastAsia"/>
+              <w:rFonts w:hint="eastAsia" w:ascii="宋体" w:hAnsi="宋体" w:eastAsia="宋体" w:cs="宋体"/>
               <w:szCs w:val="24"/>
             </w:rPr>
             <w:fldChar w:fldCharType="end"/>
@@ -2767,28 +2794,28 @@
         </w:p>
         <w:p>
           <w:pPr>
-            <w:pStyle w:val="TOC2"/>
+            <w:pStyle w:val="17"/>
             <w:tabs>
               <w:tab w:val="right" w:leader="dot" w:pos="8306"/>
             </w:tabs>
           </w:pPr>
           <w:r>
             <w:rPr>
-              <w:rFonts w:ascii="宋体" w:eastAsia="宋体" w:hAnsi="宋体" w:cs="宋体" w:hint="eastAsia"/>
+              <w:rFonts w:hint="eastAsia" w:ascii="宋体" w:hAnsi="宋体" w:eastAsia="宋体" w:cs="宋体"/>
               <w:szCs w:val="24"/>
             </w:rPr>
             <w:fldChar w:fldCharType="begin"/>
           </w:r>
           <w:r>
             <w:rPr>
-              <w:rFonts w:ascii="宋体" w:eastAsia="宋体" w:hAnsi="宋体" w:cs="宋体" w:hint="eastAsia"/>
-              <w:szCs w:val="24"/>
-            </w:rPr>
-            <w:instrText xml:space="preserve"> HYPERLINK \l _Toc399 </w:instrText>
-          </w:r>
-          <w:r>
-            <w:rPr>
-              <w:rFonts w:ascii="宋体" w:eastAsia="宋体" w:hAnsi="宋体" w:cs="宋体" w:hint="eastAsia"/>
+              <w:rFonts w:hint="eastAsia" w:ascii="宋体" w:hAnsi="宋体" w:eastAsia="宋体" w:cs="宋体"/>
+              <w:szCs w:val="24"/>
+            </w:rPr>
+            <w:instrText xml:space="preserve"> HYPERLINK \l _Toc24700 </w:instrText>
+          </w:r>
+          <w:r>
+            <w:rPr>
+              <w:rFonts w:hint="eastAsia" w:ascii="宋体" w:hAnsi="宋体" w:eastAsia="宋体" w:cs="宋体"/>
               <w:szCs w:val="24"/>
             </w:rPr>
             <w:fldChar w:fldCharType="separate"/>
@@ -2807,7 +2834,7 @@
             <w:fldChar w:fldCharType="begin"/>
           </w:r>
           <w:r>
-            <w:instrText xml:space="preserve"> PAGEREF _Toc399 \h </w:instrText>
+            <w:instrText xml:space="preserve"> PAGEREF _Toc24700 \h </w:instrText>
           </w:r>
           <w:r>
             <w:fldChar w:fldCharType="separate"/>
@@ -2820,7 +2847,7 @@
           </w:r>
           <w:r>
             <w:rPr>
-              <w:rFonts w:ascii="宋体" w:eastAsia="宋体" w:hAnsi="宋体" w:cs="宋体" w:hint="eastAsia"/>
+              <w:rFonts w:hint="eastAsia" w:ascii="宋体" w:hAnsi="宋体" w:eastAsia="宋体" w:cs="宋体"/>
               <w:szCs w:val="24"/>
             </w:rPr>
             <w:fldChar w:fldCharType="end"/>
@@ -2828,28 +2855,28 @@
         </w:p>
         <w:p>
           <w:pPr>
-            <w:pStyle w:val="TOC2"/>
+            <w:pStyle w:val="17"/>
             <w:tabs>
               <w:tab w:val="right" w:leader="dot" w:pos="8306"/>
             </w:tabs>
           </w:pPr>
           <w:r>
             <w:rPr>
-              <w:rFonts w:ascii="宋体" w:eastAsia="宋体" w:hAnsi="宋体" w:cs="宋体" w:hint="eastAsia"/>
+              <w:rFonts w:hint="eastAsia" w:ascii="宋体" w:hAnsi="宋体" w:eastAsia="宋体" w:cs="宋体"/>
               <w:szCs w:val="24"/>
             </w:rPr>
             <w:fldChar w:fldCharType="begin"/>
           </w:r>
           <w:r>
             <w:rPr>
-              <w:rFonts w:ascii="宋体" w:eastAsia="宋体" w:hAnsi="宋体" w:cs="宋体" w:hint="eastAsia"/>
-              <w:szCs w:val="24"/>
-            </w:rPr>
-            <w:instrText xml:space="preserve"> HYPERLINK \l _Toc10475 </w:instrText>
-          </w:r>
-          <w:r>
-            <w:rPr>
-              <w:rFonts w:ascii="宋体" w:eastAsia="宋体" w:hAnsi="宋体" w:cs="宋体" w:hint="eastAsia"/>
+              <w:rFonts w:hint="eastAsia" w:ascii="宋体" w:hAnsi="宋体" w:eastAsia="宋体" w:cs="宋体"/>
+              <w:szCs w:val="24"/>
+            </w:rPr>
+            <w:instrText xml:space="preserve"> HYPERLINK \l _Toc32114 </w:instrText>
+          </w:r>
+          <w:r>
+            <w:rPr>
+              <w:rFonts w:hint="eastAsia" w:ascii="宋体" w:hAnsi="宋体" w:eastAsia="宋体" w:cs="宋体"/>
               <w:szCs w:val="24"/>
             </w:rPr>
             <w:fldChar w:fldCharType="separate"/>
@@ -2868,7 +2895,7 @@
             <w:fldChar w:fldCharType="begin"/>
           </w:r>
           <w:r>
-            <w:instrText xml:space="preserve"> PAGEREF _Toc10475 \h </w:instrText>
+            <w:instrText xml:space="preserve"> PAGEREF _Toc32114 \h </w:instrText>
           </w:r>
           <w:r>
             <w:fldChar w:fldCharType="separate"/>
@@ -2881,7 +2908,7 @@
           </w:r>
           <w:r>
             <w:rPr>
-              <w:rFonts w:ascii="宋体" w:eastAsia="宋体" w:hAnsi="宋体" w:cs="宋体" w:hint="eastAsia"/>
+              <w:rFonts w:hint="eastAsia" w:ascii="宋体" w:hAnsi="宋体" w:eastAsia="宋体" w:cs="宋体"/>
               <w:szCs w:val="24"/>
             </w:rPr>
             <w:fldChar w:fldCharType="end"/>
@@ -2889,28 +2916,28 @@
         </w:p>
         <w:p>
           <w:pPr>
-            <w:pStyle w:val="TOC1"/>
+            <w:pStyle w:val="16"/>
             <w:tabs>
               <w:tab w:val="right" w:leader="dot" w:pos="8306"/>
             </w:tabs>
           </w:pPr>
           <w:r>
             <w:rPr>
-              <w:rFonts w:ascii="宋体" w:eastAsia="宋体" w:hAnsi="宋体" w:cs="宋体" w:hint="eastAsia"/>
+              <w:rFonts w:hint="eastAsia" w:ascii="宋体" w:hAnsi="宋体" w:eastAsia="宋体" w:cs="宋体"/>
               <w:szCs w:val="24"/>
             </w:rPr>
             <w:fldChar w:fldCharType="begin"/>
           </w:r>
           <w:r>
             <w:rPr>
-              <w:rFonts w:ascii="宋体" w:eastAsia="宋体" w:hAnsi="宋体" w:cs="宋体" w:hint="eastAsia"/>
-              <w:szCs w:val="24"/>
-            </w:rPr>
-            <w:instrText xml:space="preserve"> HYPERLINK \l _Toc30149 </w:instrText>
-          </w:r>
-          <w:r>
-            <w:rPr>
-              <w:rFonts w:ascii="宋体" w:eastAsia="宋体" w:hAnsi="宋体" w:cs="宋体" w:hint="eastAsia"/>
+              <w:rFonts w:hint="eastAsia" w:ascii="宋体" w:hAnsi="宋体" w:eastAsia="宋体" w:cs="宋体"/>
+              <w:szCs w:val="24"/>
+            </w:rPr>
+            <w:instrText xml:space="preserve"> HYPERLINK \l _Toc6270 </w:instrText>
+          </w:r>
+          <w:r>
+            <w:rPr>
+              <w:rFonts w:hint="eastAsia" w:ascii="宋体" w:hAnsi="宋体" w:eastAsia="宋体" w:cs="宋体"/>
               <w:szCs w:val="24"/>
             </w:rPr>
             <w:fldChar w:fldCharType="separate"/>
@@ -2929,7 +2956,7 @@
             <w:fldChar w:fldCharType="begin"/>
           </w:r>
           <w:r>
-            <w:instrText xml:space="preserve"> PAGEREF _Toc30149 \h </w:instrText>
+            <w:instrText xml:space="preserve"> PAGEREF _Toc6270 \h </w:instrText>
           </w:r>
           <w:r>
             <w:fldChar w:fldCharType="separate"/>
@@ -2942,7 +2969,7 @@
           </w:r>
           <w:r>
             <w:rPr>
-              <w:rFonts w:ascii="宋体" w:eastAsia="宋体" w:hAnsi="宋体" w:cs="宋体" w:hint="eastAsia"/>
+              <w:rFonts w:hint="eastAsia" w:ascii="宋体" w:hAnsi="宋体" w:eastAsia="宋体" w:cs="宋体"/>
               <w:szCs w:val="24"/>
             </w:rPr>
             <w:fldChar w:fldCharType="end"/>
@@ -2950,28 +2977,28 @@
         </w:p>
         <w:p>
           <w:pPr>
-            <w:pStyle w:val="TOC2"/>
+            <w:pStyle w:val="17"/>
             <w:tabs>
               <w:tab w:val="right" w:leader="dot" w:pos="8306"/>
             </w:tabs>
           </w:pPr>
           <w:r>
             <w:rPr>
-              <w:rFonts w:ascii="宋体" w:eastAsia="宋体" w:hAnsi="宋体" w:cs="宋体" w:hint="eastAsia"/>
+              <w:rFonts w:hint="eastAsia" w:ascii="宋体" w:hAnsi="宋体" w:eastAsia="宋体" w:cs="宋体"/>
               <w:szCs w:val="24"/>
             </w:rPr>
             <w:fldChar w:fldCharType="begin"/>
           </w:r>
           <w:r>
             <w:rPr>
-              <w:rFonts w:ascii="宋体" w:eastAsia="宋体" w:hAnsi="宋体" w:cs="宋体" w:hint="eastAsia"/>
-              <w:szCs w:val="24"/>
-            </w:rPr>
-            <w:instrText xml:space="preserve"> HYPERLINK \l _Toc18329 </w:instrText>
-          </w:r>
-          <w:r>
-            <w:rPr>
-              <w:rFonts w:ascii="宋体" w:eastAsia="宋体" w:hAnsi="宋体" w:cs="宋体" w:hint="eastAsia"/>
+              <w:rFonts w:hint="eastAsia" w:ascii="宋体" w:hAnsi="宋体" w:eastAsia="宋体" w:cs="宋体"/>
+              <w:szCs w:val="24"/>
+            </w:rPr>
+            <w:instrText xml:space="preserve"> HYPERLINK \l _Toc8640 </w:instrText>
+          </w:r>
+          <w:r>
+            <w:rPr>
+              <w:rFonts w:hint="eastAsia" w:ascii="宋体" w:hAnsi="宋体" w:eastAsia="宋体" w:cs="宋体"/>
               <w:szCs w:val="24"/>
             </w:rPr>
             <w:fldChar w:fldCharType="separate"/>
@@ -2990,7 +3017,7 @@
             <w:fldChar w:fldCharType="begin"/>
           </w:r>
           <w:r>
-            <w:instrText xml:space="preserve"> PAGEREF _Toc18329 \h </w:instrText>
+            <w:instrText xml:space="preserve"> PAGEREF _Toc8640 \h </w:instrText>
           </w:r>
           <w:r>
             <w:fldChar w:fldCharType="separate"/>
@@ -3003,7 +3030,7 @@
           </w:r>
           <w:r>
             <w:rPr>
-              <w:rFonts w:ascii="宋体" w:eastAsia="宋体" w:hAnsi="宋体" w:cs="宋体" w:hint="eastAsia"/>
+              <w:rFonts w:hint="eastAsia" w:ascii="宋体" w:hAnsi="宋体" w:eastAsia="宋体" w:cs="宋体"/>
               <w:szCs w:val="24"/>
             </w:rPr>
             <w:fldChar w:fldCharType="end"/>
@@ -3011,28 +3038,28 @@
         </w:p>
         <w:p>
           <w:pPr>
-            <w:pStyle w:val="TOC2"/>
+            <w:pStyle w:val="17"/>
             <w:tabs>
               <w:tab w:val="right" w:leader="dot" w:pos="8306"/>
             </w:tabs>
           </w:pPr>
           <w:r>
             <w:rPr>
-              <w:rFonts w:ascii="宋体" w:eastAsia="宋体" w:hAnsi="宋体" w:cs="宋体" w:hint="eastAsia"/>
+              <w:rFonts w:hint="eastAsia" w:ascii="宋体" w:hAnsi="宋体" w:eastAsia="宋体" w:cs="宋体"/>
               <w:szCs w:val="24"/>
             </w:rPr>
             <w:fldChar w:fldCharType="begin"/>
           </w:r>
           <w:r>
             <w:rPr>
-              <w:rFonts w:ascii="宋体" w:eastAsia="宋体" w:hAnsi="宋体" w:cs="宋体" w:hint="eastAsia"/>
-              <w:szCs w:val="24"/>
-            </w:rPr>
-            <w:instrText xml:space="preserve"> HYPERLINK \l _Toc25952 </w:instrText>
-          </w:r>
-          <w:r>
-            <w:rPr>
-              <w:rFonts w:ascii="宋体" w:eastAsia="宋体" w:hAnsi="宋体" w:cs="宋体" w:hint="eastAsia"/>
+              <w:rFonts w:hint="eastAsia" w:ascii="宋体" w:hAnsi="宋体" w:eastAsia="宋体" w:cs="宋体"/>
+              <w:szCs w:val="24"/>
+            </w:rPr>
+            <w:instrText xml:space="preserve"> HYPERLINK \l _Toc9787 </w:instrText>
+          </w:r>
+          <w:r>
+            <w:rPr>
+              <w:rFonts w:hint="eastAsia" w:ascii="宋体" w:hAnsi="宋体" w:eastAsia="宋体" w:cs="宋体"/>
               <w:szCs w:val="24"/>
             </w:rPr>
             <w:fldChar w:fldCharType="separate"/>
@@ -3051,7 +3078,7 @@
             <w:fldChar w:fldCharType="begin"/>
           </w:r>
           <w:r>
-            <w:instrText xml:space="preserve"> PAGEREF _Toc25952 \h </w:instrText>
+            <w:instrText xml:space="preserve"> PAGEREF _Toc9787 \h </w:instrText>
           </w:r>
           <w:r>
             <w:fldChar w:fldCharType="separate"/>
@@ -3064,7 +3091,7 @@
           </w:r>
           <w:r>
             <w:rPr>
-              <w:rFonts w:ascii="宋体" w:eastAsia="宋体" w:hAnsi="宋体" w:cs="宋体" w:hint="eastAsia"/>
+              <w:rFonts w:hint="eastAsia" w:ascii="宋体" w:hAnsi="宋体" w:eastAsia="宋体" w:cs="宋体"/>
               <w:szCs w:val="24"/>
             </w:rPr>
             <w:fldChar w:fldCharType="end"/>
@@ -3072,28 +3099,28 @@
         </w:p>
         <w:p>
           <w:pPr>
-            <w:pStyle w:val="TOC2"/>
+            <w:pStyle w:val="17"/>
             <w:tabs>
               <w:tab w:val="right" w:leader="dot" w:pos="8306"/>
             </w:tabs>
           </w:pPr>
           <w:r>
             <w:rPr>
-              <w:rFonts w:ascii="宋体" w:eastAsia="宋体" w:hAnsi="宋体" w:cs="宋体" w:hint="eastAsia"/>
+              <w:rFonts w:hint="eastAsia" w:ascii="宋体" w:hAnsi="宋体" w:eastAsia="宋体" w:cs="宋体"/>
               <w:szCs w:val="24"/>
             </w:rPr>
             <w:fldChar w:fldCharType="begin"/>
           </w:r>
           <w:r>
             <w:rPr>
-              <w:rFonts w:ascii="宋体" w:eastAsia="宋体" w:hAnsi="宋体" w:cs="宋体" w:hint="eastAsia"/>
-              <w:szCs w:val="24"/>
-            </w:rPr>
-            <w:instrText xml:space="preserve"> HYPERLINK \l _Toc23796 </w:instrText>
-          </w:r>
-          <w:r>
-            <w:rPr>
-              <w:rFonts w:ascii="宋体" w:eastAsia="宋体" w:hAnsi="宋体" w:cs="宋体" w:hint="eastAsia"/>
+              <w:rFonts w:hint="eastAsia" w:ascii="宋体" w:hAnsi="宋体" w:eastAsia="宋体" w:cs="宋体"/>
+              <w:szCs w:val="24"/>
+            </w:rPr>
+            <w:instrText xml:space="preserve"> HYPERLINK \l _Toc27064 </w:instrText>
+          </w:r>
+          <w:r>
+            <w:rPr>
+              <w:rFonts w:hint="eastAsia" w:ascii="宋体" w:hAnsi="宋体" w:eastAsia="宋体" w:cs="宋体"/>
               <w:szCs w:val="24"/>
             </w:rPr>
             <w:fldChar w:fldCharType="separate"/>
@@ -3112,7 +3139,7 @@
             <w:fldChar w:fldCharType="begin"/>
           </w:r>
           <w:r>
-            <w:instrText xml:space="preserve"> PAGEREF _Toc23796 \h </w:instrText>
+            <w:instrText xml:space="preserve"> PAGEREF _Toc27064 \h </w:instrText>
           </w:r>
           <w:r>
             <w:fldChar w:fldCharType="separate"/>
@@ -3125,7 +3152,7 @@
           </w:r>
           <w:r>
             <w:rPr>
-              <w:rFonts w:ascii="宋体" w:eastAsia="宋体" w:hAnsi="宋体" w:cs="宋体" w:hint="eastAsia"/>
+              <w:rFonts w:hint="eastAsia" w:ascii="宋体" w:hAnsi="宋体" w:eastAsia="宋体" w:cs="宋体"/>
               <w:szCs w:val="24"/>
             </w:rPr>
             <w:fldChar w:fldCharType="end"/>
@@ -3133,28 +3160,28 @@
         </w:p>
         <w:p>
           <w:pPr>
-            <w:pStyle w:val="TOC2"/>
+            <w:pStyle w:val="17"/>
             <w:tabs>
               <w:tab w:val="right" w:leader="dot" w:pos="8306"/>
             </w:tabs>
           </w:pPr>
           <w:r>
             <w:rPr>
-              <w:rFonts w:ascii="宋体" w:eastAsia="宋体" w:hAnsi="宋体" w:cs="宋体" w:hint="eastAsia"/>
+              <w:rFonts w:hint="eastAsia" w:ascii="宋体" w:hAnsi="宋体" w:eastAsia="宋体" w:cs="宋体"/>
               <w:szCs w:val="24"/>
             </w:rPr>
             <w:fldChar w:fldCharType="begin"/>
           </w:r>
           <w:r>
             <w:rPr>
-              <w:rFonts w:ascii="宋体" w:eastAsia="宋体" w:hAnsi="宋体" w:cs="宋体" w:hint="eastAsia"/>
-              <w:szCs w:val="24"/>
-            </w:rPr>
-            <w:instrText xml:space="preserve"> HYPERLINK \l _Toc9073 </w:instrText>
-          </w:r>
-          <w:r>
-            <w:rPr>
-              <w:rFonts w:ascii="宋体" w:eastAsia="宋体" w:hAnsi="宋体" w:cs="宋体" w:hint="eastAsia"/>
+              <w:rFonts w:hint="eastAsia" w:ascii="宋体" w:hAnsi="宋体" w:eastAsia="宋体" w:cs="宋体"/>
+              <w:szCs w:val="24"/>
+            </w:rPr>
+            <w:instrText xml:space="preserve"> HYPERLINK \l _Toc22375 </w:instrText>
+          </w:r>
+          <w:r>
+            <w:rPr>
+              <w:rFonts w:hint="eastAsia" w:ascii="宋体" w:hAnsi="宋体" w:eastAsia="宋体" w:cs="宋体"/>
               <w:szCs w:val="24"/>
             </w:rPr>
             <w:fldChar w:fldCharType="separate"/>
@@ -3173,7 +3200,7 @@
             <w:fldChar w:fldCharType="begin"/>
           </w:r>
           <w:r>
-            <w:instrText xml:space="preserve"> PAGEREF _Toc9073 \h </w:instrText>
+            <w:instrText xml:space="preserve"> PAGEREF _Toc22375 \h </w:instrText>
           </w:r>
           <w:r>
             <w:fldChar w:fldCharType="separate"/>
@@ -3186,7 +3213,7 @@
           </w:r>
           <w:r>
             <w:rPr>
-              <w:rFonts w:ascii="宋体" w:eastAsia="宋体" w:hAnsi="宋体" w:cs="宋体" w:hint="eastAsia"/>
+              <w:rFonts w:hint="eastAsia" w:ascii="宋体" w:hAnsi="宋体" w:eastAsia="宋体" w:cs="宋体"/>
               <w:szCs w:val="24"/>
             </w:rPr>
             <w:fldChar w:fldCharType="end"/>
@@ -3194,28 +3221,28 @@
         </w:p>
         <w:p>
           <w:pPr>
-            <w:pStyle w:val="TOC1"/>
+            <w:pStyle w:val="16"/>
             <w:tabs>
               <w:tab w:val="right" w:leader="dot" w:pos="8306"/>
             </w:tabs>
           </w:pPr>
           <w:r>
             <w:rPr>
-              <w:rFonts w:ascii="宋体" w:eastAsia="宋体" w:hAnsi="宋体" w:cs="宋体" w:hint="eastAsia"/>
+              <w:rFonts w:hint="eastAsia" w:ascii="宋体" w:hAnsi="宋体" w:eastAsia="宋体" w:cs="宋体"/>
               <w:szCs w:val="24"/>
             </w:rPr>
             <w:fldChar w:fldCharType="begin"/>
           </w:r>
           <w:r>
             <w:rPr>
-              <w:rFonts w:ascii="宋体" w:eastAsia="宋体" w:hAnsi="宋体" w:cs="宋体" w:hint="eastAsia"/>
-              <w:szCs w:val="24"/>
-            </w:rPr>
-            <w:instrText xml:space="preserve"> HYPERLINK \l _Toc10364 </w:instrText>
-          </w:r>
-          <w:r>
-            <w:rPr>
-              <w:rFonts w:ascii="宋体" w:eastAsia="宋体" w:hAnsi="宋体" w:cs="宋体" w:hint="eastAsia"/>
+              <w:rFonts w:hint="eastAsia" w:ascii="宋体" w:hAnsi="宋体" w:eastAsia="宋体" w:cs="宋体"/>
+              <w:szCs w:val="24"/>
+            </w:rPr>
+            <w:instrText xml:space="preserve"> HYPERLINK \l _Toc9495 </w:instrText>
+          </w:r>
+          <w:r>
+            <w:rPr>
+              <w:rFonts w:hint="eastAsia" w:ascii="宋体" w:hAnsi="宋体" w:eastAsia="宋体" w:cs="宋体"/>
               <w:szCs w:val="24"/>
             </w:rPr>
             <w:fldChar w:fldCharType="separate"/>
@@ -3234,7 +3261,7 @@
             <w:fldChar w:fldCharType="begin"/>
           </w:r>
           <w:r>
-            <w:instrText xml:space="preserve"> PAGEREF _Toc10364 \h </w:instrText>
+            <w:instrText xml:space="preserve"> PAGEREF _Toc9495 \h </w:instrText>
           </w:r>
           <w:r>
             <w:fldChar w:fldCharType="separate"/>
@@ -3247,7 +3274,7 @@
           </w:r>
           <w:r>
             <w:rPr>
-              <w:rFonts w:ascii="宋体" w:eastAsia="宋体" w:hAnsi="宋体" w:cs="宋体" w:hint="eastAsia"/>
+              <w:rFonts w:hint="eastAsia" w:ascii="宋体" w:hAnsi="宋体" w:eastAsia="宋体" w:cs="宋体"/>
               <w:szCs w:val="24"/>
             </w:rPr>
             <w:fldChar w:fldCharType="end"/>
@@ -3255,28 +3282,28 @@
         </w:p>
         <w:p>
           <w:pPr>
-            <w:pStyle w:val="TOC1"/>
+            <w:pStyle w:val="16"/>
             <w:tabs>
               <w:tab w:val="right" w:leader="dot" w:pos="8306"/>
             </w:tabs>
           </w:pPr>
           <w:r>
             <w:rPr>
-              <w:rFonts w:ascii="宋体" w:eastAsia="宋体" w:hAnsi="宋体" w:cs="宋体" w:hint="eastAsia"/>
+              <w:rFonts w:hint="eastAsia" w:ascii="宋体" w:hAnsi="宋体" w:eastAsia="宋体" w:cs="宋体"/>
               <w:szCs w:val="24"/>
             </w:rPr>
             <w:fldChar w:fldCharType="begin"/>
           </w:r>
           <w:r>
             <w:rPr>
-              <w:rFonts w:ascii="宋体" w:eastAsia="宋体" w:hAnsi="宋体" w:cs="宋体" w:hint="eastAsia"/>
-              <w:szCs w:val="24"/>
-            </w:rPr>
-            <w:instrText xml:space="preserve"> HYPERLINK \l _Toc12103 </w:instrText>
-          </w:r>
-          <w:r>
-            <w:rPr>
-              <w:rFonts w:ascii="宋体" w:eastAsia="宋体" w:hAnsi="宋体" w:cs="宋体" w:hint="eastAsia"/>
+              <w:rFonts w:hint="eastAsia" w:ascii="宋体" w:hAnsi="宋体" w:eastAsia="宋体" w:cs="宋体"/>
+              <w:szCs w:val="24"/>
+            </w:rPr>
+            <w:instrText xml:space="preserve"> HYPERLINK \l _Toc31295 </w:instrText>
+          </w:r>
+          <w:r>
+            <w:rPr>
+              <w:rFonts w:hint="eastAsia" w:ascii="宋体" w:hAnsi="宋体" w:eastAsia="宋体" w:cs="宋体"/>
               <w:szCs w:val="24"/>
             </w:rPr>
             <w:fldChar w:fldCharType="separate"/>
@@ -3295,7 +3322,7 @@
             <w:fldChar w:fldCharType="begin"/>
           </w:r>
           <w:r>
-            <w:instrText xml:space="preserve"> PAGEREF _Toc12103 \h </w:instrText>
+            <w:instrText xml:space="preserve"> PAGEREF _Toc31295 \h </w:instrText>
           </w:r>
           <w:r>
             <w:fldChar w:fldCharType="separate"/>
@@ -3308,7 +3335,7 @@
           </w:r>
           <w:r>
             <w:rPr>
-              <w:rFonts w:ascii="宋体" w:eastAsia="宋体" w:hAnsi="宋体" w:cs="宋体" w:hint="eastAsia"/>
+              <w:rFonts w:hint="eastAsia" w:ascii="宋体" w:hAnsi="宋体" w:eastAsia="宋体" w:cs="宋体"/>
               <w:szCs w:val="24"/>
             </w:rPr>
             <w:fldChar w:fldCharType="end"/>
@@ -3330,7 +3357,7 @@
             <w:snapToGrid w:val="0"/>
             <w:textAlignment w:val="baseline"/>
             <w:rPr>
-              <w:rFonts w:ascii="宋体" w:eastAsia="宋体" w:hAnsi="宋体" w:cs="宋体" w:hint="eastAsia"/>
+              <w:rFonts w:hint="eastAsia" w:ascii="宋体" w:hAnsi="宋体" w:eastAsia="宋体" w:cs="宋体"/>
               <w:snapToGrid w:val="0"/>
               <w:color w:val="000000"/>
               <w:kern w:val="0"/>
@@ -3341,7 +3368,7 @@
           </w:pPr>
           <w:r>
             <w:rPr>
-              <w:rFonts w:ascii="宋体" w:eastAsia="宋体" w:hAnsi="宋体" w:cs="宋体" w:hint="eastAsia"/>
+              <w:rFonts w:hint="eastAsia" w:ascii="宋体" w:hAnsi="宋体" w:eastAsia="宋体" w:cs="宋体"/>
               <w:szCs w:val="24"/>
             </w:rPr>
             <w:fldChar w:fldCharType="end"/>
@@ -3365,7 +3392,7 @@
         <w:snapToGrid w:val="0"/>
         <w:textAlignment w:val="baseline"/>
         <w:rPr>
-          <w:rFonts w:ascii="Arial" w:eastAsia="Arial" w:hAnsi="Arial" w:cs="Arial"/>
+          <w:rFonts w:ascii="Arial" w:hAnsi="Arial" w:eastAsia="Arial" w:cs="Arial"/>
           <w:snapToGrid w:val="0"/>
           <w:color w:val="000000"/>
           <w:kern w:val="0"/>
@@ -3376,7 +3403,7 @@
       </w:pPr>
       <w:r>
         <w:rPr>
-          <w:rFonts w:ascii="Arial" w:eastAsia="Arial" w:hAnsi="Arial" w:cs="Arial"/>
+          <w:rFonts w:ascii="Arial" w:hAnsi="Arial" w:eastAsia="Arial" w:cs="Arial"/>
           <w:snapToGrid w:val="0"/>
           <w:color w:val="000000"/>
           <w:kern w:val="0"/>
@@ -3389,14 +3416,14 @@
     </w:p>
     <w:p>
       <w:pPr>
-        <w:pStyle w:val="1"/>
+        <w:pStyle w:val="28"/>
         <w:bidi w:val="0"/>
         <w:rPr>
           <w:rFonts w:hint="default"/>
           <w:lang w:val="en-US" w:eastAsia="zh-CN"/>
         </w:rPr>
       </w:pPr>
-      <w:bookmarkStart w:id="2" w:name="_Toc5614"/>
+      <w:bookmarkStart w:id="2" w:name="_Toc10151"/>
       <w:r>
         <w:rPr>
           <w:rFonts w:hint="default"/>
@@ -3408,14 +3435,14 @@
     </w:p>
     <w:p>
       <w:pPr>
-        <w:pStyle w:val="2"/>
+        <w:pStyle w:val="30"/>
         <w:bidi w:val="0"/>
         <w:rPr>
           <w:rFonts w:hint="default"/>
           <w:lang w:val="en-US" w:eastAsia="zh-CN"/>
         </w:rPr>
       </w:pPr>
-      <w:bookmarkStart w:id="3" w:name="_Toc25148"/>
+      <w:bookmarkStart w:id="3" w:name="_Toc24379"/>
       <w:r>
         <w:rPr>
           <w:rFonts w:hint="default"/>
@@ -3427,7 +3454,7 @@
     </w:p>
     <w:p>
       <w:pPr>
-        <w:pStyle w:val="a1"/>
+        <w:pStyle w:val="29"/>
         <w:rPr>
           <w:rFonts w:hint="default"/>
           <w:lang w:val="en-US" w:eastAsia="zh-CN"/>
@@ -3443,14 +3470,14 @@
     </w:p>
     <w:p>
       <w:pPr>
-        <w:pStyle w:val="2"/>
+        <w:pStyle w:val="30"/>
         <w:bidi w:val="0"/>
         <w:rPr>
           <w:rFonts w:hint="default"/>
           <w:lang w:val="en-US" w:eastAsia="zh-CN"/>
         </w:rPr>
       </w:pPr>
-      <w:bookmarkStart w:id="4" w:name="_Toc23905"/>
+      <w:bookmarkStart w:id="4" w:name="_Toc2599"/>
       <w:r>
         <w:rPr>
           <w:rFonts w:hint="default"/>
@@ -3462,7 +3489,7 @@
     </w:p>
     <w:p>
       <w:pPr>
-        <w:pStyle w:val="a1"/>
+        <w:pStyle w:val="29"/>
         <w:rPr>
           <w:rFonts w:hint="default"/>
           <w:lang w:val="en-US" w:eastAsia="zh-CN"/>
@@ -3478,14 +3505,14 @@
     </w:p>
     <w:p>
       <w:pPr>
-        <w:pStyle w:val="2"/>
+        <w:pStyle w:val="30"/>
         <w:bidi w:val="0"/>
         <w:rPr>
           <w:rFonts w:hint="default"/>
           <w:lang w:val="en-US" w:eastAsia="zh-CN"/>
         </w:rPr>
       </w:pPr>
-      <w:bookmarkStart w:id="5" w:name="_Toc29048"/>
+      <w:bookmarkStart w:id="5" w:name="_Toc20763"/>
       <w:r>
         <w:rPr>
           <w:rFonts w:hint="default"/>
@@ -3497,12 +3524,12 @@
     </w:p>
     <w:p>
       <w:pPr>
-        <w:pStyle w:val="a1"/>
+        <w:pStyle w:val="29"/>
         <w:numPr>
           <w:ilvl w:val="0"/>
           <w:numId w:val="2"/>
         </w:numPr>
-        <w:ind w:left="425" w:hanging="425" w:leftChars="0" w:firstLineChars="0"/>
+        <w:ind w:left="425" w:leftChars="0" w:hanging="425" w:firstLineChars="0"/>
         <w:rPr>
           <w:rFonts w:hint="default"/>
           <w:lang w:val="en-US" w:eastAsia="zh-CN"/>
@@ -3518,12 +3545,12 @@
     </w:p>
     <w:p>
       <w:pPr>
-        <w:pStyle w:val="a1"/>
+        <w:pStyle w:val="29"/>
         <w:numPr>
           <w:ilvl w:val="0"/>
           <w:numId w:val="2"/>
         </w:numPr>
-        <w:ind w:left="425" w:hanging="425" w:leftChars="0" w:firstLineChars="0"/>
+        <w:ind w:left="425" w:leftChars="0" w:hanging="425" w:firstLineChars="0"/>
         <w:rPr>
           <w:rFonts w:hint="default"/>
           <w:lang w:val="en-US" w:eastAsia="zh-CN"/>
@@ -3539,12 +3566,12 @@
     </w:p>
     <w:p>
       <w:pPr>
-        <w:pStyle w:val="a1"/>
+        <w:pStyle w:val="29"/>
         <w:numPr>
           <w:ilvl w:val="0"/>
           <w:numId w:val="2"/>
         </w:numPr>
-        <w:ind w:left="425" w:hanging="425" w:leftChars="0" w:firstLineChars="0"/>
+        <w:ind w:left="425" w:leftChars="0" w:hanging="425" w:firstLineChars="0"/>
         <w:rPr>
           <w:rFonts w:hint="default"/>
           <w:lang w:val="en-US" w:eastAsia="zh-CN"/>
@@ -3560,12 +3587,12 @@
     </w:p>
     <w:p>
       <w:pPr>
-        <w:pStyle w:val="a1"/>
+        <w:pStyle w:val="29"/>
         <w:numPr>
           <w:ilvl w:val="0"/>
           <w:numId w:val="2"/>
         </w:numPr>
-        <w:ind w:left="425" w:hanging="425" w:leftChars="0" w:firstLineChars="0"/>
+        <w:ind w:left="425" w:leftChars="0" w:hanging="425" w:firstLineChars="0"/>
         <w:rPr>
           <w:rFonts w:hint="default"/>
           <w:lang w:val="en-US" w:eastAsia="zh-CN"/>
@@ -3581,12 +3608,12 @@
     </w:p>
     <w:p>
       <w:pPr>
-        <w:pStyle w:val="a1"/>
+        <w:pStyle w:val="29"/>
         <w:numPr>
           <w:ilvl w:val="0"/>
           <w:numId w:val="2"/>
         </w:numPr>
-        <w:ind w:left="425" w:hanging="425" w:leftChars="0" w:firstLineChars="0"/>
+        <w:ind w:left="425" w:leftChars="0" w:hanging="425" w:firstLineChars="0"/>
         <w:rPr>
           <w:rFonts w:hint="default"/>
           <w:lang w:val="en-US" w:eastAsia="zh-CN"/>
@@ -3602,14 +3629,14 @@
     </w:p>
     <w:p>
       <w:pPr>
-        <w:pStyle w:val="1"/>
+        <w:pStyle w:val="28"/>
         <w:bidi w:val="0"/>
         <w:rPr>
           <w:rFonts w:hint="default"/>
           <w:lang w:val="en-US" w:eastAsia="zh-CN"/>
         </w:rPr>
       </w:pPr>
-      <w:bookmarkStart w:id="6" w:name="_Toc29582"/>
+      <w:bookmarkStart w:id="6" w:name="_Toc12036"/>
       <w:r>
         <w:rPr>
           <w:rFonts w:hint="default"/>
@@ -3621,14 +3648,14 @@
     </w:p>
     <w:p>
       <w:pPr>
-        <w:pStyle w:val="2"/>
+        <w:pStyle w:val="30"/>
         <w:bidi w:val="0"/>
         <w:rPr>
           <w:rFonts w:hint="default"/>
           <w:lang w:val="en-US" w:eastAsia="zh-CN"/>
         </w:rPr>
       </w:pPr>
-      <w:bookmarkStart w:id="7" w:name="_Toc1386"/>
+      <w:bookmarkStart w:id="7" w:name="_Toc7985"/>
       <w:r>
         <w:rPr>
           <w:rFonts w:hint="default"/>
@@ -3640,7 +3667,7 @@
     </w:p>
     <w:p>
       <w:pPr>
-        <w:pStyle w:val="a1"/>
+        <w:pStyle w:val="29"/>
         <w:rPr>
           <w:rFonts w:hint="default"/>
           <w:lang w:val="en-US" w:eastAsia="zh-CN"/>
@@ -3656,7 +3683,7 @@
     </w:p>
     <w:p>
       <w:pPr>
-        <w:pStyle w:val="a1"/>
+        <w:pStyle w:val="29"/>
         <w:rPr>
           <w:rFonts w:hint="default"/>
           <w:lang w:val="en-US" w:eastAsia="zh-CN"/>
@@ -3672,7 +3699,7 @@
     </w:p>
     <w:p>
       <w:pPr>
-        <w:pStyle w:val="a1"/>
+        <w:pStyle w:val="29"/>
         <w:rPr>
           <w:rFonts w:hint="default"/>
           <w:lang w:val="en-US" w:eastAsia="zh-CN"/>
@@ -3688,7 +3715,7 @@
     </w:p>
     <w:p>
       <w:pPr>
-        <w:pStyle w:val="a1"/>
+        <w:pStyle w:val="29"/>
         <w:rPr>
           <w:rFonts w:hint="default"/>
           <w:lang w:val="en-US" w:eastAsia="zh-CN"/>
@@ -3704,14 +3731,14 @@
     </w:p>
     <w:p>
       <w:pPr>
-        <w:pStyle w:val="2"/>
+        <w:pStyle w:val="30"/>
         <w:bidi w:val="0"/>
         <w:rPr>
           <w:rFonts w:hint="default"/>
           <w:lang w:val="en-US" w:eastAsia="zh-CN"/>
         </w:rPr>
       </w:pPr>
-      <w:bookmarkStart w:id="8" w:name="_Toc19946"/>
+      <w:bookmarkStart w:id="8" w:name="_Toc2658"/>
       <w:r>
         <w:rPr>
           <w:rFonts w:hint="default"/>
@@ -3723,7 +3750,7 @@
     </w:p>
     <w:p>
       <w:pPr>
-        <w:pStyle w:val="a1"/>
+        <w:pStyle w:val="29"/>
         <w:rPr>
           <w:rFonts w:hint="default"/>
           <w:lang w:val="en-US" w:eastAsia="zh-CN"/>
@@ -3739,7 +3766,7 @@
     </w:p>
     <w:p>
       <w:pPr>
-        <w:pStyle w:val="a1"/>
+        <w:pStyle w:val="29"/>
         <w:rPr>
           <w:rFonts w:hint="default"/>
           <w:lang w:val="en-US" w:eastAsia="zh-CN"/>
@@ -3755,7 +3782,7 @@
     </w:p>
     <w:p>
       <w:pPr>
-        <w:pStyle w:val="a1"/>
+        <w:pStyle w:val="29"/>
         <w:rPr>
           <w:rFonts w:hint="default"/>
           <w:lang w:val="en-US" w:eastAsia="zh-CN"/>
@@ -3771,7 +3798,7 @@
     </w:p>
     <w:p>
       <w:pPr>
-        <w:pStyle w:val="a1"/>
+        <w:pStyle w:val="29"/>
         <w:rPr>
           <w:rFonts w:hint="default"/>
           <w:lang w:val="en-US" w:eastAsia="zh-CN"/>
@@ -3787,14 +3814,14 @@
     </w:p>
     <w:p>
       <w:pPr>
-        <w:pStyle w:val="2"/>
+        <w:pStyle w:val="30"/>
         <w:bidi w:val="0"/>
         <w:rPr>
           <w:rFonts w:hint="default"/>
           <w:lang w:val="en-US" w:eastAsia="zh-CN"/>
         </w:rPr>
       </w:pPr>
-      <w:bookmarkStart w:id="9" w:name="_Toc26335"/>
+      <w:bookmarkStart w:id="9" w:name="_Toc18771"/>
       <w:r>
         <w:rPr>
           <w:rFonts w:hint="default"/>
@@ -3806,7 +3833,7 @@
     </w:p>
     <w:p>
       <w:pPr>
-        <w:pStyle w:val="a1"/>
+        <w:pStyle w:val="29"/>
         <w:rPr>
           <w:rFonts w:hint="default"/>
           <w:lang w:val="en-US" w:eastAsia="zh-CN"/>
@@ -3819,209 +3846,216 @@
         </w:rPr>
         <w:t>通常由投诉事项所涉服务的直接责任部门</w:t>
       </w:r>
-      <w:bookmarkStart w:id="10" w:name="_GoBack"/>
+      <w:r>
+        <w:rPr>
+          <w:rFonts w:hint="eastAsia"/>
+          <w:lang w:val="en-US" w:eastAsia="zh-CN"/>
+        </w:rPr>
+        <w:t>经理</w:t>
+      </w:r>
+      <w:r>
+        <w:rPr>
+          <w:rFonts w:hint="default"/>
+          <w:lang w:val="en-US" w:eastAsia="zh-CN"/>
+        </w:rPr>
+        <w:t>担任</w:t>
+      </w:r>
+      <w:bookmarkStart w:id="21" w:name="_GoBack"/>
+      <w:bookmarkEnd w:id="21"/>
+      <w:r>
+        <w:rPr>
+          <w:rFonts w:hint="default"/>
+          <w:lang w:val="en-US" w:eastAsia="zh-CN"/>
+        </w:rPr>
+        <w:t>。</w:t>
+      </w:r>
+    </w:p>
+    <w:p>
+      <w:pPr>
+        <w:pStyle w:val="29"/>
+        <w:rPr>
+          <w:rFonts w:hint="default"/>
+          <w:lang w:val="en-US" w:eastAsia="zh-CN"/>
+        </w:rPr>
+      </w:pPr>
+      <w:r>
+        <w:rPr>
+          <w:rFonts w:hint="default"/>
+          <w:lang w:val="en-US" w:eastAsia="zh-CN"/>
+        </w:rPr>
+        <w:t>负责对投诉事项进行调查、核实，分析根本原因。</w:t>
+      </w:r>
+    </w:p>
+    <w:p>
+      <w:pPr>
+        <w:pStyle w:val="29"/>
+        <w:rPr>
+          <w:rFonts w:hint="default"/>
+          <w:lang w:val="en-US" w:eastAsia="zh-CN"/>
+        </w:rPr>
+      </w:pPr>
+      <w:r>
+        <w:rPr>
+          <w:rFonts w:hint="default"/>
+          <w:lang w:val="en-US" w:eastAsia="zh-CN"/>
+        </w:rPr>
+        <w:t>负责制定具体的投诉处理方案/计划并组织落实。</w:t>
+      </w:r>
+    </w:p>
+    <w:p>
+      <w:pPr>
+        <w:pStyle w:val="29"/>
+        <w:rPr>
+          <w:rFonts w:hint="default"/>
+          <w:lang w:val="en-US" w:eastAsia="zh-CN"/>
+        </w:rPr>
+      </w:pPr>
+      <w:r>
+        <w:rPr>
+          <w:rFonts w:hint="default"/>
+          <w:lang w:val="en-US" w:eastAsia="zh-CN"/>
+        </w:rPr>
+        <w:t>负责在规定时限内与投诉客户进行首次沟通及过程沟通。</w:t>
+      </w:r>
+    </w:p>
+    <w:p>
+      <w:pPr>
+        <w:pStyle w:val="29"/>
+        <w:rPr>
+          <w:rFonts w:hint="default"/>
+          <w:lang w:val="en-US" w:eastAsia="zh-CN"/>
+        </w:rPr>
+      </w:pPr>
+      <w:r>
+        <w:rPr>
+          <w:rFonts w:hint="default"/>
+          <w:lang w:val="en-US" w:eastAsia="zh-CN"/>
+        </w:rPr>
+        <w:t>负责向质量管理部及相关领导通报处理进展与结果。</w:t>
+      </w:r>
+    </w:p>
+    <w:p>
+      <w:pPr>
+        <w:pStyle w:val="29"/>
+        <w:rPr>
+          <w:rFonts w:hint="default"/>
+          <w:lang w:val="en-US" w:eastAsia="zh-CN"/>
+        </w:rPr>
+      </w:pPr>
+      <w:r>
+        <w:rPr>
+          <w:rFonts w:hint="default"/>
+          <w:lang w:val="en-US" w:eastAsia="zh-CN"/>
+        </w:rPr>
+        <w:t>负责制定并落实纠正与预防措施，防止问题复发。</w:t>
+      </w:r>
+    </w:p>
+    <w:p>
+      <w:pPr>
+        <w:pStyle w:val="30"/>
+        <w:bidi w:val="0"/>
+        <w:rPr>
+          <w:rFonts w:hint="default"/>
+          <w:lang w:val="en-US" w:eastAsia="zh-CN"/>
+        </w:rPr>
+      </w:pPr>
+      <w:bookmarkStart w:id="10" w:name="_Toc12257"/>
+      <w:r>
+        <w:rPr>
+          <w:rFonts w:hint="default"/>
+          <w:lang w:val="en-US" w:eastAsia="zh-CN"/>
+        </w:rPr>
+        <w:t>相关业务与支持部门</w:t>
+      </w:r>
       <w:bookmarkEnd w:id="10"/>
+    </w:p>
+    <w:p>
+      <w:pPr>
+        <w:pStyle w:val="29"/>
+        <w:rPr>
+          <w:rFonts w:hint="default"/>
+          <w:lang w:val="en-US" w:eastAsia="zh-CN"/>
+        </w:rPr>
+      </w:pPr>
+      <w:r>
+        <w:rPr>
+          <w:rFonts w:hint="default"/>
+          <w:lang w:val="en-US" w:eastAsia="zh-CN"/>
+        </w:rPr>
+        <w:t>数智运营部</w:t>
+      </w:r>
       <w:r>
         <w:rPr>
           <w:rFonts w:hint="eastAsia"/>
           <w:lang w:val="en-US" w:eastAsia="zh-CN"/>
         </w:rPr>
-        <w:t>经理</w:t>
-      </w:r>
-      <w:r>
-        <w:rPr>
-          <w:rFonts w:hint="default"/>
-          <w:lang w:val="en-US" w:eastAsia="zh-CN"/>
-        </w:rPr>
-        <w:t>担任。</w:t>
-      </w:r>
-    </w:p>
-    <w:p>
-      <w:pPr>
-        <w:pStyle w:val="a1"/>
-        <w:rPr>
-          <w:rFonts w:hint="default"/>
-          <w:lang w:val="en-US" w:eastAsia="zh-CN"/>
-        </w:rPr>
-      </w:pPr>
-      <w:r>
-        <w:rPr>
-          <w:rFonts w:hint="default"/>
-          <w:lang w:val="en-US" w:eastAsia="zh-CN"/>
-        </w:rPr>
-        <w:t>负责对投诉事项进行调查、核实，分析根本原因。</w:t>
-      </w:r>
-    </w:p>
-    <w:p>
-      <w:pPr>
-        <w:pStyle w:val="a1"/>
-        <w:rPr>
-          <w:rFonts w:hint="default"/>
-          <w:lang w:val="en-US" w:eastAsia="zh-CN"/>
-        </w:rPr>
-      </w:pPr>
-      <w:r>
-        <w:rPr>
-          <w:rFonts w:hint="default"/>
-          <w:lang w:val="en-US" w:eastAsia="zh-CN"/>
-        </w:rPr>
-        <w:t>负责制定具体的投诉处理方案/计划并组织落实。</w:t>
-      </w:r>
-    </w:p>
-    <w:p>
-      <w:pPr>
-        <w:pStyle w:val="a1"/>
-        <w:rPr>
-          <w:rFonts w:hint="default"/>
-          <w:lang w:val="en-US" w:eastAsia="zh-CN"/>
-        </w:rPr>
-      </w:pPr>
-      <w:r>
-        <w:rPr>
-          <w:rFonts w:hint="default"/>
-          <w:lang w:val="en-US" w:eastAsia="zh-CN"/>
-        </w:rPr>
-        <w:t>负责在规定时限内与投诉客户进行首次沟通及过程沟通。</w:t>
-      </w:r>
-    </w:p>
-    <w:p>
-      <w:pPr>
-        <w:pStyle w:val="a1"/>
-        <w:rPr>
-          <w:rFonts w:hint="default"/>
-          <w:lang w:val="en-US" w:eastAsia="zh-CN"/>
-        </w:rPr>
-      </w:pPr>
-      <w:r>
-        <w:rPr>
-          <w:rFonts w:hint="default"/>
-          <w:lang w:val="en-US" w:eastAsia="zh-CN"/>
-        </w:rPr>
-        <w:t>负责向质量管理部及相关领导通报处理进展与结果。</w:t>
-      </w:r>
-    </w:p>
-    <w:p>
-      <w:pPr>
-        <w:pStyle w:val="a1"/>
-        <w:rPr>
-          <w:rFonts w:hint="default"/>
-          <w:lang w:val="en-US" w:eastAsia="zh-CN"/>
-        </w:rPr>
-      </w:pPr>
-      <w:r>
-        <w:rPr>
-          <w:rFonts w:hint="default"/>
-          <w:lang w:val="en-US" w:eastAsia="zh-CN"/>
-        </w:rPr>
-        <w:t>负责制定并落实纠正与预防措施，防止问题复发。</w:t>
-      </w:r>
-    </w:p>
-    <w:p>
-      <w:pPr>
-        <w:pStyle w:val="2"/>
+        <w:t>、</w:t>
+      </w:r>
+      <w:r>
+        <w:rPr>
+          <w:rFonts w:hint="default"/>
+          <w:lang w:val="en-US" w:eastAsia="zh-CN"/>
+        </w:rPr>
+        <w:t>研究总院：作为主要责任部门，负责执行技术类、服务交付类投诉的具体处理。</w:t>
+      </w:r>
+    </w:p>
+    <w:p>
+      <w:pPr>
+        <w:pStyle w:val="29"/>
+        <w:rPr>
+          <w:rFonts w:hint="default"/>
+          <w:lang w:val="en-US" w:eastAsia="zh-CN"/>
+        </w:rPr>
+      </w:pPr>
+      <w:r>
+        <w:rPr>
+          <w:rFonts w:hint="default"/>
+          <w:lang w:val="en-US" w:eastAsia="zh-CN"/>
+        </w:rPr>
+        <w:t>其他部门：根据投诉内容，配合提供所需信息或资源，协同解决问题。</w:t>
+      </w:r>
+    </w:p>
+    <w:p>
+      <w:pPr>
+        <w:pStyle w:val="28"/>
         <w:bidi w:val="0"/>
         <w:rPr>
           <w:rFonts w:hint="default"/>
           <w:lang w:val="en-US" w:eastAsia="zh-CN"/>
         </w:rPr>
       </w:pPr>
-      <w:bookmarkStart w:id="11" w:name="_Toc16015"/>
-      <w:r>
-        <w:rPr>
-          <w:rFonts w:hint="default"/>
-          <w:lang w:val="en-US" w:eastAsia="zh-CN"/>
-        </w:rPr>
-        <w:t>相关业务与支持部门</w:t>
+      <w:bookmarkStart w:id="11" w:name="_Toc25408"/>
+      <w:r>
+        <w:rPr>
+          <w:rFonts w:hint="default"/>
+          <w:lang w:val="en-US" w:eastAsia="zh-CN"/>
+        </w:rPr>
+        <w:t>投诉渠道与受理</w:t>
       </w:r>
       <w:bookmarkEnd w:id="11"/>
     </w:p>
     <w:p>
       <w:pPr>
-        <w:pStyle w:val="a1"/>
-        <w:rPr>
-          <w:rFonts w:hint="default"/>
-          <w:lang w:val="en-US" w:eastAsia="zh-CN"/>
-        </w:rPr>
-      </w:pPr>
-      <w:r>
-        <w:rPr>
-          <w:rFonts w:hint="default"/>
-          <w:lang w:val="en-US" w:eastAsia="zh-CN"/>
-        </w:rPr>
-        <w:t>数智运营部</w:t>
-      </w:r>
-      <w:r>
-        <w:rPr>
-          <w:rFonts w:hint="eastAsia"/>
-          <w:lang w:val="en-US" w:eastAsia="zh-CN"/>
-        </w:rPr>
-        <w:t>、</w:t>
-      </w:r>
-      <w:r>
-        <w:rPr>
-          <w:rFonts w:hint="default"/>
-          <w:lang w:val="en-US" w:eastAsia="zh-CN"/>
-        </w:rPr>
-        <w:t>研究总院：作为主要责任部门，负责执行技术类、服务交付类投诉的具体处理。</w:t>
-      </w:r>
-    </w:p>
-    <w:p>
-      <w:pPr>
-        <w:pStyle w:val="a1"/>
-        <w:rPr>
-          <w:rFonts w:hint="default"/>
-          <w:lang w:val="en-US" w:eastAsia="zh-CN"/>
-        </w:rPr>
-      </w:pPr>
-      <w:r>
-        <w:rPr>
-          <w:rFonts w:hint="default"/>
-          <w:lang w:val="en-US" w:eastAsia="zh-CN"/>
-        </w:rPr>
-        <w:t>其他部门：根据投诉内容，配合提供所需信息或资源，协同解决问题。</w:t>
-      </w:r>
-    </w:p>
-    <w:p>
-      <w:pPr>
-        <w:pStyle w:val="1"/>
+        <w:pStyle w:val="30"/>
         <w:bidi w:val="0"/>
         <w:rPr>
           <w:rFonts w:hint="default"/>
           <w:lang w:val="en-US" w:eastAsia="zh-CN"/>
         </w:rPr>
       </w:pPr>
-      <w:bookmarkStart w:id="12" w:name="_Toc8706"/>
-      <w:r>
-        <w:rPr>
-          <w:rFonts w:hint="default"/>
-          <w:lang w:val="en-US" w:eastAsia="zh-CN"/>
-        </w:rPr>
-        <w:t>投诉渠道与受理</w:t>
+      <w:bookmarkStart w:id="12" w:name="_Toc24700"/>
+      <w:r>
+        <w:rPr>
+          <w:rFonts w:hint="default"/>
+          <w:lang w:val="en-US" w:eastAsia="zh-CN"/>
+        </w:rPr>
+        <w:t>投诉渠道</w:t>
       </w:r>
       <w:bookmarkEnd w:id="12"/>
     </w:p>
     <w:p>
       <w:pPr>
-        <w:pStyle w:val="2"/>
-        <w:bidi w:val="0"/>
-        <w:rPr>
-          <w:rFonts w:hint="default"/>
-          <w:lang w:val="en-US" w:eastAsia="zh-CN"/>
-        </w:rPr>
-      </w:pPr>
-      <w:bookmarkStart w:id="13" w:name="_Toc399"/>
-      <w:r>
-        <w:rPr>
-          <w:rFonts w:hint="default"/>
-          <w:lang w:val="en-US" w:eastAsia="zh-CN"/>
-        </w:rPr>
-        <w:t>投诉渠道</w:t>
-      </w:r>
-      <w:bookmarkEnd w:id="13"/>
-    </w:p>
-    <w:p>
-      <w:pPr>
-        <w:pStyle w:val="a1"/>
+        <w:pStyle w:val="29"/>
         <w:rPr>
           <w:rFonts w:hint="default"/>
           <w:lang w:val="en-US" w:eastAsia="zh-CN"/>
@@ -4037,12 +4071,12 @@
     </w:p>
     <w:p>
       <w:pPr>
-        <w:pStyle w:val="a1"/>
+        <w:pStyle w:val="29"/>
         <w:numPr>
           <w:ilvl w:val="0"/>
           <w:numId w:val="3"/>
         </w:numPr>
-        <w:ind w:left="425" w:hanging="425" w:leftChars="0" w:firstLineChars="0"/>
+        <w:ind w:left="425" w:leftChars="0" w:hanging="425" w:firstLineChars="0"/>
         <w:rPr>
           <w:rFonts w:hint="default"/>
           <w:lang w:val="en-US" w:eastAsia="zh-CN"/>
@@ -4058,12 +4092,12 @@
     </w:p>
     <w:p>
       <w:pPr>
-        <w:pStyle w:val="a1"/>
+        <w:pStyle w:val="29"/>
         <w:numPr>
           <w:ilvl w:val="0"/>
           <w:numId w:val="3"/>
         </w:numPr>
-        <w:ind w:left="425" w:hanging="425" w:leftChars="0" w:firstLineChars="0"/>
+        <w:ind w:left="425" w:leftChars="0" w:hanging="425" w:firstLineChars="0"/>
         <w:rPr>
           <w:rFonts w:hint="default"/>
           <w:lang w:val="en-US" w:eastAsia="zh-CN"/>
@@ -4079,12 +4113,12 @@
     </w:p>
     <w:p>
       <w:pPr>
-        <w:pStyle w:val="a1"/>
+        <w:pStyle w:val="29"/>
         <w:numPr>
           <w:ilvl w:val="0"/>
           <w:numId w:val="3"/>
         </w:numPr>
-        <w:ind w:left="425" w:hanging="425" w:leftChars="0" w:firstLineChars="0"/>
+        <w:ind w:left="425" w:leftChars="0" w:hanging="425" w:firstLineChars="0"/>
         <w:rPr>
           <w:rFonts w:hint="default"/>
           <w:lang w:val="en-US" w:eastAsia="zh-CN"/>
@@ -4100,12 +4134,12 @@
     </w:p>
     <w:p>
       <w:pPr>
-        <w:pStyle w:val="a1"/>
+        <w:pStyle w:val="29"/>
         <w:numPr>
           <w:ilvl w:val="0"/>
           <w:numId w:val="3"/>
         </w:numPr>
-        <w:ind w:left="425" w:hanging="425" w:leftChars="0" w:firstLineChars="0"/>
+        <w:ind w:left="425" w:leftChars="0" w:hanging="425" w:firstLineChars="0"/>
         <w:rPr>
           <w:rFonts w:hint="default"/>
           <w:lang w:val="en-US" w:eastAsia="zh-CN"/>
@@ -4121,14 +4155,14 @@
     </w:p>
     <w:p>
       <w:pPr>
-        <w:pStyle w:val="2"/>
+        <w:pStyle w:val="30"/>
         <w:bidi w:val="0"/>
         <w:rPr>
           <w:rFonts w:hint="default"/>
           <w:lang w:val="en-US" w:eastAsia="zh-CN"/>
         </w:rPr>
       </w:pPr>
-      <w:bookmarkStart w:id="14" w:name="_Toc10475"/>
+      <w:bookmarkStart w:id="13" w:name="_Toc32114"/>
       <w:r>
         <w:rPr>
           <w:rFonts w:hint="default"/>
@@ -4136,97 +4170,97 @@
         </w:rPr>
         <w:t>受理与登记</w:t>
       </w:r>
+      <w:bookmarkEnd w:id="13"/>
+    </w:p>
+    <w:p>
+      <w:pPr>
+        <w:pStyle w:val="29"/>
+        <w:rPr>
+          <w:rFonts w:hint="default"/>
+          <w:lang w:val="en-US" w:eastAsia="zh-CN"/>
+        </w:rPr>
+      </w:pPr>
+      <w:r>
+        <w:rPr>
+          <w:rFonts w:hint="default"/>
+          <w:lang w:val="en-US" w:eastAsia="zh-CN"/>
+        </w:rPr>
+        <w:t>任何员工接到客户投诉，均需礼貌倾听，并立即引导至质量管理部或协助客户通过官方渠道提交。</w:t>
+      </w:r>
+    </w:p>
+    <w:p>
+      <w:pPr>
+        <w:pStyle w:val="29"/>
+        <w:rPr>
+          <w:rFonts w:hint="default"/>
+          <w:lang w:val="en-US" w:eastAsia="zh-CN"/>
+        </w:rPr>
+      </w:pPr>
+      <w:r>
+        <w:rPr>
+          <w:rFonts w:hint="default"/>
+          <w:lang w:val="en-US" w:eastAsia="zh-CN"/>
+        </w:rPr>
+        <w:t>质量管理部在接到投诉后，需在《客户投诉登记表》中详细记录：投诉客户、时间、联系方式、涉及服务项目、具体内容、客户诉求等关键信息。</w:t>
+      </w:r>
+    </w:p>
+    <w:p>
+      <w:pPr>
+        <w:pStyle w:val="29"/>
+        <w:rPr>
+          <w:rFonts w:hint="default"/>
+          <w:lang w:val="en-US" w:eastAsia="zh-CN"/>
+        </w:rPr>
+      </w:pPr>
+      <w:r>
+        <w:rPr>
+          <w:rFonts w:hint="default"/>
+          <w:lang w:val="en-US" w:eastAsia="zh-CN"/>
+        </w:rPr>
+        <w:t>质量管理部对投诉内容进行初步识别与分类，判断是否为有效投诉。</w:t>
+      </w:r>
+    </w:p>
+    <w:p>
+      <w:pPr>
+        <w:pStyle w:val="28"/>
+        <w:bidi w:val="0"/>
+        <w:rPr>
+          <w:rFonts w:hint="default"/>
+          <w:lang w:val="en-US" w:eastAsia="zh-CN"/>
+        </w:rPr>
+      </w:pPr>
+      <w:bookmarkStart w:id="14" w:name="_Toc6270"/>
+      <w:r>
+        <w:rPr>
+          <w:rFonts w:hint="default"/>
+          <w:lang w:val="en-US" w:eastAsia="zh-CN"/>
+        </w:rPr>
+        <w:t>投诉处理流程</w:t>
+      </w:r>
       <w:bookmarkEnd w:id="14"/>
     </w:p>
     <w:p>
       <w:pPr>
-        <w:pStyle w:val="a1"/>
-        <w:rPr>
-          <w:rFonts w:hint="default"/>
-          <w:lang w:val="en-US" w:eastAsia="zh-CN"/>
-        </w:rPr>
-      </w:pPr>
-      <w:r>
-        <w:rPr>
-          <w:rFonts w:hint="default"/>
-          <w:lang w:val="en-US" w:eastAsia="zh-CN"/>
-        </w:rPr>
-        <w:t>任何员工接到客户投诉，均需礼貌倾听，并立即引导至质量管理部或协助客户通过官方渠道提交。</w:t>
-      </w:r>
-    </w:p>
-    <w:p>
-      <w:pPr>
-        <w:pStyle w:val="a1"/>
-        <w:rPr>
-          <w:rFonts w:hint="default"/>
-          <w:lang w:val="en-US" w:eastAsia="zh-CN"/>
-        </w:rPr>
-      </w:pPr>
-      <w:r>
-        <w:rPr>
-          <w:rFonts w:hint="default"/>
-          <w:lang w:val="en-US" w:eastAsia="zh-CN"/>
-        </w:rPr>
-        <w:t>质量管理部在接到投诉后，需在《客户投诉登记表》中详细记录：投诉客户、时间、联系方式、涉及服务项目、具体内容、客户诉求等关键信息。</w:t>
-      </w:r>
-    </w:p>
-    <w:p>
-      <w:pPr>
-        <w:pStyle w:val="a1"/>
-        <w:rPr>
-          <w:rFonts w:hint="default"/>
-          <w:lang w:val="en-US" w:eastAsia="zh-CN"/>
-        </w:rPr>
-      </w:pPr>
-      <w:r>
-        <w:rPr>
-          <w:rFonts w:hint="default"/>
-          <w:lang w:val="en-US" w:eastAsia="zh-CN"/>
-        </w:rPr>
-        <w:t>质量管理部对投诉内容进行初步识别与分类，判断是否为有效投诉。</w:t>
-      </w:r>
-    </w:p>
-    <w:p>
-      <w:pPr>
-        <w:pStyle w:val="1"/>
+        <w:pStyle w:val="30"/>
         <w:bidi w:val="0"/>
         <w:rPr>
           <w:rFonts w:hint="default"/>
           <w:lang w:val="en-US" w:eastAsia="zh-CN"/>
         </w:rPr>
       </w:pPr>
-      <w:bookmarkStart w:id="15" w:name="_Toc30149"/>
-      <w:r>
-        <w:rPr>
-          <w:rFonts w:hint="default"/>
-          <w:lang w:val="en-US" w:eastAsia="zh-CN"/>
-        </w:rPr>
-        <w:t>投诉处理流程</w:t>
+      <w:bookmarkStart w:id="15" w:name="_Toc8640"/>
+      <w:r>
+        <w:rPr>
+          <w:rFonts w:hint="default"/>
+          <w:lang w:val="en-US" w:eastAsia="zh-CN"/>
+        </w:rPr>
+        <w:t>启动与通报</w:t>
       </w:r>
       <w:bookmarkEnd w:id="15"/>
     </w:p>
     <w:p>
       <w:pPr>
-        <w:pStyle w:val="2"/>
-        <w:bidi w:val="0"/>
-        <w:rPr>
-          <w:rFonts w:hint="default"/>
-          <w:lang w:val="en-US" w:eastAsia="zh-CN"/>
-        </w:rPr>
-      </w:pPr>
-      <w:bookmarkStart w:id="16" w:name="_Toc18329"/>
-      <w:r>
-        <w:rPr>
-          <w:rFonts w:hint="default"/>
-          <w:lang w:val="en-US" w:eastAsia="zh-CN"/>
-        </w:rPr>
-        <w:t>启动与通报</w:t>
-      </w:r>
-      <w:bookmarkEnd w:id="16"/>
-    </w:p>
-    <w:p>
-      <w:pPr>
-        <w:pStyle w:val="a1"/>
+        <w:pStyle w:val="29"/>
         <w:rPr>
           <w:rFonts w:hint="default"/>
           <w:lang w:val="en-US" w:eastAsia="zh-CN"/>
@@ -4242,12 +4276,12 @@
     </w:p>
     <w:p>
       <w:pPr>
-        <w:pStyle w:val="a1"/>
+        <w:pStyle w:val="29"/>
         <w:numPr>
           <w:ilvl w:val="0"/>
           <w:numId w:val="4"/>
         </w:numPr>
-        <w:ind w:left="425" w:hanging="425" w:leftChars="0" w:firstLineChars="0"/>
+        <w:ind w:left="425" w:leftChars="0" w:hanging="425" w:firstLineChars="0"/>
         <w:rPr>
           <w:rFonts w:hint="default"/>
           <w:lang w:val="en-US" w:eastAsia="zh-CN"/>
@@ -4263,12 +4297,12 @@
     </w:p>
     <w:p>
       <w:pPr>
-        <w:pStyle w:val="a1"/>
+        <w:pStyle w:val="29"/>
         <w:numPr>
           <w:ilvl w:val="0"/>
           <w:numId w:val="4"/>
         </w:numPr>
-        <w:ind w:left="425" w:hanging="425" w:leftChars="0" w:firstLineChars="0"/>
+        <w:ind w:left="425" w:leftChars="0" w:hanging="425" w:firstLineChars="0"/>
         <w:rPr>
           <w:rFonts w:hint="default"/>
           <w:lang w:val="en-US" w:eastAsia="zh-CN"/>
@@ -4284,12 +4318,12 @@
     </w:p>
     <w:p>
       <w:pPr>
-        <w:pStyle w:val="a1"/>
+        <w:pStyle w:val="29"/>
         <w:numPr>
           <w:ilvl w:val="0"/>
           <w:numId w:val="4"/>
         </w:numPr>
-        <w:ind w:left="425" w:hanging="425" w:leftChars="0" w:firstLineChars="0"/>
+        <w:ind w:left="425" w:leftChars="0" w:hanging="425" w:firstLineChars="0"/>
         <w:rPr>
           <w:rFonts w:hint="default"/>
           <w:lang w:val="en-US" w:eastAsia="zh-CN"/>
@@ -4305,12 +4339,12 @@
     </w:p>
     <w:p>
       <w:pPr>
-        <w:pStyle w:val="a1"/>
+        <w:pStyle w:val="29"/>
         <w:numPr>
           <w:ilvl w:val="0"/>
           <w:numId w:val="4"/>
         </w:numPr>
-        <w:ind w:left="425" w:hanging="425" w:leftChars="0" w:firstLineChars="0"/>
+        <w:ind w:left="425" w:leftChars="0" w:hanging="425" w:firstLineChars="0"/>
         <w:rPr>
           <w:rFonts w:hint="default"/>
           <w:lang w:val="en-US" w:eastAsia="zh-CN"/>
@@ -4326,14 +4360,14 @@
     </w:p>
     <w:p>
       <w:pPr>
-        <w:pStyle w:val="2"/>
+        <w:pStyle w:val="30"/>
         <w:bidi w:val="0"/>
         <w:rPr>
           <w:rFonts w:hint="default"/>
           <w:lang w:val="en-US" w:eastAsia="zh-CN"/>
         </w:rPr>
       </w:pPr>
-      <w:bookmarkStart w:id="17" w:name="_Toc25952"/>
+      <w:bookmarkStart w:id="16" w:name="_Toc9787"/>
       <w:r>
         <w:rPr>
           <w:rFonts w:hint="default"/>
@@ -4341,316 +4375,316 @@
         </w:rPr>
         <w:t>调查与首次沟通</w:t>
       </w:r>
+      <w:bookmarkEnd w:id="16"/>
+    </w:p>
+    <w:p>
+      <w:pPr>
+        <w:pStyle w:val="29"/>
+        <w:rPr>
+          <w:rFonts w:hint="default"/>
+          <w:lang w:val="en-US" w:eastAsia="zh-CN"/>
+        </w:rPr>
+      </w:pPr>
+      <w:r>
+        <w:rPr>
+          <w:rFonts w:hint="default"/>
+          <w:lang w:val="en-US" w:eastAsia="zh-CN"/>
+        </w:rPr>
+        <w:t>投诉处理责任人需立即对投诉事项进行调查、核实。</w:t>
+      </w:r>
+    </w:p>
+    <w:p>
+      <w:pPr>
+        <w:pStyle w:val="29"/>
+        <w:rPr>
+          <w:rFonts w:hint="default"/>
+          <w:lang w:val="en-US" w:eastAsia="zh-CN"/>
+        </w:rPr>
+      </w:pPr>
+      <w:r>
+        <w:rPr>
+          <w:rFonts w:hint="default"/>
+          <w:lang w:val="en-US" w:eastAsia="zh-CN"/>
+        </w:rPr>
+        <w:t>责任人应在接到投诉任务后2个工作日内，制定初步处理方案/计划，并与投诉客户进行首次沟通，向客户说明调查进展、初步方案及预计解决时间。</w:t>
+      </w:r>
+    </w:p>
+    <w:p>
+      <w:pPr>
+        <w:pStyle w:val="29"/>
+        <w:rPr>
+          <w:rFonts w:hint="default"/>
+          <w:lang w:val="en-US" w:eastAsia="zh-CN"/>
+        </w:rPr>
+      </w:pPr>
+      <w:r>
+        <w:rPr>
+          <w:rFonts w:hint="default"/>
+          <w:lang w:val="en-US" w:eastAsia="zh-CN"/>
+        </w:rPr>
+        <w:t>首次沟通后，责任人需将沟通情况通报质量管理部及相关领导。</w:t>
+      </w:r>
+    </w:p>
+    <w:p>
+      <w:pPr>
+        <w:pStyle w:val="30"/>
+        <w:bidi w:val="0"/>
+        <w:rPr>
+          <w:rFonts w:hint="default"/>
+          <w:lang w:val="en-US" w:eastAsia="zh-CN"/>
+        </w:rPr>
+      </w:pPr>
+      <w:bookmarkStart w:id="17" w:name="_Toc27064"/>
+      <w:r>
+        <w:rPr>
+          <w:rFonts w:hint="default"/>
+          <w:lang w:val="en-US" w:eastAsia="zh-CN"/>
+        </w:rPr>
+        <w:t>处理与执行</w:t>
+      </w:r>
       <w:bookmarkEnd w:id="17"/>
     </w:p>
     <w:p>
       <w:pPr>
-        <w:pStyle w:val="a1"/>
-        <w:rPr>
-          <w:rFonts w:hint="default"/>
-          <w:lang w:val="en-US" w:eastAsia="zh-CN"/>
-        </w:rPr>
-      </w:pPr>
-      <w:r>
-        <w:rPr>
-          <w:rFonts w:hint="default"/>
-          <w:lang w:val="en-US" w:eastAsia="zh-CN"/>
-        </w:rPr>
-        <w:t>投诉处理责任人需立即对投诉事项进行调查、核实。</w:t>
-      </w:r>
-    </w:p>
-    <w:p>
-      <w:pPr>
-        <w:pStyle w:val="a1"/>
-        <w:rPr>
-          <w:rFonts w:hint="default"/>
-          <w:lang w:val="en-US" w:eastAsia="zh-CN"/>
-        </w:rPr>
-      </w:pPr>
-      <w:r>
-        <w:rPr>
-          <w:rFonts w:hint="default"/>
-          <w:lang w:val="en-US" w:eastAsia="zh-CN"/>
-        </w:rPr>
-        <w:t>责任人应在接到投诉任务后2个工作日内，制定初步处理方案/计划，并与投诉客户进行首次沟通，向客户说明调查进展、初步方案及预计解决时间。</w:t>
-      </w:r>
-    </w:p>
-    <w:p>
-      <w:pPr>
-        <w:pStyle w:val="a1"/>
-        <w:rPr>
-          <w:rFonts w:hint="default"/>
-          <w:lang w:val="en-US" w:eastAsia="zh-CN"/>
-        </w:rPr>
-      </w:pPr>
-      <w:r>
-        <w:rPr>
-          <w:rFonts w:hint="default"/>
-          <w:lang w:val="en-US" w:eastAsia="zh-CN"/>
-        </w:rPr>
-        <w:t>首次沟通后，责任人需将沟通情况通报质量管理部及相关领导。</w:t>
-      </w:r>
-    </w:p>
-    <w:p>
-      <w:pPr>
-        <w:pStyle w:val="2"/>
+        <w:pStyle w:val="29"/>
+        <w:rPr>
+          <w:rFonts w:hint="default"/>
+          <w:lang w:val="en-US" w:eastAsia="zh-CN"/>
+        </w:rPr>
+      </w:pPr>
+      <w:r>
+        <w:rPr>
+          <w:rFonts w:hint="default"/>
+          <w:lang w:val="en-US" w:eastAsia="zh-CN"/>
+        </w:rPr>
+        <w:t>投诉处理责任人组织相关资源，按计划实施处理措施。</w:t>
+      </w:r>
+    </w:p>
+    <w:p>
+      <w:pPr>
+        <w:pStyle w:val="29"/>
+        <w:rPr>
+          <w:rFonts w:hint="default"/>
+          <w:lang w:val="en-US" w:eastAsia="zh-CN"/>
+        </w:rPr>
+      </w:pPr>
+      <w:r>
+        <w:rPr>
+          <w:rFonts w:hint="default"/>
+          <w:lang w:val="en-US" w:eastAsia="zh-CN"/>
+        </w:rPr>
+        <w:t>在处理过程中，应视情况（如处理周期超过3天、方案有重大调整等）主动向客户通报进展。</w:t>
+      </w:r>
+    </w:p>
+    <w:p>
+      <w:pPr>
+        <w:pStyle w:val="29"/>
+        <w:rPr>
+          <w:rFonts w:hint="default"/>
+          <w:lang w:val="en-US" w:eastAsia="zh-CN"/>
+        </w:rPr>
+      </w:pPr>
+      <w:r>
+        <w:rPr>
+          <w:rFonts w:hint="default"/>
+          <w:lang w:val="en-US" w:eastAsia="zh-CN"/>
+        </w:rPr>
+        <w:t>质量管理部对处理过程进行监控，并根据需要（事态严重、客户要求、处理周期长）进行阶段性回访，了解客户对处理过程的满意度，并将反馈同步给责任人。</w:t>
+      </w:r>
+    </w:p>
+    <w:p>
+      <w:pPr>
+        <w:pStyle w:val="30"/>
         <w:bidi w:val="0"/>
         <w:rPr>
           <w:rFonts w:hint="default"/>
           <w:lang w:val="en-US" w:eastAsia="zh-CN"/>
         </w:rPr>
       </w:pPr>
-      <w:bookmarkStart w:id="18" w:name="_Toc23796"/>
-      <w:r>
-        <w:rPr>
-          <w:rFonts w:hint="default"/>
-          <w:lang w:val="en-US" w:eastAsia="zh-CN"/>
-        </w:rPr>
-        <w:t>处理与执行</w:t>
+      <w:bookmarkStart w:id="18" w:name="_Toc22375"/>
+      <w:r>
+        <w:rPr>
+          <w:rFonts w:hint="default"/>
+          <w:lang w:val="en-US" w:eastAsia="zh-CN"/>
+        </w:rPr>
+        <w:t>解决与关闭</w:t>
       </w:r>
       <w:bookmarkEnd w:id="18"/>
     </w:p>
     <w:p>
       <w:pPr>
-        <w:pStyle w:val="a1"/>
-        <w:rPr>
-          <w:rFonts w:hint="default"/>
-          <w:lang w:val="en-US" w:eastAsia="zh-CN"/>
-        </w:rPr>
-      </w:pPr>
-      <w:r>
-        <w:rPr>
-          <w:rFonts w:hint="default"/>
-          <w:lang w:val="en-US" w:eastAsia="zh-CN"/>
-        </w:rPr>
-        <w:t>投诉处理责任人组织相关资源，按计划实施处理措施。</w:t>
-      </w:r>
-    </w:p>
-    <w:p>
-      <w:pPr>
-        <w:pStyle w:val="a1"/>
-        <w:rPr>
-          <w:rFonts w:hint="default"/>
-          <w:lang w:val="en-US" w:eastAsia="zh-CN"/>
-        </w:rPr>
-      </w:pPr>
-      <w:r>
-        <w:rPr>
-          <w:rFonts w:hint="default"/>
-          <w:lang w:val="en-US" w:eastAsia="zh-CN"/>
-        </w:rPr>
-        <w:t>在处理过程中，应视情况（如处理周期超过3天、方案有重大调整等）主动向客户通报进展。</w:t>
-      </w:r>
-    </w:p>
-    <w:p>
-      <w:pPr>
-        <w:pStyle w:val="a1"/>
-        <w:rPr>
-          <w:rFonts w:hint="default"/>
-          <w:lang w:val="en-US" w:eastAsia="zh-CN"/>
-        </w:rPr>
-      </w:pPr>
-      <w:r>
-        <w:rPr>
-          <w:rFonts w:hint="default"/>
-          <w:lang w:val="en-US" w:eastAsia="zh-CN"/>
-        </w:rPr>
-        <w:t>质量管理部对处理过程进行监控，并根据需要（事态严重、客户要求、处理周期长）进行阶段性回访，了解客户对处理过程的满意度，并将反馈同步给责任人。</w:t>
-      </w:r>
-    </w:p>
-    <w:p>
-      <w:pPr>
-        <w:pStyle w:val="2"/>
+        <w:pStyle w:val="29"/>
+        <w:rPr>
+          <w:rFonts w:hint="default"/>
+          <w:lang w:val="en-US" w:eastAsia="zh-CN"/>
+        </w:rPr>
+      </w:pPr>
+      <w:r>
+        <w:rPr>
+          <w:rFonts w:hint="default"/>
+          <w:lang w:val="en-US" w:eastAsia="zh-CN"/>
+        </w:rPr>
+        <w:t>投诉事项处理完毕后，投诉处理责任人应在1个工作日内，将最终处理结果通报质量管理部及原通报对象。</w:t>
+      </w:r>
+    </w:p>
+    <w:p>
+      <w:pPr>
+        <w:pStyle w:val="29"/>
+        <w:rPr>
+          <w:rFonts w:hint="default"/>
+          <w:lang w:val="en-US" w:eastAsia="zh-CN"/>
+        </w:rPr>
+      </w:pPr>
+      <w:r>
+        <w:rPr>
+          <w:rFonts w:hint="default"/>
+          <w:lang w:val="en-US" w:eastAsia="zh-CN"/>
+        </w:rPr>
+        <w:t>责任人需完整填写《客户投诉处理单》中的“原因分析”、“纠正和预防措施”、“处理结果”等部分。</w:t>
+      </w:r>
+    </w:p>
+    <w:p>
+      <w:pPr>
+        <w:pStyle w:val="29"/>
+        <w:rPr>
+          <w:rFonts w:hint="default"/>
+          <w:lang w:val="en-US" w:eastAsia="zh-CN"/>
+        </w:rPr>
+      </w:pPr>
+      <w:r>
+        <w:rPr>
+          <w:rFonts w:hint="default"/>
+          <w:lang w:val="en-US" w:eastAsia="zh-CN"/>
+        </w:rPr>
+        <w:t>质量管理部在收到处理结果后2个工作日内，对客户进行最终回访，确认客户对处理结果的满意度。</w:t>
+      </w:r>
+    </w:p>
+    <w:p>
+      <w:pPr>
+        <w:pStyle w:val="29"/>
+        <w:rPr>
+          <w:rFonts w:hint="default"/>
+          <w:lang w:val="en-US" w:eastAsia="zh-CN"/>
+        </w:rPr>
+      </w:pPr>
+      <w:r>
+        <w:rPr>
+          <w:rFonts w:hint="default"/>
+          <w:lang w:val="en-US" w:eastAsia="zh-CN"/>
+        </w:rPr>
+        <w:t>若客户满意，质量管理部经理签字确认，《客户投诉处理单》归档关闭。若客户不满意，则退回责任人重新处理。</w:t>
+      </w:r>
+    </w:p>
+    <w:p>
+      <w:pPr>
+        <w:pStyle w:val="28"/>
         <w:bidi w:val="0"/>
         <w:rPr>
           <w:rFonts w:hint="default"/>
           <w:lang w:val="en-US" w:eastAsia="zh-CN"/>
         </w:rPr>
       </w:pPr>
-      <w:bookmarkStart w:id="19" w:name="_Toc9073"/>
-      <w:r>
-        <w:rPr>
-          <w:rFonts w:hint="default"/>
-          <w:lang w:val="en-US" w:eastAsia="zh-CN"/>
-        </w:rPr>
-        <w:t>解决与关闭</w:t>
+      <w:bookmarkStart w:id="19" w:name="_Toc9495"/>
+      <w:r>
+        <w:rPr>
+          <w:rFonts w:hint="default"/>
+          <w:lang w:val="en-US" w:eastAsia="zh-CN"/>
+        </w:rPr>
+        <w:t>投诉分析与改进</w:t>
       </w:r>
       <w:bookmarkEnd w:id="19"/>
     </w:p>
     <w:p>
       <w:pPr>
-        <w:pStyle w:val="a1"/>
-        <w:rPr>
-          <w:rFonts w:hint="default"/>
-          <w:lang w:val="en-US" w:eastAsia="zh-CN"/>
-        </w:rPr>
-      </w:pPr>
-      <w:r>
-        <w:rPr>
-          <w:rFonts w:hint="default"/>
-          <w:lang w:val="en-US" w:eastAsia="zh-CN"/>
-        </w:rPr>
-        <w:t>投诉事项处理完毕后，投诉处理责任人应在1个工作日内，将最终处理结果通报质量管理部及原通报对象。</w:t>
-      </w:r>
-    </w:p>
-    <w:p>
-      <w:pPr>
-        <w:pStyle w:val="a1"/>
-        <w:rPr>
-          <w:rFonts w:hint="default"/>
-          <w:lang w:val="en-US" w:eastAsia="zh-CN"/>
-        </w:rPr>
-      </w:pPr>
-      <w:r>
-        <w:rPr>
-          <w:rFonts w:hint="default"/>
-          <w:lang w:val="en-US" w:eastAsia="zh-CN"/>
-        </w:rPr>
-        <w:t>责任人需完整填写《客户投诉处理单》中的“原因分析”、“纠正和预防措施”、“处理结果”等部分。</w:t>
-      </w:r>
-    </w:p>
-    <w:p>
-      <w:pPr>
-        <w:pStyle w:val="a1"/>
-        <w:rPr>
-          <w:rFonts w:hint="default"/>
-          <w:lang w:val="en-US" w:eastAsia="zh-CN"/>
-        </w:rPr>
-      </w:pPr>
-      <w:r>
-        <w:rPr>
-          <w:rFonts w:hint="default"/>
-          <w:lang w:val="en-US" w:eastAsia="zh-CN"/>
-        </w:rPr>
-        <w:t>质量管理部在收到处理结果后2个工作日内，对客户进行最终回访，确认客户对处理结果的满意度。</w:t>
-      </w:r>
-    </w:p>
-    <w:p>
-      <w:pPr>
-        <w:pStyle w:val="a1"/>
-        <w:rPr>
-          <w:rFonts w:hint="default"/>
-          <w:lang w:val="en-US" w:eastAsia="zh-CN"/>
-        </w:rPr>
-      </w:pPr>
-      <w:r>
-        <w:rPr>
-          <w:rFonts w:hint="default"/>
-          <w:lang w:val="en-US" w:eastAsia="zh-CN"/>
-        </w:rPr>
-        <w:t>若客户满意，质量管理部经理签字确认，《客户投诉处理单》归档关闭。若客户不满意，则退回责任人重新处理。</w:t>
-      </w:r>
-    </w:p>
-    <w:p>
-      <w:pPr>
-        <w:pStyle w:val="1"/>
+        <w:pStyle w:val="29"/>
+        <w:rPr>
+          <w:rFonts w:hint="default"/>
+          <w:lang w:val="en-US" w:eastAsia="zh-CN"/>
+        </w:rPr>
+      </w:pPr>
+      <w:r>
+        <w:rPr>
+          <w:rFonts w:hint="default"/>
+          <w:lang w:val="en-US" w:eastAsia="zh-CN"/>
+        </w:rPr>
+        <w:t>质量管理部每季度对所有已关闭的投诉进行汇总、分类和统计分析，编制《季度客户投诉分析报告》。</w:t>
+      </w:r>
+    </w:p>
+    <w:p>
+      <w:pPr>
+        <w:pStyle w:val="29"/>
+        <w:rPr>
+          <w:rFonts w:hint="default"/>
+          <w:lang w:val="en-US" w:eastAsia="zh-CN"/>
+        </w:rPr>
+      </w:pPr>
+      <w:r>
+        <w:rPr>
+          <w:rFonts w:hint="default"/>
+          <w:lang w:val="en-US" w:eastAsia="zh-CN"/>
+        </w:rPr>
+        <w:t>报告内容应包括：投诉数量、类型分布、涉及部门、处理时效、关闭率、重复性问题、改进建议等。</w:t>
+      </w:r>
+    </w:p>
+    <w:p>
+      <w:pPr>
+        <w:pStyle w:val="29"/>
+        <w:rPr>
+          <w:rFonts w:hint="default"/>
+          <w:lang w:val="en-US" w:eastAsia="zh-CN"/>
+        </w:rPr>
+      </w:pPr>
+      <w:r>
+        <w:rPr>
+          <w:rFonts w:hint="default"/>
+          <w:lang w:val="en-US" w:eastAsia="zh-CN"/>
+        </w:rPr>
+        <w:t>报告应提交公司管理层审阅，并向相关部门通报，作为管理评审和服务改进的重要输入。</w:t>
+      </w:r>
+    </w:p>
+    <w:p>
+      <w:pPr>
+        <w:pStyle w:val="29"/>
+        <w:rPr>
+          <w:rFonts w:hint="default"/>
+          <w:lang w:val="en-US" w:eastAsia="zh-CN"/>
+        </w:rPr>
+      </w:pPr>
+      <w:r>
+        <w:rPr>
+          <w:rFonts w:hint="default"/>
+          <w:lang w:val="en-US" w:eastAsia="zh-CN"/>
+        </w:rPr>
+        <w:t>对于投诉中暴露出的共性、系统性问题，由质量管理部依据《质量改进管理制度》发起专项改进。</w:t>
+      </w:r>
+    </w:p>
+    <w:p>
+      <w:pPr>
+        <w:pStyle w:val="28"/>
         <w:bidi w:val="0"/>
         <w:rPr>
           <w:rFonts w:hint="default"/>
           <w:lang w:val="en-US" w:eastAsia="zh-CN"/>
         </w:rPr>
       </w:pPr>
-      <w:bookmarkStart w:id="20" w:name="_Toc10364"/>
-      <w:r>
-        <w:rPr>
-          <w:rFonts w:hint="default"/>
-          <w:lang w:val="en-US" w:eastAsia="zh-CN"/>
-        </w:rPr>
-        <w:t>投诉分析与改进</w:t>
+      <w:bookmarkStart w:id="20" w:name="_Toc31295"/>
+      <w:r>
+        <w:rPr>
+          <w:rFonts w:hint="default"/>
+          <w:lang w:val="en-US" w:eastAsia="zh-CN"/>
+        </w:rPr>
+        <w:t>附则</w:t>
       </w:r>
       <w:bookmarkEnd w:id="20"/>
     </w:p>
     <w:p>
       <w:pPr>
-        <w:pStyle w:val="a1"/>
-        <w:rPr>
-          <w:rFonts w:hint="default"/>
-          <w:lang w:val="en-US" w:eastAsia="zh-CN"/>
-        </w:rPr>
-      </w:pPr>
-      <w:r>
-        <w:rPr>
-          <w:rFonts w:hint="default"/>
-          <w:lang w:val="en-US" w:eastAsia="zh-CN"/>
-        </w:rPr>
-        <w:t>质量管理部每季度对所有已关闭的投诉进行汇总、分类和统计分析，编制《季度客户投诉分析报告》。</w:t>
-      </w:r>
-    </w:p>
-    <w:p>
-      <w:pPr>
-        <w:pStyle w:val="a1"/>
-        <w:rPr>
-          <w:rFonts w:hint="default"/>
-          <w:lang w:val="en-US" w:eastAsia="zh-CN"/>
-        </w:rPr>
-      </w:pPr>
-      <w:r>
-        <w:rPr>
-          <w:rFonts w:hint="default"/>
-          <w:lang w:val="en-US" w:eastAsia="zh-CN"/>
-        </w:rPr>
-        <w:t>报告内容应包括：投诉数量、类型分布、涉及部门、处理时效、关闭率、重复性问题、改进建议等。</w:t>
-      </w:r>
-    </w:p>
-    <w:p>
-      <w:pPr>
-        <w:pStyle w:val="a1"/>
-        <w:rPr>
-          <w:rFonts w:hint="default"/>
-          <w:lang w:val="en-US" w:eastAsia="zh-CN"/>
-        </w:rPr>
-      </w:pPr>
-      <w:r>
-        <w:rPr>
-          <w:rFonts w:hint="default"/>
-          <w:lang w:val="en-US" w:eastAsia="zh-CN"/>
-        </w:rPr>
-        <w:t>报告应提交公司管理层审阅，并向相关部门通报，作为管理评审和服务改进的重要输入。</w:t>
-      </w:r>
-    </w:p>
-    <w:p>
-      <w:pPr>
-        <w:pStyle w:val="a1"/>
-        <w:rPr>
-          <w:rFonts w:hint="default"/>
-          <w:lang w:val="en-US" w:eastAsia="zh-CN"/>
-        </w:rPr>
-      </w:pPr>
-      <w:r>
-        <w:rPr>
-          <w:rFonts w:hint="default"/>
-          <w:lang w:val="en-US" w:eastAsia="zh-CN"/>
-        </w:rPr>
-        <w:t>对于投诉中暴露出的共性、系统性问题，由质量管理部依据《质量改进管理制度》发起专项改进。</w:t>
-      </w:r>
-    </w:p>
-    <w:p>
-      <w:pPr>
-        <w:pStyle w:val="1"/>
-        <w:bidi w:val="0"/>
-        <w:rPr>
-          <w:rFonts w:hint="default"/>
-          <w:lang w:val="en-US" w:eastAsia="zh-CN"/>
-        </w:rPr>
-      </w:pPr>
-      <w:bookmarkStart w:id="21" w:name="_Toc12103"/>
-      <w:r>
-        <w:rPr>
-          <w:rFonts w:hint="default"/>
-          <w:lang w:val="en-US" w:eastAsia="zh-CN"/>
-        </w:rPr>
-        <w:t>附则</w:t>
-      </w:r>
-      <w:bookmarkEnd w:id="21"/>
-    </w:p>
-    <w:p>
-      <w:pPr>
-        <w:pStyle w:val="a1"/>
+        <w:pStyle w:val="29"/>
         <w:numPr>
           <w:ilvl w:val="0"/>
           <w:numId w:val="5"/>
         </w:numPr>
-        <w:ind w:left="425" w:hanging="425" w:leftChars="0" w:firstLineChars="0"/>
+        <w:ind w:left="425" w:leftChars="0" w:hanging="425" w:firstLineChars="0"/>
         <w:rPr>
           <w:rFonts w:hint="default"/>
           <w:lang w:val="en-US" w:eastAsia="zh-CN"/>
@@ -4666,12 +4700,12 @@
     </w:p>
     <w:p>
       <w:pPr>
-        <w:pStyle w:val="a1"/>
+        <w:pStyle w:val="29"/>
         <w:numPr>
           <w:ilvl w:val="0"/>
           <w:numId w:val="5"/>
         </w:numPr>
-        <w:ind w:left="425" w:hanging="425" w:leftChars="0" w:firstLineChars="0"/>
+        <w:ind w:left="425" w:leftChars="0" w:hanging="425" w:firstLineChars="0"/>
         <w:rPr>
           <w:rFonts w:hint="default"/>
           <w:lang w:val="en-US" w:eastAsia="zh-CN"/>
@@ -4687,12 +4721,12 @@
     </w:p>
     <w:p>
       <w:pPr>
-        <w:pStyle w:val="a1"/>
+        <w:pStyle w:val="29"/>
         <w:numPr>
           <w:ilvl w:val="0"/>
           <w:numId w:val="5"/>
         </w:numPr>
-        <w:ind w:left="425" w:hanging="425" w:leftChars="0" w:firstLineChars="0"/>
+        <w:ind w:left="425" w:leftChars="0" w:hanging="425" w:firstLineChars="0"/>
         <w:rPr>
           <w:rFonts w:hint="default"/>
           <w:lang w:val="en-US" w:eastAsia="zh-CN"/>
@@ -4707,23 +4741,73 @@
       </w:r>
     </w:p>
     <w:sectPr>
-      <w:headerReference w:type="default" r:id="rId7"/>
+      <w:headerReference r:id="rId5" w:type="default"/>
       <w:pgSz w:w="11906" w:h="16838"/>
       <w:pgMar w:top="1417" w:right="1800" w:bottom="1440" w:left="1800" w:header="1140" w:footer="992" w:gutter="0"/>
-      <w:cols w:num="1" w:space="425"/>
+      <w:cols w:space="425" w:num="1"/>
       <w:docGrid w:type="lines" w:linePitch="312" w:charSpace="0"/>
     </w:sectPr>
   </w:body>
 </w:document>
 </file>
 
+<file path=word/endnotes.xml><?xml version="1.0" encoding="utf-8"?>
+<w:endnotes xmlns:wpc="http://schemas.microsoft.com/office/word/2010/wordprocessingCanvas" xmlns:mc="http://schemas.openxmlformats.org/markup-compatibility/2006" xmlns:o="urn:schemas-microsoft-com:office:office" xmlns:r="http://schemas.openxmlformats.org/officeDocument/2006/relationships" xmlns:m="http://schemas.openxmlformats.org/officeDocument/2006/math" xmlns:v="urn:schemas-microsoft-com:vml" xmlns:wp14="http://schemas.microsoft.com/office/word/2010/wordprocessingDrawing" xmlns:wp="http://schemas.openxmlformats.org/drawingml/2006/wordprocessingDrawing" xmlns:w="http://schemas.openxmlformats.org/wordprocessingml/2006/main" xmlns:w14="http://schemas.microsoft.com/office/word/2010/wordml" xmlns:w15="http://schemas.microsoft.com/office/word/2012/wordml" xmlns:w10="urn:schemas-microsoft-com:office:word" xmlns:wpg="http://schemas.microsoft.com/office/word/2010/wordprocessingGroup" xmlns:wpi="http://schemas.microsoft.com/office/word/2010/wordprocessingInk" xmlns:wne="http://schemas.microsoft.com/office/word/2006/wordml" xmlns:wps="http://schemas.microsoft.com/office/word/2010/wordprocessingShape" xmlns:wpsCustomData="http://www.wps.cn/officeDocument/2013/wpsCustomData" mc:Ignorable="w14 w15 wp14">
+  <w:endnote w:type="separator" w:id="0">
+    <w:p>
+      <w:pPr>
+        <w:spacing w:line="240" w:lineRule="auto"/>
+      </w:pPr>
+      <w:r>
+        <w:separator/>
+      </w:r>
+    </w:p>
+  </w:endnote>
+  <w:endnote w:type="continuationSeparator" w:id="1">
+    <w:p>
+      <w:pPr>
+        <w:spacing w:line="240" w:lineRule="auto"/>
+      </w:pPr>
+      <w:r>
+        <w:continuationSeparator/>
+      </w:r>
+    </w:p>
+  </w:endnote>
+</w:endnotes>
+</file>
+
+<file path=word/footnotes.xml><?xml version="1.0" encoding="utf-8"?>
+<w:footnotes xmlns:wpc="http://schemas.microsoft.com/office/word/2010/wordprocessingCanvas" xmlns:mc="http://schemas.openxmlformats.org/markup-compatibility/2006" xmlns:o="urn:schemas-microsoft-com:office:office" xmlns:r="http://schemas.openxmlformats.org/officeDocument/2006/relationships" xmlns:m="http://schemas.openxmlformats.org/officeDocument/2006/math" xmlns:v="urn:schemas-microsoft-com:vml" xmlns:wp14="http://schemas.microsoft.com/office/word/2010/wordprocessingDrawing" xmlns:wp="http://schemas.openxmlformats.org/drawingml/2006/wordprocessingDrawing" xmlns:w="http://schemas.openxmlformats.org/wordprocessingml/2006/main" xmlns:w14="http://schemas.microsoft.com/office/word/2010/wordml" xmlns:w15="http://schemas.microsoft.com/office/word/2012/wordml" xmlns:w10="urn:schemas-microsoft-com:office:word" xmlns:wpg="http://schemas.microsoft.com/office/word/2010/wordprocessingGroup" xmlns:wpi="http://schemas.microsoft.com/office/word/2010/wordprocessingInk" xmlns:wne="http://schemas.microsoft.com/office/word/2006/wordml" xmlns:wps="http://schemas.microsoft.com/office/word/2010/wordprocessingShape" xmlns:wpsCustomData="http://www.wps.cn/officeDocument/2013/wpsCustomData" mc:Ignorable="w14 w15 wp14">
+  <w:footnote w:type="separator" w:id="0">
+    <w:p>
+      <w:pPr>
+        <w:spacing w:line="360" w:lineRule="auto"/>
+      </w:pPr>
+      <w:r>
+        <w:separator/>
+      </w:r>
+    </w:p>
+  </w:footnote>
+  <w:footnote w:type="continuationSeparator" w:id="1">
+    <w:p>
+      <w:pPr>
+        <w:spacing w:line="360" w:lineRule="auto"/>
+      </w:pPr>
+      <w:r>
+        <w:continuationSeparator/>
+      </w:r>
+    </w:p>
+  </w:footnote>
+</w:footnotes>
+</file>
+
 <file path=word/header1.xml><?xml version="1.0" encoding="utf-8"?>
-<w:hdr xmlns:wpc="http://schemas.microsoft.com/office/word/2010/wordprocessingCanvas" xmlns:mc="http://schemas.openxmlformats.org/markup-compatibility/2006" xmlns:o="urn:schemas-microsoft-com:office:office" xmlns:r="http://schemas.openxmlformats.org/officeDocument/2006/relationships" xmlns:m="http://schemas.openxmlformats.org/officeDocument/2006/math" xmlns:v="urn:schemas-microsoft-com:vml" xmlns:wp14="http://schemas.microsoft.com/office/word/2010/wordprocessingDrawing" xmlns:wp="http://schemas.openxmlformats.org/drawingml/2006/wordprocessingDrawing" xmlns:w10="urn:schemas-microsoft-com:office:word" xmlns:w="http://schemas.openxmlformats.org/wordprocessingml/2006/main" xmlns:w14="http://schemas.microsoft.com/office/word/2010/wordml" xmlns:w15="http://schemas.microsoft.com/office/word/2012/wordml" xmlns:wne="http://schemas.microsoft.com/office/word/2006/wordml" xmlns:wpg="http://schemas.microsoft.com/office/word/2010/wordprocessingGroup" xmlns:wpi="http://schemas.microsoft.com/office/word/2010/wordprocessingInk" xmlns:wps="http://schemas.microsoft.com/office/word/2010/wordprocessingShape" mc:Ignorable="w14 w15 wp14">
+<w:hdr xmlns:wpc="http://schemas.microsoft.com/office/word/2010/wordprocessingCanvas" xmlns:mc="http://schemas.openxmlformats.org/markup-compatibility/2006" xmlns:o="urn:schemas-microsoft-com:office:office" xmlns:r="http://schemas.openxmlformats.org/officeDocument/2006/relationships" xmlns:m="http://schemas.openxmlformats.org/officeDocument/2006/math" xmlns:v="urn:schemas-microsoft-com:vml" xmlns:wp14="http://schemas.microsoft.com/office/word/2010/wordprocessingDrawing" xmlns:wp="http://schemas.openxmlformats.org/drawingml/2006/wordprocessingDrawing" xmlns:w10="urn:schemas-microsoft-com:office:word" xmlns:w="http://schemas.openxmlformats.org/wordprocessingml/2006/main" xmlns:w14="http://schemas.microsoft.com/office/word/2010/wordml" xmlns:w15="http://schemas.microsoft.com/office/word/2012/wordml" xmlns:wpg="http://schemas.microsoft.com/office/word/2010/wordprocessingGroup" xmlns:wpi="http://schemas.microsoft.com/office/word/2010/wordprocessingInk" xmlns:wne="http://schemas.microsoft.com/office/word/2006/wordml" xmlns:wps="http://schemas.microsoft.com/office/word/2010/wordprocessingShape" xmlns:wpsCustomData="http://www.wps.cn/officeDocument/2013/wpsCustomData" mc:Ignorable="w14 w15 wp14">
   <w:p>
     <w:pPr>
-      <w:pStyle w:val="Header"/>
+      <w:pStyle w:val="15"/>
       <w:pBdr>
-        <w:bottom w:val="single" w:sz="4" w:space="1" w:color="auto"/>
+        <w:bottom w:val="single" w:color="auto" w:sz="4" w:space="1"/>
       </w:pBdr>
       <w:tabs>
         <w:tab w:val="left" w:pos="335"/>
@@ -4731,27 +4815,27 @@
       </w:tabs>
       <w:jc w:val="right"/>
       <w:rPr>
-        <w:rFonts w:eastAsiaTheme="minorEastAsia" w:hint="eastAsia"/>
+        <w:rFonts w:hint="eastAsia" w:eastAsiaTheme="minorEastAsia"/>
         <w:lang w:eastAsia="zh-CN"/>
       </w:rPr>
     </w:pPr>
     <w:r>
       <w:rPr>
-        <w:rFonts w:eastAsiaTheme="minorEastAsia" w:hint="eastAsia"/>
+        <w:rFonts w:hint="eastAsia" w:eastAsiaTheme="minorEastAsia"/>
         <w:lang w:val="en-US" w:eastAsia="zh-CN"/>
       </w:rPr>
       <w:tab/>
     </w:r>
     <w:r>
       <w:rPr>
-        <w:rFonts w:eastAsiaTheme="minorEastAsia" w:hint="eastAsia"/>
+        <w:rFonts w:hint="eastAsia" w:eastAsiaTheme="minorEastAsia"/>
         <w:lang w:val="en-US" w:eastAsia="zh-CN"/>
       </w:rPr>
       <w:tab/>
     </w:r>
     <w:r>
       <w:rPr>
-        <w:rFonts w:eastAsiaTheme="minorEastAsia" w:hint="eastAsia"/>
+        <w:rFonts w:hint="eastAsia" w:eastAsiaTheme="minorEastAsia"/>
         <w:lang w:val="en-US" w:eastAsia="zh-CN"/>
       </w:rPr>
       <w:t>江西通信产业服务有限公司</w:t>
@@ -4761,15 +4845,15 @@
 </file>
 
 <file path=word/numbering.xml><?xml version="1.0" encoding="utf-8"?>
-<w:numbering xmlns:wpc="http://schemas.microsoft.com/office/word/2010/wordprocessingCanvas" xmlns:mc="http://schemas.openxmlformats.org/markup-compatibility/2006" xmlns:o="urn:schemas-microsoft-com:office:office" xmlns:r="http://schemas.openxmlformats.org/officeDocument/2006/relationships" xmlns:m="http://schemas.openxmlformats.org/officeDocument/2006/math" xmlns:v="urn:schemas-microsoft-com:vml" xmlns:wp14="http://schemas.microsoft.com/office/word/2010/wordprocessingDrawing" xmlns:wp="http://schemas.openxmlformats.org/drawingml/2006/wordprocessingDrawing" xmlns:w10="urn:schemas-microsoft-com:office:word" xmlns:w="http://schemas.openxmlformats.org/wordprocessingml/2006/main" xmlns:w14="http://schemas.microsoft.com/office/word/2010/wordml" xmlns:w15="http://schemas.microsoft.com/office/word/2012/wordml" xmlns:wne="http://schemas.microsoft.com/office/word/2006/wordml" xmlns:wpg="http://schemas.microsoft.com/office/word/2010/wordprocessingGroup" xmlns:wpi="http://schemas.microsoft.com/office/word/2010/wordprocessingInk" xmlns:wps="http://schemas.microsoft.com/office/word/2010/wordprocessingShape" mc:Ignorable="w14 w15 wp14">
+<w:numbering xmlns:wpc="http://schemas.microsoft.com/office/word/2010/wordprocessingCanvas" xmlns:mc="http://schemas.openxmlformats.org/markup-compatibility/2006" xmlns:o="urn:schemas-microsoft-com:office:office" xmlns:r="http://schemas.openxmlformats.org/officeDocument/2006/relationships" xmlns:m="http://schemas.openxmlformats.org/officeDocument/2006/math" xmlns:v="urn:schemas-microsoft-com:vml" xmlns:wp14="http://schemas.microsoft.com/office/word/2010/wordprocessingDrawing" xmlns:wp="http://schemas.openxmlformats.org/drawingml/2006/wordprocessingDrawing" xmlns:w10="urn:schemas-microsoft-com:office:word" xmlns:w="http://schemas.openxmlformats.org/wordprocessingml/2006/main" xmlns:w14="http://schemas.microsoft.com/office/word/2010/wordml" xmlns:wpg="http://schemas.microsoft.com/office/word/2010/wordprocessingGroup" xmlns:wpi="http://schemas.microsoft.com/office/word/2010/wordprocessingInk" xmlns:wne="http://schemas.microsoft.com/office/word/2006/wordml" xmlns:wps="http://schemas.microsoft.com/office/word/2010/wordprocessingShape" xmlns:wpsCustomData="http://www.wps.cn/officeDocument/2013/wpsCustomData" mc:Ignorable="w14 wp14">
   <w:abstractNum w:abstractNumId="0">
     <w:nsid w:val="8E964DCE"/>
     <w:multiLevelType w:val="multilevel"/>
     <w:tmpl w:val="8E964DCE"/>
-    <w:lvl w:ilvl="0">
+    <w:lvl w:ilvl="0" w:tentative="0">
       <w:start w:val="1"/>
       <w:numFmt w:val="decimal"/>
-      <w:pStyle w:val="Heading1"/>
+      <w:pStyle w:val="2"/>
       <w:lvlText w:val="%1."/>
       <w:lvlJc w:val="left"/>
       <w:pPr>
@@ -4779,10 +4863,10 @@
         <w:rFonts w:hint="default"/>
       </w:rPr>
     </w:lvl>
-    <w:lvl w:ilvl="1">
+    <w:lvl w:ilvl="1" w:tentative="0">
       <w:start w:val="1"/>
       <w:numFmt w:val="decimal"/>
-      <w:pStyle w:val="Heading2"/>
+      <w:pStyle w:val="3"/>
       <w:lvlText w:val="%1.%2."/>
       <w:lvlJc w:val="left"/>
       <w:pPr>
@@ -4792,10 +4876,10 @@
         <w:rFonts w:hint="default"/>
       </w:rPr>
     </w:lvl>
-    <w:lvl w:ilvl="2">
+    <w:lvl w:ilvl="2" w:tentative="0">
       <w:start w:val="1"/>
       <w:numFmt w:val="decimal"/>
-      <w:pStyle w:val="Heading3"/>
+      <w:pStyle w:val="4"/>
       <w:lvlText w:val="%1.%2.%3."/>
       <w:lvlJc w:val="left"/>
       <w:pPr>
@@ -4805,10 +4889,10 @@
         <w:rFonts w:hint="default"/>
       </w:rPr>
     </w:lvl>
-    <w:lvl w:ilvl="3">
+    <w:lvl w:ilvl="3" w:tentative="0">
       <w:start w:val="1"/>
       <w:numFmt w:val="decimal"/>
-      <w:pStyle w:val="Heading4"/>
+      <w:pStyle w:val="5"/>
       <w:lvlText w:val="%1.%2.%3.%4."/>
       <w:lvlJc w:val="left"/>
       <w:pPr>
@@ -4818,10 +4902,10 @@
         <w:rFonts w:hint="default"/>
       </w:rPr>
     </w:lvl>
-    <w:lvl w:ilvl="4">
+    <w:lvl w:ilvl="4" w:tentative="0">
       <w:start w:val="1"/>
       <w:numFmt w:val="decimal"/>
-      <w:pStyle w:val="Heading5"/>
+      <w:pStyle w:val="6"/>
       <w:lvlText w:val="%1.%2.%3.%4.%5."/>
       <w:lvlJc w:val="left"/>
       <w:pPr>
@@ -4831,10 +4915,10 @@
         <w:rFonts w:hint="default"/>
       </w:rPr>
     </w:lvl>
-    <w:lvl w:ilvl="5">
+    <w:lvl w:ilvl="5" w:tentative="0">
       <w:start w:val="1"/>
       <w:numFmt w:val="decimal"/>
-      <w:pStyle w:val="Heading6"/>
+      <w:pStyle w:val="7"/>
       <w:lvlText w:val="%1.%2.%3.%4.%5.%6."/>
       <w:lvlJc w:val="left"/>
       <w:pPr>
@@ -4844,10 +4928,10 @@
         <w:rFonts w:hint="default"/>
       </w:rPr>
     </w:lvl>
-    <w:lvl w:ilvl="6">
+    <w:lvl w:ilvl="6" w:tentative="0">
       <w:start w:val="1"/>
       <w:numFmt w:val="decimal"/>
-      <w:pStyle w:val="Heading7"/>
+      <w:pStyle w:val="8"/>
       <w:lvlText w:val="%1.%2.%3.%4.%5.%6.%7."/>
       <w:lvlJc w:val="left"/>
       <w:pPr>
@@ -4857,10 +4941,10 @@
         <w:rFonts w:hint="default"/>
       </w:rPr>
     </w:lvl>
-    <w:lvl w:ilvl="7">
+    <w:lvl w:ilvl="7" w:tentative="0">
       <w:start w:val="1"/>
       <w:numFmt w:val="decimal"/>
-      <w:pStyle w:val="Heading8"/>
+      <w:pStyle w:val="9"/>
       <w:lvlText w:val="%1.%2.%3.%4.%5.%6.%7.%8."/>
       <w:lvlJc w:val="left"/>
       <w:pPr>
@@ -4870,10 +4954,10 @@
         <w:rFonts w:hint="default"/>
       </w:rPr>
     </w:lvl>
-    <w:lvl w:ilvl="8">
+    <w:lvl w:ilvl="8" w:tentative="0">
       <w:start w:val="1"/>
       <w:numFmt w:val="decimal"/>
-      <w:pStyle w:val="Heading9"/>
+      <w:pStyle w:val="10"/>
       <w:lvlText w:val="%1.%2.%3.%4.%5.%6.%7.%8.%9."/>
       <w:lvlJc w:val="left"/>
       <w:pPr>
@@ -4888,7 +4972,7 @@
     <w:nsid w:val="9BEA460B"/>
     <w:multiLevelType w:val="singleLevel"/>
     <w:tmpl w:val="9BEA460B"/>
-    <w:lvl w:ilvl="0">
+    <w:lvl w:ilvl="0" w:tentative="0">
       <w:start w:val="1"/>
       <w:numFmt w:val="decimal"/>
       <w:lvlText w:val="%1."/>
@@ -4905,7 +4989,7 @@
     <w:nsid w:val="F1DD6BD8"/>
     <w:multiLevelType w:val="singleLevel"/>
     <w:tmpl w:val="F1DD6BD8"/>
-    <w:lvl w:ilvl="0">
+    <w:lvl w:ilvl="0" w:tentative="0">
       <w:start w:val="1"/>
       <w:numFmt w:val="decimal"/>
       <w:lvlText w:val="%1."/>
@@ -4922,7 +5006,7 @@
     <w:nsid w:val="61BDB7C4"/>
     <w:multiLevelType w:val="singleLevel"/>
     <w:tmpl w:val="61BDB7C4"/>
-    <w:lvl w:ilvl="0">
+    <w:lvl w:ilvl="0" w:tentative="0">
       <w:start w:val="1"/>
       <w:numFmt w:val="decimal"/>
       <w:lvlText w:val="%1."/>
@@ -4939,7 +5023,7 @@
     <w:nsid w:val="79CD3D89"/>
     <w:multiLevelType w:val="singleLevel"/>
     <w:tmpl w:val="79CD3D89"/>
-    <w:lvl w:ilvl="0">
+    <w:lvl w:ilvl="0" w:tentative="0">
       <w:start w:val="1"/>
       <w:numFmt w:val="decimal"/>
       <w:lvlText w:val="%1."/>
@@ -4971,267 +5055,269 @@
 </file>
 
 <file path=word/styles.xml><?xml version="1.0" encoding="utf-8"?>
-<w:styles xmlns:mc="http://schemas.openxmlformats.org/markup-compatibility/2006" xmlns:r="http://schemas.openxmlformats.org/officeDocument/2006/relationships" xmlns:w="http://schemas.openxmlformats.org/wordprocessingml/2006/main" xmlns:w14="http://schemas.microsoft.com/office/word/2010/wordml" xmlns:w15="http://schemas.microsoft.com/office/word/2012/wordml" mc:Ignorable="w14 w15">
+<w:styles xmlns:mc="http://schemas.openxmlformats.org/markup-compatibility/2006" xmlns:o="urn:schemas-microsoft-com:office:office" xmlns:r="http://schemas.openxmlformats.org/officeDocument/2006/relationships" xmlns:m="http://schemas.openxmlformats.org/officeDocument/2006/math" xmlns:v="urn:schemas-microsoft-com:vml" xmlns:w="http://schemas.openxmlformats.org/wordprocessingml/2006/main" xmlns:w14="http://schemas.microsoft.com/office/word/2010/wordml" xmlns:w10="urn:schemas-microsoft-com:office:word" xmlns:sl="http://schemas.openxmlformats.org/schemaLibrary/2006/main" xmlns:wpsCustomData="http://www.wps.cn/officeDocument/2013/wpsCustomData" mc:Ignorable="w14">
   <w:docDefaults>
     <w:rPrDefault>
       <w:rPr>
-        <w:rFonts w:ascii="Times New Roman" w:eastAsia="宋体" w:hAnsi="Times New Roman" w:cs="Times New Roman"/>
+        <w:rFonts w:ascii="Times New Roman" w:hAnsi="Times New Roman" w:eastAsia="宋体" w:cs="Times New Roman"/>
       </w:rPr>
     </w:rPrDefault>
     <w:pPrDefault/>
   </w:docDefaults>
-  <w:latentStyles w:defLockedState="0" w:defUIPriority="99" w:defSemiHidden="1" w:defUnhideWhenUsed="1" w:defQFormat="0" w:count="260">
-    <w:lsdException w:name="Normal" w:semiHidden="0" w:uiPriority="0" w:unhideWhenUsed="0" w:qFormat="1"/>
-    <w:lsdException w:name="heading 1" w:semiHidden="0" w:uiPriority="0" w:unhideWhenUsed="0" w:qFormat="1"/>
-    <w:lsdException w:name="heading 2" w:semiHidden="0" w:uiPriority="0" w:qFormat="1"/>
-    <w:lsdException w:name="heading 3" w:uiPriority="0" w:qFormat="1"/>
-    <w:lsdException w:name="heading 4" w:semiHidden="0" w:uiPriority="0" w:qFormat="1"/>
-    <w:lsdException w:name="heading 5" w:uiPriority="0" w:qFormat="1"/>
-    <w:lsdException w:name="heading 6" w:uiPriority="0" w:qFormat="1"/>
-    <w:lsdException w:name="heading 7" w:uiPriority="0" w:qFormat="1"/>
-    <w:lsdException w:name="heading 8" w:uiPriority="0" w:qFormat="1"/>
-    <w:lsdException w:name="heading 9" w:uiPriority="0" w:qFormat="1"/>
-    <w:lsdException w:name="index 1" w:semiHidden="0" w:uiPriority="0" w:unhideWhenUsed="0"/>
-    <w:lsdException w:name="index 2" w:semiHidden="0" w:uiPriority="0" w:unhideWhenUsed="0"/>
-    <w:lsdException w:name="index 3" w:semiHidden="0" w:uiPriority="0" w:unhideWhenUsed="0"/>
-    <w:lsdException w:name="index 4" w:semiHidden="0" w:uiPriority="0" w:unhideWhenUsed="0"/>
-    <w:lsdException w:name="index 5" w:semiHidden="0" w:uiPriority="0" w:unhideWhenUsed="0"/>
-    <w:lsdException w:name="index 6" w:semiHidden="0" w:uiPriority="0" w:unhideWhenUsed="0"/>
-    <w:lsdException w:name="index 7" w:semiHidden="0" w:uiPriority="0" w:unhideWhenUsed="0"/>
-    <w:lsdException w:name="index 8" w:semiHidden="0" w:uiPriority="0" w:unhideWhenUsed="0"/>
-    <w:lsdException w:name="index 9" w:semiHidden="0" w:uiPriority="0" w:unhideWhenUsed="0"/>
-    <w:lsdException w:name="toc 1" w:semiHidden="0" w:uiPriority="0" w:unhideWhenUsed="0" w:qFormat="1"/>
-    <w:lsdException w:name="toc 2" w:semiHidden="0" w:uiPriority="0" w:unhideWhenUsed="0" w:qFormat="1"/>
-    <w:lsdException w:name="toc 3" w:semiHidden="0" w:uiPriority="0" w:unhideWhenUsed="0" w:qFormat="1"/>
-    <w:lsdException w:name="toc 4" w:semiHidden="0" w:uiPriority="0" w:unhideWhenUsed="0"/>
-    <w:lsdException w:name="toc 5" w:semiHidden="0" w:uiPriority="0" w:unhideWhenUsed="0"/>
-    <w:lsdException w:name="toc 6" w:semiHidden="0" w:uiPriority="0" w:unhideWhenUsed="0"/>
-    <w:lsdException w:name="toc 7" w:semiHidden="0" w:uiPriority="0" w:unhideWhenUsed="0"/>
-    <w:lsdException w:name="toc 8" w:semiHidden="0" w:uiPriority="0" w:unhideWhenUsed="0"/>
-    <w:lsdException w:name="toc 9" w:semiHidden="0" w:uiPriority="0" w:unhideWhenUsed="0"/>
-    <w:lsdException w:name="Normal Indent" w:semiHidden="0" w:uiPriority="0" w:unhideWhenUsed="0"/>
-    <w:lsdException w:name="footnote text" w:semiHidden="0" w:uiPriority="0" w:unhideWhenUsed="0"/>
-    <w:lsdException w:name="annotation text" w:semiHidden="0" w:uiPriority="0" w:unhideWhenUsed="0" w:qFormat="1"/>
-    <w:lsdException w:name="header" w:semiHidden="0" w:uiPriority="0" w:unhideWhenUsed="0" w:qFormat="1"/>
-    <w:lsdException w:name="footer" w:semiHidden="0" w:uiPriority="0" w:unhideWhenUsed="0" w:qFormat="1"/>
-    <w:lsdException w:name="index heading" w:semiHidden="0" w:uiPriority="0" w:unhideWhenUsed="0"/>
-    <w:lsdException w:name="caption" w:uiPriority="0" w:qFormat="1"/>
-    <w:lsdException w:name="table of figures" w:semiHidden="0" w:uiPriority="0" w:unhideWhenUsed="0"/>
-    <w:lsdException w:name="envelope address" w:semiHidden="0" w:uiPriority="0" w:unhideWhenUsed="0"/>
-    <w:lsdException w:name="envelope return" w:semiHidden="0" w:uiPriority="0" w:unhideWhenUsed="0"/>
-    <w:lsdException w:name="footnote reference" w:semiHidden="0" w:uiPriority="0" w:unhideWhenUsed="0"/>
-    <w:lsdException w:name="annotation reference" w:semiHidden="0" w:uiPriority="0" w:unhideWhenUsed="0"/>
-    <w:lsdException w:name="line number" w:semiHidden="0" w:uiPriority="0" w:unhideWhenUsed="0"/>
-    <w:lsdException w:name="page number" w:semiHidden="0" w:uiPriority="0" w:unhideWhenUsed="0"/>
-    <w:lsdException w:name="endnote reference" w:semiHidden="0" w:uiPriority="0" w:unhideWhenUsed="0"/>
-    <w:lsdException w:name="endnote text" w:semiHidden="0" w:uiPriority="0" w:unhideWhenUsed="0"/>
-    <w:lsdException w:name="table of authorities" w:semiHidden="0" w:uiPriority="0" w:unhideWhenUsed="0"/>
-    <w:lsdException w:name="macro" w:semiHidden="0" w:uiPriority="0" w:unhideWhenUsed="0"/>
-    <w:lsdException w:name="toa heading" w:semiHidden="0" w:uiPriority="0" w:unhideWhenUsed="0"/>
-    <w:lsdException w:name="List" w:semiHidden="0" w:uiPriority="0" w:unhideWhenUsed="0"/>
-    <w:lsdException w:name="List Bullet" w:semiHidden="0" w:uiPriority="0" w:unhideWhenUsed="0"/>
-    <w:lsdException w:name="List Number" w:semiHidden="0" w:uiPriority="0" w:unhideWhenUsed="0"/>
-    <w:lsdException w:name="List 2" w:semiHidden="0" w:uiPriority="0" w:unhideWhenUsed="0"/>
-    <w:lsdException w:name="List 3" w:semiHidden="0" w:uiPriority="0" w:unhideWhenUsed="0"/>
-    <w:lsdException w:name="List 4" w:semiHidden="0" w:uiPriority="0" w:unhideWhenUsed="0"/>
-    <w:lsdException w:name="List 5" w:semiHidden="0" w:uiPriority="0" w:unhideWhenUsed="0"/>
-    <w:lsdException w:name="List Bullet 2" w:semiHidden="0" w:uiPriority="0" w:unhideWhenUsed="0"/>
-    <w:lsdException w:name="List Bullet 3" w:semiHidden="0" w:uiPriority="0" w:unhideWhenUsed="0"/>
-    <w:lsdException w:name="List Bullet 4" w:semiHidden="0" w:uiPriority="0" w:unhideWhenUsed="0"/>
-    <w:lsdException w:name="List Bullet 5" w:semiHidden="0" w:uiPriority="0" w:unhideWhenUsed="0"/>
-    <w:lsdException w:name="List Number 2" w:semiHidden="0" w:uiPriority="0" w:unhideWhenUsed="0"/>
-    <w:lsdException w:name="List Number 3" w:semiHidden="0" w:uiPriority="0" w:unhideWhenUsed="0"/>
-    <w:lsdException w:name="List Number 4" w:semiHidden="0" w:uiPriority="0" w:unhideWhenUsed="0"/>
-    <w:lsdException w:name="List Number 5" w:semiHidden="0" w:uiPriority="0" w:unhideWhenUsed="0"/>
-    <w:lsdException w:name="Title" w:semiHidden="0" w:uiPriority="0" w:unhideWhenUsed="0" w:qFormat="1"/>
-    <w:lsdException w:name="Closing" w:semiHidden="0" w:uiPriority="0" w:unhideWhenUsed="0"/>
-    <w:lsdException w:name="Signature" w:semiHidden="0" w:uiPriority="0" w:unhideWhenUsed="0"/>
-    <w:lsdException w:name="Default Paragraph Font" w:uiPriority="0" w:unhideWhenUsed="0" w:qFormat="1"/>
-    <w:lsdException w:name="Body Text" w:uiPriority="0" w:unhideWhenUsed="0" w:qFormat="1"/>
-    <w:lsdException w:name="Body Text Indent" w:semiHidden="0" w:uiPriority="0" w:unhideWhenUsed="0"/>
-    <w:lsdException w:name="List Continue" w:semiHidden="0" w:uiPriority="0" w:unhideWhenUsed="0"/>
-    <w:lsdException w:name="List Continue 2" w:semiHidden="0" w:uiPriority="0" w:unhideWhenUsed="0"/>
-    <w:lsdException w:name="List Continue 3" w:semiHidden="0" w:uiPriority="0" w:unhideWhenUsed="0"/>
-    <w:lsdException w:name="List Continue 4" w:semiHidden="0" w:uiPriority="0" w:unhideWhenUsed="0"/>
-    <w:lsdException w:name="List Continue 5" w:semiHidden="0" w:uiPriority="0" w:unhideWhenUsed="0"/>
-    <w:lsdException w:name="Message Header" w:semiHidden="0" w:uiPriority="0" w:unhideWhenUsed="0"/>
-    <w:lsdException w:name="Subtitle" w:semiHidden="0" w:uiPriority="0" w:unhideWhenUsed="0" w:qFormat="1"/>
-    <w:lsdException w:name="Salutation" w:semiHidden="0" w:uiPriority="0" w:unhideWhenUsed="0"/>
-    <w:lsdException w:name="Date" w:semiHidden="0" w:uiPriority="0" w:unhideWhenUsed="0"/>
-    <w:lsdException w:name="Body Text First Indent" w:semiHidden="0" w:uiPriority="0" w:unhideWhenUsed="0"/>
-    <w:lsdException w:name="Body Text First Indent 2" w:semiHidden="0" w:uiPriority="0" w:unhideWhenUsed="0"/>
-    <w:lsdException w:name="Body Text 2" w:semiHidden="0" w:uiPriority="0" w:unhideWhenUsed="0"/>
-    <w:lsdException w:name="Body Text 3" w:semiHidden="0" w:uiPriority="0" w:unhideWhenUsed="0"/>
-    <w:lsdException w:name="Body Text Indent 2" w:semiHidden="0" w:uiPriority="0" w:unhideWhenUsed="0"/>
-    <w:lsdException w:name="Body Text Indent 3" w:semiHidden="0" w:uiPriority="0" w:unhideWhenUsed="0"/>
-    <w:lsdException w:name="Block Text" w:semiHidden="0" w:uiPriority="0" w:unhideWhenUsed="0"/>
-    <w:lsdException w:name="Hyperlink" w:semiHidden="0" w:uiPriority="0" w:unhideWhenUsed="0"/>
-    <w:lsdException w:name="FollowedHyperlink" w:semiHidden="0" w:uiPriority="0" w:unhideWhenUsed="0"/>
-    <w:lsdException w:name="Strong" w:semiHidden="0" w:uiPriority="0" w:unhideWhenUsed="0" w:qFormat="1"/>
-    <w:lsdException w:name="Emphasis" w:semiHidden="0" w:uiPriority="0" w:unhideWhenUsed="0" w:qFormat="1"/>
-    <w:lsdException w:name="Document Map" w:semiHidden="0" w:uiPriority="0" w:unhideWhenUsed="0"/>
-    <w:lsdException w:name="Plain Text" w:semiHidden="0" w:uiPriority="0" w:unhideWhenUsed="0"/>
-    <w:lsdException w:name="E-mail Signature" w:semiHidden="0" w:uiPriority="0" w:unhideWhenUsed="0"/>
-    <w:lsdException w:name="Normal (Web)" w:semiHidden="0" w:uiPriority="0" w:unhideWhenUsed="0" w:qFormat="1"/>
-    <w:lsdException w:name="HTML Acronym" w:semiHidden="0" w:uiPriority="0" w:unhideWhenUsed="0"/>
-    <w:lsdException w:name="HTML Address" w:semiHidden="0" w:uiPriority="0" w:unhideWhenUsed="0"/>
-    <w:lsdException w:name="HTML Cite" w:semiHidden="0" w:uiPriority="0" w:unhideWhenUsed="0"/>
-    <w:lsdException w:name="HTML Code" w:semiHidden="0" w:uiPriority="0" w:unhideWhenUsed="0"/>
-    <w:lsdException w:name="HTML Definition" w:semiHidden="0" w:uiPriority="0" w:unhideWhenUsed="0"/>
-    <w:lsdException w:name="HTML Keyboard" w:semiHidden="0" w:uiPriority="0" w:unhideWhenUsed="0"/>
-    <w:lsdException w:name="HTML Preformatted" w:semiHidden="0" w:uiPriority="0" w:unhideWhenUsed="0"/>
-    <w:lsdException w:name="HTML Sample" w:semiHidden="0" w:uiPriority="0" w:unhideWhenUsed="0"/>
-    <w:lsdException w:name="HTML Typewriter" w:semiHidden="0" w:uiPriority="0" w:unhideWhenUsed="0"/>
-    <w:lsdException w:name="HTML Variable" w:semiHidden="0" w:uiPriority="0" w:unhideWhenUsed="0"/>
-    <w:lsdException w:name="Normal Table" w:uiPriority="0" w:unhideWhenUsed="0" w:qFormat="1"/>
-    <w:lsdException w:name="annotation subject" w:semiHidden="0" w:uiPriority="0" w:unhideWhenUsed="0"/>
-    <w:lsdException w:name="Table Simple 1" w:semiHidden="0" w:uiPriority="0" w:unhideWhenUsed="0"/>
-    <w:lsdException w:name="Table Simple 2" w:semiHidden="0" w:uiPriority="0" w:unhideWhenUsed="0"/>
-    <w:lsdException w:name="Table Simple 3" w:semiHidden="0" w:uiPriority="0" w:unhideWhenUsed="0"/>
-    <w:lsdException w:name="Table Classic 1" w:semiHidden="0" w:uiPriority="0" w:unhideWhenUsed="0"/>
-    <w:lsdException w:name="Table Classic 2" w:semiHidden="0" w:uiPriority="0" w:unhideWhenUsed="0"/>
-    <w:lsdException w:name="Table Classic 3" w:semiHidden="0" w:uiPriority="0" w:unhideWhenUsed="0"/>
-    <w:lsdException w:name="Table Classic 4" w:semiHidden="0" w:uiPriority="0" w:unhideWhenUsed="0"/>
-    <w:lsdException w:name="Table Colorful 1" w:semiHidden="0" w:uiPriority="0" w:unhideWhenUsed="0"/>
-    <w:lsdException w:name="Table Colorful 2" w:semiHidden="0" w:uiPriority="0" w:unhideWhenUsed="0"/>
-    <w:lsdException w:name="Table Colorful 3" w:semiHidden="0" w:uiPriority="0" w:unhideWhenUsed="0"/>
-    <w:lsdException w:name="Table Columns 1" w:semiHidden="0" w:uiPriority="0" w:unhideWhenUsed="0"/>
-    <w:lsdException w:name="Table Columns 2" w:semiHidden="0" w:uiPriority="0" w:unhideWhenUsed="0"/>
-    <w:lsdException w:name="Table Columns 3" w:semiHidden="0" w:uiPriority="0" w:unhideWhenUsed="0"/>
-    <w:lsdException w:name="Table Columns 4" w:semiHidden="0" w:uiPriority="0" w:unhideWhenUsed="0"/>
-    <w:lsdException w:name="Table Columns 5" w:semiHidden="0" w:uiPriority="0" w:unhideWhenUsed="0"/>
-    <w:lsdException w:name="Table Grid 1" w:semiHidden="0" w:uiPriority="0" w:unhideWhenUsed="0"/>
-    <w:lsdException w:name="Table Grid 2" w:semiHidden="0" w:uiPriority="0" w:unhideWhenUsed="0"/>
-    <w:lsdException w:name="Table Grid 3" w:semiHidden="0" w:uiPriority="0" w:unhideWhenUsed="0"/>
-    <w:lsdException w:name="Table Grid 4" w:semiHidden="0" w:uiPriority="0" w:unhideWhenUsed="0"/>
-    <w:lsdException w:name="Table Grid 5" w:semiHidden="0" w:uiPriority="0" w:unhideWhenUsed="0"/>
-    <w:lsdException w:name="Table Grid 6" w:semiHidden="0" w:uiPriority="0" w:unhideWhenUsed="0"/>
-    <w:lsdException w:name="Table Grid 7" w:semiHidden="0" w:uiPriority="0" w:unhideWhenUsed="0"/>
-    <w:lsdException w:name="Table Grid 8" w:semiHidden="0" w:uiPriority="0" w:unhideWhenUsed="0"/>
-    <w:lsdException w:name="Table List 1" w:semiHidden="0" w:uiPriority="0" w:unhideWhenUsed="0"/>
-    <w:lsdException w:name="Table List 2" w:semiHidden="0" w:uiPriority="0" w:unhideWhenUsed="0"/>
-    <w:lsdException w:name="Table List 3" w:semiHidden="0" w:uiPriority="0" w:unhideWhenUsed="0"/>
-    <w:lsdException w:name="Table List 4" w:semiHidden="0" w:uiPriority="0" w:unhideWhenUsed="0"/>
-    <w:lsdException w:name="Table List 5" w:semiHidden="0" w:uiPriority="0" w:unhideWhenUsed="0"/>
-    <w:lsdException w:name="Table List 6" w:semiHidden="0" w:uiPriority="0" w:unhideWhenUsed="0"/>
-    <w:lsdException w:name="Table List 7" w:semiHidden="0" w:uiPriority="0" w:unhideWhenUsed="0"/>
-    <w:lsdException w:name="Table List 8" w:semiHidden="0" w:uiPriority="0" w:unhideWhenUsed="0"/>
-    <w:lsdException w:name="Table 3D effects 1" w:semiHidden="0" w:uiPriority="0" w:unhideWhenUsed="0"/>
-    <w:lsdException w:name="Table 3D effects 2" w:semiHidden="0" w:uiPriority="0" w:unhideWhenUsed="0"/>
-    <w:lsdException w:name="Table 3D effects 3" w:semiHidden="0" w:uiPriority="0" w:unhideWhenUsed="0"/>
-    <w:lsdException w:name="Table Contemporary" w:semiHidden="0" w:uiPriority="0" w:unhideWhenUsed="0"/>
-    <w:lsdException w:name="Table Elegant" w:semiHidden="0" w:uiPriority="0" w:unhideWhenUsed="0"/>
-    <w:lsdException w:name="Table Professional" w:semiHidden="0" w:uiPriority="0" w:unhideWhenUsed="0"/>
-    <w:lsdException w:name="Table Subtle 1" w:semiHidden="0" w:uiPriority="0" w:unhideWhenUsed="0"/>
-    <w:lsdException w:name="Table Subtle 2" w:semiHidden="0" w:uiPriority="0" w:unhideWhenUsed="0"/>
-    <w:lsdException w:name="Table Web 1" w:semiHidden="0" w:uiPriority="0" w:unhideWhenUsed="0"/>
-    <w:lsdException w:name="Table Web 2" w:semiHidden="0" w:uiPriority="0" w:unhideWhenUsed="0"/>
-    <w:lsdException w:name="Table Web 3" w:semiHidden="0" w:uiPriority="0" w:unhideWhenUsed="0"/>
-    <w:lsdException w:name="Balloon Text" w:semiHidden="0" w:uiPriority="0" w:unhideWhenUsed="0"/>
-    <w:lsdException w:name="Table Grid" w:semiHidden="0" w:uiPriority="0" w:unhideWhenUsed="0" w:qFormat="1"/>
-    <w:lsdException w:name="Table Theme" w:semiHidden="0" w:uiPriority="0" w:unhideWhenUsed="0"/>
-    <w:lsdException w:name="Light Shading" w:semiHidden="0" w:uiPriority="60" w:unhideWhenUsed="0"/>
-    <w:lsdException w:name="Light List" w:semiHidden="0" w:uiPriority="61" w:unhideWhenUsed="0"/>
-    <w:lsdException w:name="Light Grid" w:semiHidden="0" w:uiPriority="62" w:unhideWhenUsed="0"/>
-    <w:lsdException w:name="Medium Shading 1" w:semiHidden="0" w:uiPriority="63" w:unhideWhenUsed="0"/>
-    <w:lsdException w:name="Medium Shading 2" w:semiHidden="0" w:uiPriority="64" w:unhideWhenUsed="0"/>
-    <w:lsdException w:name="Medium List 1" w:semiHidden="0" w:uiPriority="65" w:unhideWhenUsed="0"/>
-    <w:lsdException w:name="Medium List 2" w:semiHidden="0" w:uiPriority="66" w:unhideWhenUsed="0"/>
-    <w:lsdException w:name="Medium Grid 1" w:semiHidden="0" w:uiPriority="67" w:unhideWhenUsed="0"/>
-    <w:lsdException w:name="Medium Grid 2" w:semiHidden="0" w:uiPriority="68" w:unhideWhenUsed="0"/>
-    <w:lsdException w:name="Medium Grid 3" w:semiHidden="0" w:uiPriority="69" w:unhideWhenUsed="0"/>
-    <w:lsdException w:name="Dark List" w:semiHidden="0" w:uiPriority="70" w:unhideWhenUsed="0"/>
-    <w:lsdException w:name="Colorful Shading" w:semiHidden="0" w:uiPriority="71" w:unhideWhenUsed="0"/>
-    <w:lsdException w:name="Colorful List" w:semiHidden="0" w:uiPriority="72" w:unhideWhenUsed="0"/>
-    <w:lsdException w:name="Colorful Grid" w:semiHidden="0" w:uiPriority="73" w:unhideWhenUsed="0"/>
-    <w:lsdException w:name="Light Shading Accent 1" w:semiHidden="0" w:uiPriority="60" w:unhideWhenUsed="0"/>
-    <w:lsdException w:name="Light List Accent 1" w:semiHidden="0" w:uiPriority="61" w:unhideWhenUsed="0"/>
-    <w:lsdException w:name="Light Grid Accent 1" w:semiHidden="0" w:uiPriority="62" w:unhideWhenUsed="0"/>
-    <w:lsdException w:name="Medium Shading 1 Accent 1" w:semiHidden="0" w:uiPriority="63" w:unhideWhenUsed="0"/>
-    <w:lsdException w:name="Medium Shading 2 Accent 1" w:semiHidden="0" w:uiPriority="64" w:unhideWhenUsed="0"/>
-    <w:lsdException w:name="Medium List 1 Accent 1" w:semiHidden="0" w:uiPriority="65" w:unhideWhenUsed="0"/>
-    <w:lsdException w:name="Medium List 2 Accent 1" w:semiHidden="0" w:uiPriority="66" w:unhideWhenUsed="0"/>
-    <w:lsdException w:name="Medium Grid 1 Accent 1" w:semiHidden="0" w:uiPriority="67" w:unhideWhenUsed="0"/>
-    <w:lsdException w:name="Medium Grid 2 Accent 1" w:semiHidden="0" w:uiPriority="68" w:unhideWhenUsed="0"/>
-    <w:lsdException w:name="Medium Grid 3 Accent 1" w:semiHidden="0" w:uiPriority="69" w:unhideWhenUsed="0"/>
-    <w:lsdException w:name="Dark List Accent 1" w:semiHidden="0" w:uiPriority="70" w:unhideWhenUsed="0"/>
-    <w:lsdException w:name="Colorful Shading Accent 1" w:semiHidden="0" w:uiPriority="71" w:unhideWhenUsed="0"/>
-    <w:lsdException w:name="Colorful List Accent 1" w:semiHidden="0" w:uiPriority="72" w:unhideWhenUsed="0"/>
-    <w:lsdException w:name="Colorful Grid Accent 1" w:semiHidden="0" w:uiPriority="73" w:unhideWhenUsed="0"/>
-    <w:lsdException w:name="Light Shading Accent 2" w:semiHidden="0" w:uiPriority="60" w:unhideWhenUsed="0"/>
-    <w:lsdException w:name="Light List Accent 2" w:semiHidden="0" w:uiPriority="61" w:unhideWhenUsed="0"/>
-    <w:lsdException w:name="Light Grid Accent 2" w:semiHidden="0" w:uiPriority="62" w:unhideWhenUsed="0"/>
-    <w:lsdException w:name="Medium Shading 1 Accent 2" w:semiHidden="0" w:uiPriority="63" w:unhideWhenUsed="0"/>
-    <w:lsdException w:name="Medium Shading 2 Accent 2" w:semiHidden="0" w:uiPriority="64" w:unhideWhenUsed="0"/>
-    <w:lsdException w:name="Medium List 1 Accent 2" w:semiHidden="0" w:uiPriority="65" w:unhideWhenUsed="0"/>
-    <w:lsdException w:name="Medium List 2 Accent 2" w:semiHidden="0" w:uiPriority="66" w:unhideWhenUsed="0"/>
-    <w:lsdException w:name="Medium Grid 1 Accent 2" w:semiHidden="0" w:uiPriority="67" w:unhideWhenUsed="0"/>
-    <w:lsdException w:name="Medium Grid 2 Accent 2" w:semiHidden="0" w:uiPriority="68" w:unhideWhenUsed="0"/>
-    <w:lsdException w:name="Medium Grid 3 Accent 2" w:semiHidden="0" w:uiPriority="69" w:unhideWhenUsed="0"/>
-    <w:lsdException w:name="Dark List Accent 2" w:semiHidden="0" w:uiPriority="70" w:unhideWhenUsed="0"/>
-    <w:lsdException w:name="Colorful Shading Accent 2" w:semiHidden="0" w:uiPriority="71" w:unhideWhenUsed="0"/>
-    <w:lsdException w:name="Colorful List Accent 2" w:semiHidden="0" w:uiPriority="72" w:unhideWhenUsed="0"/>
-    <w:lsdException w:name="Colorful Grid Accent 2" w:semiHidden="0" w:uiPriority="73" w:unhideWhenUsed="0"/>
-    <w:lsdException w:name="Light Shading Accent 3" w:semiHidden="0" w:uiPriority="60" w:unhideWhenUsed="0"/>
-    <w:lsdException w:name="Light List Accent 3" w:semiHidden="0" w:uiPriority="61" w:unhideWhenUsed="0"/>
-    <w:lsdException w:name="Light Grid Accent 3" w:semiHidden="0" w:uiPriority="62" w:unhideWhenUsed="0"/>
-    <w:lsdException w:name="Medium Shading 1 Accent 3" w:semiHidden="0" w:uiPriority="63" w:unhideWhenUsed="0"/>
-    <w:lsdException w:name="Medium Shading 2 Accent 3" w:semiHidden="0" w:uiPriority="64" w:unhideWhenUsed="0"/>
-    <w:lsdException w:name="Medium List 1 Accent 3" w:semiHidden="0" w:uiPriority="65" w:unhideWhenUsed="0"/>
-    <w:lsdException w:name="Medium List 2 Accent 3" w:semiHidden="0" w:uiPriority="66" w:unhideWhenUsed="0"/>
-    <w:lsdException w:name="Medium Grid 1 Accent 3" w:semiHidden="0" w:uiPriority="67" w:unhideWhenUsed="0"/>
-    <w:lsdException w:name="Medium Grid 2 Accent 3" w:semiHidden="0" w:uiPriority="68" w:unhideWhenUsed="0"/>
-    <w:lsdException w:name="Medium Grid 3 Accent 3" w:semiHidden="0" w:uiPriority="69" w:unhideWhenUsed="0"/>
-    <w:lsdException w:name="Dark List Accent 3" w:semiHidden="0" w:uiPriority="70" w:unhideWhenUsed="0"/>
-    <w:lsdException w:name="Colorful Shading Accent 3" w:semiHidden="0" w:uiPriority="71" w:unhideWhenUsed="0"/>
-    <w:lsdException w:name="Colorful List Accent 3" w:semiHidden="0" w:uiPriority="72" w:unhideWhenUsed="0"/>
-    <w:lsdException w:name="Colorful Grid Accent 3" w:semiHidden="0" w:uiPriority="73" w:unhideWhenUsed="0"/>
-    <w:lsdException w:name="Light Shading Accent 4" w:semiHidden="0" w:uiPriority="60" w:unhideWhenUsed="0"/>
-    <w:lsdException w:name="Light List Accent 4" w:semiHidden="0" w:uiPriority="61" w:unhideWhenUsed="0"/>
-    <w:lsdException w:name="Light Grid Accent 4" w:semiHidden="0" w:uiPriority="62" w:unhideWhenUsed="0"/>
-    <w:lsdException w:name="Medium Shading 1 Accent 4" w:semiHidden="0" w:uiPriority="63" w:unhideWhenUsed="0"/>
-    <w:lsdException w:name="Medium Shading 2 Accent 4" w:semiHidden="0" w:uiPriority="64" w:unhideWhenUsed="0"/>
-    <w:lsdException w:name="Medium List 1 Accent 4" w:semiHidden="0" w:uiPriority="65" w:unhideWhenUsed="0"/>
-    <w:lsdException w:name="Medium List 2 Accent 4" w:semiHidden="0" w:uiPriority="66" w:unhideWhenUsed="0"/>
-    <w:lsdException w:name="Medium Grid 1 Accent 4" w:semiHidden="0" w:uiPriority="67" w:unhideWhenUsed="0"/>
-    <w:lsdException w:name="Medium Grid 2 Accent 4" w:semiHidden="0" w:uiPriority="68" w:unhideWhenUsed="0"/>
-    <w:lsdException w:name="Medium Grid 3 Accent 4" w:semiHidden="0" w:uiPriority="69" w:unhideWhenUsed="0"/>
-    <w:lsdException w:name="Dark List Accent 4" w:semiHidden="0" w:uiPriority="70" w:unhideWhenUsed="0"/>
-    <w:lsdException w:name="Colorful Shading Accent 4" w:semiHidden="0" w:uiPriority="71" w:unhideWhenUsed="0"/>
-    <w:lsdException w:name="Colorful List Accent 4" w:semiHidden="0" w:uiPriority="72" w:unhideWhenUsed="0"/>
-    <w:lsdException w:name="Colorful Grid Accent 4" w:semiHidden="0" w:uiPriority="73" w:unhideWhenUsed="0"/>
-    <w:lsdException w:name="Light Shading Accent 5" w:semiHidden="0" w:uiPriority="60" w:unhideWhenUsed="0"/>
-    <w:lsdException w:name="Light List Accent 5" w:semiHidden="0" w:uiPriority="61" w:unhideWhenUsed="0"/>
-    <w:lsdException w:name="Light Grid Accent 5" w:semiHidden="0" w:uiPriority="62" w:unhideWhenUsed="0"/>
-    <w:lsdException w:name="Medium Shading 1 Accent 5" w:semiHidden="0" w:uiPriority="63" w:unhideWhenUsed="0"/>
-    <w:lsdException w:name="Medium Shading 2 Accent 5" w:semiHidden="0" w:uiPriority="64" w:unhideWhenUsed="0"/>
-    <w:lsdException w:name="Medium List 1 Accent 5" w:semiHidden="0" w:uiPriority="65" w:unhideWhenUsed="0"/>
-    <w:lsdException w:name="Medium List 2 Accent 5" w:semiHidden="0" w:uiPriority="66" w:unhideWhenUsed="0"/>
-    <w:lsdException w:name="Medium Grid 1 Accent 5" w:semiHidden="0" w:uiPriority="67" w:unhideWhenUsed="0"/>
-    <w:lsdException w:name="Medium Grid 2 Accent 5" w:semiHidden="0" w:uiPriority="68" w:unhideWhenUsed="0"/>
-    <w:lsdException w:name="Medium Grid 3 Accent 5" w:semiHidden="0" w:uiPriority="69" w:unhideWhenUsed="0"/>
-    <w:lsdException w:name="Dark List Accent 5" w:semiHidden="0" w:uiPriority="70" w:unhideWhenUsed="0"/>
-    <w:lsdException w:name="Colorful Shading Accent 5" w:semiHidden="0" w:uiPriority="71" w:unhideWhenUsed="0"/>
-    <w:lsdException w:name="Colorful List Accent 5" w:semiHidden="0" w:uiPriority="72" w:unhideWhenUsed="0"/>
-    <w:lsdException w:name="Colorful Grid Accent 5" w:semiHidden="0" w:uiPriority="73" w:unhideWhenUsed="0"/>
-    <w:lsdException w:name="Light Shading Accent 6" w:semiHidden="0" w:uiPriority="60" w:unhideWhenUsed="0"/>
-    <w:lsdException w:name="Light List Accent 6" w:semiHidden="0" w:uiPriority="61" w:unhideWhenUsed="0"/>
-    <w:lsdException w:name="Light Grid Accent 6" w:semiHidden="0" w:uiPriority="62" w:unhideWhenUsed="0"/>
-    <w:lsdException w:name="Medium Shading 1 Accent 6" w:semiHidden="0" w:uiPriority="63" w:unhideWhenUsed="0"/>
-    <w:lsdException w:name="Medium Shading 2 Accent 6" w:semiHidden="0" w:uiPriority="64" w:unhideWhenUsed="0"/>
-    <w:lsdException w:name="Medium List 1 Accent 6" w:semiHidden="0" w:uiPriority="65" w:unhideWhenUsed="0"/>
-    <w:lsdException w:name="Medium List 2 Accent 6" w:semiHidden="0" w:uiPriority="66" w:unhideWhenUsed="0"/>
-    <w:lsdException w:name="Medium Grid 1 Accent 6" w:semiHidden="0" w:uiPriority="67" w:unhideWhenUsed="0"/>
-    <w:lsdException w:name="Medium Grid 2 Accent 6" w:semiHidden="0" w:uiPriority="68" w:unhideWhenUsed="0"/>
-    <w:lsdException w:name="Medium Grid 3 Accent 6" w:semiHidden="0" w:uiPriority="69" w:unhideWhenUsed="0"/>
-    <w:lsdException w:name="Dark List Accent 6" w:semiHidden="0" w:uiPriority="70" w:unhideWhenUsed="0"/>
-    <w:lsdException w:name="Colorful Shading Accent 6" w:semiHidden="0" w:uiPriority="71" w:unhideWhenUsed="0"/>
-    <w:lsdException w:name="Colorful List Accent 6" w:semiHidden="0" w:uiPriority="72" w:unhideWhenUsed="0"/>
-    <w:lsdException w:name="Colorful Grid Accent 6" w:semiHidden="0" w:uiPriority="73" w:unhideWhenUsed="0"/>
+  <w:latentStyles w:count="260" w:defQFormat="0" w:defUnhideWhenUsed="1" w:defSemiHidden="1" w:defUIPriority="99" w:defLockedState="0">
+    <w:lsdException w:qFormat="1" w:unhideWhenUsed="0" w:uiPriority="0" w:semiHidden="0" w:name="Normal"/>
+    <w:lsdException w:qFormat="1" w:unhideWhenUsed="0" w:uiPriority="0" w:semiHidden="0" w:name="heading 1"/>
+    <w:lsdException w:qFormat="1" w:uiPriority="0" w:semiHidden="0" w:name="heading 2"/>
+    <w:lsdException w:qFormat="1" w:uiPriority="0" w:name="heading 3"/>
+    <w:lsdException w:qFormat="1" w:uiPriority="0" w:semiHidden="0" w:name="heading 4"/>
+    <w:lsdException w:qFormat="1" w:uiPriority="0" w:name="heading 5"/>
+    <w:lsdException w:qFormat="1" w:uiPriority="0" w:name="heading 6"/>
+    <w:lsdException w:qFormat="1" w:uiPriority="0" w:name="heading 7"/>
+    <w:lsdException w:qFormat="1" w:uiPriority="0" w:name="heading 8"/>
+    <w:lsdException w:qFormat="1" w:uiPriority="0" w:name="heading 9"/>
+    <w:lsdException w:unhideWhenUsed="0" w:uiPriority="0" w:semiHidden="0" w:name="index 1"/>
+    <w:lsdException w:unhideWhenUsed="0" w:uiPriority="0" w:semiHidden="0" w:name="index 2"/>
+    <w:lsdException w:unhideWhenUsed="0" w:uiPriority="0" w:semiHidden="0" w:name="index 3"/>
+    <w:lsdException w:unhideWhenUsed="0" w:uiPriority="0" w:semiHidden="0" w:name="index 4"/>
+    <w:lsdException w:unhideWhenUsed="0" w:uiPriority="0" w:semiHidden="0" w:name="index 5"/>
+    <w:lsdException w:unhideWhenUsed="0" w:uiPriority="0" w:semiHidden="0" w:name="index 6"/>
+    <w:lsdException w:unhideWhenUsed="0" w:uiPriority="0" w:semiHidden="0" w:name="index 7"/>
+    <w:lsdException w:unhideWhenUsed="0" w:uiPriority="0" w:semiHidden="0" w:name="index 8"/>
+    <w:lsdException w:unhideWhenUsed="0" w:uiPriority="0" w:semiHidden="0" w:name="index 9"/>
+    <w:lsdException w:qFormat="1" w:unhideWhenUsed="0" w:uiPriority="0" w:semiHidden="0" w:name="toc 1"/>
+    <w:lsdException w:qFormat="1" w:unhideWhenUsed="0" w:uiPriority="0" w:semiHidden="0" w:name="toc 2"/>
+    <w:lsdException w:qFormat="1" w:unhideWhenUsed="0" w:uiPriority="0" w:semiHidden="0" w:name="toc 3"/>
+    <w:lsdException w:unhideWhenUsed="0" w:uiPriority="0" w:semiHidden="0" w:name="toc 4"/>
+    <w:lsdException w:unhideWhenUsed="0" w:uiPriority="0" w:semiHidden="0" w:name="toc 5"/>
+    <w:lsdException w:unhideWhenUsed="0" w:uiPriority="0" w:semiHidden="0" w:name="toc 6"/>
+    <w:lsdException w:unhideWhenUsed="0" w:uiPriority="0" w:semiHidden="0" w:name="toc 7"/>
+    <w:lsdException w:unhideWhenUsed="0" w:uiPriority="0" w:semiHidden="0" w:name="toc 8"/>
+    <w:lsdException w:unhideWhenUsed="0" w:uiPriority="0" w:semiHidden="0" w:name="toc 9"/>
+    <w:lsdException w:unhideWhenUsed="0" w:uiPriority="0" w:semiHidden="0" w:name="Normal Indent"/>
+    <w:lsdException w:unhideWhenUsed="0" w:uiPriority="0" w:semiHidden="0" w:name="footnote text"/>
+    <w:lsdException w:qFormat="1" w:unhideWhenUsed="0" w:uiPriority="0" w:semiHidden="0" w:name="annotation text"/>
+    <w:lsdException w:qFormat="1" w:unhideWhenUsed="0" w:uiPriority="0" w:semiHidden="0" w:name="header"/>
+    <w:lsdException w:qFormat="1" w:unhideWhenUsed="0" w:uiPriority="0" w:semiHidden="0" w:name="footer"/>
+    <w:lsdException w:unhideWhenUsed="0" w:uiPriority="0" w:semiHidden="0" w:name="index heading"/>
+    <w:lsdException w:qFormat="1" w:uiPriority="0" w:name="caption"/>
+    <w:lsdException w:unhideWhenUsed="0" w:uiPriority="0" w:semiHidden="0" w:name="table of figures"/>
+    <w:lsdException w:unhideWhenUsed="0" w:uiPriority="0" w:semiHidden="0" w:name="envelope address"/>
+    <w:lsdException w:unhideWhenUsed="0" w:uiPriority="0" w:semiHidden="0" w:name="envelope return"/>
+    <w:lsdException w:unhideWhenUsed="0" w:uiPriority="0" w:semiHidden="0" w:name="footnote reference"/>
+    <w:lsdException w:unhideWhenUsed="0" w:uiPriority="0" w:semiHidden="0" w:name="annotation reference"/>
+    <w:lsdException w:unhideWhenUsed="0" w:uiPriority="0" w:semiHidden="0" w:name="line number"/>
+    <w:lsdException w:unhideWhenUsed="0" w:uiPriority="0" w:semiHidden="0" w:name="page number"/>
+    <w:lsdException w:unhideWhenUsed="0" w:uiPriority="0" w:semiHidden="0" w:name="endnote reference"/>
+    <w:lsdException w:unhideWhenUsed="0" w:uiPriority="0" w:semiHidden="0" w:name="endnote text"/>
+    <w:lsdException w:unhideWhenUsed="0" w:uiPriority="0" w:semiHidden="0" w:name="table of authorities"/>
+    <w:lsdException w:unhideWhenUsed="0" w:uiPriority="0" w:semiHidden="0" w:name="macro"/>
+    <w:lsdException w:unhideWhenUsed="0" w:uiPriority="0" w:semiHidden="0" w:name="toa heading"/>
+    <w:lsdException w:unhideWhenUsed="0" w:uiPriority="0" w:semiHidden="0" w:name="List"/>
+    <w:lsdException w:unhideWhenUsed="0" w:uiPriority="0" w:semiHidden="0" w:name="List Bullet"/>
+    <w:lsdException w:unhideWhenUsed="0" w:uiPriority="0" w:semiHidden="0" w:name="List Number"/>
+    <w:lsdException w:unhideWhenUsed="0" w:uiPriority="0" w:semiHidden="0" w:name="List 2"/>
+    <w:lsdException w:unhideWhenUsed="0" w:uiPriority="0" w:semiHidden="0" w:name="List 3"/>
+    <w:lsdException w:unhideWhenUsed="0" w:uiPriority="0" w:semiHidden="0" w:name="List 4"/>
+    <w:lsdException w:unhideWhenUsed="0" w:uiPriority="0" w:semiHidden="0" w:name="List 5"/>
+    <w:lsdException w:unhideWhenUsed="0" w:uiPriority="0" w:semiHidden="0" w:name="List Bullet 2"/>
+    <w:lsdException w:unhideWhenUsed="0" w:uiPriority="0" w:semiHidden="0" w:name="List Bullet 3"/>
+    <w:lsdException w:unhideWhenUsed="0" w:uiPriority="0" w:semiHidden="0" w:name="List Bullet 4"/>
+    <w:lsdException w:unhideWhenUsed="0" w:uiPriority="0" w:semiHidden="0" w:name="List Bullet 5"/>
+    <w:lsdException w:unhideWhenUsed="0" w:uiPriority="0" w:semiHidden="0" w:name="List Number 2"/>
+    <w:lsdException w:unhideWhenUsed="0" w:uiPriority="0" w:semiHidden="0" w:name="List Number 3"/>
+    <w:lsdException w:unhideWhenUsed="0" w:uiPriority="0" w:semiHidden="0" w:name="List Number 4"/>
+    <w:lsdException w:unhideWhenUsed="0" w:uiPriority="0" w:semiHidden="0" w:name="List Number 5"/>
+    <w:lsdException w:qFormat="1" w:unhideWhenUsed="0" w:uiPriority="0" w:semiHidden="0" w:name="Title"/>
+    <w:lsdException w:unhideWhenUsed="0" w:uiPriority="0" w:semiHidden="0" w:name="Closing"/>
+    <w:lsdException w:unhideWhenUsed="0" w:uiPriority="0" w:semiHidden="0" w:name="Signature"/>
+    <w:lsdException w:qFormat="1" w:unhideWhenUsed="0" w:uiPriority="0" w:name="Default Paragraph Font"/>
+    <w:lsdException w:qFormat="1" w:unhideWhenUsed="0" w:uiPriority="0" w:name="Body Text"/>
+    <w:lsdException w:unhideWhenUsed="0" w:uiPriority="0" w:semiHidden="0" w:name="Body Text Indent"/>
+    <w:lsdException w:unhideWhenUsed="0" w:uiPriority="0" w:semiHidden="0" w:name="List Continue"/>
+    <w:lsdException w:unhideWhenUsed="0" w:uiPriority="0" w:semiHidden="0" w:name="List Continue 2"/>
+    <w:lsdException w:unhideWhenUsed="0" w:uiPriority="0" w:semiHidden="0" w:name="List Continue 3"/>
+    <w:lsdException w:unhideWhenUsed="0" w:uiPriority="0" w:semiHidden="0" w:name="List Continue 4"/>
+    <w:lsdException w:unhideWhenUsed="0" w:uiPriority="0" w:semiHidden="0" w:name="List Continue 5"/>
+    <w:lsdException w:unhideWhenUsed="0" w:uiPriority="0" w:semiHidden="0" w:name="Message Header"/>
+    <w:lsdException w:qFormat="1" w:unhideWhenUsed="0" w:uiPriority="0" w:semiHidden="0" w:name="Subtitle"/>
+    <w:lsdException w:unhideWhenUsed="0" w:uiPriority="0" w:semiHidden="0" w:name="Salutation"/>
+    <w:lsdException w:unhideWhenUsed="0" w:uiPriority="0" w:semiHidden="0" w:name="Date"/>
+    <w:lsdException w:unhideWhenUsed="0" w:uiPriority="0" w:semiHidden="0" w:name="Body Text First Indent"/>
+    <w:lsdException w:unhideWhenUsed="0" w:uiPriority="0" w:semiHidden="0" w:name="Body Text First Indent 2"/>
+    <w:lsdException w:uiPriority="99" w:name="Note Heading"/>
+    <w:lsdException w:unhideWhenUsed="0" w:uiPriority="0" w:semiHidden="0" w:name="Body Text 2"/>
+    <w:lsdException w:unhideWhenUsed="0" w:uiPriority="0" w:semiHidden="0" w:name="Body Text 3"/>
+    <w:lsdException w:unhideWhenUsed="0" w:uiPriority="0" w:semiHidden="0" w:name="Body Text Indent 2"/>
+    <w:lsdException w:unhideWhenUsed="0" w:uiPriority="0" w:semiHidden="0" w:name="Body Text Indent 3"/>
+    <w:lsdException w:unhideWhenUsed="0" w:uiPriority="0" w:semiHidden="0" w:name="Block Text"/>
+    <w:lsdException w:unhideWhenUsed="0" w:uiPriority="0" w:semiHidden="0" w:name="Hyperlink"/>
+    <w:lsdException w:unhideWhenUsed="0" w:uiPriority="0" w:semiHidden="0" w:name="FollowedHyperlink"/>
+    <w:lsdException w:qFormat="1" w:unhideWhenUsed="0" w:uiPriority="0" w:semiHidden="0" w:name="Strong"/>
+    <w:lsdException w:qFormat="1" w:unhideWhenUsed="0" w:uiPriority="0" w:semiHidden="0" w:name="Emphasis"/>
+    <w:lsdException w:unhideWhenUsed="0" w:uiPriority="0" w:semiHidden="0" w:name="Document Map"/>
+    <w:lsdException w:unhideWhenUsed="0" w:uiPriority="0" w:semiHidden="0" w:name="Plain Text"/>
+    <w:lsdException w:unhideWhenUsed="0" w:uiPriority="0" w:semiHidden="0" w:name="E-mail Signature"/>
+    <w:lsdException w:qFormat="1" w:unhideWhenUsed="0" w:uiPriority="0" w:semiHidden="0" w:name="Normal (Web)"/>
+    <w:lsdException w:unhideWhenUsed="0" w:uiPriority="0" w:semiHidden="0" w:name="HTML Acronym"/>
+    <w:lsdException w:unhideWhenUsed="0" w:uiPriority="0" w:semiHidden="0" w:name="HTML Address"/>
+    <w:lsdException w:unhideWhenUsed="0" w:uiPriority="0" w:semiHidden="0" w:name="HTML Cite"/>
+    <w:lsdException w:unhideWhenUsed="0" w:uiPriority="0" w:semiHidden="0" w:name="HTML Code"/>
+    <w:lsdException w:unhideWhenUsed="0" w:uiPriority="0" w:semiHidden="0" w:name="HTML Definition"/>
+    <w:lsdException w:unhideWhenUsed="0" w:uiPriority="0" w:semiHidden="0" w:name="HTML Keyboard"/>
+    <w:lsdException w:unhideWhenUsed="0" w:uiPriority="0" w:semiHidden="0" w:name="HTML Preformatted"/>
+    <w:lsdException w:unhideWhenUsed="0" w:uiPriority="0" w:semiHidden="0" w:name="HTML Sample"/>
+    <w:lsdException w:unhideWhenUsed="0" w:uiPriority="0" w:semiHidden="0" w:name="HTML Typewriter"/>
+    <w:lsdException w:unhideWhenUsed="0" w:uiPriority="0" w:semiHidden="0" w:name="HTML Variable"/>
+    <w:lsdException w:qFormat="1" w:unhideWhenUsed="0" w:uiPriority="0" w:name="Normal Table"/>
+    <w:lsdException w:unhideWhenUsed="0" w:uiPriority="0" w:semiHidden="0" w:name="annotation subject"/>
+    <w:lsdException w:unhideWhenUsed="0" w:uiPriority="0" w:semiHidden="0" w:name="Table Simple 1"/>
+    <w:lsdException w:unhideWhenUsed="0" w:uiPriority="0" w:semiHidden="0" w:name="Table Simple 2"/>
+    <w:lsdException w:unhideWhenUsed="0" w:uiPriority="0" w:semiHidden="0" w:name="Table Simple 3"/>
+    <w:lsdException w:unhideWhenUsed="0" w:uiPriority="0" w:semiHidden="0" w:name="Table Classic 1"/>
+    <w:lsdException w:unhideWhenUsed="0" w:uiPriority="0" w:semiHidden="0" w:name="Table Classic 2"/>
+    <w:lsdException w:unhideWhenUsed="0" w:uiPriority="0" w:semiHidden="0" w:name="Table Classic 3"/>
+    <w:lsdException w:unhideWhenUsed="0" w:uiPriority="0" w:semiHidden="0" w:name="Table Classic 4"/>
+    <w:lsdException w:unhideWhenUsed="0" w:uiPriority="0" w:semiHidden="0" w:name="Table Colorful 1"/>
+    <w:lsdException w:unhideWhenUsed="0" w:uiPriority="0" w:semiHidden="0" w:name="Table Colorful 2"/>
+    <w:lsdException w:unhideWhenUsed="0" w:uiPriority="0" w:semiHidden="0" w:name="Table Colorful 3"/>
+    <w:lsdException w:unhideWhenUsed="0" w:uiPriority="0" w:semiHidden="0" w:name="Table Columns 1"/>
+    <w:lsdException w:unhideWhenUsed="0" w:uiPriority="0" w:semiHidden="0" w:name="Table Columns 2"/>
+    <w:lsdException w:unhideWhenUsed="0" w:uiPriority="0" w:semiHidden="0" w:name="Table Columns 3"/>
+    <w:lsdException w:unhideWhenUsed="0" w:uiPriority="0" w:semiHidden="0" w:name="Table Columns 4"/>
+    <w:lsdException w:unhideWhenUsed="0" w:uiPriority="0" w:semiHidden="0" w:name="Table Columns 5"/>
+    <w:lsdException w:unhideWhenUsed="0" w:uiPriority="0" w:semiHidden="0" w:name="Table Grid 1"/>
+    <w:lsdException w:unhideWhenUsed="0" w:uiPriority="0" w:semiHidden="0" w:name="Table Grid 2"/>
+    <w:lsdException w:unhideWhenUsed="0" w:uiPriority="0" w:semiHidden="0" w:name="Table Grid 3"/>
+    <w:lsdException w:unhideWhenUsed="0" w:uiPriority="0" w:semiHidden="0" w:name="Table Grid 4"/>
+    <w:lsdException w:unhideWhenUsed="0" w:uiPriority="0" w:semiHidden="0" w:name="Table Grid 5"/>
+    <w:lsdException w:unhideWhenUsed="0" w:uiPriority="0" w:semiHidden="0" w:name="Table Grid 6"/>
+    <w:lsdException w:unhideWhenUsed="0" w:uiPriority="0" w:semiHidden="0" w:name="Table Grid 7"/>
+    <w:lsdException w:unhideWhenUsed="0" w:uiPriority="0" w:semiHidden="0" w:name="Table Grid 8"/>
+    <w:lsdException w:unhideWhenUsed="0" w:uiPriority="0" w:semiHidden="0" w:name="Table List 1"/>
+    <w:lsdException w:unhideWhenUsed="0" w:uiPriority="0" w:semiHidden="0" w:name="Table List 2"/>
+    <w:lsdException w:unhideWhenUsed="0" w:uiPriority="0" w:semiHidden="0" w:name="Table List 3"/>
+    <w:lsdException w:unhideWhenUsed="0" w:uiPriority="0" w:semiHidden="0" w:name="Table List 4"/>
+    <w:lsdException w:unhideWhenUsed="0" w:uiPriority="0" w:semiHidden="0" w:name="Table List 5"/>
+    <w:lsdException w:unhideWhenUsed="0" w:uiPriority="0" w:semiHidden="0" w:name="Table List 6"/>
+    <w:lsdException w:unhideWhenUsed="0" w:uiPriority="0" w:semiHidden="0" w:name="Table List 7"/>
+    <w:lsdException w:unhideWhenUsed="0" w:uiPriority="0" w:semiHidden="0" w:name="Table List 8"/>
+    <w:lsdException w:unhideWhenUsed="0" w:uiPriority="0" w:semiHidden="0" w:name="Table 3D effects 1"/>
+    <w:lsdException w:unhideWhenUsed="0" w:uiPriority="0" w:semiHidden="0" w:name="Table 3D effects 2"/>
+    <w:lsdException w:unhideWhenUsed="0" w:uiPriority="0" w:semiHidden="0" w:name="Table 3D effects 3"/>
+    <w:lsdException w:unhideWhenUsed="0" w:uiPriority="0" w:semiHidden="0" w:name="Table Contemporary"/>
+    <w:lsdException w:unhideWhenUsed="0" w:uiPriority="0" w:semiHidden="0" w:name="Table Elegant"/>
+    <w:lsdException w:unhideWhenUsed="0" w:uiPriority="0" w:semiHidden="0" w:name="Table Professional"/>
+    <w:lsdException w:unhideWhenUsed="0" w:uiPriority="0" w:semiHidden="0" w:name="Table Subtle 1"/>
+    <w:lsdException w:unhideWhenUsed="0" w:uiPriority="0" w:semiHidden="0" w:name="Table Subtle 2"/>
+    <w:lsdException w:unhideWhenUsed="0" w:uiPriority="0" w:semiHidden="0" w:name="Table Web 1"/>
+    <w:lsdException w:unhideWhenUsed="0" w:uiPriority="0" w:semiHidden="0" w:name="Table Web 2"/>
+    <w:lsdException w:unhideWhenUsed="0" w:uiPriority="0" w:semiHidden="0" w:name="Table Web 3"/>
+    <w:lsdException w:unhideWhenUsed="0" w:uiPriority="0" w:semiHidden="0" w:name="Balloon Text"/>
+    <w:lsdException w:qFormat="1" w:unhideWhenUsed="0" w:uiPriority="0" w:semiHidden="0" w:name="Table Grid"/>
+    <w:lsdException w:unhideWhenUsed="0" w:uiPriority="0" w:semiHidden="0" w:name="Table Theme"/>
+    <w:lsdException w:unhideWhenUsed="0" w:uiPriority="60" w:semiHidden="0" w:name="Light Shading"/>
+    <w:lsdException w:unhideWhenUsed="0" w:uiPriority="61" w:semiHidden="0" w:name="Light List"/>
+    <w:lsdException w:unhideWhenUsed="0" w:uiPriority="62" w:semiHidden="0" w:name="Light Grid"/>
+    <w:lsdException w:unhideWhenUsed="0" w:uiPriority="63" w:semiHidden="0" w:name="Medium Shading 1"/>
+    <w:lsdException w:unhideWhenUsed="0" w:uiPriority="64" w:semiHidden="0" w:name="Medium Shading 2"/>
+    <w:lsdException w:unhideWhenUsed="0" w:uiPriority="65" w:semiHidden="0" w:name="Medium List 1"/>
+    <w:lsdException w:unhideWhenUsed="0" w:uiPriority="66" w:semiHidden="0" w:name="Medium List 2"/>
+    <w:lsdException w:unhideWhenUsed="0" w:uiPriority="67" w:semiHidden="0" w:name="Medium Grid 1"/>
+    <w:lsdException w:unhideWhenUsed="0" w:uiPriority="68" w:semiHidden="0" w:name="Medium Grid 2"/>
+    <w:lsdException w:unhideWhenUsed="0" w:uiPriority="69" w:semiHidden="0" w:name="Medium Grid 3"/>
+    <w:lsdException w:unhideWhenUsed="0" w:uiPriority="70" w:semiHidden="0" w:name="Dark List"/>
+    <w:lsdException w:unhideWhenUsed="0" w:uiPriority="71" w:semiHidden="0" w:name="Colorful Shading"/>
+    <w:lsdException w:unhideWhenUsed="0" w:uiPriority="72" w:semiHidden="0" w:name="Colorful List"/>
+    <w:lsdException w:unhideWhenUsed="0" w:uiPriority="73" w:semiHidden="0" w:name="Colorful Grid"/>
+    <w:lsdException w:unhideWhenUsed="0" w:uiPriority="60" w:semiHidden="0" w:name="Light Shading Accent 1"/>
+    <w:lsdException w:unhideWhenUsed="0" w:uiPriority="61" w:semiHidden="0" w:name="Light List Accent 1"/>
+    <w:lsdException w:unhideWhenUsed="0" w:uiPriority="62" w:semiHidden="0" w:name="Light Grid Accent 1"/>
+    <w:lsdException w:unhideWhenUsed="0" w:uiPriority="63" w:semiHidden="0" w:name="Medium Shading 1 Accent 1"/>
+    <w:lsdException w:unhideWhenUsed="0" w:uiPriority="64" w:semiHidden="0" w:name="Medium Shading 2 Accent 1"/>
+    <w:lsdException w:unhideWhenUsed="0" w:uiPriority="65" w:semiHidden="0" w:name="Medium List 1 Accent 1"/>
+    <w:lsdException w:unhideWhenUsed="0" w:uiPriority="66" w:semiHidden="0" w:name="Medium List 2 Accent 1"/>
+    <w:lsdException w:unhideWhenUsed="0" w:uiPriority="67" w:semiHidden="0" w:name="Medium Grid 1 Accent 1"/>
+    <w:lsdException w:unhideWhenUsed="0" w:uiPriority="68" w:semiHidden="0" w:name="Medium Grid 2 Accent 1"/>
+    <w:lsdException w:unhideWhenUsed="0" w:uiPriority="69" w:semiHidden="0" w:name="Medium Grid 3 Accent 1"/>
+    <w:lsdException w:unhideWhenUsed="0" w:uiPriority="70" w:semiHidden="0" w:name="Dark List Accent 1"/>
+    <w:lsdException w:unhideWhenUsed="0" w:uiPriority="71" w:semiHidden="0" w:name="Colorful Shading Accent 1"/>
+    <w:lsdException w:unhideWhenUsed="0" w:uiPriority="72" w:semiHidden="0" w:name="Colorful List Accent 1"/>
+    <w:lsdException w:unhideWhenUsed="0" w:uiPriority="73" w:semiHidden="0" w:name="Colorful Grid Accent 1"/>
+    <w:lsdException w:unhideWhenUsed="0" w:uiPriority="60" w:semiHidden="0" w:name="Light Shading Accent 2"/>
+    <w:lsdException w:unhideWhenUsed="0" w:uiPriority="61" w:semiHidden="0" w:name="Light List Accent 2"/>
+    <w:lsdException w:unhideWhenUsed="0" w:uiPriority="62" w:semiHidden="0" w:name="Light Grid Accent 2"/>
+    <w:lsdException w:unhideWhenUsed="0" w:uiPriority="63" w:semiHidden="0" w:name="Medium Shading 1 Accent 2"/>
+    <w:lsdException w:unhideWhenUsed="0" w:uiPriority="64" w:semiHidden="0" w:name="Medium Shading 2 Accent 2"/>
+    <w:lsdException w:unhideWhenUsed="0" w:uiPriority="65" w:semiHidden="0" w:name="Medium List 1 Accent 2"/>
+    <w:lsdException w:unhideWhenUsed="0" w:uiPriority="66" w:semiHidden="0" w:name="Medium List 2 Accent 2"/>
+    <w:lsdException w:unhideWhenUsed="0" w:uiPriority="67" w:semiHidden="0" w:name="Medium Grid 1 Accent 2"/>
+    <w:lsdException w:unhideWhenUsed="0" w:uiPriority="68" w:semiHidden="0" w:name="Medium Grid 2 Accent 2"/>
+    <w:lsdException w:unhideWhenUsed="0" w:uiPriority="69" w:semiHidden="0" w:name="Medium Grid 3 Accent 2"/>
+    <w:lsdException w:unhideWhenUsed="0" w:uiPriority="70" w:semiHidden="0" w:name="Dark List Accent 2"/>
+    <w:lsdException w:unhideWhenUsed="0" w:uiPriority="71" w:semiHidden="0" w:name="Colorful Shading Accent 2"/>
+    <w:lsdException w:unhideWhenUsed="0" w:uiPriority="72" w:semiHidden="0" w:name="Colorful List Accent 2"/>
+    <w:lsdException w:unhideWhenUsed="0" w:uiPriority="73" w:semiHidden="0" w:name="Colorful Grid Accent 2"/>
+    <w:lsdException w:unhideWhenUsed="0" w:uiPriority="60" w:semiHidden="0" w:name="Light Shading Accent 3"/>
+    <w:lsdException w:unhideWhenUsed="0" w:uiPriority="61" w:semiHidden="0" w:name="Light List Accent 3"/>
+    <w:lsdException w:unhideWhenUsed="0" w:uiPriority="62" w:semiHidden="0" w:name="Light Grid Accent 3"/>
+    <w:lsdException w:unhideWhenUsed="0" w:uiPriority="63" w:semiHidden="0" w:name="Medium Shading 1 Accent 3"/>
+    <w:lsdException w:unhideWhenUsed="0" w:uiPriority="64" w:semiHidden="0" w:name="Medium Shading 2 Accent 3"/>
+    <w:lsdException w:unhideWhenUsed="0" w:uiPriority="65" w:semiHidden="0" w:name="Medium List 1 Accent 3"/>
+    <w:lsdException w:unhideWhenUsed="0" w:uiPriority="66" w:semiHidden="0" w:name="Medium List 2 Accent 3"/>
+    <w:lsdException w:unhideWhenUsed="0" w:uiPriority="67" w:semiHidden="0" w:name="Medium Grid 1 Accent 3"/>
+    <w:lsdException w:unhideWhenUsed="0" w:uiPriority="68" w:semiHidden="0" w:name="Medium Grid 2 Accent 3"/>
+    <w:lsdException w:unhideWhenUsed="0" w:uiPriority="69" w:semiHidden="0" w:name="Medium Grid 3 Accent 3"/>
+    <w:lsdException w:unhideWhenUsed="0" w:uiPriority="70" w:semiHidden="0" w:name="Dark List Accent 3"/>
+    <w:lsdException w:unhideWhenUsed="0" w:uiPriority="71" w:semiHidden="0" w:name="Colorful Shading Accent 3"/>
+    <w:lsdException w:unhideWhenUsed="0" w:uiPriority="72" w:semiHidden="0" w:name="Colorful List Accent 3"/>
+    <w:lsdException w:unhideWhenUsed="0" w:uiPriority="73" w:semiHidden="0" w:name="Colorful Grid Accent 3"/>
+    <w:lsdException w:unhideWhenUsed="0" w:uiPriority="60" w:semiHidden="0" w:name="Light Shading Accent 4"/>
+    <w:lsdException w:unhideWhenUsed="0" w:uiPriority="61" w:semiHidden="0" w:name="Light List Accent 4"/>
+    <w:lsdException w:unhideWhenUsed="0" w:uiPriority="62" w:semiHidden="0" w:name="Light Grid Accent 4"/>
+    <w:lsdException w:unhideWhenUsed="0" w:uiPriority="63" w:semiHidden="0" w:name="Medium Shading 1 Accent 4"/>
+    <w:lsdException w:unhideWhenUsed="0" w:uiPriority="64" w:semiHidden="0" w:name="Medium Shading 2 Accent 4"/>
+    <w:lsdException w:unhideWhenUsed="0" w:uiPriority="65" w:semiHidden="0" w:name="Medium List 1 Accent 4"/>
+    <w:lsdException w:unhideWhenUsed="0" w:uiPriority="66" w:semiHidden="0" w:name="Medium List 2 Accent 4"/>
+    <w:lsdException w:unhideWhenUsed="0" w:uiPriority="67" w:semiHidden="0" w:name="Medium Grid 1 Accent 4"/>
+    <w:lsdException w:unhideWhenUsed="0" w:uiPriority="68" w:semiHidden="0" w:name="Medium Grid 2 Accent 4"/>
+    <w:lsdException w:unhideWhenUsed="0" w:uiPriority="69" w:semiHidden="0" w:name="Medium Grid 3 Accent 4"/>
+    <w:lsdException w:unhideWhenUsed="0" w:uiPriority="70" w:semiHidden="0" w:name="Dark List Accent 4"/>
+    <w:lsdException w:unhideWhenUsed="0" w:uiPriority="71" w:semiHidden="0" w:name="Colorful Shading Accent 4"/>
+    <w:lsdException w:unhideWhenUsed="0" w:uiPriority="72" w:semiHidden="0" w:name="Colorful List Accent 4"/>
+    <w:lsdException w:unhideWhenUsed="0" w:uiPriority="73" w:semiHidden="0" w:name="Colorful Grid Accent 4"/>
+    <w:lsdException w:unhideWhenUsed="0" w:uiPriority="60" w:semiHidden="0" w:name="Light Shading Accent 5"/>
+    <w:lsdException w:unhideWhenUsed="0" w:uiPriority="61" w:semiHidden="0" w:name="Light List Accent 5"/>
+    <w:lsdException w:unhideWhenUsed="0" w:uiPriority="62" w:semiHidden="0" w:name="Light Grid Accent 5"/>
+    <w:lsdException w:unhideWhenUsed="0" w:uiPriority="63" w:semiHidden="0" w:name="Medium Shading 1 Accent 5"/>
+    <w:lsdException w:unhideWhenUsed="0" w:uiPriority="64" w:semiHidden="0" w:name="Medium Shading 2 Accent 5"/>
+    <w:lsdException w:unhideWhenUsed="0" w:uiPriority="65" w:semiHidden="0" w:name="Medium List 1 Accent 5"/>
+    <w:lsdException w:unhideWhenUsed="0" w:uiPriority="66" w:semiHidden="0" w:name="Medium List 2 Accent 5"/>
+    <w:lsdException w:unhideWhenUsed="0" w:uiPriority="67" w:semiHidden="0" w:name="Medium Grid 1 Accent 5"/>
+    <w:lsdException w:unhideWhenUsed="0" w:uiPriority="68" w:semiHidden="0" w:name="Medium Grid 2 Accent 5"/>
+    <w:lsdException w:unhideWhenUsed="0" w:uiPriority="69" w:semiHidden="0" w:name="Medium Grid 3 Accent 5"/>
+    <w:lsdException w:unhideWhenUsed="0" w:uiPriority="70" w:semiHidden="0" w:name="Dark List Accent 5"/>
+    <w:lsdException w:unhideWhenUsed="0" w:uiPriority="71" w:semiHidden="0" w:name="Colorful Shading Accent 5"/>
+    <w:lsdException w:unhideWhenUsed="0" w:uiPriority="72" w:semiHidden="0" w:name="Colorful List Accent 5"/>
+    <w:lsdException w:unhideWhenUsed="0" w:uiPriority="73" w:semiHidden="0" w:name="Colorful Grid Accent 5"/>
+    <w:lsdException w:unhideWhenUsed="0" w:uiPriority="60" w:semiHidden="0" w:name="Light Shading Accent 6"/>
+    <w:lsdException w:unhideWhenUsed="0" w:uiPriority="61" w:semiHidden="0" w:name="Light List Accent 6"/>
+    <w:lsdException w:unhideWhenUsed="0" w:uiPriority="62" w:semiHidden="0" w:name="Light Grid Accent 6"/>
+    <w:lsdException w:unhideWhenUsed="0" w:uiPriority="63" w:semiHidden="0" w:name="Medium Shading 1 Accent 6"/>
+    <w:lsdException w:unhideWhenUsed="0" w:uiPriority="64" w:semiHidden="0" w:name="Medium Shading 2 Accent 6"/>
+    <w:lsdException w:unhideWhenUsed="0" w:uiPriority="65" w:semiHidden="0" w:name="Medium List 1 Accent 6"/>
+    <w:lsdException w:unhideWhenUsed="0" w:uiPriority="66" w:semiHidden="0" w:name="Medium List 2 Accent 6"/>
+    <w:lsdException w:unhideWhenUsed="0" w:uiPriority="67" w:semiHidden="0" w:name="Medium Grid 1 Accent 6"/>
+    <w:lsdException w:unhideWhenUsed="0" w:uiPriority="68" w:semiHidden="0" w:name="Medium Grid 2 Accent 6"/>
+    <w:lsdException w:unhideWhenUsed="0" w:uiPriority="69" w:semiHidden="0" w:name="Medium Grid 3 Accent 6"/>
+    <w:lsdException w:unhideWhenUsed="0" w:uiPriority="70" w:semiHidden="0" w:name="Dark List Accent 6"/>
+    <w:lsdException w:unhideWhenUsed="0" w:uiPriority="71" w:semiHidden="0" w:name="Colorful Shading Accent 6"/>
+    <w:lsdException w:unhideWhenUsed="0" w:uiPriority="72" w:semiHidden="0" w:name="Colorful List Accent 6"/>
+    <w:lsdException w:unhideWhenUsed="0" w:uiPriority="73" w:semiHidden="0" w:name="Colorful Grid Accent 6"/>
   </w:latentStyles>
-  <w:style w:type="paragraph" w:default="1" w:styleId="Normal">
+  <w:style w:type="paragraph" w:default="1" w:styleId="1">
     <w:name w:val="Normal"/>
     <w:qFormat/>
+    <w:uiPriority w:val="0"/>
     <w:pPr>
       <w:kinsoku w:val="0"/>
       <w:autoSpaceDE w:val="0"/>
@@ -5243,7 +5329,7 @@
       <w:textAlignment w:val="baseline"/>
     </w:pPr>
     <w:rPr>
-      <w:rFonts w:ascii="Arial" w:eastAsia="宋体" w:hAnsi="Arial" w:cs="Arial"/>
+      <w:rFonts w:ascii="Arial" w:hAnsi="Arial" w:eastAsia="宋体" w:cs="Arial"/>
       <w:snapToGrid w:val="0"/>
       <w:color w:val="000000"/>
       <w:kern w:val="0"/>
@@ -5252,11 +5338,12 @@
       <w:lang w:val="en-US" w:eastAsia="en-US" w:bidi="ar-SA"/>
     </w:rPr>
   </w:style>
-  <w:style w:type="paragraph" w:styleId="Heading1">
+  <w:style w:type="paragraph" w:styleId="2">
     <w:name w:val="heading 1"/>
-    <w:basedOn w:val="Normal"/>
-    <w:next w:val="Normal"/>
+    <w:basedOn w:val="1"/>
+    <w:next w:val="1"/>
     <w:qFormat/>
+    <w:uiPriority w:val="0"/>
     <w:pPr>
       <w:keepNext/>
       <w:keepLines/>
@@ -5274,12 +5361,13 @@
       <w:sz w:val="44"/>
     </w:rPr>
   </w:style>
-  <w:style w:type="paragraph" w:styleId="Heading2">
+  <w:style w:type="paragraph" w:styleId="3">
     <w:name w:val="heading 2"/>
-    <w:basedOn w:val="Normal"/>
-    <w:next w:val="Normal"/>
+    <w:basedOn w:val="1"/>
+    <w:next w:val="1"/>
     <w:unhideWhenUsed/>
     <w:qFormat/>
+    <w:uiPriority w:val="0"/>
     <w:pPr>
       <w:keepNext/>
       <w:keepLines/>
@@ -5292,18 +5380,19 @@
       <w:outlineLvl w:val="1"/>
     </w:pPr>
     <w:rPr>
-      <w:rFonts w:ascii="Arial" w:eastAsia="黑体" w:hAnsi="Arial"/>
+      <w:rFonts w:ascii="Arial" w:hAnsi="Arial" w:eastAsia="黑体"/>
       <w:b/>
       <w:sz w:val="32"/>
     </w:rPr>
   </w:style>
-  <w:style w:type="paragraph" w:styleId="Heading3">
+  <w:style w:type="paragraph" w:styleId="4">
     <w:name w:val="heading 3"/>
-    <w:basedOn w:val="Normal"/>
-    <w:next w:val="Normal"/>
+    <w:basedOn w:val="1"/>
+    <w:next w:val="1"/>
     <w:semiHidden/>
     <w:unhideWhenUsed/>
     <w:qFormat/>
+    <w:uiPriority w:val="0"/>
     <w:pPr>
       <w:keepNext/>
       <w:keepLines/>
@@ -5320,12 +5409,13 @@
       <w:sz w:val="32"/>
     </w:rPr>
   </w:style>
-  <w:style w:type="paragraph" w:styleId="Heading4">
+  <w:style w:type="paragraph" w:styleId="5">
     <w:name w:val="heading 4"/>
-    <w:basedOn w:val="Normal"/>
-    <w:next w:val="Normal"/>
+    <w:basedOn w:val="1"/>
+    <w:next w:val="1"/>
     <w:unhideWhenUsed/>
     <w:qFormat/>
+    <w:uiPriority w:val="0"/>
     <w:pPr>
       <w:keepNext/>
       <w:keepLines/>
@@ -5338,18 +5428,19 @@
       <w:outlineLvl w:val="3"/>
     </w:pPr>
     <w:rPr>
-      <w:rFonts w:ascii="Arial" w:eastAsia="黑体" w:hAnsi="Arial"/>
+      <w:rFonts w:ascii="Arial" w:hAnsi="Arial" w:eastAsia="黑体"/>
       <w:b/>
       <w:sz w:val="28"/>
     </w:rPr>
   </w:style>
-  <w:style w:type="paragraph" w:styleId="Heading5">
+  <w:style w:type="paragraph" w:styleId="6">
     <w:name w:val="heading 5"/>
-    <w:basedOn w:val="Normal"/>
-    <w:next w:val="Normal"/>
+    <w:basedOn w:val="1"/>
+    <w:next w:val="1"/>
     <w:semiHidden/>
     <w:unhideWhenUsed/>
     <w:qFormat/>
+    <w:uiPriority w:val="0"/>
     <w:pPr>
       <w:keepNext/>
       <w:keepLines/>
@@ -5366,13 +5457,14 @@
       <w:sz w:val="28"/>
     </w:rPr>
   </w:style>
-  <w:style w:type="paragraph" w:styleId="Heading6">
+  <w:style w:type="paragraph" w:styleId="7">
     <w:name w:val="heading 6"/>
-    <w:basedOn w:val="Normal"/>
-    <w:next w:val="Normal"/>
+    <w:basedOn w:val="1"/>
+    <w:next w:val="1"/>
     <w:semiHidden/>
     <w:unhideWhenUsed/>
     <w:qFormat/>
+    <w:uiPriority w:val="0"/>
     <w:pPr>
       <w:keepNext/>
       <w:keepLines/>
@@ -5385,18 +5477,19 @@
       <w:outlineLvl w:val="5"/>
     </w:pPr>
     <w:rPr>
-      <w:rFonts w:ascii="Arial" w:eastAsia="黑体" w:hAnsi="Arial"/>
+      <w:rFonts w:ascii="Arial" w:hAnsi="Arial" w:eastAsia="黑体"/>
       <w:b/>
       <w:sz w:val="24"/>
     </w:rPr>
   </w:style>
-  <w:style w:type="paragraph" w:styleId="Heading7">
+  <w:style w:type="paragraph" w:styleId="8">
     <w:name w:val="heading 7"/>
-    <w:basedOn w:val="Normal"/>
-    <w:next w:val="Normal"/>
+    <w:basedOn w:val="1"/>
+    <w:next w:val="1"/>
     <w:semiHidden/>
     <w:unhideWhenUsed/>
     <w:qFormat/>
+    <w:uiPriority w:val="0"/>
     <w:pPr>
       <w:keepNext/>
       <w:keepLines/>
@@ -5413,13 +5506,14 @@
       <w:sz w:val="24"/>
     </w:rPr>
   </w:style>
-  <w:style w:type="paragraph" w:styleId="Heading8">
+  <w:style w:type="paragraph" w:styleId="9">
     <w:name w:val="heading 8"/>
-    <w:basedOn w:val="Normal"/>
-    <w:next w:val="Normal"/>
+    <w:basedOn w:val="1"/>
+    <w:next w:val="1"/>
     <w:semiHidden/>
     <w:unhideWhenUsed/>
     <w:qFormat/>
+    <w:uiPriority w:val="0"/>
     <w:pPr>
       <w:keepNext/>
       <w:keepLines/>
@@ -5432,17 +5526,18 @@
       <w:outlineLvl w:val="7"/>
     </w:pPr>
     <w:rPr>
-      <w:rFonts w:ascii="Arial" w:eastAsia="黑体" w:hAnsi="Arial"/>
+      <w:rFonts w:ascii="Arial" w:hAnsi="Arial" w:eastAsia="黑体"/>
       <w:sz w:val="24"/>
     </w:rPr>
   </w:style>
-  <w:style w:type="paragraph" w:styleId="Heading9">
+  <w:style w:type="paragraph" w:styleId="10">
     <w:name w:val="heading 9"/>
-    <w:basedOn w:val="Normal"/>
-    <w:next w:val="Normal"/>
+    <w:basedOn w:val="1"/>
+    <w:next w:val="1"/>
     <w:semiHidden/>
     <w:unhideWhenUsed/>
     <w:qFormat/>
+    <w:uiPriority w:val="0"/>
     <w:pPr>
       <w:keepNext/>
       <w:keepLines/>
@@ -5455,19 +5550,21 @@
       <w:outlineLvl w:val="8"/>
     </w:pPr>
     <w:rPr>
-      <w:rFonts w:ascii="Arial" w:eastAsia="黑体" w:hAnsi="Arial"/>
+      <w:rFonts w:ascii="Arial" w:hAnsi="Arial" w:eastAsia="黑体"/>
       <w:sz w:val="21"/>
     </w:rPr>
   </w:style>
-  <w:style w:type="character" w:default="1" w:styleId="DefaultParagraphFont">
+  <w:style w:type="character" w:default="1" w:styleId="22">
     <w:name w:val="Default Paragraph Font"/>
     <w:semiHidden/>
     <w:qFormat/>
+    <w:uiPriority w:val="0"/>
   </w:style>
-  <w:style w:type="table" w:default="1" w:styleId="TableNormal">
+  <w:style w:type="table" w:default="1" w:styleId="20">
     <w:name w:val="Normal Table"/>
     <w:semiHidden/>
     <w:qFormat/>
+    <w:uiPriority w:val="0"/>
     <w:tblPr>
       <w:tblCellMar>
         <w:top w:w="0" w:type="dxa"/>
@@ -5477,39 +5574,43 @@
       </w:tblCellMar>
     </w:tblPr>
   </w:style>
-  <w:style w:type="paragraph" w:styleId="CommentText">
+  <w:style w:type="paragraph" w:styleId="11">
     <w:name w:val="annotation text"/>
-    <w:basedOn w:val="Normal"/>
+    <w:basedOn w:val="1"/>
     <w:qFormat/>
+    <w:uiPriority w:val="0"/>
     <w:pPr>
       <w:jc w:val="left"/>
     </w:pPr>
   </w:style>
-  <w:style w:type="paragraph" w:styleId="BodyText">
+  <w:style w:type="paragraph" w:styleId="12">
     <w:name w:val="Body Text"/>
-    <w:basedOn w:val="Normal"/>
+    <w:basedOn w:val="1"/>
     <w:semiHidden/>
     <w:qFormat/>
+    <w:uiPriority w:val="0"/>
     <w:rPr>
-      <w:rFonts w:ascii="Arial" w:eastAsia="Arial" w:hAnsi="Arial" w:cs="Arial"/>
+      <w:rFonts w:ascii="Arial" w:hAnsi="Arial" w:eastAsia="Arial" w:cs="Arial"/>
       <w:sz w:val="21"/>
       <w:szCs w:val="21"/>
       <w:lang w:val="en-US" w:eastAsia="en-US" w:bidi="ar-SA"/>
     </w:rPr>
   </w:style>
-  <w:style w:type="paragraph" w:styleId="TOC3">
+  <w:style w:type="paragraph" w:styleId="13">
     <w:name w:val="toc 3"/>
-    <w:basedOn w:val="Normal"/>
-    <w:next w:val="Normal"/>
+    <w:basedOn w:val="1"/>
+    <w:next w:val="1"/>
     <w:qFormat/>
+    <w:uiPriority w:val="0"/>
     <w:pPr>
       <w:ind w:left="840" w:leftChars="400"/>
     </w:pPr>
   </w:style>
-  <w:style w:type="paragraph" w:styleId="Footer">
+  <w:style w:type="paragraph" w:styleId="14">
     <w:name w:val="footer"/>
-    <w:basedOn w:val="Normal"/>
+    <w:basedOn w:val="1"/>
     <w:qFormat/>
+    <w:uiPriority w:val="0"/>
     <w:pPr>
       <w:tabs>
         <w:tab w:val="center" w:pos="4153"/>
@@ -5522,16 +5623,17 @@
       <w:sz w:val="18"/>
     </w:rPr>
   </w:style>
-  <w:style w:type="paragraph" w:styleId="Header">
+  <w:style w:type="paragraph" w:styleId="15">
     <w:name w:val="header"/>
-    <w:basedOn w:val="Normal"/>
+    <w:basedOn w:val="1"/>
     <w:qFormat/>
+    <w:uiPriority w:val="0"/>
     <w:pPr>
       <w:pBdr>
-        <w:top w:val="nil"/>
-        <w:left w:val="nil"/>
-        <w:bottom w:val="nil"/>
-        <w:right w:val="nil"/>
+        <w:top w:val="none" w:color="auto" w:sz="0" w:space="0"/>
+        <w:left w:val="none" w:color="auto" w:sz="0" w:space="0"/>
+        <w:bottom w:val="none" w:color="auto" w:sz="0" w:space="0"/>
+        <w:right w:val="none" w:color="auto" w:sz="0" w:space="0"/>
       </w:pBdr>
       <w:tabs>
         <w:tab w:val="center" w:pos="4153"/>
@@ -5546,37 +5648,41 @@
       <w:sz w:val="18"/>
     </w:rPr>
   </w:style>
-  <w:style w:type="paragraph" w:styleId="TOC1">
+  <w:style w:type="paragraph" w:styleId="16">
     <w:name w:val="toc 1"/>
-    <w:basedOn w:val="Normal"/>
-    <w:next w:val="Normal"/>
+    <w:basedOn w:val="1"/>
+    <w:next w:val="1"/>
     <w:qFormat/>
+    <w:uiPriority w:val="0"/>
     <w:rPr>
-      <w:rFonts w:ascii="Arial" w:eastAsia="Microsoft JhengHei" w:hAnsi="Arial"/>
+      <w:rFonts w:ascii="Arial" w:hAnsi="Arial" w:eastAsia="Microsoft JhengHei"/>
       <w:sz w:val="24"/>
     </w:rPr>
   </w:style>
-  <w:style w:type="paragraph" w:styleId="TOC2">
+  <w:style w:type="paragraph" w:styleId="17">
     <w:name w:val="toc 2"/>
-    <w:basedOn w:val="Normal"/>
-    <w:next w:val="Normal"/>
+    <w:basedOn w:val="1"/>
+    <w:next w:val="1"/>
     <w:qFormat/>
+    <w:uiPriority w:val="0"/>
     <w:pPr>
       <w:ind w:left="420" w:leftChars="200"/>
     </w:pPr>
   </w:style>
-  <w:style w:type="paragraph" w:styleId="NormalWeb">
+  <w:style w:type="paragraph" w:styleId="18">
     <w:name w:val="Normal (Web)"/>
-    <w:basedOn w:val="Normal"/>
+    <w:basedOn w:val="1"/>
     <w:qFormat/>
+    <w:uiPriority w:val="0"/>
     <w:rPr>
       <w:sz w:val="24"/>
     </w:rPr>
   </w:style>
-  <w:style w:type="paragraph" w:styleId="Title">
+  <w:style w:type="paragraph" w:styleId="19">
     <w:name w:val="Title"/>
-    <w:basedOn w:val="Normal"/>
+    <w:basedOn w:val="1"/>
     <w:qFormat/>
+    <w:uiPriority w:val="0"/>
     <w:pPr>
       <w:spacing w:before="240" w:beforeLines="0" w:beforeAutospacing="0" w:after="60" w:afterLines="0" w:afterAutospacing="0"/>
       <w:jc w:val="center"/>
@@ -5588,68 +5694,73 @@
       <w:sz w:val="32"/>
     </w:rPr>
   </w:style>
-  <w:style w:type="table" w:styleId="TableGrid">
+  <w:style w:type="table" w:styleId="21">
     <w:name w:val="Table Grid"/>
-    <w:basedOn w:val="TableNormal"/>
+    <w:basedOn w:val="20"/>
     <w:qFormat/>
+    <w:uiPriority w:val="0"/>
     <w:pPr>
       <w:widowControl w:val="0"/>
       <w:jc w:val="both"/>
     </w:pPr>
     <w:tblPr>
       <w:tblBorders>
-        <w:top w:val="single" w:sz="4" w:space="0" w:color="auto"/>
-        <w:left w:val="single" w:sz="4" w:space="0" w:color="auto"/>
-        <w:bottom w:val="single" w:sz="4" w:space="0" w:color="auto"/>
-        <w:right w:val="single" w:sz="4" w:space="0" w:color="auto"/>
-        <w:insideH w:val="single" w:sz="4" w:space="0" w:color="auto"/>
-        <w:insideV w:val="single" w:sz="4" w:space="0" w:color="auto"/>
+        <w:top w:val="single" w:color="auto" w:sz="4" w:space="0"/>
+        <w:left w:val="single" w:color="auto" w:sz="4" w:space="0"/>
+        <w:bottom w:val="single" w:color="auto" w:sz="4" w:space="0"/>
+        <w:right w:val="single" w:color="auto" w:sz="4" w:space="0"/>
+        <w:insideH w:val="single" w:color="auto" w:sz="4" w:space="0"/>
+        <w:insideV w:val="single" w:color="auto" w:sz="4" w:space="0"/>
       </w:tblBorders>
     </w:tblPr>
   </w:style>
-  <w:style w:type="character" w:styleId="Strong">
+  <w:style w:type="character" w:styleId="23">
     <w:name w:val="Strong"/>
-    <w:basedOn w:val="DefaultParagraphFont"/>
+    <w:basedOn w:val="22"/>
     <w:qFormat/>
+    <w:uiPriority w:val="0"/>
     <w:rPr>
       <w:b/>
     </w:rPr>
   </w:style>
-  <w:style w:type="paragraph" w:customStyle="1" w:styleId="a">
+  <w:style w:type="paragraph" w:customStyle="1" w:styleId="24">
     <w:name w:val="柴_公司名"/>
-    <w:basedOn w:val="Title"/>
+    <w:basedOn w:val="19"/>
     <w:qFormat/>
+    <w:uiPriority w:val="0"/>
     <w:pPr>
       <w:spacing w:after="600" w:afterLines="600"/>
     </w:pPr>
     <w:rPr>
-      <w:rFonts w:ascii="宋体" w:eastAsia="宋体" w:hAnsi="宋体" w:cs="宋体" w:hint="eastAsia"/>
+      <w:rFonts w:hint="eastAsia" w:ascii="宋体" w:hAnsi="宋体" w:eastAsia="宋体" w:cs="宋体"/>
       <w:bCs/>
       <w:spacing w:val="-6"/>
       <w:sz w:val="52"/>
       <w:szCs w:val="52"/>
     </w:rPr>
   </w:style>
-  <w:style w:type="paragraph" w:customStyle="1" w:styleId="a0">
+  <w:style w:type="paragraph" w:customStyle="1" w:styleId="25">
     <w:name w:val="柴_文档名"/>
-    <w:basedOn w:val="Title"/>
+    <w:basedOn w:val="19"/>
     <w:qFormat/>
+    <w:uiPriority w:val="0"/>
     <w:pPr>
       <w:spacing w:after="900" w:afterLines="900"/>
     </w:pPr>
     <w:rPr>
-      <w:rFonts w:ascii="黑体" w:eastAsia="黑体" w:hAnsi="黑体" w:cs="黑体"/>
+      <w:rFonts w:ascii="黑体" w:hAnsi="黑体" w:eastAsia="黑体" w:cs="黑体"/>
       <w:bCs/>
       <w:spacing w:val="-7"/>
       <w:sz w:val="52"/>
       <w:szCs w:val="52"/>
     </w:rPr>
   </w:style>
-  <w:style w:type="table" w:customStyle="1" w:styleId="TableNormal0">
+  <w:style w:type="table" w:customStyle="1" w:styleId="26">
     <w:name w:val="Table Normal_0"/>
     <w:semiHidden/>
     <w:unhideWhenUsed/>
     <w:qFormat/>
+    <w:uiPriority w:val="0"/>
     <w:tblPr>
       <w:tblCellMar>
         <w:top w:w="0" w:type="dxa"/>
@@ -5659,81 +5770,87 @@
       </w:tblCellMar>
     </w:tblPr>
   </w:style>
-  <w:style w:type="paragraph" w:customStyle="1" w:styleId="TableText">
+  <w:style w:type="paragraph" w:customStyle="1" w:styleId="27">
     <w:name w:val="Table Text"/>
-    <w:basedOn w:val="Normal"/>
+    <w:basedOn w:val="1"/>
     <w:semiHidden/>
     <w:qFormat/>
+    <w:uiPriority w:val="0"/>
     <w:rPr>
-      <w:rFonts w:ascii="宋体" w:eastAsia="宋体" w:hAnsi="宋体" w:cs="宋体"/>
+      <w:rFonts w:ascii="宋体" w:hAnsi="宋体" w:eastAsia="宋体" w:cs="宋体"/>
       <w:sz w:val="21"/>
       <w:szCs w:val="21"/>
       <w:lang w:val="en-US" w:eastAsia="en-US" w:bidi="ar-SA"/>
     </w:rPr>
   </w:style>
-  <w:style w:type="paragraph" w:customStyle="1" w:styleId="1">
+  <w:style w:type="paragraph" w:customStyle="1" w:styleId="28">
     <w:name w:val="柴_标题1"/>
-    <w:basedOn w:val="Heading1"/>
-    <w:next w:val="a1"/>
-    <w:link w:val="1Char"/>
+    <w:basedOn w:val="2"/>
+    <w:next w:val="29"/>
+    <w:link w:val="38"/>
     <w:qFormat/>
+    <w:uiPriority w:val="0"/>
     <w:pPr>
       <w:spacing w:before="100" w:after="90" w:line="360" w:lineRule="auto"/>
     </w:pPr>
     <w:rPr>
-      <w:rFonts w:ascii="Arial" w:eastAsia="宋体" w:hAnsi="Arial"/>
+      <w:rFonts w:ascii="Arial" w:hAnsi="Arial" w:eastAsia="宋体"/>
       <w:sz w:val="32"/>
     </w:rPr>
   </w:style>
-  <w:style w:type="paragraph" w:customStyle="1" w:styleId="a1">
+  <w:style w:type="paragraph" w:customStyle="1" w:styleId="29">
     <w:name w:val="柴_正文"/>
-    <w:basedOn w:val="BodyText"/>
-    <w:link w:val="Char"/>
+    <w:basedOn w:val="12"/>
+    <w:link w:val="42"/>
     <w:qFormat/>
+    <w:uiPriority w:val="0"/>
     <w:pPr>
       <w:spacing w:line="360" w:lineRule="auto"/>
       <w:ind w:firstLine="470" w:firstLineChars="200"/>
     </w:pPr>
     <w:rPr>
-      <w:rFonts w:ascii="Arial" w:eastAsia="宋体" w:hAnsi="Arial"/>
+      <w:rFonts w:ascii="Arial" w:hAnsi="Arial" w:eastAsia="宋体"/>
       <w:sz w:val="24"/>
       <w:lang w:eastAsia="zh-CN"/>
     </w:rPr>
   </w:style>
-  <w:style w:type="paragraph" w:customStyle="1" w:styleId="2">
+  <w:style w:type="paragraph" w:customStyle="1" w:styleId="30">
     <w:name w:val="柴_标题2"/>
-    <w:basedOn w:val="Heading2"/>
-    <w:next w:val="a1"/>
+    <w:basedOn w:val="3"/>
+    <w:next w:val="29"/>
     <w:qFormat/>
+    <w:uiPriority w:val="0"/>
     <w:pPr>
       <w:spacing w:line="360" w:lineRule="auto"/>
     </w:pPr>
     <w:rPr>
-      <w:rFonts w:ascii="Arial" w:eastAsia="宋体" w:hAnsi="Arial"/>
+      <w:rFonts w:ascii="Arial" w:hAnsi="Arial" w:eastAsia="宋体"/>
       <w:sz w:val="28"/>
     </w:rPr>
   </w:style>
-  <w:style w:type="paragraph" w:customStyle="1" w:styleId="3">
+  <w:style w:type="paragraph" w:customStyle="1" w:styleId="31">
     <w:name w:val="柴_标题3"/>
-    <w:basedOn w:val="Heading3"/>
-    <w:next w:val="a1"/>
+    <w:basedOn w:val="4"/>
+    <w:next w:val="29"/>
     <w:qFormat/>
+    <w:uiPriority w:val="0"/>
     <w:pPr>
       <w:spacing w:line="360" w:lineRule="auto"/>
       <w:ind w:left="0" w:firstLine="472" w:firstLineChars="200"/>
     </w:pPr>
     <w:rPr>
-      <w:rFonts w:ascii="宋体" w:eastAsia="宋体" w:hAnsi="宋体" w:cs="宋体"/>
+      <w:rFonts w:ascii="宋体" w:hAnsi="宋体" w:eastAsia="宋体" w:cs="宋体"/>
       <w:spacing w:val="-2"/>
       <w:sz w:val="24"/>
       <w:szCs w:val="24"/>
     </w:rPr>
   </w:style>
-  <w:style w:type="paragraph" w:customStyle="1" w:styleId="a2">
+  <w:style w:type="paragraph" w:customStyle="1" w:styleId="32">
     <w:name w:val="柴_目录"/>
-    <w:basedOn w:val="Normal"/>
-    <w:next w:val="BodyText"/>
+    <w:basedOn w:val="1"/>
+    <w:next w:val="12"/>
     <w:qFormat/>
+    <w:uiPriority w:val="0"/>
     <w:pPr>
       <w:tabs>
         <w:tab w:val="right" w:leader="dot" w:pos="8442"/>
@@ -5741,59 +5858,64 @@
       <w:ind w:left="0" w:leftChars="0"/>
     </w:pPr>
     <w:rPr>
-      <w:rFonts w:ascii="Arial" w:eastAsia="Microsoft JhengHei" w:hAnsi="Arial"/>
+      <w:rFonts w:ascii="Arial" w:hAnsi="Arial" w:eastAsia="Microsoft JhengHei"/>
       <w:sz w:val="24"/>
     </w:rPr>
   </w:style>
-  <w:style w:type="paragraph" w:customStyle="1" w:styleId="WPSOffice1">
+  <w:style w:type="paragraph" w:customStyle="1" w:styleId="33">
     <w:name w:val="WPSOffice手动目录 1"/>
     <w:qFormat/>
+    <w:uiPriority w:val="0"/>
     <w:pPr>
       <w:ind w:leftChars="0"/>
     </w:pPr>
     <w:rPr>
-      <w:rFonts w:ascii="Times New Roman" w:eastAsia="宋体" w:hAnsi="Times New Roman" w:cs="Times New Roman"/>
+      <w:rFonts w:ascii="Times New Roman" w:hAnsi="Times New Roman" w:eastAsia="宋体" w:cs="Times New Roman"/>
       <w:sz w:val="20"/>
       <w:szCs w:val="20"/>
     </w:rPr>
   </w:style>
-  <w:style w:type="paragraph" w:customStyle="1" w:styleId="WPSOffice2">
+  <w:style w:type="paragraph" w:customStyle="1" w:styleId="34">
     <w:name w:val="WPSOffice手动目录 2"/>
     <w:qFormat/>
+    <w:uiPriority w:val="0"/>
     <w:pPr>
       <w:ind w:leftChars="200"/>
     </w:pPr>
     <w:rPr>
-      <w:rFonts w:ascii="Times New Roman" w:eastAsia="宋体" w:hAnsi="Times New Roman" w:cs="Times New Roman"/>
+      <w:rFonts w:ascii="Times New Roman" w:hAnsi="Times New Roman" w:eastAsia="宋体" w:cs="Times New Roman"/>
       <w:sz w:val="20"/>
       <w:szCs w:val="20"/>
     </w:rPr>
   </w:style>
-  <w:style w:type="paragraph" w:customStyle="1" w:styleId="WPSOffice3">
+  <w:style w:type="paragraph" w:customStyle="1" w:styleId="35">
     <w:name w:val="WPSOffice手动目录 3"/>
     <w:qFormat/>
+    <w:uiPriority w:val="0"/>
     <w:pPr>
       <w:ind w:leftChars="400"/>
     </w:pPr>
     <w:rPr>
-      <w:rFonts w:ascii="Times New Roman" w:eastAsia="宋体" w:hAnsi="Times New Roman" w:cs="Times New Roman"/>
+      <w:rFonts w:ascii="Times New Roman" w:hAnsi="Times New Roman" w:eastAsia="宋体" w:cs="Times New Roman"/>
       <w:sz w:val="20"/>
       <w:szCs w:val="20"/>
     </w:rPr>
   </w:style>
-  <w:style w:type="paragraph" w:customStyle="1" w:styleId="Compact">
+  <w:style w:type="paragraph" w:customStyle="1" w:styleId="36">
     <w:name w:val="Compact"/>
-    <w:basedOn w:val="BodyText"/>
+    <w:basedOn w:val="12"/>
     <w:qFormat/>
+    <w:uiPriority w:val="0"/>
     <w:pPr>
       <w:spacing w:before="36" w:after="36"/>
     </w:pPr>
   </w:style>
-  <w:style w:type="table" w:customStyle="1" w:styleId="Table">
+  <w:style w:type="table" w:customStyle="1" w:styleId="37">
     <w:name w:val="Table"/>
     <w:semiHidden/>
     <w:unhideWhenUsed/>
     <w:qFormat/>
+    <w:uiPriority w:val="0"/>
     <w:tblPr>
       <w:tblCellMar>
         <w:top w:w="0" w:type="dxa"/>
@@ -5805,26 +5927,28 @@
     <w:tblStylePr w:type="firstRow">
       <w:tcPr>
         <w:tcBorders>
-          <w:bottom w:val="single" w:sz="0" w:space="0" w:color="auto"/>
+          <w:bottom w:val="single" w:color="auto" w:sz="0" w:space="0"/>
         </w:tcBorders>
         <w:vAlign w:val="bottom"/>
       </w:tcPr>
     </w:tblStylePr>
   </w:style>
-  <w:style w:type="character" w:customStyle="1" w:styleId="1Char">
+  <w:style w:type="character" w:customStyle="1" w:styleId="38">
     <w:name w:val="柴_标题1 Char"/>
-    <w:link w:val="1"/>
+    <w:link w:val="28"/>
     <w:qFormat/>
+    <w:uiPriority w:val="0"/>
     <w:rPr>
-      <w:rFonts w:ascii="Arial" w:eastAsia="宋体" w:hAnsi="Arial"/>
+      <w:rFonts w:ascii="Arial" w:hAnsi="Arial" w:eastAsia="宋体"/>
       <w:sz w:val="32"/>
     </w:rPr>
   </w:style>
-  <w:style w:type="table" w:customStyle="1" w:styleId="TableNormal1">
+  <w:style w:type="table" w:customStyle="1" w:styleId="39">
     <w:name w:val="Table Normal_1"/>
     <w:semiHidden/>
     <w:unhideWhenUsed/>
     <w:qFormat/>
+    <w:uiPriority w:val="0"/>
     <w:tblPr>
       <w:tblCellMar>
         <w:top w:w="0" w:type="dxa"/>
@@ -5834,10 +5958,11 @@
       </w:tblCellMar>
     </w:tblPr>
   </w:style>
-  <w:style w:type="paragraph" w:customStyle="1" w:styleId="a3">
+  <w:style w:type="paragraph" w:customStyle="1" w:styleId="40">
     <w:name w:val="柴_正文_无缩进"/>
-    <w:basedOn w:val="Normal"/>
+    <w:basedOn w:val="1"/>
     <w:qFormat/>
+    <w:uiPriority w:val="0"/>
     <w:pPr>
       <w:ind w:firstLine="0" w:firstLineChars="0"/>
     </w:pPr>
@@ -5847,29 +5972,31 @@
       <w:lang w:eastAsia="zh-CN"/>
     </w:rPr>
   </w:style>
-  <w:style w:type="paragraph" w:customStyle="1" w:styleId="4">
+  <w:style w:type="paragraph" w:customStyle="1" w:styleId="41">
     <w:name w:val="柴_标题4"/>
-    <w:basedOn w:val="Heading4"/>
-    <w:next w:val="Normal"/>
+    <w:basedOn w:val="5"/>
+    <w:next w:val="1"/>
     <w:qFormat/>
+    <w:uiPriority w:val="0"/>
     <w:pPr>
       <w:widowControl w:val="0"/>
       <w:spacing w:before="160" w:line="360" w:lineRule="auto"/>
-      <w:ind w:left="981" w:hanging="862" w:leftChars="300"/>
+      <w:ind w:left="981" w:leftChars="300" w:hanging="862"/>
     </w:pPr>
     <w:rPr>
-      <w:rFonts w:ascii="Calibri" w:eastAsia="宋体" w:hAnsi="Calibri" w:cs="宋体" w:hint="eastAsia"/>
+      <w:rFonts w:hint="eastAsia" w:ascii="Calibri" w:hAnsi="Calibri" w:eastAsia="宋体" w:cs="宋体"/>
       <w:sz w:val="24"/>
       <w:szCs w:val="24"/>
       <w:lang w:eastAsia="zh-CN" w:bidi="zh-CN"/>
     </w:rPr>
   </w:style>
-  <w:style w:type="character" w:customStyle="1" w:styleId="Char">
+  <w:style w:type="character" w:customStyle="1" w:styleId="42">
     <w:name w:val="柴_正文 Char"/>
-    <w:link w:val="a1"/>
+    <w:link w:val="29"/>
     <w:qFormat/>
+    <w:uiPriority w:val="0"/>
     <w:rPr>
-      <w:rFonts w:ascii="Arial" w:eastAsia="宋体" w:hAnsi="Arial"/>
+      <w:rFonts w:ascii="Arial" w:hAnsi="Arial" w:eastAsia="宋体"/>
       <w:sz w:val="24"/>
       <w:lang w:eastAsia="zh-CN"/>
     </w:rPr>
